--- a/paper/revision_submission/manuscript_mc_revised_highlighted.docx
+++ b/paper/revision_submission/manuscript_mc_revised_highlighted.docx
@@ -150,16 +150,7 @@
           <w:szCs w:val="20"/>
           <w:highlight w:val="yellow"/>
         </w:rPr>
-        <w:t xml:space="preserve">000 mismatch samples; GP mean correction reduces this count to 36. The scenario-wise commissioned row, using</w:t>
-      </w:r>
-      <w:r>
-        <w:rPr>
-          <w:rFonts w:ascii="Times New Roman" w:hAnsi="Times New Roman" w:eastAsia="Times New Roman" w:cs="Times New Roman"/>
-          <w:sz w:val="20"/>
-          <w:szCs w:val="20"/>
-          <w:highlight w:val="yellow"/>
-        </w:rPr>
-        <w:t xml:space="preserve"> </w:t>
+        <w:t xml:space="preserve">000 mismatch samples; GP mean correction reduces this count to 36. Across separately commissioned scenario-specific GP models, the selected settings (</w:t>
       </w:r>
       <m:oMath>
         <m:sSub>
@@ -216,7 +207,7 @@
           <w:szCs w:val="20"/>
           <w:highlight w:val="yellow"/>
         </w:rPr>
-        <w:t xml:space="preserve">in S3 and 0 otherwise, gives 0/17</w:t>
+        <w:t xml:space="preserve">in S3 and 0 otherwise) give 0/17</w:t>
       </w:r>
       <w:r>
         <w:rPr>
@@ -1828,7 +1819,7 @@
           <w:szCs w:val="20"/>
           <w:highlight w:val="yellow"/>
         </w:rPr>
-        <w:t xml:space="preserve">. The theorem states the conditions under which the full-margin endpoint yields continuous-time forward invariance. Section </w:t>
+        <w:t xml:space="preserve">. The theorem states the conditions under which the full implemented-margin endpoint yields continuous-time forward invariance. Section </w:t>
       </w:r>
       <w:r>
         <w:rPr>
@@ -10766,7 +10757,7 @@
         </w:rPr>
         <w:drawing>
           <ns2:inline>
-            <ns2:extent cx="5270500" cy="2635250"/>
+            <ns2:extent cx="5270500" cy="2530763"/>
             <ns2:effectExtent b="0" l="0" r="0" t="0"/>
             <ns2:docPr descr="" title="" id="33" name="Picture"/>
             <ns3:graphic>
@@ -10787,7 +10778,7 @@
                   <ns4:spPr bwMode="auto">
                     <ns3:xfrm>
                       <ns3:off x="0" y="0"/>
-                      <ns3:ext cx="5270500" cy="2635250"/>
+                      <ns3:ext cx="5270500" cy="2530763"/>
                     </ns3:xfrm>
                     <ns3:prstGeom prst="rect">
                       <ns3:avLst/>
@@ -25130,7 +25121,7 @@
           <w:szCs w:val="20"/>
           <w:highlight w:val="yellow"/>
         </w:rPr>
-        <w:t xml:space="preserve">. Each cell aggregates five 500-sample rollouts, i.e., 2500 controller samples. The full-margin row tests the conservative</w:t>
+        <w:t xml:space="preserve">. Each cell aggregates five 500-sample rollouts, i.e., 2500 controller samples. The full implemented-margin row tests the conservative</w:t>
       </w:r>
       <w:r>
         <w:rPr>
@@ -25204,7 +25195,7 @@
         <w:tblStyle w:val="Table"/>
         <w:tblW w:type="dxa" w:w="8500"/>
         <w:tblLook w:firstRow="1" w:lastRow="0" w:firstColumn="0" w:lastColumn="0" w:noHBand="0" w:noVBand="0" w:val="0020"/>
-        <w:tblCaption w:val="Table 2. Primary \Delta g=0 validation: sample-level constraint violation rate (%) at controller instants under a fixed upstream deviation proposal, computed by Eq. [eq:sample_violation_rate] with a raw-margin numerical tolerance of 10^{-2}. Each cell aggregates five 500-sample rollouts, i.e., 2500 controller samples. The full-margin row tests the conservative \epsilon_\kappa=1.0 endpoint under actuator limits; it is not the recommended commissioned operating point."/>
+        <w:tblCaption w:val="Table 2. Primary \Delta g=0 validation: sample-level constraint violation rate (%) at controller instants under a fixed upstream deviation proposal, computed by Eq. [eq:sample_violation_rate] with a raw-margin numerical tolerance of 10^{-2}. Each cell aggregates five 500-sample rollouts, i.e., 2500 controller samples. The full implemented-margin row tests the conservative \epsilon_\kappa=1.0 endpoint under actuator limits; it is not the recommended commissioned operating point."/>
         <w:jc w:val="center"/>
         <w:tblLayout w:type="fixed"/>
         <w:tblCellMar>
@@ -27303,7 +27294,56 @@
           <w:szCs w:val="20"/>
           <w:highlight w:val="yellow"/>
         </w:rPr>
-        <w:t xml:space="preserve">500 observed violations across the nominal and six mismatch conditions. NMPC is also effective, with 35/17</w:t>
+        <w:t xml:space="preserve">500 observed violations across the nominal and six mismatch conditions. Each condition is a separate offline commissioning regime with its own frozen scenario-specific GP; this row compares commissioned operating points across prescribed residual regimes rather than switching</w:t>
+      </w:r>
+      <w:r>
+        <w:rPr>
+          <w:rFonts w:ascii="Times New Roman" w:hAnsi="Times New Roman" w:eastAsia="Times New Roman" w:cs="Times New Roman"/>
+          <w:sz w:val="20"/>
+          <w:szCs w:val="20"/>
+          <w:highlight w:val="yellow"/>
+        </w:rPr>
+        <w:t xml:space="preserve"> </w:t>
+      </w:r>
+      <m:oMath>
+        <m:sSub>
+          <m:e>
+            <m:r>
+              <w:rPr>
+                <w:rFonts w:ascii="Times New Roman" w:hAnsi="Times New Roman" w:eastAsia="Times New Roman" w:cs="Times New Roman"/>
+                <w:highlight w:val="yellow"/>
+              </w:rPr>
+              <m:t>ϵ</m:t>
+            </m:r>
+          </m:e>
+          <m:sub>
+            <m:r>
+              <w:rPr>
+                <w:rFonts w:ascii="Times New Roman" w:hAnsi="Times New Roman" w:eastAsia="Times New Roman" w:cs="Times New Roman"/>
+                <w:highlight w:val="yellow"/>
+              </w:rPr>
+              <m:t>κ</m:t>
+            </m:r>
+          </m:sub>
+        </m:sSub>
+      </m:oMath>
+      <w:r>
+        <w:rPr>
+          <w:rFonts w:ascii="Times New Roman" w:hAnsi="Times New Roman" w:eastAsia="Times New Roman" w:cs="Times New Roman"/>
+          <w:sz w:val="20"/>
+          <w:szCs w:val="20"/>
+          <w:highlight w:val="yellow"/>
+        </w:rPr>
+        <w:t xml:space="preserve"> </w:t>
+      </w:r>
+      <w:r>
+        <w:rPr>
+          <w:rFonts w:ascii="Times New Roman" w:hAnsi="Times New Roman" w:eastAsia="Times New Roman" w:cs="Times New Roman"/>
+          <w:sz w:val="20"/>
+          <w:szCs w:val="20"/>
+          <w:highlight w:val="yellow"/>
+        </w:rPr>
+        <w:t xml:space="preserve">by observing the true scenario online. NMPC is also effective, with 35/17</w:t>
       </w:r>
       <w:r>
         <w:rPr>
@@ -35518,16 +35558,7 @@
           <w:szCs w:val="20"/>
           <w:highlight w:val="yellow"/>
         </w:rPr>
-        <w:t xml:space="preserve">000 mismatch-sample violations without a GP. Mean correction reduces that count to 36. The scenario-wise commissioned row, using</w:t>
-      </w:r>
-      <w:r>
-        <w:rPr>
-          <w:rFonts w:ascii="Times New Roman" w:hAnsi="Times New Roman" w:eastAsia="Times New Roman" w:cs="Times New Roman"/>
-          <w:sz w:val="20"/>
-          <w:szCs w:val="20"/>
-          <w:highlight w:val="yellow"/>
-        </w:rPr>
-        <w:t xml:space="preserve"> </w:t>
+        <w:t xml:space="preserve">000 mismatch-sample violations without a GP. Mean correction reduces that count to 36. Across separately commissioned scenario-specific GP models, the selected settings (</w:t>
       </w:r>
       <m:oMath>
         <m:sSub>
@@ -35584,7 +35615,7 @@
           <w:szCs w:val="20"/>
           <w:highlight w:val="yellow"/>
         </w:rPr>
-        <w:t xml:space="preserve">in S3 and 0 otherwise, gives 0/17</w:t>
+        <w:t xml:space="preserve">in S3 and 0 otherwise) give 0/17</w:t>
       </w:r>
       <w:r>
         <w:rPr>

--- a/paper/revision_submission/manuscript_mc_revised_highlighted.docx
+++ b/paper/revision_submission/manuscript_mc_revised_highlighted.docx
@@ -150,7 +150,7 @@
           <w:szCs w:val="20"/>
           <w:highlight w:val="yellow"/>
         </w:rPr>
-        <w:t xml:space="preserve">000 mismatch samples; GP mean correction reduces this count to 36. Across separately commissioned scenario-specific GP models, the selected settings (</w:t>
+        <w:t xml:space="preserve">000 mismatch samples; GP mean correction reduces this count to 36. In the scenario-specific primary sweep, the tune-selected S3 setting (</w:t>
       </w:r>
       <m:oMath>
         <m:sSub>
@@ -198,16 +198,55 @@
           <w:szCs w:val="20"/>
           <w:highlight w:val="yellow"/>
         </w:rPr>
-        <w:t xml:space="preserve"> </w:t>
-      </w:r>
-      <w:r>
-        <w:rPr>
-          <w:rFonts w:ascii="Times New Roman" w:hAnsi="Times New Roman" w:eastAsia="Times New Roman" w:cs="Times New Roman"/>
-          <w:sz w:val="20"/>
-          <w:szCs w:val="20"/>
-          <w:highlight w:val="yellow"/>
-        </w:rPr>
-        <w:t xml:space="preserve">in S3 and 0 otherwise) give 0/17</w:t>
+        <w:t xml:space="preserve">) and the mean-only endpoint (</w:t>
+      </w:r>
+      <m:oMath>
+        <m:sSub>
+          <m:e>
+            <m:r>
+              <w:rPr>
+                <w:rFonts w:ascii="Times New Roman" w:hAnsi="Times New Roman" w:eastAsia="Times New Roman" w:cs="Times New Roman"/>
+                <w:highlight w:val="yellow"/>
+              </w:rPr>
+              <m:t>ϵ</m:t>
+            </m:r>
+          </m:e>
+          <m:sub>
+            <m:r>
+              <w:rPr>
+                <w:rFonts w:ascii="Times New Roman" w:hAnsi="Times New Roman" w:eastAsia="Times New Roman" w:cs="Times New Roman"/>
+                <w:highlight w:val="yellow"/>
+              </w:rPr>
+              <m:t>κ</m:t>
+            </m:r>
+          </m:sub>
+        </m:sSub>
+        <m:r>
+          <m:rPr>
+            <m:sty m:val="p"/>
+          </m:rPr>
+          <w:rPr>
+            <w:rFonts w:ascii="Times New Roman" w:hAnsi="Times New Roman" w:eastAsia="Times New Roman" w:cs="Times New Roman"/>
+            <w:highlight w:val="yellow"/>
+          </w:rPr>
+          <m:t>=</m:t>
+        </m:r>
+        <m:r>
+          <w:rPr>
+            <w:rFonts w:ascii="Times New Roman" w:hAnsi="Times New Roman" w:eastAsia="Times New Roman" w:cs="Times New Roman"/>
+            <w:highlight w:val="yellow"/>
+          </w:rPr>
+          <m:t>0</m:t>
+        </m:r>
+      </m:oMath>
+      <w:r>
+        <w:rPr>
+          <w:rFonts w:ascii="Times New Roman" w:hAnsi="Times New Roman" w:eastAsia="Times New Roman" w:cs="Times New Roman"/>
+          <w:sz w:val="20"/>
+          <w:szCs w:val="20"/>
+          <w:highlight w:val="yellow"/>
+        </w:rPr>
+        <w:t xml:space="preserve">) in the remaining conditions give 0/17</w:t>
       </w:r>
       <w:r>
         <w:rPr>
@@ -225,7 +264,7 @@
           <w:szCs w:val="20"/>
           <w:highlight w:val="yellow"/>
         </w:rPr>
-        <w:t xml:space="preserve">500 observed violations in the primary sweep, while an independent 50</w:t>
+        <w:t xml:space="preserve">500 observed violations, while an independent 50</w:t>
       </w:r>
       <w:r>
         <w:rPr>
@@ -7113,7 +7152,7 @@
           <w:szCs w:val="20"/>
           <w:highlight w:val="yellow"/>
         </w:rPr>
-        <w:t xml:space="preserve">back to the physical actuator command. The HOCBF rows are written as</w:t>
+        <w:t xml:space="preserve">back to the physical actuator command. The GP-mean-corrected HOCBF rows are written as</w:t>
       </w:r>
       <w:r>
         <w:rPr>
@@ -7227,7 +7266,147 @@
           <w:szCs w:val="20"/>
           <w:highlight w:val="yellow"/>
         </w:rPr>
-        <w:t xml:space="preserve">in deviation-input form. The term</w:t>
+        <w:t xml:space="preserve">in deviation-input form;</w:t>
+      </w:r>
+      <w:r>
+        <w:rPr>
+          <w:rFonts w:ascii="Times New Roman" w:hAnsi="Times New Roman" w:eastAsia="Times New Roman" w:cs="Times New Roman"/>
+          <w:sz w:val="20"/>
+          <w:szCs w:val="20"/>
+          <w:highlight w:val="yellow"/>
+        </w:rPr>
+        <w:t xml:space="preserve"> </w:t>
+      </w:r>
+      <m:oMath>
+        <m:sSub>
+          <m:e>
+            <m:r>
+              <w:rPr>
+                <w:rFonts w:ascii="Times New Roman" w:hAnsi="Times New Roman" w:eastAsia="Times New Roman" w:cs="Times New Roman"/>
+                <w:highlight w:val="yellow"/>
+              </w:rPr>
+              <m:t>A</m:t>
+            </m:r>
+          </m:e>
+          <m:sub>
+            <m:r>
+              <w:rPr>
+                <w:rFonts w:ascii="Times New Roman" w:hAnsi="Times New Roman" w:eastAsia="Times New Roman" w:cs="Times New Roman"/>
+                <w:highlight w:val="yellow"/>
+              </w:rPr>
+              <m:t>0</m:t>
+            </m:r>
+          </m:sub>
+        </m:sSub>
+        <m:r>
+          <m:rPr>
+            <m:sty m:val="p"/>
+          </m:rPr>
+          <w:rPr>
+            <w:rFonts w:ascii="Times New Roman" w:hAnsi="Times New Roman" w:eastAsia="Times New Roman" w:cs="Times New Roman"/>
+            <w:highlight w:val="yellow"/>
+          </w:rPr>
+          <m:t>(</m:t>
+        </m:r>
+        <m:r>
+          <w:rPr>
+            <w:rFonts w:ascii="Times New Roman" w:hAnsi="Times New Roman" w:eastAsia="Times New Roman" w:cs="Times New Roman"/>
+            <w:highlight w:val="yellow"/>
+          </w:rPr>
+          <m:t>x</m:t>
+        </m:r>
+        <m:r>
+          <m:rPr>
+            <m:sty m:val="p"/>
+          </m:rPr>
+          <w:rPr>
+            <w:rFonts w:ascii="Times New Roman" w:hAnsi="Times New Roman" w:eastAsia="Times New Roman" w:cs="Times New Roman"/>
+            <w:highlight w:val="yellow"/>
+          </w:rPr>
+          <m:t>)</m:t>
+        </m:r>
+        <m:r>
+          <w:rPr>
+            <w:rFonts w:ascii="Times New Roman" w:hAnsi="Times New Roman" w:eastAsia="Times New Roman" w:cs="Times New Roman"/>
+            <w:highlight w:val="yellow"/>
+          </w:rPr>
+          <m:t>v</m:t>
+        </m:r>
+        <m:r>
+          <m:rPr>
+            <m:sty m:val="p"/>
+          </m:rPr>
+          <w:rPr>
+            <w:rFonts w:ascii="Times New Roman" w:hAnsi="Times New Roman" w:eastAsia="Times New Roman" w:cs="Times New Roman"/>
+            <w:highlight w:val="yellow"/>
+          </w:rPr>
+          <m:t>≤</m:t>
+        </m:r>
+        <m:sSub>
+          <m:e>
+            <m:r>
+              <w:rPr>
+                <w:rFonts w:ascii="Times New Roman" w:hAnsi="Times New Roman" w:eastAsia="Times New Roman" w:cs="Times New Roman"/>
+                <w:highlight w:val="yellow"/>
+              </w:rPr>
+              <m:t>b</m:t>
+            </m:r>
+          </m:e>
+          <m:sub>
+            <m:r>
+              <w:rPr>
+                <w:rFonts w:ascii="Times New Roman" w:hAnsi="Times New Roman" w:eastAsia="Times New Roman" w:cs="Times New Roman"/>
+                <w:highlight w:val="yellow"/>
+              </w:rPr>
+              <m:t>0</m:t>
+            </m:r>
+          </m:sub>
+        </m:sSub>
+        <m:r>
+          <m:rPr>
+            <m:sty m:val="p"/>
+          </m:rPr>
+          <w:rPr>
+            <w:rFonts w:ascii="Times New Roman" w:hAnsi="Times New Roman" w:eastAsia="Times New Roman" w:cs="Times New Roman"/>
+            <w:highlight w:val="yellow"/>
+          </w:rPr>
+          <m:t>(</m:t>
+        </m:r>
+        <m:r>
+          <w:rPr>
+            <w:rFonts w:ascii="Times New Roman" w:hAnsi="Times New Roman" w:eastAsia="Times New Roman" w:cs="Times New Roman"/>
+            <w:highlight w:val="yellow"/>
+          </w:rPr>
+          <m:t>x</m:t>
+        </m:r>
+        <m:r>
+          <m:rPr>
+            <m:sty m:val="p"/>
+          </m:rPr>
+          <w:rPr>
+            <w:rFonts w:ascii="Times New Roman" w:hAnsi="Times New Roman" w:eastAsia="Times New Roman" w:cs="Times New Roman"/>
+            <w:highlight w:val="yellow"/>
+          </w:rPr>
+          <m:t>)</m:t>
+        </m:r>
+      </m:oMath>
+      <w:r>
+        <w:rPr>
+          <w:rFonts w:ascii="Times New Roman" w:hAnsi="Times New Roman" w:eastAsia="Times New Roman" w:cs="Times New Roman"/>
+          <w:sz w:val="20"/>
+          <w:szCs w:val="20"/>
+          <w:highlight w:val="yellow"/>
+        </w:rPr>
+        <w:t xml:space="preserve"> </w:t>
+      </w:r>
+      <w:r>
+        <w:rPr>
+          <w:rFonts w:ascii="Times New Roman" w:hAnsi="Times New Roman" w:eastAsia="Times New Roman" w:cs="Times New Roman"/>
+          <w:sz w:val="20"/>
+          <w:szCs w:val="20"/>
+          <w:highlight w:val="yellow"/>
+        </w:rPr>
+        <w:t xml:space="preserve">is reserved for the no-GP nominal-model ablation. The term</w:t>
       </w:r>
       <w:r>
         <w:rPr>
@@ -10420,14 +10599,43 @@
           <w:rFonts w:ascii="Times New Roman" w:hAnsi="Times New Roman" w:eastAsia="Times New Roman" w:cs="Times New Roman"/>
           <w:sz w:val="20"/>
           <w:szCs w:val="20"/>
-        </w:rPr>
-        <w:t xml:space="preserve">With linear</w:t>
-      </w:r>
-      <w:r>
-        <w:rPr>
-          <w:rFonts w:ascii="Times New Roman" w:hAnsi="Times New Roman" w:eastAsia="Times New Roman" w:cs="Times New Roman"/>
-          <w:sz w:val="20"/>
-          <w:szCs w:val="20"/>
+          <w:highlight w:val="yellow"/>
+        </w:rPr>
+        <w:t xml:space="preserve">For the six barriers indexed by</w:t>
+      </w:r>
+      <w:r>
+        <w:rPr>
+          <w:rFonts w:ascii="Times New Roman" w:hAnsi="Times New Roman" w:eastAsia="Times New Roman" w:cs="Times New Roman"/>
+          <w:sz w:val="20"/>
+          <w:szCs w:val="20"/>
+          <w:highlight w:val="yellow"/>
+        </w:rPr>
+        <w:t xml:space="preserve"> </w:t>
+      </w:r>
+      <m:oMath>
+        <m:r>
+          <w:rPr>
+            <w:rFonts w:ascii="Times New Roman" w:hAnsi="Times New Roman" w:eastAsia="Times New Roman" w:cs="Times New Roman"/>
+            <w:highlight w:val="yellow"/>
+          </w:rPr>
+          <m:t>c</m:t>
+        </m:r>
+      </m:oMath>
+      <w:r>
+        <w:rPr>
+          <w:rFonts w:ascii="Times New Roman" w:hAnsi="Times New Roman" w:eastAsia="Times New Roman" w:cs="Times New Roman"/>
+          <w:sz w:val="20"/>
+          <w:szCs w:val="20"/>
+          <w:highlight w:val="yellow"/>
+        </w:rPr>
+        <w:t xml:space="preserve">, with relative degree</w:t>
+      </w:r>
+      <w:r>
+        <w:rPr>
+          <w:rFonts w:ascii="Times New Roman" w:hAnsi="Times New Roman" w:eastAsia="Times New Roman" w:cs="Times New Roman"/>
+          <w:sz w:val="20"/>
+          <w:szCs w:val="20"/>
+          <w:highlight w:val="yellow"/>
         </w:rPr>
         <w:t xml:space="preserve"> </w:t>
       </w:r>
@@ -10437,14 +10645,736 @@
             <m:r>
               <w:rPr>
                 <w:rFonts w:ascii="Times New Roman" w:hAnsi="Times New Roman" w:eastAsia="Times New Roman" w:cs="Times New Roman"/>
-              </w:rPr>
-              <m:t>α</m:t>
+                <w:highlight w:val="yellow"/>
+              </w:rPr>
+              <m:t>m</m:t>
             </m:r>
           </m:e>
           <m:sub>
             <m:r>
               <w:rPr>
                 <w:rFonts w:ascii="Times New Roman" w:hAnsi="Times New Roman" w:eastAsia="Times New Roman" w:cs="Times New Roman"/>
+                <w:highlight w:val="yellow"/>
+              </w:rPr>
+              <m:t>c</m:t>
+            </m:r>
+          </m:sub>
+        </m:sSub>
+      </m:oMath>
+      <w:r>
+        <w:rPr>
+          <w:rFonts w:ascii="Times New Roman" w:hAnsi="Times New Roman" w:eastAsia="Times New Roman" w:cs="Times New Roman"/>
+          <w:sz w:val="20"/>
+          <w:szCs w:val="20"/>
+          <w:highlight w:val="yellow"/>
+        </w:rPr>
+        <w:t xml:space="preserve">, define the recursive HOCBF admissible set under the true dynamics as</w:t>
+      </w:r>
+    </w:p>
+    <w:tbl>
+      <w:tblPr>
+        <w:tblDescription w:val="EquationNumbering"/>
+        <w:tblW w:w="8500" w:type="dxa"/>
+        <w:jc w:val="center"/>
+        <w:tblBorders>
+          <w:top w:val="nil"/>
+          <w:left w:val="nil"/>
+          <w:bottom w:val="nil"/>
+          <w:right w:val="nil"/>
+          <w:insideH w:val="nil"/>
+          <w:insideV w:val="nil"/>
+        </w:tblBorders>
+      </w:tblPr>
+      <w:tblGrid>
+        <w:gridCol w:w="7800"/>
+        <w:gridCol w:w="700"/>
+      </w:tblGrid>
+      <w:tr>
+        <w:tc>
+          <w:tcPr>
+            <w:tcW w:w="7800" w:type="dxa"/>
+            <w:tcBorders>
+              <w:top w:val="nil"/>
+              <w:left w:val="nil"/>
+              <w:bottom w:val="nil"/>
+              <w:right w:val="nil"/>
+              <w:insideH w:val="nil"/>
+              <w:insideV w:val="nil"/>
+            </w:tcBorders>
+          </w:tcPr>
+          <w:p>
+            <w:pPr>
+              <w:jc w:val="center"/>
+            </w:pPr>
+            <m:oMathPara>
+              <m:oMathParaPr>
+                <m:jc m:val="center"/>
+              </m:oMathParaPr>
+              <m:oMath>
+                <m:sSub>
+                  <m:e>
+                    <m:r>
+                      <m:rPr>
+                        <m:scr m:val="script"/>
+                        <m:sty m:val="p"/>
+                      </m:rPr>
+                      <w:rPr>
+                        <w:rFonts w:ascii="Times New Roman" w:hAnsi="Times New Roman" w:eastAsia="Times New Roman" w:cs="Times New Roman"/>
+                        <w:highlight w:val="yellow"/>
+                      </w:rPr>
+                      <m:t>C</m:t>
+                    </m:r>
+                  </m:e>
+                  <m:sub>
+                    <m:r>
+                      <w:rPr>
+                        <w:rFonts w:ascii="Times New Roman" w:hAnsi="Times New Roman" w:eastAsia="Times New Roman" w:cs="Times New Roman"/>
+                        <w:highlight w:val="yellow"/>
+                      </w:rPr>
+                      <m:t>c</m:t>
+                    </m:r>
+                    <m:r>
+                      <m:rPr>
+                        <m:sty m:val="p"/>
+                      </m:rPr>
+                      <w:rPr>
+                        <w:rFonts w:ascii="Times New Roman" w:hAnsi="Times New Roman" w:eastAsia="Times New Roman" w:cs="Times New Roman"/>
+                        <w:highlight w:val="yellow"/>
+                      </w:rPr>
+                      <m:t>,</m:t>
+                    </m:r>
+                    <m:r>
+                      <w:rPr>
+                        <w:rFonts w:ascii="Times New Roman" w:hAnsi="Times New Roman" w:eastAsia="Times New Roman" w:cs="Times New Roman"/>
+                        <w:highlight w:val="yellow"/>
+                      </w:rPr>
+                      <m:t>i</m:t>
+                    </m:r>
+                  </m:sub>
+                </m:sSub>
+                <m:r>
+                  <m:rPr>
+                    <m:sty m:val="p"/>
+                  </m:rPr>
+                  <w:rPr>
+                    <w:rFonts w:ascii="Times New Roman" w:hAnsi="Times New Roman" w:eastAsia="Times New Roman" w:cs="Times New Roman"/>
+                    <w:highlight w:val="yellow"/>
+                  </w:rPr>
+                  <m:t>=</m:t>
+                </m:r>
+                <m:r>
+                  <m:rPr>
+                    <m:sty m:val="p"/>
+                  </m:rPr>
+                  <w:rPr>
+                    <w:rFonts w:ascii="Times New Roman" w:hAnsi="Times New Roman" w:eastAsia="Times New Roman" w:cs="Times New Roman"/>
+                    <w:highlight w:val="yellow"/>
+                  </w:rPr>
+                  <m:t>{</m:t>
+                </m:r>
+                <m:r>
+                  <w:rPr>
+                    <w:rFonts w:ascii="Times New Roman" w:hAnsi="Times New Roman" w:eastAsia="Times New Roman" w:cs="Times New Roman"/>
+                    <w:highlight w:val="yellow"/>
+                  </w:rPr>
+                  <m:t>x</m:t>
+                </m:r>
+                <m:r>
+                  <m:rPr>
+                    <m:sty m:val="p"/>
+                  </m:rPr>
+                  <w:rPr>
+                    <w:rFonts w:ascii="Times New Roman" w:hAnsi="Times New Roman" w:eastAsia="Times New Roman" w:cs="Times New Roman"/>
+                    <w:highlight w:val="yellow"/>
+                  </w:rPr>
+                  <m:t>∈</m:t>
+                </m:r>
+                <m:sSub>
+                  <m:e>
+                    <m:r>
+                      <m:rPr>
+                        <m:scr m:val="script"/>
+                        <m:sty m:val="p"/>
+                      </m:rPr>
+                      <w:rPr>
+                        <w:rFonts w:ascii="Times New Roman" w:hAnsi="Times New Roman" w:eastAsia="Times New Roman" w:cs="Times New Roman"/>
+                        <w:highlight w:val="yellow"/>
+                      </w:rPr>
+                      <m:t>X</m:t>
+                    </m:r>
+                  </m:e>
+                  <m:sub>
+                    <m:r>
+                      <m:rPr>
+                        <m:sty m:val="p"/>
+                      </m:rPr>
+                      <w:rPr>
+                        <w:rFonts w:ascii="Times New Roman" w:hAnsi="Times New Roman" w:eastAsia="Times New Roman" w:cs="Times New Roman"/>
+                        <w:highlight w:val="yellow"/>
+                      </w:rPr>
+                      <m:t>o</m:t>
+                    </m:r>
+                    <m:r>
+                      <m:rPr>
+                        <m:sty m:val="p"/>
+                      </m:rPr>
+                      <w:rPr>
+                        <w:rFonts w:ascii="Times New Roman" w:hAnsi="Times New Roman" w:eastAsia="Times New Roman" w:cs="Times New Roman"/>
+                        <w:highlight w:val="yellow"/>
+                      </w:rPr>
+                      <m:t>p</m:t>
+                    </m:r>
+                  </m:sub>
+                </m:sSub>
+                <m:r>
+                  <m:rPr>
+                    <m:sty m:val="p"/>
+                  </m:rPr>
+                  <w:rPr>
+                    <w:rFonts w:ascii="Times New Roman" w:hAnsi="Times New Roman" w:eastAsia="Times New Roman" w:cs="Times New Roman"/>
+                    <w:highlight w:val="yellow"/>
+                  </w:rPr>
+                  <m:t>:</m:t>
+                </m:r>
+                <m:sSubSup>
+                  <m:e>
+                    <m:r>
+                      <w:rPr>
+                        <w:rFonts w:ascii="Times New Roman" w:hAnsi="Times New Roman" w:eastAsia="Times New Roman" w:cs="Times New Roman"/>
+                        <w:highlight w:val="yellow"/>
+                      </w:rPr>
+                      <m:t>ψ</m:t>
+                    </m:r>
+                  </m:e>
+                  <m:sub>
+                    <m:r>
+                      <w:rPr>
+                        <w:rFonts w:ascii="Times New Roman" w:hAnsi="Times New Roman" w:eastAsia="Times New Roman" w:cs="Times New Roman"/>
+                        <w:highlight w:val="yellow"/>
+                      </w:rPr>
+                      <m:t>c</m:t>
+                    </m:r>
+                    <m:r>
+                      <m:rPr>
+                        <m:sty m:val="p"/>
+                      </m:rPr>
+                      <w:rPr>
+                        <w:rFonts w:ascii="Times New Roman" w:hAnsi="Times New Roman" w:eastAsia="Times New Roman" w:cs="Times New Roman"/>
+                        <w:highlight w:val="yellow"/>
+                      </w:rPr>
+                      <m:t>,</m:t>
+                    </m:r>
+                    <m:r>
+                      <w:rPr>
+                        <w:rFonts w:ascii="Times New Roman" w:hAnsi="Times New Roman" w:eastAsia="Times New Roman" w:cs="Times New Roman"/>
+                        <w:highlight w:val="yellow"/>
+                      </w:rPr>
+                      <m:t>i</m:t>
+                    </m:r>
+                  </m:sub>
+                  <m:sup>
+                    <m:r>
+                      <m:rPr>
+                        <m:sty m:val="p"/>
+                      </m:rPr>
+                      <w:rPr>
+                        <w:rFonts w:ascii="Times New Roman" w:hAnsi="Times New Roman" w:eastAsia="Times New Roman" w:cs="Times New Roman"/>
+                        <w:highlight w:val="yellow"/>
+                      </w:rPr>
+                      <m:t>t</m:t>
+                    </m:r>
+                    <m:r>
+                      <m:rPr>
+                        <m:sty m:val="p"/>
+                      </m:rPr>
+                      <w:rPr>
+                        <w:rFonts w:ascii="Times New Roman" w:hAnsi="Times New Roman" w:eastAsia="Times New Roman" w:cs="Times New Roman"/>
+                        <w:highlight w:val="yellow"/>
+                      </w:rPr>
+                      <m:t>r</m:t>
+                    </m:r>
+                    <m:r>
+                      <m:rPr>
+                        <m:sty m:val="p"/>
+                      </m:rPr>
+                      <w:rPr>
+                        <w:rFonts w:ascii="Times New Roman" w:hAnsi="Times New Roman" w:eastAsia="Times New Roman" w:cs="Times New Roman"/>
+                        <w:highlight w:val="yellow"/>
+                      </w:rPr>
+                      <m:t>u</m:t>
+                    </m:r>
+                    <m:r>
+                      <m:rPr>
+                        <m:sty m:val="p"/>
+                      </m:rPr>
+                      <w:rPr>
+                        <w:rFonts w:ascii="Times New Roman" w:hAnsi="Times New Roman" w:eastAsia="Times New Roman" w:cs="Times New Roman"/>
+                        <w:highlight w:val="yellow"/>
+                      </w:rPr>
+                      <m:t>e</m:t>
+                    </m:r>
+                  </m:sup>
+                </m:sSubSup>
+                <m:r>
+                  <m:rPr>
+                    <m:sty m:val="p"/>
+                  </m:rPr>
+                  <w:rPr>
+                    <w:rFonts w:ascii="Times New Roman" w:hAnsi="Times New Roman" w:eastAsia="Times New Roman" w:cs="Times New Roman"/>
+                    <w:highlight w:val="yellow"/>
+                  </w:rPr>
+                  <m:t>(</m:t>
+                </m:r>
+                <m:r>
+                  <w:rPr>
+                    <w:rFonts w:ascii="Times New Roman" w:hAnsi="Times New Roman" w:eastAsia="Times New Roman" w:cs="Times New Roman"/>
+                    <w:highlight w:val="yellow"/>
+                  </w:rPr>
+                  <m:t>x</m:t>
+                </m:r>
+                <m:r>
+                  <m:rPr>
+                    <m:sty m:val="p"/>
+                  </m:rPr>
+                  <w:rPr>
+                    <w:rFonts w:ascii="Times New Roman" w:hAnsi="Times New Roman" w:eastAsia="Times New Roman" w:cs="Times New Roman"/>
+                    <w:highlight w:val="yellow"/>
+                  </w:rPr>
+                  <m:t>)</m:t>
+                </m:r>
+                <m:r>
+                  <m:rPr>
+                    <m:sty m:val="p"/>
+                  </m:rPr>
+                  <w:rPr>
+                    <w:rFonts w:ascii="Times New Roman" w:hAnsi="Times New Roman" w:eastAsia="Times New Roman" w:cs="Times New Roman"/>
+                    <w:highlight w:val="yellow"/>
+                  </w:rPr>
+                  <m:t>≥</m:t>
+                </m:r>
+                <m:r>
+                  <w:rPr>
+                    <w:rFonts w:ascii="Times New Roman" w:hAnsi="Times New Roman" w:eastAsia="Times New Roman" w:cs="Times New Roman"/>
+                    <w:highlight w:val="yellow"/>
+                  </w:rPr>
+                  <m:t>0</m:t>
+                </m:r>
+                <m:r>
+                  <m:rPr>
+                    <m:sty m:val="p"/>
+                  </m:rPr>
+                  <w:rPr>
+                    <w:rFonts w:ascii="Times New Roman" w:hAnsi="Times New Roman" w:eastAsia="Times New Roman" w:cs="Times New Roman"/>
+                    <w:highlight w:val="yellow"/>
+                  </w:rPr>
+                  <m:t>}</m:t>
+                </m:r>
+                <m:r>
+                  <m:rPr>
+                    <m:sty m:val="p"/>
+                  </m:rPr>
+                  <w:rPr>
+                    <w:rFonts w:ascii="Times New Roman" w:hAnsi="Times New Roman" w:eastAsia="Times New Roman" w:cs="Times New Roman"/>
+                    <w:highlight w:val="yellow"/>
+                  </w:rPr>
+                  <m:t>,</m:t>
+                </m:r>
+                <m:r>
+                  <w:rPr>
+                    <w:rFonts w:ascii="Times New Roman" w:hAnsi="Times New Roman" w:eastAsia="Times New Roman" w:cs="Times New Roman"/>
+                    <w:highlight w:val="yellow"/>
+                  </w:rPr>
+                  <m:t> </m:t>
+                </m:r>
+                <m:r>
+                  <w:rPr>
+                    <w:rFonts w:ascii="Times New Roman" w:hAnsi="Times New Roman" w:eastAsia="Times New Roman" w:cs="Times New Roman"/>
+                    <w:highlight w:val="yellow"/>
+                  </w:rPr>
+                  <m:t>i</m:t>
+                </m:r>
+                <m:r>
+                  <m:rPr>
+                    <m:sty m:val="p"/>
+                  </m:rPr>
+                  <w:rPr>
+                    <w:rFonts w:ascii="Times New Roman" w:hAnsi="Times New Roman" w:eastAsia="Times New Roman" w:cs="Times New Roman"/>
+                    <w:highlight w:val="yellow"/>
+                  </w:rPr>
+                  <m:t>=</m:t>
+                </m:r>
+                <m:r>
+                  <w:rPr>
+                    <w:rFonts w:ascii="Times New Roman" w:hAnsi="Times New Roman" w:eastAsia="Times New Roman" w:cs="Times New Roman"/>
+                    <w:highlight w:val="yellow"/>
+                  </w:rPr>
+                  <m:t>0</m:t>
+                </m:r>
+                <m:r>
+                  <m:rPr>
+                    <m:sty m:val="p"/>
+                  </m:rPr>
+                  <w:rPr>
+                    <w:rFonts w:ascii="Times New Roman" w:hAnsi="Times New Roman" w:eastAsia="Times New Roman" w:cs="Times New Roman"/>
+                    <w:highlight w:val="yellow"/>
+                  </w:rPr>
+                  <m:t>,</m:t>
+                </m:r>
+                <m:r>
+                  <m:rPr>
+                    <m:sty m:val="p"/>
+                  </m:rPr>
+                  <w:rPr>
+                    <w:rFonts w:ascii="Times New Roman" w:hAnsi="Times New Roman" w:eastAsia="Times New Roman" w:cs="Times New Roman"/>
+                    <w:highlight w:val="yellow"/>
+                  </w:rPr>
+                  <m:t>…</m:t>
+                </m:r>
+                <m:r>
+                  <m:rPr>
+                    <m:sty m:val="p"/>
+                  </m:rPr>
+                  <w:rPr>
+                    <w:rFonts w:ascii="Times New Roman" w:hAnsi="Times New Roman" w:eastAsia="Times New Roman" w:cs="Times New Roman"/>
+                    <w:highlight w:val="yellow"/>
+                  </w:rPr>
+                  <m:t>,</m:t>
+                </m:r>
+                <m:sSub>
+                  <m:e>
+                    <m:r>
+                      <w:rPr>
+                        <w:rFonts w:ascii="Times New Roman" w:hAnsi="Times New Roman" w:eastAsia="Times New Roman" w:cs="Times New Roman"/>
+                        <w:highlight w:val="yellow"/>
+                      </w:rPr>
+                      <m:t>m</m:t>
+                    </m:r>
+                  </m:e>
+                  <m:sub>
+                    <m:r>
+                      <w:rPr>
+                        <w:rFonts w:ascii="Times New Roman" w:hAnsi="Times New Roman" w:eastAsia="Times New Roman" w:cs="Times New Roman"/>
+                        <w:highlight w:val="yellow"/>
+                      </w:rPr>
+                      <m:t>c</m:t>
+                    </m:r>
+                  </m:sub>
+                </m:sSub>
+                <m:r>
+                  <m:rPr>
+                    <m:sty m:val="p"/>
+                  </m:rPr>
+                  <w:rPr>
+                    <w:rFonts w:ascii="Times New Roman" w:hAnsi="Times New Roman" w:eastAsia="Times New Roman" w:cs="Times New Roman"/>
+                    <w:highlight w:val="yellow"/>
+                  </w:rPr>
+                  <m:t>−</m:t>
+                </m:r>
+                <m:r>
+                  <w:rPr>
+                    <w:rFonts w:ascii="Times New Roman" w:hAnsi="Times New Roman" w:eastAsia="Times New Roman" w:cs="Times New Roman"/>
+                    <w:highlight w:val="yellow"/>
+                  </w:rPr>
+                  <m:t>1</m:t>
+                </m:r>
+                <m:r>
+                  <m:rPr>
+                    <m:sty m:val="p"/>
+                  </m:rPr>
+                  <w:rPr>
+                    <w:rFonts w:ascii="Times New Roman" w:hAnsi="Times New Roman" w:eastAsia="Times New Roman" w:cs="Times New Roman"/>
+                    <w:highlight w:val="yellow"/>
+                  </w:rPr>
+                  <m:t>,</m:t>
+                </m:r>
+                <m:r>
+                  <w:rPr>
+                    <w:rFonts w:ascii="Times New Roman" w:hAnsi="Times New Roman" w:eastAsia="Times New Roman" w:cs="Times New Roman"/>
+                    <w:highlight w:val="yellow"/>
+                  </w:rPr>
+                  <m:t>  </m:t>
+                </m:r>
+                <m:r>
+                  <m:rPr>
+                    <m:scr m:val="script"/>
+                    <m:sty m:val="p"/>
+                  </m:rPr>
+                  <w:rPr>
+                    <w:rFonts w:ascii="Times New Roman" w:hAnsi="Times New Roman" w:eastAsia="Times New Roman" w:cs="Times New Roman"/>
+                    <w:highlight w:val="yellow"/>
+                  </w:rPr>
+                  <m:t>C</m:t>
+                </m:r>
+                <m:r>
+                  <m:rPr>
+                    <m:sty m:val="p"/>
+                  </m:rPr>
+                  <w:rPr>
+                    <w:rFonts w:ascii="Times New Roman" w:hAnsi="Times New Roman" w:eastAsia="Times New Roman" w:cs="Times New Roman"/>
+                    <w:highlight w:val="yellow"/>
+                  </w:rPr>
+                  <m:t>=</m:t>
+                </m:r>
+                <m:limLow>
+                  <m:e>
+                    <m:limUpp>
+                      <m:e>
+                        <m:r>
+                          <m:rPr>
+                            <m:sty m:val="p"/>
+                          </m:rPr>
+                          <w:rPr>
+                            <w:rFonts w:ascii="Times New Roman" w:hAnsi="Times New Roman" w:eastAsia="Times New Roman" w:cs="Times New Roman"/>
+                            <w:highlight w:val="yellow"/>
+                          </w:rPr>
+                          <m:t>⋂</m:t>
+                        </m:r>
+                      </m:e>
+                      <m:lim>
+                        <m:r>
+                          <w:rPr>
+                            <w:rFonts w:ascii="Times New Roman" w:hAnsi="Times New Roman" w:eastAsia="Times New Roman" w:cs="Times New Roman"/>
+                            <w:highlight w:val="yellow"/>
+                          </w:rPr>
+                          <m:t>6</m:t>
+                        </m:r>
+                      </m:lim>
+                    </m:limUpp>
+                  </m:e>
+                  <m:lim>
+                    <m:r>
+                      <w:rPr>
+                        <w:rFonts w:ascii="Times New Roman" w:hAnsi="Times New Roman" w:eastAsia="Times New Roman" w:cs="Times New Roman"/>
+                        <w:highlight w:val="yellow"/>
+                      </w:rPr>
+                      <m:t>c</m:t>
+                    </m:r>
+                    <m:r>
+                      <m:rPr>
+                        <m:sty m:val="p"/>
+                      </m:rPr>
+                      <w:rPr>
+                        <w:rFonts w:ascii="Times New Roman" w:hAnsi="Times New Roman" w:eastAsia="Times New Roman" w:cs="Times New Roman"/>
+                        <w:highlight w:val="yellow"/>
+                      </w:rPr>
+                      <m:t>=</m:t>
+                    </m:r>
+                    <m:r>
+                      <w:rPr>
+                        <w:rFonts w:ascii="Times New Roman" w:hAnsi="Times New Roman" w:eastAsia="Times New Roman" w:cs="Times New Roman"/>
+                        <w:highlight w:val="yellow"/>
+                      </w:rPr>
+                      <m:t>1</m:t>
+                    </m:r>
+                  </m:lim>
+                </m:limLow>
+                <m:limLow>
+                  <m:e>
+                    <m:limUpp>
+                      <m:e>
+                        <m:r>
+                          <m:rPr>
+                            <m:sty m:val="p"/>
+                          </m:rPr>
+                          <w:rPr>
+                            <w:rFonts w:ascii="Times New Roman" w:hAnsi="Times New Roman" w:eastAsia="Times New Roman" w:cs="Times New Roman"/>
+                            <w:highlight w:val="yellow"/>
+                          </w:rPr>
+                          <m:t>⋂</m:t>
+                        </m:r>
+                      </m:e>
+                      <m:lim>
+                        <m:sSub>
+                          <m:e>
+                            <m:r>
+                              <w:rPr>
+                                <w:rFonts w:ascii="Times New Roman" w:hAnsi="Times New Roman" w:eastAsia="Times New Roman" w:cs="Times New Roman"/>
+                                <w:highlight w:val="yellow"/>
+                              </w:rPr>
+                              <m:t>m</m:t>
+                            </m:r>
+                          </m:e>
+                          <m:sub>
+                            <m:r>
+                              <w:rPr>
+                                <w:rFonts w:ascii="Times New Roman" w:hAnsi="Times New Roman" w:eastAsia="Times New Roman" w:cs="Times New Roman"/>
+                                <w:highlight w:val="yellow"/>
+                              </w:rPr>
+                              <m:t>c</m:t>
+                            </m:r>
+                          </m:sub>
+                        </m:sSub>
+                        <m:r>
+                          <m:rPr>
+                            <m:sty m:val="p"/>
+                          </m:rPr>
+                          <w:rPr>
+                            <w:rFonts w:ascii="Times New Roman" w:hAnsi="Times New Roman" w:eastAsia="Times New Roman" w:cs="Times New Roman"/>
+                            <w:highlight w:val="yellow"/>
+                          </w:rPr>
+                          <m:t>−</m:t>
+                        </m:r>
+                        <m:r>
+                          <w:rPr>
+                            <w:rFonts w:ascii="Times New Roman" w:hAnsi="Times New Roman" w:eastAsia="Times New Roman" w:cs="Times New Roman"/>
+                            <w:highlight w:val="yellow"/>
+                          </w:rPr>
+                          <m:t>1</m:t>
+                        </m:r>
+                      </m:lim>
+                    </m:limUpp>
+                  </m:e>
+                  <m:lim>
+                    <m:r>
+                      <w:rPr>
+                        <w:rFonts w:ascii="Times New Roman" w:hAnsi="Times New Roman" w:eastAsia="Times New Roman" w:cs="Times New Roman"/>
+                        <w:highlight w:val="yellow"/>
+                      </w:rPr>
+                      <m:t>i</m:t>
+                    </m:r>
+                    <m:r>
+                      <m:rPr>
+                        <m:sty m:val="p"/>
+                      </m:rPr>
+                      <w:rPr>
+                        <w:rFonts w:ascii="Times New Roman" w:hAnsi="Times New Roman" w:eastAsia="Times New Roman" w:cs="Times New Roman"/>
+                        <w:highlight w:val="yellow"/>
+                      </w:rPr>
+                      <m:t>=</m:t>
+                    </m:r>
+                    <m:r>
+                      <w:rPr>
+                        <w:rFonts w:ascii="Times New Roman" w:hAnsi="Times New Roman" w:eastAsia="Times New Roman" w:cs="Times New Roman"/>
+                        <w:highlight w:val="yellow"/>
+                      </w:rPr>
+                      <m:t>0</m:t>
+                    </m:r>
+                  </m:lim>
+                </m:limLow>
+                <m:sSub>
+                  <m:e>
+                    <m:r>
+                      <m:rPr>
+                        <m:scr m:val="script"/>
+                        <m:sty m:val="p"/>
+                      </m:rPr>
+                      <w:rPr>
+                        <w:rFonts w:ascii="Times New Roman" w:hAnsi="Times New Roman" w:eastAsia="Times New Roman" w:cs="Times New Roman"/>
+                        <w:highlight w:val="yellow"/>
+                      </w:rPr>
+                      <m:t>C</m:t>
+                    </m:r>
+                  </m:e>
+                  <m:sub>
+                    <m:r>
+                      <w:rPr>
+                        <w:rFonts w:ascii="Times New Roman" w:hAnsi="Times New Roman" w:eastAsia="Times New Roman" w:cs="Times New Roman"/>
+                        <w:highlight w:val="yellow"/>
+                      </w:rPr>
+                      <m:t>c</m:t>
+                    </m:r>
+                    <m:r>
+                      <m:rPr>
+                        <m:sty m:val="p"/>
+                      </m:rPr>
+                      <w:rPr>
+                        <w:rFonts w:ascii="Times New Roman" w:hAnsi="Times New Roman" w:eastAsia="Times New Roman" w:cs="Times New Roman"/>
+                        <w:highlight w:val="yellow"/>
+                      </w:rPr>
+                      <m:t>,</m:t>
+                    </m:r>
+                    <m:r>
+                      <w:rPr>
+                        <w:rFonts w:ascii="Times New Roman" w:hAnsi="Times New Roman" w:eastAsia="Times New Roman" w:cs="Times New Roman"/>
+                        <w:highlight w:val="yellow"/>
+                      </w:rPr>
+                      <m:t>i</m:t>
+                    </m:r>
+                  </m:sub>
+                </m:sSub>
+                <m:r>
+                  <m:rPr>
+                    <m:sty m:val="p"/>
+                  </m:rPr>
+                  <w:rPr>
+                    <w:rFonts w:ascii="Times New Roman" w:hAnsi="Times New Roman" w:eastAsia="Times New Roman" w:cs="Times New Roman"/>
+                    <w:highlight w:val="yellow"/>
+                  </w:rPr>
+                  <m:t>.</m:t>
+                </m:r>
+              </m:oMath>
+            </m:oMathPara>
+          </w:p>
+        </w:tc>
+        <w:tc>
+          <w:tcPr>
+            <w:tcW w:w="700" w:type="dxa"/>
+            <w:tcBorders>
+              <w:top w:val="nil"/>
+              <w:left w:val="nil"/>
+              <w:bottom w:val="nil"/>
+              <w:right w:val="nil"/>
+              <w:insideH w:val="nil"/>
+              <w:insideV w:val="nil"/>
+            </w:tcBorders>
+          </w:tcPr>
+          <w:p>
+            <w:pPr>
+              <w:jc w:val="right"/>
+            </w:pPr>
+            <w:r>
+              <w:rPr>
+                <w:rFonts w:ascii="Times New Roman" w:hAnsi="Times New Roman" w:eastAsia="Times New Roman" w:cs="Times New Roman"/>
+                <w:sz w:val="20"/>
+                <w:szCs w:val="20"/>
+                <w:highlight w:val="yellow"/>
+              </w:rPr>
+              <w:t>(8)</w:t>
+            </w:r>
+          </w:p>
+        </w:tc>
+      </w:tr>
+    </w:tbl>
+    <w:p>
+      <w:pPr>
+        <w:pStyle w:val="11"/>
+        <w:jc w:val="left"/>
+        <w:ind w:firstLine="420"/>
+      </w:pPr>
+      <w:r>
+        <w:rPr>
+          <w:rFonts w:ascii="Times New Roman" w:hAnsi="Times New Roman" w:eastAsia="Times New Roman" w:cs="Times New Roman"/>
+          <w:sz w:val="20"/>
+          <w:szCs w:val="20"/>
+          <w:highlight w:val="yellow"/>
+        </w:rPr>
+        <w:t xml:space="preserve">With linear</w:t>
+      </w:r>
+      <w:r>
+        <w:rPr>
+          <w:rFonts w:ascii="Times New Roman" w:hAnsi="Times New Roman" w:eastAsia="Times New Roman" w:cs="Times New Roman"/>
+          <w:sz w:val="20"/>
+          <w:szCs w:val="20"/>
+          <w:highlight w:val="yellow"/>
+        </w:rPr>
+        <w:t xml:space="preserve"> </w:t>
+      </w:r>
+      <m:oMath>
+        <m:sSub>
+          <m:e>
+            <m:r>
+              <w:rPr>
+                <w:rFonts w:ascii="Times New Roman" w:hAnsi="Times New Roman" w:eastAsia="Times New Roman" w:cs="Times New Roman"/>
+                <w:highlight w:val="yellow"/>
+              </w:rPr>
+              <m:t>α</m:t>
+            </m:r>
+          </m:e>
+          <m:sub>
+            <m:r>
+              <w:rPr>
+                <w:rFonts w:ascii="Times New Roman" w:hAnsi="Times New Roman" w:eastAsia="Times New Roman" w:cs="Times New Roman"/>
+                <w:highlight w:val="yellow"/>
               </w:rPr>
               <m:t>i</m:t>
             </m:r>
@@ -10456,12 +11386,14 @@
           </m:rPr>
           <w:rPr>
             <w:rFonts w:ascii="Times New Roman" w:hAnsi="Times New Roman" w:eastAsia="Times New Roman" w:cs="Times New Roman"/>
+            <w:highlight w:val="yellow"/>
           </w:rPr>
           <m:t>(</m:t>
         </m:r>
         <m:r>
           <w:rPr>
             <w:rFonts w:ascii="Times New Roman" w:hAnsi="Times New Roman" w:eastAsia="Times New Roman" w:cs="Times New Roman"/>
+            <w:highlight w:val="yellow"/>
           </w:rPr>
           <m:t>r</m:t>
         </m:r>
@@ -10471,6 +11403,7 @@
           </m:rPr>
           <w:rPr>
             <w:rFonts w:ascii="Times New Roman" w:hAnsi="Times New Roman" w:eastAsia="Times New Roman" w:cs="Times New Roman"/>
+            <w:highlight w:val="yellow"/>
           </w:rPr>
           <m:t>)</m:t>
         </m:r>
@@ -10480,6 +11413,7 @@
           </m:rPr>
           <w:rPr>
             <w:rFonts w:ascii="Times New Roman" w:hAnsi="Times New Roman" w:eastAsia="Times New Roman" w:cs="Times New Roman"/>
+            <w:highlight w:val="yellow"/>
           </w:rPr>
           <m:t>=</m:t>
         </m:r>
@@ -10488,6 +11422,7 @@
             <m:r>
               <w:rPr>
                 <w:rFonts w:ascii="Times New Roman" w:hAnsi="Times New Roman" w:eastAsia="Times New Roman" w:cs="Times New Roman"/>
+                <w:highlight w:val="yellow"/>
               </w:rPr>
               <m:t>k</m:t>
             </m:r>
@@ -10496,6 +11431,7 @@
             <m:r>
               <w:rPr>
                 <w:rFonts w:ascii="Times New Roman" w:hAnsi="Times New Roman" w:eastAsia="Times New Roman" w:cs="Times New Roman"/>
+                <w:highlight w:val="yellow"/>
               </w:rPr>
               <m:t>i</m:t>
             </m:r>
@@ -10504,6 +11440,7 @@
         <m:r>
           <w:rPr>
             <w:rFonts w:ascii="Times New Roman" w:hAnsi="Times New Roman" w:eastAsia="Times New Roman" w:cs="Times New Roman"/>
+            <w:highlight w:val="yellow"/>
           </w:rPr>
           <m:t>r</m:t>
         </m:r>
@@ -10513,6 +11450,7 @@
           <w:rFonts w:ascii="Times New Roman" w:hAnsi="Times New Roman" w:eastAsia="Times New Roman" w:cs="Times New Roman"/>
           <w:sz w:val="20"/>
           <w:szCs w:val="20"/>
+          <w:highlight w:val="yellow"/>
         </w:rPr>
         <w:t xml:space="preserve">, substituting Eq. </w:t>
       </w:r>
@@ -10521,6 +11459,7 @@
           <w:rFonts w:ascii="Times New Roman" w:hAnsi="Times New Roman" w:eastAsia="Times New Roman" w:cs="Times New Roman"/>
           <w:sz w:val="20"/>
           <w:szCs w:val="20"/>
+          <w:highlight w:val="yellow"/>
         </w:rPr>
         <w:t xml:space="preserve">(1)</w:t>
       </w:r>
@@ -10529,22 +11468,497 @@
           <w:rFonts w:ascii="Times New Roman" w:hAnsi="Times New Roman" w:eastAsia="Times New Roman" w:cs="Times New Roman"/>
           <w:sz w:val="20"/>
           <w:szCs w:val="20"/>
-        </w:rPr>
-        <w:t xml:space="preserve"> </w:t>
-      </w:r>
-      <w:r>
-        <w:rPr>
-          <w:rFonts w:ascii="Times New Roman" w:hAnsi="Times New Roman" w:eastAsia="Times New Roman" w:cs="Times New Roman"/>
-          <w:sz w:val="20"/>
-          <w:szCs w:val="20"/>
-        </w:rPr>
-        <w:t xml:space="preserve">into the stabilized model gives exact-model rows in deviation-input form,</w:t>
-      </w:r>
-      <w:r>
-        <w:rPr>
-          <w:rFonts w:ascii="Times New Roman" w:hAnsi="Times New Roman" w:eastAsia="Times New Roman" w:cs="Times New Roman"/>
-          <w:sz w:val="20"/>
-          <w:szCs w:val="20"/>
+          <w:highlight w:val="yellow"/>
+        </w:rPr>
+        <w:t xml:space="preserve"> </w:t>
+      </w:r>
+      <w:r>
+        <w:rPr>
+          <w:rFonts w:ascii="Times New Roman" w:hAnsi="Times New Roman" w:eastAsia="Times New Roman" w:cs="Times New Roman"/>
+          <w:sz w:val="20"/>
+          <w:szCs w:val="20"/>
+          <w:highlight w:val="yellow"/>
+        </w:rPr>
+        <w:t xml:space="preserve">into the stabilized model gives a top-level affine row. For the GP-mean-corrected drift</w:t>
+      </w:r>
+      <w:r>
+        <w:rPr>
+          <w:rFonts w:ascii="Times New Roman" w:hAnsi="Times New Roman" w:eastAsia="Times New Roman" w:cs="Times New Roman"/>
+          <w:sz w:val="20"/>
+          <w:szCs w:val="20"/>
+          <w:highlight w:val="yellow"/>
+        </w:rPr>
+        <w:t xml:space="preserve"> </w:t>
+      </w:r>
+      <m:oMath>
+        <m:acc>
+          <m:accPr>
+            <m:chr m:val="̂"/>
+          </m:accPr>
+          <m:e>
+            <m:r>
+              <w:rPr>
+                <w:rFonts w:ascii="Times New Roman" w:hAnsi="Times New Roman" w:eastAsia="Times New Roman" w:cs="Times New Roman"/>
+                <w:highlight w:val="yellow"/>
+              </w:rPr>
+              <m:t>f</m:t>
+            </m:r>
+          </m:e>
+        </m:acc>
+        <m:r>
+          <m:rPr>
+            <m:sty m:val="p"/>
+          </m:rPr>
+          <w:rPr>
+            <w:rFonts w:ascii="Times New Roman" w:hAnsi="Times New Roman" w:eastAsia="Times New Roman" w:cs="Times New Roman"/>
+            <w:highlight w:val="yellow"/>
+          </w:rPr>
+          <m:t>=</m:t>
+        </m:r>
+        <m:sSub>
+          <m:e>
+            <m:r>
+              <w:rPr>
+                <w:rFonts w:ascii="Times New Roman" w:hAnsi="Times New Roman" w:eastAsia="Times New Roman" w:cs="Times New Roman"/>
+                <w:highlight w:val="yellow"/>
+              </w:rPr>
+              <m:t>f</m:t>
+            </m:r>
+          </m:e>
+          <m:sub>
+            <m:r>
+              <w:rPr>
+                <w:rFonts w:ascii="Times New Roman" w:hAnsi="Times New Roman" w:eastAsia="Times New Roman" w:cs="Times New Roman"/>
+                <w:highlight w:val="yellow"/>
+              </w:rPr>
+              <m:t>0</m:t>
+            </m:r>
+          </m:sub>
+        </m:sSub>
+        <m:r>
+          <m:rPr>
+            <m:sty m:val="p"/>
+          </m:rPr>
+          <w:rPr>
+            <w:rFonts w:ascii="Times New Roman" w:hAnsi="Times New Roman" w:eastAsia="Times New Roman" w:cs="Times New Roman"/>
+            <w:highlight w:val="yellow"/>
+          </w:rPr>
+          <m:t>+</m:t>
+        </m:r>
+        <m:sSub>
+          <m:e>
+            <m:r>
+              <w:rPr>
+                <w:rFonts w:ascii="Times New Roman" w:hAnsi="Times New Roman" w:eastAsia="Times New Roman" w:cs="Times New Roman"/>
+                <w:highlight w:val="yellow"/>
+              </w:rPr>
+              <m:t>μ</m:t>
+            </m:r>
+          </m:e>
+          <m:sub>
+            <m:r>
+              <m:rPr>
+                <m:sty m:val="p"/>
+              </m:rPr>
+              <w:rPr>
+                <w:rFonts w:ascii="Times New Roman" w:hAnsi="Times New Roman" w:eastAsia="Times New Roman" w:cs="Times New Roman"/>
+                <w:highlight w:val="yellow"/>
+              </w:rPr>
+              <m:t>G</m:t>
+            </m:r>
+            <m:r>
+              <m:rPr>
+                <m:sty m:val="p"/>
+              </m:rPr>
+              <w:rPr>
+                <w:rFonts w:ascii="Times New Roman" w:hAnsi="Times New Roman" w:eastAsia="Times New Roman" w:cs="Times New Roman"/>
+                <w:highlight w:val="yellow"/>
+              </w:rPr>
+              <m:t>P</m:t>
+            </m:r>
+          </m:sub>
+        </m:sSub>
+      </m:oMath>
+      <w:r>
+        <w:rPr>
+          <w:rFonts w:ascii="Times New Roman" w:hAnsi="Times New Roman" w:eastAsia="Times New Roman" w:cs="Times New Roman"/>
+          <w:sz w:val="20"/>
+          <w:szCs w:val="20"/>
+          <w:highlight w:val="yellow"/>
+        </w:rPr>
+        <w:t xml:space="preserve">, this row is defined by</w:t>
+      </w:r>
+      <w:r>
+        <w:rPr>
+          <w:rFonts w:ascii="Times New Roman" w:hAnsi="Times New Roman" w:eastAsia="Times New Roman" w:cs="Times New Roman"/>
+          <w:sz w:val="20"/>
+          <w:szCs w:val="20"/>
+          <w:highlight w:val="yellow"/>
+        </w:rPr>
+        <w:t xml:space="preserve"> </w:t>
+      </w:r>
+      <m:oMath>
+        <m:sSubSup>
+          <m:e>
+            <m:acc>
+              <m:accPr>
+                <m:chr m:val="̂"/>
+              </m:accPr>
+              <m:e>
+                <m:r>
+                  <w:rPr>
+                    <w:rFonts w:ascii="Times New Roman" w:hAnsi="Times New Roman" w:eastAsia="Times New Roman" w:cs="Times New Roman"/>
+                    <w:highlight w:val="yellow"/>
+                  </w:rPr>
+                  <m:t>ψ</m:t>
+                </m:r>
+              </m:e>
+            </m:acc>
+          </m:e>
+          <m:sub>
+            <m:r>
+              <w:rPr>
+                <w:rFonts w:ascii="Times New Roman" w:hAnsi="Times New Roman" w:eastAsia="Times New Roman" w:cs="Times New Roman"/>
+                <w:highlight w:val="yellow"/>
+              </w:rPr>
+              <m:t>c</m:t>
+            </m:r>
+            <m:r>
+              <m:rPr>
+                <m:sty m:val="p"/>
+              </m:rPr>
+              <w:rPr>
+                <w:rFonts w:ascii="Times New Roman" w:hAnsi="Times New Roman" w:eastAsia="Times New Roman" w:cs="Times New Roman"/>
+                <w:highlight w:val="yellow"/>
+              </w:rPr>
+              <m:t>,</m:t>
+            </m:r>
+            <m:sSub>
+              <m:e>
+                <m:r>
+                  <w:rPr>
+                    <w:rFonts w:ascii="Times New Roman" w:hAnsi="Times New Roman" w:eastAsia="Times New Roman" w:cs="Times New Roman"/>
+                    <w:highlight w:val="yellow"/>
+                  </w:rPr>
+                  <m:t>m</m:t>
+                </m:r>
+              </m:e>
+              <m:sub>
+                <m:r>
+                  <w:rPr>
+                    <w:rFonts w:ascii="Times New Roman" w:hAnsi="Times New Roman" w:eastAsia="Times New Roman" w:cs="Times New Roman"/>
+                    <w:highlight w:val="yellow"/>
+                  </w:rPr>
+                  <m:t>c</m:t>
+                </m:r>
+              </m:sub>
+            </m:sSub>
+          </m:sub>
+          <m:sup>
+            <m:r>
+              <w:rPr>
+                <w:rFonts w:ascii="Times New Roman" w:hAnsi="Times New Roman" w:eastAsia="Times New Roman" w:cs="Times New Roman"/>
+                <w:highlight w:val="yellow"/>
+              </w:rPr>
+              <m:t>0</m:t>
+            </m:r>
+          </m:sup>
+        </m:sSubSup>
+        <m:r>
+          <m:rPr>
+            <m:sty m:val="p"/>
+          </m:rPr>
+          <w:rPr>
+            <w:rFonts w:ascii="Times New Roman" w:hAnsi="Times New Roman" w:eastAsia="Times New Roman" w:cs="Times New Roman"/>
+            <w:highlight w:val="yellow"/>
+          </w:rPr>
+          <m:t>(</m:t>
+        </m:r>
+        <m:r>
+          <w:rPr>
+            <w:rFonts w:ascii="Times New Roman" w:hAnsi="Times New Roman" w:eastAsia="Times New Roman" w:cs="Times New Roman"/>
+            <w:highlight w:val="yellow"/>
+          </w:rPr>
+          <m:t>x</m:t>
+        </m:r>
+        <m:r>
+          <m:rPr>
+            <m:sty m:val="p"/>
+          </m:rPr>
+          <w:rPr>
+            <w:rFonts w:ascii="Times New Roman" w:hAnsi="Times New Roman" w:eastAsia="Times New Roman" w:cs="Times New Roman"/>
+            <w:highlight w:val="yellow"/>
+          </w:rPr>
+          <m:t>,</m:t>
+        </m:r>
+        <m:r>
+          <w:rPr>
+            <w:rFonts w:ascii="Times New Roman" w:hAnsi="Times New Roman" w:eastAsia="Times New Roman" w:cs="Times New Roman"/>
+            <w:highlight w:val="yellow"/>
+          </w:rPr>
+          <m:t>v</m:t>
+        </m:r>
+        <m:r>
+          <m:rPr>
+            <m:sty m:val="p"/>
+          </m:rPr>
+          <w:rPr>
+            <w:rFonts w:ascii="Times New Roman" w:hAnsi="Times New Roman" w:eastAsia="Times New Roman" w:cs="Times New Roman"/>
+            <w:highlight w:val="yellow"/>
+          </w:rPr>
+          <m:t>)</m:t>
+        </m:r>
+        <m:r>
+          <m:rPr>
+            <m:sty m:val="p"/>
+          </m:rPr>
+          <w:rPr>
+            <w:rFonts w:ascii="Times New Roman" w:hAnsi="Times New Roman" w:eastAsia="Times New Roman" w:cs="Times New Roman"/>
+            <w:highlight w:val="yellow"/>
+          </w:rPr>
+          <m:t>=</m:t>
+        </m:r>
+        <m:sSub>
+          <m:e>
+            <m:r>
+              <w:rPr>
+                <w:rFonts w:ascii="Times New Roman" w:hAnsi="Times New Roman" w:eastAsia="Times New Roman" w:cs="Times New Roman"/>
+                <w:highlight w:val="yellow"/>
+              </w:rPr>
+              <m:t>b</m:t>
+            </m:r>
+          </m:e>
+          <m:sub>
+            <m:r>
+              <w:rPr>
+                <w:rFonts w:ascii="Times New Roman" w:hAnsi="Times New Roman" w:eastAsia="Times New Roman" w:cs="Times New Roman"/>
+                <w:highlight w:val="yellow"/>
+              </w:rPr>
+              <m:t>c</m:t>
+            </m:r>
+          </m:sub>
+        </m:sSub>
+        <m:r>
+          <m:rPr>
+            <m:sty m:val="p"/>
+          </m:rPr>
+          <w:rPr>
+            <w:rFonts w:ascii="Times New Roman" w:hAnsi="Times New Roman" w:eastAsia="Times New Roman" w:cs="Times New Roman"/>
+            <w:highlight w:val="yellow"/>
+          </w:rPr>
+          <m:t>(</m:t>
+        </m:r>
+        <m:r>
+          <w:rPr>
+            <w:rFonts w:ascii="Times New Roman" w:hAnsi="Times New Roman" w:eastAsia="Times New Roman" w:cs="Times New Roman"/>
+            <w:highlight w:val="yellow"/>
+          </w:rPr>
+          <m:t>x</m:t>
+        </m:r>
+        <m:r>
+          <m:rPr>
+            <m:sty m:val="p"/>
+          </m:rPr>
+          <w:rPr>
+            <w:rFonts w:ascii="Times New Roman" w:hAnsi="Times New Roman" w:eastAsia="Times New Roman" w:cs="Times New Roman"/>
+            <w:highlight w:val="yellow"/>
+          </w:rPr>
+          <m:t>)</m:t>
+        </m:r>
+        <m:r>
+          <m:rPr>
+            <m:sty m:val="p"/>
+          </m:rPr>
+          <w:rPr>
+            <w:rFonts w:ascii="Times New Roman" w:hAnsi="Times New Roman" w:eastAsia="Times New Roman" w:cs="Times New Roman"/>
+            <w:highlight w:val="yellow"/>
+          </w:rPr>
+          <m:t>−</m:t>
+        </m:r>
+        <m:sSub>
+          <m:e>
+            <m:r>
+              <w:rPr>
+                <w:rFonts w:ascii="Times New Roman" w:hAnsi="Times New Roman" w:eastAsia="Times New Roman" w:cs="Times New Roman"/>
+                <w:highlight w:val="yellow"/>
+              </w:rPr>
+              <m:t>A</m:t>
+            </m:r>
+          </m:e>
+          <m:sub>
+            <m:r>
+              <w:rPr>
+                <w:rFonts w:ascii="Times New Roman" w:hAnsi="Times New Roman" w:eastAsia="Times New Roman" w:cs="Times New Roman"/>
+                <w:highlight w:val="yellow"/>
+              </w:rPr>
+              <m:t>c</m:t>
+            </m:r>
+          </m:sub>
+        </m:sSub>
+        <m:r>
+          <m:rPr>
+            <m:sty m:val="p"/>
+          </m:rPr>
+          <w:rPr>
+            <w:rFonts w:ascii="Times New Roman" w:hAnsi="Times New Roman" w:eastAsia="Times New Roman" w:cs="Times New Roman"/>
+            <w:highlight w:val="yellow"/>
+          </w:rPr>
+          <m:t>(</m:t>
+        </m:r>
+        <m:r>
+          <w:rPr>
+            <w:rFonts w:ascii="Times New Roman" w:hAnsi="Times New Roman" w:eastAsia="Times New Roman" w:cs="Times New Roman"/>
+            <w:highlight w:val="yellow"/>
+          </w:rPr>
+          <m:t>x</m:t>
+        </m:r>
+        <m:r>
+          <m:rPr>
+            <m:sty m:val="p"/>
+          </m:rPr>
+          <w:rPr>
+            <w:rFonts w:ascii="Times New Roman" w:hAnsi="Times New Roman" w:eastAsia="Times New Roman" w:cs="Times New Roman"/>
+            <w:highlight w:val="yellow"/>
+          </w:rPr>
+          <m:t>)</m:t>
+        </m:r>
+        <m:r>
+          <w:rPr>
+            <w:rFonts w:ascii="Times New Roman" w:hAnsi="Times New Roman" w:eastAsia="Times New Roman" w:cs="Times New Roman"/>
+            <w:highlight w:val="yellow"/>
+          </w:rPr>
+          <m:t>v</m:t>
+        </m:r>
+      </m:oMath>
+      <w:r>
+        <w:rPr>
+          <w:rFonts w:ascii="Times New Roman" w:hAnsi="Times New Roman" w:eastAsia="Times New Roman" w:cs="Times New Roman"/>
+          <w:sz w:val="20"/>
+          <w:szCs w:val="20"/>
+          <w:highlight w:val="yellow"/>
+        </w:rPr>
+        <w:t xml:space="preserve"> </w:t>
+      </w:r>
+      <w:r>
+        <w:rPr>
+          <w:rFonts w:ascii="Times New Roman" w:hAnsi="Times New Roman" w:eastAsia="Times New Roman" w:cs="Times New Roman"/>
+          <w:sz w:val="20"/>
+          <w:szCs w:val="20"/>
+          <w:highlight w:val="yellow"/>
+        </w:rPr>
+        <w:t xml:space="preserve">and is stacked as</w:t>
+      </w:r>
+      <w:r>
+        <w:rPr>
+          <w:rFonts w:ascii="Times New Roman" w:hAnsi="Times New Roman" w:eastAsia="Times New Roman" w:cs="Times New Roman"/>
+          <w:sz w:val="20"/>
+          <w:szCs w:val="20"/>
+          <w:highlight w:val="yellow"/>
+        </w:rPr>
+        <w:t xml:space="preserve"> </w:t>
+      </w:r>
+      <m:oMath>
+        <m:r>
+          <w:rPr>
+            <w:rFonts w:ascii="Times New Roman" w:hAnsi="Times New Roman" w:eastAsia="Times New Roman" w:cs="Times New Roman"/>
+            <w:highlight w:val="yellow"/>
+          </w:rPr>
+          <m:t>A</m:t>
+        </m:r>
+        <m:r>
+          <m:rPr>
+            <m:sty m:val="p"/>
+          </m:rPr>
+          <w:rPr>
+            <w:rFonts w:ascii="Times New Roman" w:hAnsi="Times New Roman" w:eastAsia="Times New Roman" w:cs="Times New Roman"/>
+            <w:highlight w:val="yellow"/>
+          </w:rPr>
+          <m:t>(</m:t>
+        </m:r>
+        <m:r>
+          <w:rPr>
+            <w:rFonts w:ascii="Times New Roman" w:hAnsi="Times New Roman" w:eastAsia="Times New Roman" w:cs="Times New Roman"/>
+            <w:highlight w:val="yellow"/>
+          </w:rPr>
+          <m:t>x</m:t>
+        </m:r>
+        <m:r>
+          <m:rPr>
+            <m:sty m:val="p"/>
+          </m:rPr>
+          <w:rPr>
+            <w:rFonts w:ascii="Times New Roman" w:hAnsi="Times New Roman" w:eastAsia="Times New Roman" w:cs="Times New Roman"/>
+            <w:highlight w:val="yellow"/>
+          </w:rPr>
+          <m:t>)</m:t>
+        </m:r>
+        <m:r>
+          <w:rPr>
+            <w:rFonts w:ascii="Times New Roman" w:hAnsi="Times New Roman" w:eastAsia="Times New Roman" w:cs="Times New Roman"/>
+            <w:highlight w:val="yellow"/>
+          </w:rPr>
+          <m:t>v</m:t>
+        </m:r>
+        <m:r>
+          <m:rPr>
+            <m:sty m:val="p"/>
+          </m:rPr>
+          <w:rPr>
+            <w:rFonts w:ascii="Times New Roman" w:hAnsi="Times New Roman" w:eastAsia="Times New Roman" w:cs="Times New Roman"/>
+            <w:highlight w:val="yellow"/>
+          </w:rPr>
+          <m:t>≤</m:t>
+        </m:r>
+        <m:r>
+          <w:rPr>
+            <w:rFonts w:ascii="Times New Roman" w:hAnsi="Times New Roman" w:eastAsia="Times New Roman" w:cs="Times New Roman"/>
+            <w:highlight w:val="yellow"/>
+          </w:rPr>
+          <m:t>b</m:t>
+        </m:r>
+        <m:r>
+          <m:rPr>
+            <m:sty m:val="p"/>
+          </m:rPr>
+          <w:rPr>
+            <w:rFonts w:ascii="Times New Roman" w:hAnsi="Times New Roman" w:eastAsia="Times New Roman" w:cs="Times New Roman"/>
+            <w:highlight w:val="yellow"/>
+          </w:rPr>
+          <m:t>(</m:t>
+        </m:r>
+        <m:r>
+          <w:rPr>
+            <w:rFonts w:ascii="Times New Roman" w:hAnsi="Times New Roman" w:eastAsia="Times New Roman" w:cs="Times New Roman"/>
+            <w:highlight w:val="yellow"/>
+          </w:rPr>
+          <m:t>x</m:t>
+        </m:r>
+        <m:r>
+          <m:rPr>
+            <m:sty m:val="p"/>
+          </m:rPr>
+          <w:rPr>
+            <w:rFonts w:ascii="Times New Roman" w:hAnsi="Times New Roman" w:eastAsia="Times New Roman" w:cs="Times New Roman"/>
+            <w:highlight w:val="yellow"/>
+          </w:rPr>
+          <m:t>)</m:t>
+        </m:r>
+      </m:oMath>
+      <w:r>
+        <w:rPr>
+          <w:rFonts w:ascii="Times New Roman" w:hAnsi="Times New Roman" w:eastAsia="Times New Roman" w:cs="Times New Roman"/>
+          <w:sz w:val="20"/>
+          <w:szCs w:val="20"/>
+          <w:highlight w:val="yellow"/>
+        </w:rPr>
+        <w:t xml:space="preserve">. Applying the same construction to</w:t>
+      </w:r>
+      <w:r>
+        <w:rPr>
+          <w:rFonts w:ascii="Times New Roman" w:hAnsi="Times New Roman" w:eastAsia="Times New Roman" w:cs="Times New Roman"/>
+          <w:sz w:val="20"/>
+          <w:szCs w:val="20"/>
+          <w:highlight w:val="yellow"/>
         </w:rPr>
         <w:t xml:space="preserve"> </w:t>
       </w:r>
@@ -10554,14 +11968,65 @@
             <m:r>
               <w:rPr>
                 <w:rFonts w:ascii="Times New Roman" w:hAnsi="Times New Roman" w:eastAsia="Times New Roman" w:cs="Times New Roman"/>
-              </w:rPr>
-              <m:t>A</m:t>
+                <w:highlight w:val="yellow"/>
+              </w:rPr>
+              <m:t>f</m:t>
             </m:r>
           </m:e>
           <m:sub>
             <m:r>
               <w:rPr>
                 <w:rFonts w:ascii="Times New Roman" w:hAnsi="Times New Roman" w:eastAsia="Times New Roman" w:cs="Times New Roman"/>
+                <w:highlight w:val="yellow"/>
+              </w:rPr>
+              <m:t>0</m:t>
+            </m:r>
+          </m:sub>
+        </m:sSub>
+      </m:oMath>
+      <w:r>
+        <w:rPr>
+          <w:rFonts w:ascii="Times New Roman" w:hAnsi="Times New Roman" w:eastAsia="Times New Roman" w:cs="Times New Roman"/>
+          <w:sz w:val="20"/>
+          <w:szCs w:val="20"/>
+          <w:highlight w:val="yellow"/>
+        </w:rPr>
+        <w:t xml:space="preserve"> </w:t>
+      </w:r>
+      <w:r>
+        <w:rPr>
+          <w:rFonts w:ascii="Times New Roman" w:hAnsi="Times New Roman" w:eastAsia="Times New Roman" w:cs="Times New Roman"/>
+          <w:sz w:val="20"/>
+          <w:szCs w:val="20"/>
+          <w:highlight w:val="yellow"/>
+        </w:rPr>
+        <w:t xml:space="preserve">without GP correction gives</w:t>
+      </w:r>
+      <w:r>
+        <w:rPr>
+          <w:rFonts w:ascii="Times New Roman" w:hAnsi="Times New Roman" w:eastAsia="Times New Roman" w:cs="Times New Roman"/>
+          <w:sz w:val="20"/>
+          <w:szCs w:val="20"/>
+          <w:highlight w:val="yellow"/>
+        </w:rPr>
+        <w:t xml:space="preserve"> </w:t>
+      </w:r>
+      <m:oMath>
+        <m:sSub>
+          <m:e>
+            <m:r>
+              <w:rPr>
+                <w:rFonts w:ascii="Times New Roman" w:hAnsi="Times New Roman" w:eastAsia="Times New Roman" w:cs="Times New Roman"/>
+                <w:highlight w:val="yellow"/>
+              </w:rPr>
+              <m:t>A</m:t>
+            </m:r>
+          </m:e>
+          <m:sub>
+            <m:r>
+              <w:rPr>
+                <w:rFonts w:ascii="Times New Roman" w:hAnsi="Times New Roman" w:eastAsia="Times New Roman" w:cs="Times New Roman"/>
+                <w:highlight w:val="yellow"/>
               </w:rPr>
               <m:t>0</m:t>
             </m:r>
@@ -10573,12 +12038,14 @@
           </m:rPr>
           <w:rPr>
             <w:rFonts w:ascii="Times New Roman" w:hAnsi="Times New Roman" w:eastAsia="Times New Roman" w:cs="Times New Roman"/>
+            <w:highlight w:val="yellow"/>
           </w:rPr>
           <m:t>(</m:t>
         </m:r>
         <m:r>
           <w:rPr>
             <w:rFonts w:ascii="Times New Roman" w:hAnsi="Times New Roman" w:eastAsia="Times New Roman" w:cs="Times New Roman"/>
+            <w:highlight w:val="yellow"/>
           </w:rPr>
           <m:t>x</m:t>
         </m:r>
@@ -10588,12 +12055,14 @@
           </m:rPr>
           <w:rPr>
             <w:rFonts w:ascii="Times New Roman" w:hAnsi="Times New Roman" w:eastAsia="Times New Roman" w:cs="Times New Roman"/>
+            <w:highlight w:val="yellow"/>
           </w:rPr>
           <m:t>)</m:t>
         </m:r>
         <m:r>
           <w:rPr>
             <w:rFonts w:ascii="Times New Roman" w:hAnsi="Times New Roman" w:eastAsia="Times New Roman" w:cs="Times New Roman"/>
+            <w:highlight w:val="yellow"/>
           </w:rPr>
           <m:t>v</m:t>
         </m:r>
@@ -10603,6 +12072,7 @@
           </m:rPr>
           <w:rPr>
             <w:rFonts w:ascii="Times New Roman" w:hAnsi="Times New Roman" w:eastAsia="Times New Roman" w:cs="Times New Roman"/>
+            <w:highlight w:val="yellow"/>
           </w:rPr>
           <m:t>≤</m:t>
         </m:r>
@@ -10611,6 +12081,7 @@
             <m:r>
               <w:rPr>
                 <w:rFonts w:ascii="Times New Roman" w:hAnsi="Times New Roman" w:eastAsia="Times New Roman" w:cs="Times New Roman"/>
+                <w:highlight w:val="yellow"/>
               </w:rPr>
               <m:t>b</m:t>
             </m:r>
@@ -10619,6 +12090,7 @@
             <m:r>
               <w:rPr>
                 <w:rFonts w:ascii="Times New Roman" w:hAnsi="Times New Roman" w:eastAsia="Times New Roman" w:cs="Times New Roman"/>
+                <w:highlight w:val="yellow"/>
               </w:rPr>
               <m:t>0</m:t>
             </m:r>
@@ -10630,12 +12102,14 @@
           </m:rPr>
           <w:rPr>
             <w:rFonts w:ascii="Times New Roman" w:hAnsi="Times New Roman" w:eastAsia="Times New Roman" w:cs="Times New Roman"/>
+            <w:highlight w:val="yellow"/>
           </w:rPr>
           <m:t>(</m:t>
         </m:r>
         <m:r>
           <w:rPr>
             <w:rFonts w:ascii="Times New Roman" w:hAnsi="Times New Roman" w:eastAsia="Times New Roman" w:cs="Times New Roman"/>
+            <w:highlight w:val="yellow"/>
           </w:rPr>
           <m:t>x</m:t>
         </m:r>
@@ -10645,6 +12119,7 @@
           </m:rPr>
           <w:rPr>
             <w:rFonts w:ascii="Times New Roman" w:hAnsi="Times New Roman" w:eastAsia="Times New Roman" w:cs="Times New Roman"/>
+            <w:highlight w:val="yellow"/>
           </w:rPr>
           <m:t>)</m:t>
         </m:r>
@@ -10654,13 +12129,15 @@
           <w:rFonts w:ascii="Times New Roman" w:hAnsi="Times New Roman" w:eastAsia="Times New Roman" w:cs="Times New Roman"/>
           <w:sz w:val="20"/>
           <w:szCs w:val="20"/>
-        </w:rPr>
-        <w:t xml:space="preserve">. This preserves the bookkeeping between pressure (</w:t>
+          <w:highlight w:val="yellow"/>
+        </w:rPr>
+        <w:t xml:space="preserve">, which is used only for the no-GP ablation. This convention preserves the bookkeeping between pressure (</w:t>
       </w:r>
       <m:oMath>
         <m:r>
           <w:rPr>
             <w:rFonts w:ascii="Times New Roman" w:hAnsi="Times New Roman" w:eastAsia="Times New Roman" w:cs="Times New Roman"/>
+            <w:highlight w:val="yellow"/>
           </w:rPr>
           <m:t>m</m:t>
         </m:r>
@@ -10670,12 +12147,14 @@
           </m:rPr>
           <w:rPr>
             <w:rFonts w:ascii="Times New Roman" w:hAnsi="Times New Roman" w:eastAsia="Times New Roman" w:cs="Times New Roman"/>
+            <w:highlight w:val="yellow"/>
           </w:rPr>
           <m:t>=</m:t>
         </m:r>
         <m:r>
           <w:rPr>
             <w:rFonts w:ascii="Times New Roman" w:hAnsi="Times New Roman" w:eastAsia="Times New Roman" w:cs="Times New Roman"/>
+            <w:highlight w:val="yellow"/>
           </w:rPr>
           <m:t>2</m:t>
         </m:r>
@@ -10685,6 +12164,7 @@
           <w:rFonts w:ascii="Times New Roman" w:hAnsi="Times New Roman" w:eastAsia="Times New Roman" w:cs="Times New Roman"/>
           <w:sz w:val="20"/>
           <w:szCs w:val="20"/>
+          <w:highlight w:val="yellow"/>
         </w:rPr>
         <w:t xml:space="preserve">) and enthalpy/power (</w:t>
       </w:r>
@@ -10692,6 +12172,7 @@
         <m:r>
           <w:rPr>
             <w:rFonts w:ascii="Times New Roman" w:hAnsi="Times New Roman" w:eastAsia="Times New Roman" w:cs="Times New Roman"/>
+            <w:highlight w:val="yellow"/>
           </w:rPr>
           <m:t>m</m:t>
         </m:r>
@@ -10701,12 +12182,14 @@
           </m:rPr>
           <w:rPr>
             <w:rFonts w:ascii="Times New Roman" w:hAnsi="Times New Roman" w:eastAsia="Times New Roman" w:cs="Times New Roman"/>
+            <w:highlight w:val="yellow"/>
           </w:rPr>
           <m:t>=</m:t>
         </m:r>
         <m:r>
           <w:rPr>
             <w:rFonts w:ascii="Times New Roman" w:hAnsi="Times New Roman" w:eastAsia="Times New Roman" w:cs="Times New Roman"/>
+            <w:highlight w:val="yellow"/>
           </w:rPr>
           <m:t>1</m:t>
         </m:r>
@@ -10716,6 +12199,7 @@
           <w:rFonts w:ascii="Times New Roman" w:hAnsi="Times New Roman" w:eastAsia="Times New Roman" w:cs="Times New Roman"/>
           <w:sz w:val="20"/>
           <w:szCs w:val="20"/>
+          <w:highlight w:val="yellow"/>
         </w:rPr>
         <w:t xml:space="preserve">) constraints while keeping the QP decision variable equal to</w:t>
       </w:r>
@@ -10724,6 +12208,7 @@
           <w:rFonts w:ascii="Times New Roman" w:hAnsi="Times New Roman" w:eastAsia="Times New Roman" w:cs="Times New Roman"/>
           <w:sz w:val="20"/>
           <w:szCs w:val="20"/>
+          <w:highlight w:val="yellow"/>
         </w:rPr>
         <w:t xml:space="preserve"> </w:t>
       </w:r>
@@ -10731,6 +12216,7 @@
         <m:r>
           <w:rPr>
             <w:rFonts w:ascii="Times New Roman" w:hAnsi="Times New Roman" w:eastAsia="Times New Roman" w:cs="Times New Roman"/>
+            <w:highlight w:val="yellow"/>
           </w:rPr>
           <m:t>v</m:t>
         </m:r>
@@ -10740,6 +12226,7 @@
           <w:rFonts w:ascii="Times New Roman" w:hAnsi="Times New Roman" w:eastAsia="Times New Roman" w:cs="Times New Roman"/>
           <w:sz w:val="20"/>
           <w:szCs w:val="20"/>
+          <w:highlight w:val="yellow"/>
         </w:rPr>
         <w:t xml:space="preserve">.</w:t>
       </w:r>
@@ -12461,7 +13948,7 @@
                 <w:szCs w:val="20"/>
                 <w:highlight w:val="yellow"/>
               </w:rPr>
-              <w:t>(8)</w:t>
+              <w:t>(9)</w:t>
             </w:r>
           </w:p>
         </w:tc>
@@ -13217,7 +14704,7 @@
           <w:szCs w:val="20"/>
           <w:highlight w:val="yellow"/>
         </w:rPr>
-        <w:t xml:space="preserve">(8)</w:t>
+        <w:t xml:space="preserve">(9)</w:t>
       </w:r>
       <w:r>
         <w:rPr>
@@ -14116,7 +15603,7 @@
                 <w:szCs w:val="20"/>
                 <w:highlight w:val="yellow"/>
               </w:rPr>
-              <w:t>(9)</w:t>
+              <w:t>(10)</w:t>
             </w:r>
           </w:p>
         </w:tc>
@@ -15424,7 +16911,7 @@
                 <w:szCs w:val="20"/>
                 <w:highlight w:val="yellow"/>
               </w:rPr>
-              <w:t>(10)</w:t>
+              <w:t>(11)</w:t>
             </w:r>
           </w:p>
         </w:tc>
@@ -16769,7 +18256,7 @@
                 <w:szCs w:val="20"/>
                 <w:highlight w:val="yellow"/>
               </w:rPr>
-              <w:t>(11)</w:t>
+              <w:t>(12)</w:t>
             </w:r>
           </w:p>
         </w:tc>
@@ -16786,6 +18273,7 @@
           <w:rFonts w:ascii="Times New Roman" w:hAnsi="Times New Roman" w:eastAsia="Times New Roman" w:cs="Times New Roman"/>
           <w:sz w:val="20"/>
           <w:szCs w:val="20"/>
+          <w:highlight w:val="yellow"/>
         </w:rPr>
         <w:t xml:space="preserve">where</w:t>
       </w:r>
@@ -16794,6 +18282,7 @@
           <w:rFonts w:ascii="Times New Roman" w:hAnsi="Times New Roman" w:eastAsia="Times New Roman" w:cs="Times New Roman"/>
           <w:sz w:val="20"/>
           <w:szCs w:val="20"/>
+          <w:highlight w:val="yellow"/>
         </w:rPr>
         <w:t xml:space="preserve"> </w:t>
       </w:r>
@@ -16803,6 +18292,7 @@
             <m:r>
               <w:rPr>
                 <w:rFonts w:ascii="Times New Roman" w:hAnsi="Times New Roman" w:eastAsia="Times New Roman" w:cs="Times New Roman"/>
+                <w:highlight w:val="yellow"/>
               </w:rPr>
               <m:t>u</m:t>
             </m:r>
@@ -16814,6 +18304,7 @@
               </m:rPr>
               <w:rPr>
                 <w:rFonts w:ascii="Times New Roman" w:hAnsi="Times New Roman" w:eastAsia="Times New Roman" w:cs="Times New Roman"/>
+                <w:highlight w:val="yellow"/>
               </w:rPr>
               <m:t>max</m:t>
             </m:r>
@@ -16825,6 +18316,7 @@
           </m:rPr>
           <w:rPr>
             <w:rFonts w:ascii="Times New Roman" w:hAnsi="Times New Roman" w:eastAsia="Times New Roman" w:cs="Times New Roman"/>
+            <w:highlight w:val="yellow"/>
           </w:rPr>
           <m:t>=</m:t>
         </m:r>
@@ -16836,6 +18328,7 @@
               </m:rPr>
               <w:rPr>
                 <w:rFonts w:ascii="Times New Roman" w:hAnsi="Times New Roman" w:eastAsia="Times New Roman" w:cs="Times New Roman"/>
+                <w:highlight w:val="yellow"/>
               </w:rPr>
               <m:t>sup</m:t>
             </m:r>
@@ -16844,6 +18337,7 @@
             <m:r>
               <w:rPr>
                 <w:rFonts w:ascii="Times New Roman" w:hAnsi="Times New Roman" w:eastAsia="Times New Roman" w:cs="Times New Roman"/>
+                <w:highlight w:val="yellow"/>
               </w:rPr>
               <m:t>u</m:t>
             </m:r>
@@ -16853,6 +18347,7 @@
               </m:rPr>
               <w:rPr>
                 <w:rFonts w:ascii="Times New Roman" w:hAnsi="Times New Roman" w:eastAsia="Times New Roman" w:cs="Times New Roman"/>
+                <w:highlight w:val="yellow"/>
               </w:rPr>
               <m:t>∈</m:t>
             </m:r>
@@ -16863,6 +18358,7 @@
               </m:rPr>
               <w:rPr>
                 <w:rFonts w:ascii="Times New Roman" w:hAnsi="Times New Roman" w:eastAsia="Times New Roman" w:cs="Times New Roman"/>
+                <w:highlight w:val="yellow"/>
               </w:rPr>
               <m:t>U</m:t>
             </m:r>
@@ -16874,12 +18370,14 @@
           </m:rPr>
           <w:rPr>
             <w:rFonts w:ascii="Times New Roman" w:hAnsi="Times New Roman" w:eastAsia="Times New Roman" w:cs="Times New Roman"/>
+            <w:highlight w:val="yellow"/>
           </w:rPr>
           <m:t>∥</m:t>
         </m:r>
         <m:r>
           <w:rPr>
             <w:rFonts w:ascii="Times New Roman" w:hAnsi="Times New Roman" w:eastAsia="Times New Roman" w:cs="Times New Roman"/>
+            <w:highlight w:val="yellow"/>
           </w:rPr>
           <m:t>u</m:t>
         </m:r>
@@ -16889,6 +18387,7 @@
           </m:rPr>
           <w:rPr>
             <w:rFonts w:ascii="Times New Roman" w:hAnsi="Times New Roman" w:eastAsia="Times New Roman" w:cs="Times New Roman"/>
+            <w:highlight w:val="yellow"/>
           </w:rPr>
           <m:t>∥</m:t>
         </m:r>
@@ -16898,6 +18397,7 @@
           <w:rFonts w:ascii="Times New Roman" w:hAnsi="Times New Roman" w:eastAsia="Times New Roman" w:cs="Times New Roman"/>
           <w:sz w:val="20"/>
           <w:szCs w:val="20"/>
+          <w:highlight w:val="yellow"/>
         </w:rPr>
         <w:t xml:space="preserve">. The chain weights are</w:t>
       </w:r>
@@ -16906,6 +18406,7 @@
           <w:rFonts w:ascii="Times New Roman" w:hAnsi="Times New Roman" w:eastAsia="Times New Roman" w:cs="Times New Roman"/>
           <w:sz w:val="20"/>
           <w:szCs w:val="20"/>
+          <w:highlight w:val="yellow"/>
         </w:rPr>
         <w:t xml:space="preserve"> </w:t>
       </w:r>
@@ -16915,6 +18416,7 @@
             <m:r>
               <w:rPr>
                 <w:rFonts w:ascii="Times New Roman" w:hAnsi="Times New Roman" w:eastAsia="Times New Roman" w:cs="Times New Roman"/>
+                <w:highlight w:val="yellow"/>
               </w:rPr>
               <m:t>c</m:t>
             </m:r>
@@ -16923,6 +18425,7 @@
             <m:r>
               <w:rPr>
                 <w:rFonts w:ascii="Times New Roman" w:hAnsi="Times New Roman" w:eastAsia="Times New Roman" w:cs="Times New Roman"/>
+                <w:highlight w:val="yellow"/>
               </w:rPr>
               <m:t>j</m:t>
             </m:r>
@@ -16934,6 +18437,7 @@
           </m:rPr>
           <w:rPr>
             <w:rFonts w:ascii="Times New Roman" w:hAnsi="Times New Roman" w:eastAsia="Times New Roman" w:cs="Times New Roman"/>
+            <w:highlight w:val="yellow"/>
           </w:rPr>
           <m:t>=</m:t>
         </m:r>
@@ -16948,6 +18452,7 @@
             <m:r>
               <w:rPr>
                 <w:rFonts w:ascii="Times New Roman" w:hAnsi="Times New Roman" w:eastAsia="Times New Roman" w:cs="Times New Roman"/>
+                <w:highlight w:val="yellow"/>
               </w:rPr>
               <m:t>ℓ</m:t>
             </m:r>
@@ -16957,12 +18462,14 @@
               </m:rPr>
               <w:rPr>
                 <w:rFonts w:ascii="Times New Roman" w:hAnsi="Times New Roman" w:eastAsia="Times New Roman" w:cs="Times New Roman"/>
+                <w:highlight w:val="yellow"/>
               </w:rPr>
               <m:t>=</m:t>
             </m:r>
             <m:r>
               <w:rPr>
                 <w:rFonts w:ascii="Times New Roman" w:hAnsi="Times New Roman" w:eastAsia="Times New Roman" w:cs="Times New Roman"/>
+                <w:highlight w:val="yellow"/>
               </w:rPr>
               <m:t>j</m:t>
             </m:r>
@@ -16972,12 +18479,14 @@
               </m:rPr>
               <w:rPr>
                 <w:rFonts w:ascii="Times New Roman" w:hAnsi="Times New Roman" w:eastAsia="Times New Roman" w:cs="Times New Roman"/>
+                <w:highlight w:val="yellow"/>
               </w:rPr>
               <m:t>+</m:t>
             </m:r>
             <m:r>
               <w:rPr>
                 <w:rFonts w:ascii="Times New Roman" w:hAnsi="Times New Roman" w:eastAsia="Times New Roman" w:cs="Times New Roman"/>
+                <w:highlight w:val="yellow"/>
               </w:rPr>
               <m:t>1</m:t>
             </m:r>
@@ -16986,6 +18495,7 @@
             <m:r>
               <w:rPr>
                 <w:rFonts w:ascii="Times New Roman" w:hAnsi="Times New Roman" w:eastAsia="Times New Roman" w:cs="Times New Roman"/>
+                <w:highlight w:val="yellow"/>
               </w:rPr>
               <m:t>m</m:t>
             </m:r>
@@ -16995,12 +18505,14 @@
               </m:rPr>
               <w:rPr>
                 <w:rFonts w:ascii="Times New Roman" w:hAnsi="Times New Roman" w:eastAsia="Times New Roman" w:cs="Times New Roman"/>
+                <w:highlight w:val="yellow"/>
               </w:rPr>
               <m:t>−</m:t>
             </m:r>
             <m:r>
               <w:rPr>
                 <w:rFonts w:ascii="Times New Roman" w:hAnsi="Times New Roman" w:eastAsia="Times New Roman" w:cs="Times New Roman"/>
+                <w:highlight w:val="yellow"/>
               </w:rPr>
               <m:t>1</m:t>
             </m:r>
@@ -17012,6 +18524,7 @@
               </m:rPr>
               <w:rPr>
                 <w:rFonts w:ascii="Times New Roman" w:hAnsi="Times New Roman" w:eastAsia="Times New Roman" w:cs="Times New Roman"/>
+                <w:highlight w:val="yellow"/>
               </w:rPr>
               <m:t>(</m:t>
             </m:r>
@@ -17023,6 +18536,7 @@
           </m:rPr>
           <w:rPr>
             <w:rFonts w:ascii="Times New Roman" w:hAnsi="Times New Roman" w:eastAsia="Times New Roman" w:cs="Times New Roman"/>
+            <w:highlight w:val="yellow"/>
           </w:rPr>
           <m:t>∥</m:t>
         </m:r>
@@ -17031,6 +18545,7 @@
             <m:r>
               <w:rPr>
                 <w:rFonts w:ascii="Times New Roman" w:hAnsi="Times New Roman" w:eastAsia="Times New Roman" w:cs="Times New Roman"/>
+                <w:highlight w:val="yellow"/>
               </w:rPr>
               <m:t>L</m:t>
             </m:r>
@@ -17044,6 +18559,7 @@
                 <m:r>
                   <w:rPr>
                     <w:rFonts w:ascii="Times New Roman" w:hAnsi="Times New Roman" w:eastAsia="Times New Roman" w:cs="Times New Roman"/>
+                    <w:highlight w:val="yellow"/>
                   </w:rPr>
                   <m:t>f</m:t>
                 </m:r>
@@ -17059,6 +18575,7 @@
               </m:rPr>
               <w:rPr>
                 <w:rFonts w:ascii="Times New Roman" w:hAnsi="Times New Roman" w:eastAsia="Times New Roman" w:cs="Times New Roman"/>
+                <w:highlight w:val="yellow"/>
               </w:rPr>
               <m:t>∥</m:t>
             </m:r>
@@ -17070,6 +18587,7 @@
               </m:rPr>
               <w:rPr>
                 <w:rFonts w:ascii="Times New Roman" w:hAnsi="Times New Roman" w:eastAsia="Times New Roman" w:cs="Times New Roman"/>
+                <w:highlight w:val="yellow"/>
               </w:rPr>
               <m:t>o</m:t>
             </m:r>
@@ -17079,6 +18597,7 @@
               </m:rPr>
               <w:rPr>
                 <w:rFonts w:ascii="Times New Roman" w:hAnsi="Times New Roman" w:eastAsia="Times New Roman" w:cs="Times New Roman"/>
+                <w:highlight w:val="yellow"/>
               </w:rPr>
               <m:t>p</m:t>
             </m:r>
@@ -17090,6 +18609,7 @@
           </m:rPr>
           <w:rPr>
             <w:rFonts w:ascii="Times New Roman" w:hAnsi="Times New Roman" w:eastAsia="Times New Roman" w:cs="Times New Roman"/>
+            <w:highlight w:val="yellow"/>
           </w:rPr>
           <m:t>+</m:t>
         </m:r>
@@ -17098,6 +18618,7 @@
             <m:r>
               <w:rPr>
                 <w:rFonts w:ascii="Times New Roman" w:hAnsi="Times New Roman" w:eastAsia="Times New Roman" w:cs="Times New Roman"/>
+                <w:highlight w:val="yellow"/>
               </w:rPr>
               <m:t>k</m:t>
             </m:r>
@@ -17106,6 +18627,7 @@
             <m:r>
               <w:rPr>
                 <w:rFonts w:ascii="Times New Roman" w:hAnsi="Times New Roman" w:eastAsia="Times New Roman" w:cs="Times New Roman"/>
+                <w:highlight w:val="yellow"/>
               </w:rPr>
               <m:t>ℓ</m:t>
             </m:r>
@@ -17117,6 +18639,7 @@
           </m:rPr>
           <w:rPr>
             <w:rFonts w:ascii="Times New Roman" w:hAnsi="Times New Roman" w:eastAsia="Times New Roman" w:cs="Times New Roman"/>
+            <w:highlight w:val="yellow"/>
           </w:rPr>
           <m:t>)</m:t>
         </m:r>
@@ -17126,6 +18649,7 @@
           <w:rFonts w:ascii="Times New Roman" w:hAnsi="Times New Roman" w:eastAsia="Times New Roman" w:cs="Times New Roman"/>
           <w:sz w:val="20"/>
           <w:szCs w:val="20"/>
+          <w:highlight w:val="yellow"/>
         </w:rPr>
         <w:t xml:space="preserve">, with the empty product equal to one; thus</w:t>
       </w:r>
@@ -17134,6 +18658,7 @@
           <w:rFonts w:ascii="Times New Roman" w:hAnsi="Times New Roman" w:eastAsia="Times New Roman" w:cs="Times New Roman"/>
           <w:sz w:val="20"/>
           <w:szCs w:val="20"/>
+          <w:highlight w:val="yellow"/>
         </w:rPr>
         <w:t xml:space="preserve"> </w:t>
       </w:r>
@@ -17143,6 +18668,7 @@
             <m:r>
               <w:rPr>
                 <w:rFonts w:ascii="Times New Roman" w:hAnsi="Times New Roman" w:eastAsia="Times New Roman" w:cs="Times New Roman"/>
+                <w:highlight w:val="yellow"/>
               </w:rPr>
               <m:t>c</m:t>
             </m:r>
@@ -17151,6 +18677,7 @@
             <m:r>
               <w:rPr>
                 <w:rFonts w:ascii="Times New Roman" w:hAnsi="Times New Roman" w:eastAsia="Times New Roman" w:cs="Times New Roman"/>
+                <w:highlight w:val="yellow"/>
               </w:rPr>
               <m:t>1</m:t>
             </m:r>
@@ -17162,12 +18689,14 @@
           </m:rPr>
           <w:rPr>
             <w:rFonts w:ascii="Times New Roman" w:hAnsi="Times New Roman" w:eastAsia="Times New Roman" w:cs="Times New Roman"/>
+            <w:highlight w:val="yellow"/>
           </w:rPr>
           <m:t>=</m:t>
         </m:r>
         <m:r>
           <w:rPr>
             <w:rFonts w:ascii="Times New Roman" w:hAnsi="Times New Roman" w:eastAsia="Times New Roman" w:cs="Times New Roman"/>
+            <w:highlight w:val="yellow"/>
           </w:rPr>
           <m:t>1</m:t>
         </m:r>
@@ -17177,14 +18706,16 @@
           <w:rFonts w:ascii="Times New Roman" w:hAnsi="Times New Roman" w:eastAsia="Times New Roman" w:cs="Times New Roman"/>
           <w:sz w:val="20"/>
           <w:szCs w:val="20"/>
-        </w:rPr>
-        <w:t xml:space="preserve"> </w:t>
-      </w:r>
-      <w:r>
-        <w:rPr>
-          <w:rFonts w:ascii="Times New Roman" w:hAnsi="Times New Roman" w:eastAsia="Times New Roman" w:cs="Times New Roman"/>
-          <w:sz w:val="20"/>
-          <w:szCs w:val="20"/>
+          <w:highlight w:val="yellow"/>
+        </w:rPr>
+        <w:t xml:space="preserve"> </w:t>
+      </w:r>
+      <w:r>
+        <w:rPr>
+          <w:rFonts w:ascii="Times New Roman" w:hAnsi="Times New Roman" w:eastAsia="Times New Roman" w:cs="Times New Roman"/>
+          <w:sz w:val="20"/>
+          <w:szCs w:val="20"/>
+          <w:highlight w:val="yellow"/>
         </w:rPr>
         <w:t xml:space="preserve">for the pressure barriers with</w:t>
       </w:r>
@@ -17193,6 +18724,7 @@
           <w:rFonts w:ascii="Times New Roman" w:hAnsi="Times New Roman" w:eastAsia="Times New Roman" w:cs="Times New Roman"/>
           <w:sz w:val="20"/>
           <w:szCs w:val="20"/>
+          <w:highlight w:val="yellow"/>
         </w:rPr>
         <w:t xml:space="preserve"> </w:t>
       </w:r>
@@ -17200,6 +18732,7 @@
         <m:r>
           <w:rPr>
             <w:rFonts w:ascii="Times New Roman" w:hAnsi="Times New Roman" w:eastAsia="Times New Roman" w:cs="Times New Roman"/>
+            <w:highlight w:val="yellow"/>
           </w:rPr>
           <m:t>m</m:t>
         </m:r>
@@ -17209,12 +18742,14 @@
           </m:rPr>
           <w:rPr>
             <w:rFonts w:ascii="Times New Roman" w:hAnsi="Times New Roman" w:eastAsia="Times New Roman" w:cs="Times New Roman"/>
+            <w:highlight w:val="yellow"/>
           </w:rPr>
           <m:t>=</m:t>
         </m:r>
         <m:r>
           <w:rPr>
             <w:rFonts w:ascii="Times New Roman" w:hAnsi="Times New Roman" w:eastAsia="Times New Roman" w:cs="Times New Roman"/>
+            <w:highlight w:val="yellow"/>
           </w:rPr>
           <m:t>2</m:t>
         </m:r>
@@ -17224,48 +18759,41 @@
           <w:rFonts w:ascii="Times New Roman" w:hAnsi="Times New Roman" w:eastAsia="Times New Roman" w:cs="Times New Roman"/>
           <w:sz w:val="20"/>
           <w:szCs w:val="20"/>
-        </w:rPr>
-        <w:t xml:space="preserve">. The resulting HOCBF constraint is</w:t>
-      </w:r>
-      <w:r>
-        <w:rPr>
-          <w:rFonts w:ascii="Times New Roman" w:hAnsi="Times New Roman" w:eastAsia="Times New Roman" w:cs="Times New Roman"/>
-          <w:sz w:val="20"/>
-          <w:szCs w:val="20"/>
+          <w:highlight w:val="yellow"/>
+        </w:rPr>
+        <w:t xml:space="preserve">. The resulting mean-corrected HOCBF constraint is</w:t>
+      </w:r>
+      <w:r>
+        <w:rPr>
+          <w:rFonts w:ascii="Times New Roman" w:hAnsi="Times New Roman" w:eastAsia="Times New Roman" w:cs="Times New Roman"/>
+          <w:sz w:val="20"/>
+          <w:szCs w:val="20"/>
+          <w:highlight w:val="yellow"/>
         </w:rPr>
         <w:t xml:space="preserve"> </w:t>
       </w:r>
       <m:oMath>
-        <m:sSub>
-          <m:e>
-            <m:r>
-              <w:rPr>
-                <w:rFonts w:ascii="Times New Roman" w:hAnsi="Times New Roman" w:eastAsia="Times New Roman" w:cs="Times New Roman"/>
-              </w:rPr>
-              <m:t>A</m:t>
-            </m:r>
-          </m:e>
-          <m:sub>
-            <m:r>
-              <w:rPr>
-                <w:rFonts w:ascii="Times New Roman" w:hAnsi="Times New Roman" w:eastAsia="Times New Roman" w:cs="Times New Roman"/>
-              </w:rPr>
-              <m:t>0</m:t>
-            </m:r>
-          </m:sub>
-        </m:sSub>
+        <m:r>
+          <w:rPr>
+            <w:rFonts w:ascii="Times New Roman" w:hAnsi="Times New Roman" w:eastAsia="Times New Roman" w:cs="Times New Roman"/>
+            <w:highlight w:val="yellow"/>
+          </w:rPr>
+          <m:t>A</m:t>
+        </m:r>
         <m:r>
           <m:rPr>
             <m:sty m:val="p"/>
           </m:rPr>
           <w:rPr>
             <w:rFonts w:ascii="Times New Roman" w:hAnsi="Times New Roman" w:eastAsia="Times New Roman" w:cs="Times New Roman"/>
+            <w:highlight w:val="yellow"/>
           </w:rPr>
           <m:t>(</m:t>
         </m:r>
         <m:r>
           <w:rPr>
             <w:rFonts w:ascii="Times New Roman" w:hAnsi="Times New Roman" w:eastAsia="Times New Roman" w:cs="Times New Roman"/>
+            <w:highlight w:val="yellow"/>
           </w:rPr>
           <m:t>x</m:t>
         </m:r>
@@ -17275,12 +18803,14 @@
           </m:rPr>
           <w:rPr>
             <w:rFonts w:ascii="Times New Roman" w:hAnsi="Times New Roman" w:eastAsia="Times New Roman" w:cs="Times New Roman"/>
+            <w:highlight w:val="yellow"/>
           </w:rPr>
           <m:t>)</m:t>
         </m:r>
         <m:r>
           <w:rPr>
             <w:rFonts w:ascii="Times New Roman" w:hAnsi="Times New Roman" w:eastAsia="Times New Roman" w:cs="Times New Roman"/>
+            <w:highlight w:val="yellow"/>
           </w:rPr>
           <m:t>v</m:t>
         </m:r>
@@ -17290,39 +18820,31 @@
           </m:rPr>
           <w:rPr>
             <w:rFonts w:ascii="Times New Roman" w:hAnsi="Times New Roman" w:eastAsia="Times New Roman" w:cs="Times New Roman"/>
+            <w:highlight w:val="yellow"/>
           </w:rPr>
           <m:t>≤</m:t>
         </m:r>
-        <m:sSub>
-          <m:e>
-            <m:r>
-              <w:rPr>
-                <w:rFonts w:ascii="Times New Roman" w:hAnsi="Times New Roman" w:eastAsia="Times New Roman" w:cs="Times New Roman"/>
-              </w:rPr>
-              <m:t>b</m:t>
-            </m:r>
-          </m:e>
-          <m:sub>
-            <m:r>
-              <w:rPr>
-                <w:rFonts w:ascii="Times New Roman" w:hAnsi="Times New Roman" w:eastAsia="Times New Roman" w:cs="Times New Roman"/>
-              </w:rPr>
-              <m:t>0</m:t>
-            </m:r>
-          </m:sub>
-        </m:sSub>
+        <m:r>
+          <w:rPr>
+            <w:rFonts w:ascii="Times New Roman" w:hAnsi="Times New Roman" w:eastAsia="Times New Roman" w:cs="Times New Roman"/>
+            <w:highlight w:val="yellow"/>
+          </w:rPr>
+          <m:t>b</m:t>
+        </m:r>
         <m:r>
           <m:rPr>
             <m:sty m:val="p"/>
           </m:rPr>
           <w:rPr>
             <w:rFonts w:ascii="Times New Roman" w:hAnsi="Times New Roman" w:eastAsia="Times New Roman" w:cs="Times New Roman"/>
+            <w:highlight w:val="yellow"/>
           </w:rPr>
           <m:t>(</m:t>
         </m:r>
         <m:r>
           <w:rPr>
             <w:rFonts w:ascii="Times New Roman" w:hAnsi="Times New Roman" w:eastAsia="Times New Roman" w:cs="Times New Roman"/>
+            <w:highlight w:val="yellow"/>
           </w:rPr>
           <m:t>x</m:t>
         </m:r>
@@ -17332,6 +18854,7 @@
           </m:rPr>
           <w:rPr>
             <w:rFonts w:ascii="Times New Roman" w:hAnsi="Times New Roman" w:eastAsia="Times New Roman" w:cs="Times New Roman"/>
+            <w:highlight w:val="yellow"/>
           </w:rPr>
           <m:t>)</m:t>
         </m:r>
@@ -17341,6 +18864,7 @@
           </m:rPr>
           <w:rPr>
             <w:rFonts w:ascii="Times New Roman" w:hAnsi="Times New Roman" w:eastAsia="Times New Roman" w:cs="Times New Roman"/>
+            <w:highlight w:val="yellow"/>
           </w:rPr>
           <m:t>−</m:t>
         </m:r>
@@ -17349,6 +18873,7 @@
             <m:r>
               <w:rPr>
                 <w:rFonts w:ascii="Times New Roman" w:hAnsi="Times New Roman" w:eastAsia="Times New Roman" w:cs="Times New Roman"/>
+                <w:highlight w:val="yellow"/>
               </w:rPr>
               <m:t>ϵ</m:t>
             </m:r>
@@ -17357,6 +18882,7 @@
             <m:r>
               <w:rPr>
                 <w:rFonts w:ascii="Times New Roman" w:hAnsi="Times New Roman" w:eastAsia="Times New Roman" w:cs="Times New Roman"/>
+                <w:highlight w:val="yellow"/>
               </w:rPr>
               <m:t>κ</m:t>
             </m:r>
@@ -17367,6 +18893,7 @@
             <m:r>
               <w:rPr>
                 <w:rFonts w:ascii="Times New Roman" w:hAnsi="Times New Roman" w:eastAsia="Times New Roman" w:cs="Times New Roman"/>
+                <w:highlight w:val="yellow"/>
               </w:rPr>
               <m:t>σ</m:t>
             </m:r>
@@ -17378,6 +18905,7 @@
               </m:rPr>
               <w:rPr>
                 <w:rFonts w:ascii="Times New Roman" w:hAnsi="Times New Roman" w:eastAsia="Times New Roman" w:cs="Times New Roman"/>
+                <w:highlight w:val="yellow"/>
               </w:rPr>
               <m:t>t</m:t>
             </m:r>
@@ -17387,6 +18915,7 @@
               </m:rPr>
               <w:rPr>
                 <w:rFonts w:ascii="Times New Roman" w:hAnsi="Times New Roman" w:eastAsia="Times New Roman" w:cs="Times New Roman"/>
+                <w:highlight w:val="yellow"/>
               </w:rPr>
               <m:t>o</m:t>
             </m:r>
@@ -17396,6 +18925,7 @@
               </m:rPr>
               <w:rPr>
                 <w:rFonts w:ascii="Times New Roman" w:hAnsi="Times New Roman" w:eastAsia="Times New Roman" w:cs="Times New Roman"/>
+                <w:highlight w:val="yellow"/>
               </w:rPr>
               <m:t>t</m:t>
             </m:r>
@@ -17405,6 +18935,7 @@
               </m:rPr>
               <w:rPr>
                 <w:rFonts w:ascii="Times New Roman" w:hAnsi="Times New Roman" w:eastAsia="Times New Roman" w:cs="Times New Roman"/>
+                <w:highlight w:val="yellow"/>
               </w:rPr>
               <m:t>a</m:t>
             </m:r>
@@ -17414,6 +18945,7 @@
               </m:rPr>
               <w:rPr>
                 <w:rFonts w:ascii="Times New Roman" w:hAnsi="Times New Roman" w:eastAsia="Times New Roman" w:cs="Times New Roman"/>
+                <w:highlight w:val="yellow"/>
               </w:rPr>
               <m:t>l</m:t>
             </m:r>
@@ -17425,12 +18957,14 @@
           </m:rPr>
           <w:rPr>
             <w:rFonts w:ascii="Times New Roman" w:hAnsi="Times New Roman" w:eastAsia="Times New Roman" w:cs="Times New Roman"/>
+            <w:highlight w:val="yellow"/>
           </w:rPr>
           <m:t>(</m:t>
         </m:r>
         <m:r>
           <w:rPr>
             <w:rFonts w:ascii="Times New Roman" w:hAnsi="Times New Roman" w:eastAsia="Times New Roman" w:cs="Times New Roman"/>
+            <w:highlight w:val="yellow"/>
           </w:rPr>
           <m:t>x</m:t>
         </m:r>
@@ -17440,6 +18974,7 @@
           </m:rPr>
           <w:rPr>
             <w:rFonts w:ascii="Times New Roman" w:hAnsi="Times New Roman" w:eastAsia="Times New Roman" w:cs="Times New Roman"/>
+            <w:highlight w:val="yellow"/>
           </w:rPr>
           <m:t>)</m:t>
         </m:r>
@@ -17449,6 +18984,7 @@
           <w:rFonts w:ascii="Times New Roman" w:hAnsi="Times New Roman" w:eastAsia="Times New Roman" w:cs="Times New Roman"/>
           <w:sz w:val="20"/>
           <w:szCs w:val="20"/>
+          <w:highlight w:val="yellow"/>
         </w:rPr>
         <w:t xml:space="preserve">.</w:t>
       </w:r>
@@ -18059,7 +19595,7 @@
           <w:szCs w:val="20"/>
           <w:highlight w:val="yellow"/>
         </w:rPr>
-        <w:t xml:space="preserve">(8)</w:t>
+        <w:t xml:space="preserve">(9)</w:t>
       </w:r>
       <w:r>
         <w:rPr>
@@ -18558,7 +20094,7 @@
           <w:szCs w:val="20"/>
           <w:highlight w:val="yellow"/>
         </w:rPr>
-        <w:t xml:space="preserve">(11)</w:t>
+        <w:t xml:space="preserve">(12)</w:t>
       </w:r>
       <w:r>
         <w:rPr>
@@ -19243,6 +20779,7 @@
           <w:bCs/>
           <w:sz w:val="20"/>
           <w:szCs w:val="20"/>
+          <w:highlight w:val="yellow"/>
         </w:rPr>
         <w:t xml:space="preserve">Theorem 1</w:t>
       </w:r>
@@ -19251,14 +20788,16 @@
           <w:rFonts w:ascii="Times New Roman" w:hAnsi="Times New Roman" w:eastAsia="Times New Roman" w:cs="Times New Roman"/>
           <w:sz w:val="20"/>
           <w:szCs w:val="20"/>
-        </w:rPr>
-        <w:t xml:space="preserve"> </w:t>
-      </w:r>
-      <w:r>
-        <w:rPr>
-          <w:rFonts w:ascii="Times New Roman" w:hAnsi="Times New Roman" w:eastAsia="Times New Roman" w:cs="Times New Roman"/>
-          <w:sz w:val="20"/>
-          <w:szCs w:val="20"/>
+          <w:highlight w:val="yellow"/>
+        </w:rPr>
+        <w:t xml:space="preserve"> </w:t>
+      </w:r>
+      <w:r>
+        <w:rPr>
+          <w:rFonts w:ascii="Times New Roman" w:hAnsi="Times New Roman" w:eastAsia="Times New Roman" w:cs="Times New Roman"/>
+          <w:sz w:val="20"/>
+          <w:szCs w:val="20"/>
+          <w:highlight w:val="yellow"/>
         </w:rPr>
         <w:t xml:space="preserve">(Conditional probabilistic forward invariance).</w:t>
       </w:r>
@@ -19267,14 +20806,16 @@
           <w:rFonts w:ascii="Times New Roman" w:hAnsi="Times New Roman" w:eastAsia="Times New Roman" w:cs="Times New Roman"/>
           <w:sz w:val="20"/>
           <w:szCs w:val="20"/>
-        </w:rPr>
-        <w:t xml:space="preserve"> </w:t>
-      </w:r>
-      <w:r>
-        <w:rPr>
-          <w:rFonts w:ascii="Times New Roman" w:hAnsi="Times New Roman" w:eastAsia="Times New Roman" w:cs="Times New Roman"/>
-          <w:sz w:val="20"/>
-          <w:szCs w:val="20"/>
+          <w:highlight w:val="yellow"/>
+        </w:rPr>
+        <w:t xml:space="preserve"> </w:t>
+      </w:r>
+      <w:r>
+        <w:rPr>
+          <w:rFonts w:ascii="Times New Roman" w:hAnsi="Times New Roman" w:eastAsia="Times New Roman" w:cs="Times New Roman"/>
+          <w:sz w:val="20"/>
+          <w:szCs w:val="20"/>
+          <w:highlight w:val="yellow"/>
         </w:rPr>
         <w:t xml:space="preserve"> </w:t>
       </w:r>
@@ -19285,6 +20826,7 @@
           <w:iCs/>
           <w:sz w:val="20"/>
           <w:szCs w:val="20"/>
+          <w:highlight w:val="yellow"/>
         </w:rPr>
         <w:t xml:space="preserve">Let</w:t>
       </w:r>
@@ -19295,6 +20837,7 @@
           <w:iCs/>
           <w:sz w:val="20"/>
           <w:szCs w:val="20"/>
+          <w:highlight w:val="yellow"/>
         </w:rPr>
         <w:t xml:space="preserve"> </w:t>
       </w:r>
@@ -19307,6 +20850,7 @@
               </m:rPr>
               <w:rPr>
                 <w:rFonts w:ascii="Times New Roman" w:hAnsi="Times New Roman" w:eastAsia="Times New Roman" w:cs="Times New Roman"/>
+                <w:highlight w:val="yellow"/>
               </w:rPr>
               <m:t>Δ</m:t>
             </m:r>
@@ -19315,6 +20859,7 @@
             <m:r>
               <w:rPr>
                 <w:rFonts w:ascii="Times New Roman" w:hAnsi="Times New Roman" w:eastAsia="Times New Roman" w:cs="Times New Roman"/>
+                <w:highlight w:val="yellow"/>
               </w:rPr>
               <m:t>ψ</m:t>
             </m:r>
@@ -19326,12 +20871,14 @@
           </m:rPr>
           <w:rPr>
             <w:rFonts w:ascii="Times New Roman" w:hAnsi="Times New Roman" w:eastAsia="Times New Roman" w:cs="Times New Roman"/>
+            <w:highlight w:val="yellow"/>
           </w:rPr>
           <m:t>(</m:t>
         </m:r>
         <m:r>
           <w:rPr>
             <w:rFonts w:ascii="Times New Roman" w:hAnsi="Times New Roman" w:eastAsia="Times New Roman" w:cs="Times New Roman"/>
+            <w:highlight w:val="yellow"/>
           </w:rPr>
           <m:t>x</m:t>
         </m:r>
@@ -19341,12 +20888,14 @@
           </m:rPr>
           <w:rPr>
             <w:rFonts w:ascii="Times New Roman" w:hAnsi="Times New Roman" w:eastAsia="Times New Roman" w:cs="Times New Roman"/>
+            <w:highlight w:val="yellow"/>
           </w:rPr>
           <m:t>,</m:t>
         </m:r>
         <m:r>
           <w:rPr>
             <w:rFonts w:ascii="Times New Roman" w:hAnsi="Times New Roman" w:eastAsia="Times New Roman" w:cs="Times New Roman"/>
+            <w:highlight w:val="yellow"/>
           </w:rPr>
           <m:t>v</m:t>
         </m:r>
@@ -19356,6 +20905,7 @@
           </m:rPr>
           <w:rPr>
             <w:rFonts w:ascii="Times New Roman" w:hAnsi="Times New Roman" w:eastAsia="Times New Roman" w:cs="Times New Roman"/>
+            <w:highlight w:val="yellow"/>
           </w:rPr>
           <m:t>)</m:t>
         </m:r>
@@ -19365,6 +20915,7 @@
           </m:rPr>
           <w:rPr>
             <w:rFonts w:ascii="Times New Roman" w:hAnsi="Times New Roman" w:eastAsia="Times New Roman" w:cs="Times New Roman"/>
+            <w:highlight w:val="yellow"/>
           </w:rPr>
           <m:t>=</m:t>
         </m:r>
@@ -19373,6 +20924,7 @@
             <m:r>
               <w:rPr>
                 <w:rFonts w:ascii="Times New Roman" w:hAnsi="Times New Roman" w:eastAsia="Times New Roman" w:cs="Times New Roman"/>
+                <w:highlight w:val="yellow"/>
               </w:rPr>
               <m:t>ψ</m:t>
             </m:r>
@@ -19381,6 +20933,7 @@
             <m:r>
               <w:rPr>
                 <w:rFonts w:ascii="Times New Roman" w:hAnsi="Times New Roman" w:eastAsia="Times New Roman" w:cs="Times New Roman"/>
+                <w:highlight w:val="yellow"/>
               </w:rPr>
               <m:t>m</m:t>
             </m:r>
@@ -19392,6 +20945,7 @@
               </m:rPr>
               <w:rPr>
                 <w:rFonts w:ascii="Times New Roman" w:hAnsi="Times New Roman" w:eastAsia="Times New Roman" w:cs="Times New Roman"/>
+                <w:highlight w:val="yellow"/>
               </w:rPr>
               <m:t>t</m:t>
             </m:r>
@@ -19401,6 +20955,7 @@
               </m:rPr>
               <w:rPr>
                 <w:rFonts w:ascii="Times New Roman" w:hAnsi="Times New Roman" w:eastAsia="Times New Roman" w:cs="Times New Roman"/>
+                <w:highlight w:val="yellow"/>
               </w:rPr>
               <m:t>r</m:t>
             </m:r>
@@ -19410,6 +20965,7 @@
               </m:rPr>
               <w:rPr>
                 <w:rFonts w:ascii="Times New Roman" w:hAnsi="Times New Roman" w:eastAsia="Times New Roman" w:cs="Times New Roman"/>
+                <w:highlight w:val="yellow"/>
               </w:rPr>
               <m:t>u</m:t>
             </m:r>
@@ -19419,6 +20975,7 @@
               </m:rPr>
               <w:rPr>
                 <w:rFonts w:ascii="Times New Roman" w:hAnsi="Times New Roman" w:eastAsia="Times New Roman" w:cs="Times New Roman"/>
+                <w:highlight w:val="yellow"/>
               </w:rPr>
               <m:t>e</m:t>
             </m:r>
@@ -19430,12 +20987,14 @@
           </m:rPr>
           <w:rPr>
             <w:rFonts w:ascii="Times New Roman" w:hAnsi="Times New Roman" w:eastAsia="Times New Roman" w:cs="Times New Roman"/>
+            <w:highlight w:val="yellow"/>
           </w:rPr>
           <m:t>(</m:t>
         </m:r>
         <m:r>
           <w:rPr>
             <w:rFonts w:ascii="Times New Roman" w:hAnsi="Times New Roman" w:eastAsia="Times New Roman" w:cs="Times New Roman"/>
+            <w:highlight w:val="yellow"/>
           </w:rPr>
           <m:t>x</m:t>
         </m:r>
@@ -19445,12 +21004,14 @@
           </m:rPr>
           <w:rPr>
             <w:rFonts w:ascii="Times New Roman" w:hAnsi="Times New Roman" w:eastAsia="Times New Roman" w:cs="Times New Roman"/>
+            <w:highlight w:val="yellow"/>
           </w:rPr>
           <m:t>,</m:t>
         </m:r>
         <m:r>
           <w:rPr>
             <w:rFonts w:ascii="Times New Roman" w:hAnsi="Times New Roman" w:eastAsia="Times New Roman" w:cs="Times New Roman"/>
+            <w:highlight w:val="yellow"/>
           </w:rPr>
           <m:t>v</m:t>
         </m:r>
@@ -19460,6 +21021,7 @@
           </m:rPr>
           <w:rPr>
             <w:rFonts w:ascii="Times New Roman" w:hAnsi="Times New Roman" w:eastAsia="Times New Roman" w:cs="Times New Roman"/>
+            <w:highlight w:val="yellow"/>
           </w:rPr>
           <m:t>)</m:t>
         </m:r>
@@ -19469,6 +21031,7 @@
           </m:rPr>
           <w:rPr>
             <w:rFonts w:ascii="Times New Roman" w:hAnsi="Times New Roman" w:eastAsia="Times New Roman" w:cs="Times New Roman"/>
+            <w:highlight w:val="yellow"/>
           </w:rPr>
           <m:t>−</m:t>
         </m:r>
@@ -19482,6 +21045,7 @@
                 <m:r>
                   <w:rPr>
                     <w:rFonts w:ascii="Times New Roman" w:hAnsi="Times New Roman" w:eastAsia="Times New Roman" w:cs="Times New Roman"/>
+                    <w:highlight w:val="yellow"/>
                   </w:rPr>
                   <m:t>ψ</m:t>
                 </m:r>
@@ -19492,6 +21056,7 @@
             <m:r>
               <w:rPr>
                 <w:rFonts w:ascii="Times New Roman" w:hAnsi="Times New Roman" w:eastAsia="Times New Roman" w:cs="Times New Roman"/>
+                <w:highlight w:val="yellow"/>
               </w:rPr>
               <m:t>m</m:t>
             </m:r>
@@ -19500,6 +21065,7 @@
             <m:r>
               <w:rPr>
                 <w:rFonts w:ascii="Times New Roman" w:hAnsi="Times New Roman" w:eastAsia="Times New Roman" w:cs="Times New Roman"/>
+                <w:highlight w:val="yellow"/>
               </w:rPr>
               <m:t>0</m:t>
             </m:r>
@@ -19511,12 +21077,14 @@
           </m:rPr>
           <w:rPr>
             <w:rFonts w:ascii="Times New Roman" w:hAnsi="Times New Roman" w:eastAsia="Times New Roman" w:cs="Times New Roman"/>
+            <w:highlight w:val="yellow"/>
           </w:rPr>
           <m:t>(</m:t>
         </m:r>
         <m:r>
           <w:rPr>
             <w:rFonts w:ascii="Times New Roman" w:hAnsi="Times New Roman" w:eastAsia="Times New Roman" w:cs="Times New Roman"/>
+            <w:highlight w:val="yellow"/>
           </w:rPr>
           <m:t>x</m:t>
         </m:r>
@@ -19526,12 +21094,14 @@
           </m:rPr>
           <w:rPr>
             <w:rFonts w:ascii="Times New Roman" w:hAnsi="Times New Roman" w:eastAsia="Times New Roman" w:cs="Times New Roman"/>
+            <w:highlight w:val="yellow"/>
           </w:rPr>
           <m:t>,</m:t>
         </m:r>
         <m:r>
           <w:rPr>
             <w:rFonts w:ascii="Times New Roman" w:hAnsi="Times New Roman" w:eastAsia="Times New Roman" w:cs="Times New Roman"/>
+            <w:highlight w:val="yellow"/>
           </w:rPr>
           <m:t>v</m:t>
         </m:r>
@@ -19541,6 +21111,7 @@
           </m:rPr>
           <w:rPr>
             <w:rFonts w:ascii="Times New Roman" w:hAnsi="Times New Roman" w:eastAsia="Times New Roman" w:cs="Times New Roman"/>
+            <w:highlight w:val="yellow"/>
           </w:rPr>
           <m:t>)</m:t>
         </m:r>
@@ -19552,6 +21123,7 @@
           <w:iCs/>
           <w:sz w:val="20"/>
           <w:szCs w:val="20"/>
+          <w:highlight w:val="yellow"/>
         </w:rPr>
         <w:t xml:space="preserve"> </w:t>
       </w:r>
@@ -19562,8 +21134,9 @@
           <w:iCs/>
           <w:sz w:val="20"/>
           <w:szCs w:val="20"/>
-        </w:rPr>
-        <w:t xml:space="preserve">denote the induced top-level HOCBF residual after substituting the deviation-input model. Under Assumptions </w:t>
+          <w:highlight w:val="yellow"/>
+        </w:rPr>
+        <w:t xml:space="preserve">denote the induced top-level HOCBF residual after substituting the deviation-input model. If</w:t>
       </w:r>
       <w:r>
         <w:rPr>
@@ -19572,145 +21145,55 @@
           <w:iCs/>
           <w:sz w:val="20"/>
           <w:szCs w:val="20"/>
-        </w:rPr>
-        <w:t xml:space="preserve">1</w:t>
-      </w:r>
-      <w:r>
-        <w:rPr>
-          <w:rFonts w:ascii="Times New Roman" w:hAnsi="Times New Roman" w:eastAsia="Times New Roman" w:cs="Times New Roman"/>
-          <w:i/>
-          <w:iCs/>
-          <w:sz w:val="20"/>
-          <w:szCs w:val="20"/>
-        </w:rPr>
-        <w:t xml:space="preserve">–</w:t>
-      </w:r>
-      <w:r>
-        <w:rPr>
-          <w:rFonts w:ascii="Times New Roman" w:hAnsi="Times New Roman" w:eastAsia="Times New Roman" w:cs="Times New Roman"/>
-          <w:i/>
-          <w:iCs/>
-          <w:sz w:val="20"/>
-          <w:szCs w:val="20"/>
-        </w:rPr>
-        <w:t xml:space="preserve">4</w:t>
-      </w:r>
-      <w:r>
-        <w:rPr>
-          <w:rFonts w:ascii="Times New Roman" w:hAnsi="Times New Roman" w:eastAsia="Times New Roman" w:cs="Times New Roman"/>
-          <w:i/>
-          <w:iCs/>
-          <w:sz w:val="20"/>
-          <w:szCs w:val="20"/>
-        </w:rPr>
-        <w:t xml:space="preserve">, the QP in Eq. </w:t>
-      </w:r>
-      <w:r>
-        <w:rPr>
-          <w:rFonts w:ascii="Times New Roman" w:hAnsi="Times New Roman" w:eastAsia="Times New Roman" w:cs="Times New Roman"/>
-          <w:i/>
-          <w:iCs/>
-          <w:sz w:val="20"/>
-          <w:szCs w:val="20"/>
-        </w:rPr>
-        <w:t xml:space="preserve">(3)</w:t>
-      </w:r>
-      <w:r>
-        <w:rPr>
-          <w:rFonts w:ascii="Times New Roman" w:hAnsi="Times New Roman" w:eastAsia="Times New Roman" w:cs="Times New Roman"/>
-          <w:i/>
-          <w:iCs/>
-          <w:sz w:val="20"/>
-          <w:szCs w:val="20"/>
-        </w:rPr>
-        <w:t xml:space="preserve"> </w:t>
-      </w:r>
-      <w:r>
-        <w:rPr>
-          <w:rFonts w:ascii="Times New Roman" w:hAnsi="Times New Roman" w:eastAsia="Times New Roman" w:cs="Times New Roman"/>
-          <w:i/>
-          <w:iCs/>
-          <w:sz w:val="20"/>
-          <w:szCs w:val="20"/>
-        </w:rPr>
-        <w:t xml:space="preserve">with</w:t>
-      </w:r>
-      <w:r>
-        <w:rPr>
-          <w:rFonts w:ascii="Times New Roman" w:hAnsi="Times New Roman" w:eastAsia="Times New Roman" w:cs="Times New Roman"/>
-          <w:i/>
-          <w:iCs/>
-          <w:sz w:val="20"/>
-          <w:szCs w:val="20"/>
+          <w:highlight w:val="yellow"/>
         </w:rPr>
         <w:t xml:space="preserve"> </w:t>
       </w:r>
       <m:oMath>
-        <m:sSub>
-          <m:e>
-            <m:r>
-              <w:rPr>
-                <w:rFonts w:ascii="Times New Roman" w:hAnsi="Times New Roman" w:eastAsia="Times New Roman" w:cs="Times New Roman"/>
-              </w:rPr>
-              <m:t>ϵ</m:t>
-            </m:r>
-          </m:e>
-          <m:sub>
-            <m:r>
-              <w:rPr>
-                <w:rFonts w:ascii="Times New Roman" w:hAnsi="Times New Roman" w:eastAsia="Times New Roman" w:cs="Times New Roman"/>
-              </w:rPr>
-              <m:t>κ</m:t>
-            </m:r>
-          </m:sub>
-        </m:sSub>
+        <m:r>
+          <w:rPr>
+            <w:rFonts w:ascii="Times New Roman" w:hAnsi="Times New Roman" w:eastAsia="Times New Roman" w:cs="Times New Roman"/>
+            <w:highlight w:val="yellow"/>
+          </w:rPr>
+          <m:t>x</m:t>
+        </m:r>
         <m:r>
           <m:rPr>
             <m:sty m:val="p"/>
           </m:rPr>
           <w:rPr>
             <w:rFonts w:ascii="Times New Roman" w:hAnsi="Times New Roman" w:eastAsia="Times New Roman" w:cs="Times New Roman"/>
-          </w:rPr>
-          <m:t>=</m:t>
-        </m:r>
-        <m:r>
-          <w:rPr>
-            <w:rFonts w:ascii="Times New Roman" w:hAnsi="Times New Roman" w:eastAsia="Times New Roman" w:cs="Times New Roman"/>
-          </w:rPr>
-          <m:t>1</m:t>
-        </m:r>
-      </m:oMath>
-      <w:r>
-        <w:rPr>
-          <w:rFonts w:ascii="Times New Roman" w:hAnsi="Times New Roman" w:eastAsia="Times New Roman" w:cs="Times New Roman"/>
-          <w:i/>
-          <w:iCs/>
-          <w:sz w:val="20"/>
-          <w:szCs w:val="20"/>
-        </w:rPr>
-        <w:t xml:space="preserve"> </w:t>
-      </w:r>
-      <w:r>
-        <w:rPr>
-          <w:rFonts w:ascii="Times New Roman" w:hAnsi="Times New Roman" w:eastAsia="Times New Roman" w:cs="Times New Roman"/>
-          <w:i/>
-          <w:iCs/>
-          <w:sz w:val="20"/>
-          <w:szCs w:val="20"/>
-        </w:rPr>
-        <w:t xml:space="preserve">renders</w:t>
-      </w:r>
-      <w:r>
-        <w:rPr>
-          <w:rFonts w:ascii="Times New Roman" w:hAnsi="Times New Roman" w:eastAsia="Times New Roman" w:cs="Times New Roman"/>
-          <w:i/>
-          <w:iCs/>
-          <w:sz w:val="20"/>
-          <w:szCs w:val="20"/>
-        </w:rPr>
-        <w:t xml:space="preserve"> </w:t>
-      </w:r>
-      <m:oMath>
+            <w:highlight w:val="yellow"/>
+          </w:rPr>
+          <m:t>(</m:t>
+        </m:r>
+        <m:r>
+          <w:rPr>
+            <w:rFonts w:ascii="Times New Roman" w:hAnsi="Times New Roman" w:eastAsia="Times New Roman" w:cs="Times New Roman"/>
+            <w:highlight w:val="yellow"/>
+          </w:rPr>
+          <m:t>0</m:t>
+        </m:r>
+        <m:r>
+          <m:rPr>
+            <m:sty m:val="p"/>
+          </m:rPr>
+          <w:rPr>
+            <w:rFonts w:ascii="Times New Roman" w:hAnsi="Times New Roman" w:eastAsia="Times New Roman" w:cs="Times New Roman"/>
+            <w:highlight w:val="yellow"/>
+          </w:rPr>
+          <m:t>)</m:t>
+        </m:r>
+        <m:r>
+          <m:rPr>
+            <m:sty m:val="p"/>
+          </m:rPr>
+          <w:rPr>
+            <w:rFonts w:ascii="Times New Roman" w:hAnsi="Times New Roman" w:eastAsia="Times New Roman" w:cs="Times New Roman"/>
+            <w:highlight w:val="yellow"/>
+          </w:rPr>
+          <m:t>∈</m:t>
+        </m:r>
         <m:r>
           <m:rPr>
             <m:scr m:val="script"/>
@@ -19718,6 +21201,7 @@
           </m:rPr>
           <w:rPr>
             <w:rFonts w:ascii="Times New Roman" w:hAnsi="Times New Roman" w:eastAsia="Times New Roman" w:cs="Times New Roman"/>
+            <w:highlight w:val="yellow"/>
           </w:rPr>
           <m:t>C</m:t>
         </m:r>
@@ -19729,8 +21213,9 @@
           <w:iCs/>
           <w:sz w:val="20"/>
           <w:szCs w:val="20"/>
-        </w:rPr>
-        <w:t xml:space="preserve"> </w:t>
+          <w:highlight w:val="yellow"/>
+        </w:rPr>
+        <w:t xml:space="preserve">, then, under Assumptions </w:t>
       </w:r>
       <w:r>
         <w:rPr>
@@ -19739,8 +21224,9 @@
           <w:iCs/>
           <w:sz w:val="20"/>
           <w:szCs w:val="20"/>
-        </w:rPr>
-        <w:t xml:space="preserve">forward invariant with probability at least</w:t>
+          <w:highlight w:val="yellow"/>
+        </w:rPr>
+        <w:t xml:space="preserve">1</w:t>
       </w:r>
       <w:r>
         <w:rPr>
@@ -19749,30 +21235,113 @@
           <w:iCs/>
           <w:sz w:val="20"/>
           <w:szCs w:val="20"/>
+          <w:highlight w:val="yellow"/>
+        </w:rPr>
+        <w:t xml:space="preserve">–</w:t>
+      </w:r>
+      <w:r>
+        <w:rPr>
+          <w:rFonts w:ascii="Times New Roman" w:hAnsi="Times New Roman" w:eastAsia="Times New Roman" w:cs="Times New Roman"/>
+          <w:i/>
+          <w:iCs/>
+          <w:sz w:val="20"/>
+          <w:szCs w:val="20"/>
+          <w:highlight w:val="yellow"/>
+        </w:rPr>
+        <w:t xml:space="preserve">4</w:t>
+      </w:r>
+      <w:r>
+        <w:rPr>
+          <w:rFonts w:ascii="Times New Roman" w:hAnsi="Times New Roman" w:eastAsia="Times New Roman" w:cs="Times New Roman"/>
+          <w:i/>
+          <w:iCs/>
+          <w:sz w:val="20"/>
+          <w:szCs w:val="20"/>
+          <w:highlight w:val="yellow"/>
+        </w:rPr>
+        <w:t xml:space="preserve">, the QP in Eq. </w:t>
+      </w:r>
+      <w:r>
+        <w:rPr>
+          <w:rFonts w:ascii="Times New Roman" w:hAnsi="Times New Roman" w:eastAsia="Times New Roman" w:cs="Times New Roman"/>
+          <w:i/>
+          <w:iCs/>
+          <w:sz w:val="20"/>
+          <w:szCs w:val="20"/>
+          <w:highlight w:val="yellow"/>
+        </w:rPr>
+        <w:t xml:space="preserve">(3)</w:t>
+      </w:r>
+      <w:r>
+        <w:rPr>
+          <w:rFonts w:ascii="Times New Roman" w:hAnsi="Times New Roman" w:eastAsia="Times New Roman" w:cs="Times New Roman"/>
+          <w:i/>
+          <w:iCs/>
+          <w:sz w:val="20"/>
+          <w:szCs w:val="20"/>
+          <w:highlight w:val="yellow"/>
+        </w:rPr>
+        <w:t xml:space="preserve"> </w:t>
+      </w:r>
+      <w:r>
+        <w:rPr>
+          <w:rFonts w:ascii="Times New Roman" w:hAnsi="Times New Roman" w:eastAsia="Times New Roman" w:cs="Times New Roman"/>
+          <w:i/>
+          <w:iCs/>
+          <w:sz w:val="20"/>
+          <w:szCs w:val="20"/>
+          <w:highlight w:val="yellow"/>
+        </w:rPr>
+        <w:t xml:space="preserve">with</w:t>
+      </w:r>
+      <w:r>
+        <w:rPr>
+          <w:rFonts w:ascii="Times New Roman" w:hAnsi="Times New Roman" w:eastAsia="Times New Roman" w:cs="Times New Roman"/>
+          <w:i/>
+          <w:iCs/>
+          <w:sz w:val="20"/>
+          <w:szCs w:val="20"/>
+          <w:highlight w:val="yellow"/>
         </w:rPr>
         <w:t xml:space="preserve"> </w:t>
       </w:r>
       <m:oMath>
-        <m:r>
-          <w:rPr>
-            <w:rFonts w:ascii="Times New Roman" w:hAnsi="Times New Roman" w:eastAsia="Times New Roman" w:cs="Times New Roman"/>
-          </w:rPr>
-          <m:t>1</m:t>
-        </m:r>
+        <m:sSub>
+          <m:e>
+            <m:r>
+              <w:rPr>
+                <w:rFonts w:ascii="Times New Roman" w:hAnsi="Times New Roman" w:eastAsia="Times New Roman" w:cs="Times New Roman"/>
+                <w:highlight w:val="yellow"/>
+              </w:rPr>
+              <m:t>ϵ</m:t>
+            </m:r>
+          </m:e>
+          <m:sub>
+            <m:r>
+              <w:rPr>
+                <w:rFonts w:ascii="Times New Roman" w:hAnsi="Times New Roman" w:eastAsia="Times New Roman" w:cs="Times New Roman"/>
+                <w:highlight w:val="yellow"/>
+              </w:rPr>
+              <m:t>κ</m:t>
+            </m:r>
+          </m:sub>
+        </m:sSub>
         <m:r>
           <m:rPr>
             <m:sty m:val="p"/>
           </m:rPr>
           <w:rPr>
             <w:rFonts w:ascii="Times New Roman" w:hAnsi="Times New Roman" w:eastAsia="Times New Roman" w:cs="Times New Roman"/>
-          </w:rPr>
-          <m:t>−</m:t>
-        </m:r>
-        <m:r>
-          <w:rPr>
-            <w:rFonts w:ascii="Times New Roman" w:hAnsi="Times New Roman" w:eastAsia="Times New Roman" w:cs="Times New Roman"/>
-          </w:rPr>
-          <m:t>δ</m:t>
+            <w:highlight w:val="yellow"/>
+          </w:rPr>
+          <m:t>=</m:t>
+        </m:r>
+        <m:r>
+          <w:rPr>
+            <w:rFonts w:ascii="Times New Roman" w:hAnsi="Times New Roman" w:eastAsia="Times New Roman" w:cs="Times New Roman"/>
+            <w:highlight w:val="yellow"/>
+          </w:rPr>
+          <m:t>1</m:t>
         </m:r>
       </m:oMath>
       <w:r>
@@ -19782,6 +21351,145 @@
           <w:iCs/>
           <w:sz w:val="20"/>
           <w:szCs w:val="20"/>
+          <w:highlight w:val="yellow"/>
+        </w:rPr>
+        <w:t xml:space="preserve"> </w:t>
+      </w:r>
+      <w:r>
+        <w:rPr>
+          <w:rFonts w:ascii="Times New Roman" w:hAnsi="Times New Roman" w:eastAsia="Times New Roman" w:cs="Times New Roman"/>
+          <w:i/>
+          <w:iCs/>
+          <w:sz w:val="20"/>
+          <w:szCs w:val="20"/>
+          <w:highlight w:val="yellow"/>
+        </w:rPr>
+        <w:t xml:space="preserve">renders the set</w:t>
+      </w:r>
+      <w:r>
+        <w:rPr>
+          <w:rFonts w:ascii="Times New Roman" w:hAnsi="Times New Roman" w:eastAsia="Times New Roman" w:cs="Times New Roman"/>
+          <w:i/>
+          <w:iCs/>
+          <w:sz w:val="20"/>
+          <w:szCs w:val="20"/>
+          <w:highlight w:val="yellow"/>
+        </w:rPr>
+        <w:t xml:space="preserve"> </w:t>
+      </w:r>
+      <m:oMath>
+        <m:r>
+          <m:rPr>
+            <m:scr m:val="script"/>
+            <m:sty m:val="p"/>
+          </m:rPr>
+          <w:rPr>
+            <w:rFonts w:ascii="Times New Roman" w:hAnsi="Times New Roman" w:eastAsia="Times New Roman" w:cs="Times New Roman"/>
+            <w:highlight w:val="yellow"/>
+          </w:rPr>
+          <m:t>C</m:t>
+        </m:r>
+      </m:oMath>
+      <w:r>
+        <w:rPr>
+          <w:rFonts w:ascii="Times New Roman" w:hAnsi="Times New Roman" w:eastAsia="Times New Roman" w:cs="Times New Roman"/>
+          <w:i/>
+          <w:iCs/>
+          <w:sz w:val="20"/>
+          <w:szCs w:val="20"/>
+          <w:highlight w:val="yellow"/>
+        </w:rPr>
+        <w:t xml:space="preserve"> </w:t>
+      </w:r>
+      <w:r>
+        <w:rPr>
+          <w:rFonts w:ascii="Times New Roman" w:hAnsi="Times New Roman" w:eastAsia="Times New Roman" w:cs="Times New Roman"/>
+          <w:i/>
+          <w:iCs/>
+          <w:sz w:val="20"/>
+          <w:szCs w:val="20"/>
+          <w:highlight w:val="yellow"/>
+        </w:rPr>
+        <w:t xml:space="preserve">in Eq. </w:t>
+      </w:r>
+      <w:r>
+        <w:rPr>
+          <w:rFonts w:ascii="Times New Roman" w:hAnsi="Times New Roman" w:eastAsia="Times New Roman" w:cs="Times New Roman"/>
+          <w:i/>
+          <w:iCs/>
+          <w:sz w:val="20"/>
+          <w:szCs w:val="20"/>
+          <w:highlight w:val="yellow"/>
+        </w:rPr>
+        <w:t xml:space="preserve">(8)</w:t>
+      </w:r>
+      <w:r>
+        <w:rPr>
+          <w:rFonts w:ascii="Times New Roman" w:hAnsi="Times New Roman" w:eastAsia="Times New Roman" w:cs="Times New Roman"/>
+          <w:i/>
+          <w:iCs/>
+          <w:sz w:val="20"/>
+          <w:szCs w:val="20"/>
+          <w:highlight w:val="yellow"/>
+        </w:rPr>
+        <w:t xml:space="preserve"> </w:t>
+      </w:r>
+      <w:r>
+        <w:rPr>
+          <w:rFonts w:ascii="Times New Roman" w:hAnsi="Times New Roman" w:eastAsia="Times New Roman" w:cs="Times New Roman"/>
+          <w:i/>
+          <w:iCs/>
+          <w:sz w:val="20"/>
+          <w:szCs w:val="20"/>
+          <w:highlight w:val="yellow"/>
+        </w:rPr>
+        <w:t xml:space="preserve">forward invariant with probability at least</w:t>
+      </w:r>
+      <w:r>
+        <w:rPr>
+          <w:rFonts w:ascii="Times New Roman" w:hAnsi="Times New Roman" w:eastAsia="Times New Roman" w:cs="Times New Roman"/>
+          <w:i/>
+          <w:iCs/>
+          <w:sz w:val="20"/>
+          <w:szCs w:val="20"/>
+          <w:highlight w:val="yellow"/>
+        </w:rPr>
+        <w:t xml:space="preserve"> </w:t>
+      </w:r>
+      <m:oMath>
+        <m:r>
+          <w:rPr>
+            <w:rFonts w:ascii="Times New Roman" w:hAnsi="Times New Roman" w:eastAsia="Times New Roman" w:cs="Times New Roman"/>
+            <w:highlight w:val="yellow"/>
+          </w:rPr>
+          <m:t>1</m:t>
+        </m:r>
+        <m:r>
+          <m:rPr>
+            <m:sty m:val="p"/>
+          </m:rPr>
+          <w:rPr>
+            <w:rFonts w:ascii="Times New Roman" w:hAnsi="Times New Roman" w:eastAsia="Times New Roman" w:cs="Times New Roman"/>
+            <w:highlight w:val="yellow"/>
+          </w:rPr>
+          <m:t>−</m:t>
+        </m:r>
+        <m:r>
+          <w:rPr>
+            <w:rFonts w:ascii="Times New Roman" w:hAnsi="Times New Roman" w:eastAsia="Times New Roman" w:cs="Times New Roman"/>
+            <w:highlight w:val="yellow"/>
+          </w:rPr>
+          <m:t>δ</m:t>
+        </m:r>
+      </m:oMath>
+      <w:r>
+        <w:rPr>
+          <w:rFonts w:ascii="Times New Roman" w:hAnsi="Times New Roman" w:eastAsia="Times New Roman" w:cs="Times New Roman"/>
+          <w:i/>
+          <w:iCs/>
+          <w:sz w:val="20"/>
+          <w:szCs w:val="20"/>
+          <w:highlight w:val="yellow"/>
         </w:rPr>
         <w:t xml:space="preserve">.</w:t>
       </w:r>
@@ -20420,6 +22128,7 @@
             <m:r>
               <w:rPr>
                 <w:rFonts w:ascii="Times New Roman" w:hAnsi="Times New Roman" w:eastAsia="Times New Roman" w:cs="Times New Roman"/>
+                <w:highlight w:val="yellow"/>
               </w:rPr>
               <m:t>ϵ</m:t>
             </m:r>
@@ -20428,6 +22137,7 @@
             <m:r>
               <w:rPr>
                 <w:rFonts w:ascii="Times New Roman" w:hAnsi="Times New Roman" w:eastAsia="Times New Roman" w:cs="Times New Roman"/>
+                <w:highlight w:val="yellow"/>
               </w:rPr>
               <m:t>κ</m:t>
             </m:r>
@@ -20439,12 +22149,14 @@
           </m:rPr>
           <w:rPr>
             <w:rFonts w:ascii="Times New Roman" w:hAnsi="Times New Roman" w:eastAsia="Times New Roman" w:cs="Times New Roman"/>
+            <w:highlight w:val="yellow"/>
           </w:rPr>
           <m:t>=</m:t>
         </m:r>
         <m:r>
           <w:rPr>
             <w:rFonts w:ascii="Times New Roman" w:hAnsi="Times New Roman" w:eastAsia="Times New Roman" w:cs="Times New Roman"/>
+            <w:highlight w:val="yellow"/>
           </w:rPr>
           <m:t>0</m:t>
         </m:r>
@@ -20454,6 +22166,7 @@
           <w:rFonts w:ascii="Times New Roman" w:hAnsi="Times New Roman" w:eastAsia="Times New Roman" w:cs="Times New Roman"/>
           <w:sz w:val="20"/>
           <w:szCs w:val="20"/>
+          <w:highlight w:val="yellow"/>
         </w:rPr>
         <w:t xml:space="preserve">: The QP enforces</w:t>
       </w:r>
@@ -20462,6 +22175,112 @@
           <w:rFonts w:ascii="Times New Roman" w:hAnsi="Times New Roman" w:eastAsia="Times New Roman" w:cs="Times New Roman"/>
           <w:sz w:val="20"/>
           <w:szCs w:val="20"/>
+          <w:highlight w:val="yellow"/>
+        </w:rPr>
+        <w:t xml:space="preserve"> </w:t>
+      </w:r>
+      <m:oMath>
+        <m:r>
+          <w:rPr>
+            <w:rFonts w:ascii="Times New Roman" w:hAnsi="Times New Roman" w:eastAsia="Times New Roman" w:cs="Times New Roman"/>
+            <w:highlight w:val="yellow"/>
+          </w:rPr>
+          <m:t>A</m:t>
+        </m:r>
+        <m:r>
+          <m:rPr>
+            <m:sty m:val="p"/>
+          </m:rPr>
+          <w:rPr>
+            <w:rFonts w:ascii="Times New Roman" w:hAnsi="Times New Roman" w:eastAsia="Times New Roman" w:cs="Times New Roman"/>
+            <w:highlight w:val="yellow"/>
+          </w:rPr>
+          <m:t>(</m:t>
+        </m:r>
+        <m:r>
+          <w:rPr>
+            <w:rFonts w:ascii="Times New Roman" w:hAnsi="Times New Roman" w:eastAsia="Times New Roman" w:cs="Times New Roman"/>
+            <w:highlight w:val="yellow"/>
+          </w:rPr>
+          <m:t>x</m:t>
+        </m:r>
+        <m:r>
+          <m:rPr>
+            <m:sty m:val="p"/>
+          </m:rPr>
+          <w:rPr>
+            <w:rFonts w:ascii="Times New Roman" w:hAnsi="Times New Roman" w:eastAsia="Times New Roman" w:cs="Times New Roman"/>
+            <w:highlight w:val="yellow"/>
+          </w:rPr>
+          <m:t>)</m:t>
+        </m:r>
+        <m:r>
+          <w:rPr>
+            <w:rFonts w:ascii="Times New Roman" w:hAnsi="Times New Roman" w:eastAsia="Times New Roman" w:cs="Times New Roman"/>
+            <w:highlight w:val="yellow"/>
+          </w:rPr>
+          <m:t>v</m:t>
+        </m:r>
+        <m:r>
+          <m:rPr>
+            <m:sty m:val="p"/>
+          </m:rPr>
+          <w:rPr>
+            <w:rFonts w:ascii="Times New Roman" w:hAnsi="Times New Roman" w:eastAsia="Times New Roman" w:cs="Times New Roman"/>
+            <w:highlight w:val="yellow"/>
+          </w:rPr>
+          <m:t>≤</m:t>
+        </m:r>
+        <m:r>
+          <w:rPr>
+            <w:rFonts w:ascii="Times New Roman" w:hAnsi="Times New Roman" w:eastAsia="Times New Roman" w:cs="Times New Roman"/>
+            <w:highlight w:val="yellow"/>
+          </w:rPr>
+          <m:t>b</m:t>
+        </m:r>
+        <m:r>
+          <m:rPr>
+            <m:sty m:val="p"/>
+          </m:rPr>
+          <w:rPr>
+            <w:rFonts w:ascii="Times New Roman" w:hAnsi="Times New Roman" w:eastAsia="Times New Roman" w:cs="Times New Roman"/>
+            <w:highlight w:val="yellow"/>
+          </w:rPr>
+          <m:t>(</m:t>
+        </m:r>
+        <m:r>
+          <w:rPr>
+            <w:rFonts w:ascii="Times New Roman" w:hAnsi="Times New Roman" w:eastAsia="Times New Roman" w:cs="Times New Roman"/>
+            <w:highlight w:val="yellow"/>
+          </w:rPr>
+          <m:t>x</m:t>
+        </m:r>
+        <m:r>
+          <m:rPr>
+            <m:sty m:val="p"/>
+          </m:rPr>
+          <w:rPr>
+            <w:rFonts w:ascii="Times New Roman" w:hAnsi="Times New Roman" w:eastAsia="Times New Roman" w:cs="Times New Roman"/>
+            <w:highlight w:val="yellow"/>
+          </w:rPr>
+          <m:t>)</m:t>
+        </m:r>
+      </m:oMath>
+      <w:r>
+        <w:rPr>
+          <w:rFonts w:ascii="Times New Roman" w:hAnsi="Times New Roman" w:eastAsia="Times New Roman" w:cs="Times New Roman"/>
+          <w:sz w:val="20"/>
+          <w:szCs w:val="20"/>
+          <w:highlight w:val="yellow"/>
+        </w:rPr>
+        <w:t xml:space="preserve">, i.e., the GP-mean-corrected HOCBF constraint without an additional robustness margin. The separate</w:t>
+      </w:r>
+      <w:r>
+        <w:rPr>
+          <w:rFonts w:ascii="Times New Roman" w:hAnsi="Times New Roman" w:eastAsia="Times New Roman" w:cs="Times New Roman"/>
+          <w:sz w:val="20"/>
+          <w:szCs w:val="20"/>
+          <w:highlight w:val="yellow"/>
         </w:rPr>
         <w:t xml:space="preserve"> </w:t>
       </w:r>
@@ -20471,6 +22290,7 @@
             <m:r>
               <w:rPr>
                 <w:rFonts w:ascii="Times New Roman" w:hAnsi="Times New Roman" w:eastAsia="Times New Roman" w:cs="Times New Roman"/>
+                <w:highlight w:val="yellow"/>
               </w:rPr>
               <m:t>A</m:t>
             </m:r>
@@ -20479,6 +22299,7 @@
             <m:r>
               <w:rPr>
                 <w:rFonts w:ascii="Times New Roman" w:hAnsi="Times New Roman" w:eastAsia="Times New Roman" w:cs="Times New Roman"/>
+                <w:highlight w:val="yellow"/>
               </w:rPr>
               <m:t>0</m:t>
             </m:r>
@@ -20490,12 +22311,14 @@
           </m:rPr>
           <w:rPr>
             <w:rFonts w:ascii="Times New Roman" w:hAnsi="Times New Roman" w:eastAsia="Times New Roman" w:cs="Times New Roman"/>
+            <w:highlight w:val="yellow"/>
           </w:rPr>
           <m:t>(</m:t>
         </m:r>
         <m:r>
           <w:rPr>
             <w:rFonts w:ascii="Times New Roman" w:hAnsi="Times New Roman" w:eastAsia="Times New Roman" w:cs="Times New Roman"/>
+            <w:highlight w:val="yellow"/>
           </w:rPr>
           <m:t>x</m:t>
         </m:r>
@@ -20505,12 +22328,14 @@
           </m:rPr>
           <w:rPr>
             <w:rFonts w:ascii="Times New Roman" w:hAnsi="Times New Roman" w:eastAsia="Times New Roman" w:cs="Times New Roman"/>
+            <w:highlight w:val="yellow"/>
           </w:rPr>
           <m:t>)</m:t>
         </m:r>
         <m:r>
           <w:rPr>
             <w:rFonts w:ascii="Times New Roman" w:hAnsi="Times New Roman" w:eastAsia="Times New Roman" w:cs="Times New Roman"/>
+            <w:highlight w:val="yellow"/>
           </w:rPr>
           <m:t>v</m:t>
         </m:r>
@@ -20520,6 +22345,7 @@
           </m:rPr>
           <w:rPr>
             <w:rFonts w:ascii="Times New Roman" w:hAnsi="Times New Roman" w:eastAsia="Times New Roman" w:cs="Times New Roman"/>
+            <w:highlight w:val="yellow"/>
           </w:rPr>
           <m:t>≤</m:t>
         </m:r>
@@ -20528,6 +22354,7 @@
             <m:r>
               <w:rPr>
                 <w:rFonts w:ascii="Times New Roman" w:hAnsi="Times New Roman" w:eastAsia="Times New Roman" w:cs="Times New Roman"/>
+                <w:highlight w:val="yellow"/>
               </w:rPr>
               <m:t>b</m:t>
             </m:r>
@@ -20536,6 +22363,7 @@
             <m:r>
               <w:rPr>
                 <w:rFonts w:ascii="Times New Roman" w:hAnsi="Times New Roman" w:eastAsia="Times New Roman" w:cs="Times New Roman"/>
+                <w:highlight w:val="yellow"/>
               </w:rPr>
               <m:t>0</m:t>
             </m:r>
@@ -20547,12 +22375,14 @@
           </m:rPr>
           <w:rPr>
             <w:rFonts w:ascii="Times New Roman" w:hAnsi="Times New Roman" w:eastAsia="Times New Roman" w:cs="Times New Roman"/>
+            <w:highlight w:val="yellow"/>
           </w:rPr>
           <m:t>(</m:t>
         </m:r>
         <m:r>
           <w:rPr>
             <w:rFonts w:ascii="Times New Roman" w:hAnsi="Times New Roman" w:eastAsia="Times New Roman" w:cs="Times New Roman"/>
+            <w:highlight w:val="yellow"/>
           </w:rPr>
           <m:t>x</m:t>
         </m:r>
@@ -20562,6 +22392,7 @@
           </m:rPr>
           <w:rPr>
             <w:rFonts w:ascii="Times New Roman" w:hAnsi="Times New Roman" w:eastAsia="Times New Roman" w:cs="Times New Roman"/>
+            <w:highlight w:val="yellow"/>
           </w:rPr>
           <m:t>)</m:t>
         </m:r>
@@ -20571,8 +22402,18 @@
           <w:rFonts w:ascii="Times New Roman" w:hAnsi="Times New Roman" w:eastAsia="Times New Roman" w:cs="Times New Roman"/>
           <w:sz w:val="20"/>
           <w:szCs w:val="20"/>
-        </w:rPr>
-        <w:t xml:space="preserve">, i.e., the nominal HOCBF constraint with GP mean correction only. No robustness margin is applied beyond the mean correction itself.</w:t>
+          <w:highlight w:val="yellow"/>
+        </w:rPr>
+        <w:t xml:space="preserve"> </w:t>
+      </w:r>
+      <w:r>
+        <w:rPr>
+          <w:rFonts w:ascii="Times New Roman" w:hAnsi="Times New Roman" w:eastAsia="Times New Roman" w:cs="Times New Roman"/>
+          <w:sz w:val="20"/>
+          <w:szCs w:val="20"/>
+          <w:highlight w:val="yellow"/>
+        </w:rPr>
+        <w:t xml:space="preserve">notation denotes the no-GP ablation.</w:t>
       </w:r>
     </w:p>
     <w:p>
@@ -22280,7 +24121,7 @@
           <w:szCs w:val="20"/>
           <w:highlight w:val="yellow"/>
         </w:rPr>
-        <w:t xml:space="preserve">Coverage monitoring combines the input z-score and 0.5th–99.5th training quantiles, the validation-set 99th percentile of posterior standard deviation, and the standardized one-step innovation. Moderate OOD enters full-row nominal-HOCBF operation for at most ten 1 s cycles; GP operation resumes only after ten consecutive healthy cycles. A persistent coverage failure enters latched live-DCS bypass. Innovation above 5, invalid measurements or communication, non-finite/model-load faults, nominal-QP or actuator-constraint infeasibility, violation of a direct physical bound, pressure-low physical margin below 2.0 MPa, or QP/task timeout bypasses the degraded stage immediately. This nominal-HOCBF interval is a bounded transition mode without a GP coverage claim, not a certified substitute for the GP-RHOCBF mode.</w:t>
+        <w:t xml:space="preserve">Coverage monitoring combines the input z-score and 0.5th–99.5th training quantiles, the validation-set 99th percentile of posterior standard deviation, and the standardized one-step residual-rate innovation. Moderate OOD enters full-row nominal-HOCBF operation for at most ten 1 s cycles; GP operation resumes only after ten consecutive healthy cycles. A persistent coverage failure enters latched live-DCS bypass. Innovation above 5, invalid measurements or communication, non-finite/model-load faults, nominal-QP or actuator-constraint infeasibility, violation of a direct physical bound, pressure-low physical margin below 2.0 MPa, or QP/task timeout bypasses the degraded stage immediately. This nominal-HOCBF interval is a bounded transition mode without a GP coverage claim, not a certified substitute for the GP-RHOCBF mode.</w:t>
       </w:r>
     </w:p>
     <w:p>
@@ -24689,7 +26530,7 @@
                 <w:szCs w:val="20"/>
                 <w:highlight w:val="yellow"/>
               </w:rPr>
-              <w:t>(12)</w:t>
+              <w:t>(13)</w:t>
             </w:r>
           </w:p>
         </w:tc>
@@ -25053,7 +26894,7 @@
           <w:szCs w:val="20"/>
           <w:highlight w:val="yellow"/>
         </w:rPr>
-        <w:t xml:space="preserve">(12)</w:t>
+        <w:t xml:space="preserve">(13)</w:t>
       </w:r>
       <w:r>
         <w:rPr>
@@ -26512,7 +28353,7 @@
                 <w:szCs w:val="18"/>
                 <w:highlight w:val="yellow"/>
               </w:rPr>
-              <w:t xml:space="preserve">RoCBF-SF commissioned (</w:t>
+              <w:t xml:space="preserve">RoCBF-SF composite primary row (</w:t>
             </w:r>
             <m:oMath>
               <m:sSub>
@@ -27210,7 +29051,7 @@
           <w:szCs w:val="20"/>
           <w:highlight w:val="yellow"/>
         </w:rPr>
-        <w:t xml:space="preserve">000, all in S3. The scenario-wise commissioned row applies the independently selected</w:t>
+        <w:t xml:space="preserve">000, all in S3. The composite primary row applies the independently tune-selected</w:t>
       </w:r>
       <w:r>
         <w:rPr>
@@ -27276,7 +29117,73 @@
           <w:szCs w:val="20"/>
           <w:highlight w:val="yellow"/>
         </w:rPr>
-        <w:t xml:space="preserve">in S3 and 0 otherwise, giving 0/17</w:t>
+        <w:t xml:space="preserve">in S3 and the mean-only endpoint</w:t>
+      </w:r>
+      <w:r>
+        <w:rPr>
+          <w:rFonts w:ascii="Times New Roman" w:hAnsi="Times New Roman" w:eastAsia="Times New Roman" w:cs="Times New Roman"/>
+          <w:sz w:val="20"/>
+          <w:szCs w:val="20"/>
+          <w:highlight w:val="yellow"/>
+        </w:rPr>
+        <w:t xml:space="preserve"> </w:t>
+      </w:r>
+      <m:oMath>
+        <m:sSub>
+          <m:e>
+            <m:r>
+              <w:rPr>
+                <w:rFonts w:ascii="Times New Roman" w:hAnsi="Times New Roman" w:eastAsia="Times New Roman" w:cs="Times New Roman"/>
+                <w:highlight w:val="yellow"/>
+              </w:rPr>
+              <m:t>ϵ</m:t>
+            </m:r>
+          </m:e>
+          <m:sub>
+            <m:r>
+              <w:rPr>
+                <w:rFonts w:ascii="Times New Roman" w:hAnsi="Times New Roman" w:eastAsia="Times New Roman" w:cs="Times New Roman"/>
+                <w:highlight w:val="yellow"/>
+              </w:rPr>
+              <m:t>κ</m:t>
+            </m:r>
+          </m:sub>
+        </m:sSub>
+        <m:r>
+          <m:rPr>
+            <m:sty m:val="p"/>
+          </m:rPr>
+          <w:rPr>
+            <w:rFonts w:ascii="Times New Roman" w:hAnsi="Times New Roman" w:eastAsia="Times New Roman" w:cs="Times New Roman"/>
+            <w:highlight w:val="yellow"/>
+          </w:rPr>
+          <m:t>=</m:t>
+        </m:r>
+        <m:r>
+          <w:rPr>
+            <w:rFonts w:ascii="Times New Roman" w:hAnsi="Times New Roman" w:eastAsia="Times New Roman" w:cs="Times New Roman"/>
+            <w:highlight w:val="yellow"/>
+          </w:rPr>
+          <m:t>0</m:t>
+        </m:r>
+      </m:oMath>
+      <w:r>
+        <w:rPr>
+          <w:rFonts w:ascii="Times New Roman" w:hAnsi="Times New Roman" w:eastAsia="Times New Roman" w:cs="Times New Roman"/>
+          <w:sz w:val="20"/>
+          <w:szCs w:val="20"/>
+          <w:highlight w:val="yellow"/>
+        </w:rPr>
+        <w:t xml:space="preserve"> </w:t>
+      </w:r>
+      <w:r>
+        <w:rPr>
+          <w:rFonts w:ascii="Times New Roman" w:hAnsi="Times New Roman" w:eastAsia="Times New Roman" w:cs="Times New Roman"/>
+          <w:sz w:val="20"/>
+          <w:szCs w:val="20"/>
+          <w:highlight w:val="yellow"/>
+        </w:rPr>
+        <w:t xml:space="preserve">in the nominal case and the other five mismatch conditions, giving 0/17</w:t>
       </w:r>
       <w:r>
         <w:rPr>
@@ -27294,7 +29201,7 @@
           <w:szCs w:val="20"/>
           <w:highlight w:val="yellow"/>
         </w:rPr>
-        <w:t xml:space="preserve">500 observed violations across the nominal and six mismatch conditions. Each condition is a separate offline commissioning regime with its own frozen scenario-specific GP; this row compares commissioned operating points across prescribed residual regimes rather than switching</w:t>
+        <w:t xml:space="preserve">500 observed violations. Only S3 underwent tune/test factor selection; the zero-margin entries in the other six conditions are not presented as separate held-out calibrations. Each condition retains its own frozen scenario-specific GP, so the row compares prescribed offline operating points rather than switching</w:t>
       </w:r>
       <w:r>
         <w:rPr>
@@ -28774,7 +30681,7 @@
           <w:szCs w:val="20"/>
           <w:highlight w:val="yellow"/>
         </w:rPr>
-        <w:t xml:space="preserve">(12)</w:t>
+        <w:t xml:space="preserve">(13)</w:t>
       </w:r>
       <w:r>
         <w:rPr>
@@ -28799,157 +30706,6 @@
           <w:szCs w:val="20"/>
           <w:highlight w:val="yellow"/>
         </w:rPr>
-        <w:t xml:space="preserve">In this representative rollout, the no-GP HOCBF records 203/300 violations, GP mean correction reduces the count to 30/300, and the calibrated setting records 0/300. The corresponding minimum enthalpy margins are</w:t>
-      </w:r>
-      <w:r>
-        <w:rPr>
-          <w:rFonts w:ascii="Times New Roman" w:hAnsi="Times New Roman" w:eastAsia="Times New Roman" w:cs="Times New Roman"/>
-          <w:sz w:val="20"/>
-          <w:szCs w:val="20"/>
-          <w:highlight w:val="yellow"/>
-        </w:rPr>
-        <w:t xml:space="preserve"> </w:t>
-      </w:r>
-      <w:r>
-        <w:rPr>
-          <w:rFonts w:ascii="Times New Roman" w:hAnsi="Times New Roman" w:eastAsia="Times New Roman" w:cs="Times New Roman"/>
-          <w:sz w:val="20"/>
-          <w:szCs w:val="20"/>
-          <w:highlight w:val="yellow"/>
-        </w:rPr>
-        <w:t>-51.993</w:t>
-      </w:r>
-      <w:r>
-        <w:rPr>
-          <w:rFonts w:ascii="Times New Roman" w:hAnsi="Times New Roman" w:eastAsia="Times New Roman" w:cs="Times New Roman"/>
-          <w:sz w:val="20"/>
-          <w:szCs w:val="20"/>
-          <w:highlight w:val="yellow"/>
-        </w:rPr>
-        <w:t xml:space="preserve">,</w:t>
-      </w:r>
-      <w:r>
-        <w:rPr>
-          <w:rFonts w:ascii="Times New Roman" w:hAnsi="Times New Roman" w:eastAsia="Times New Roman" w:cs="Times New Roman"/>
-          <w:sz w:val="20"/>
-          <w:szCs w:val="20"/>
-          <w:highlight w:val="yellow"/>
-        </w:rPr>
-        <w:t xml:space="preserve"> </w:t>
-      </w:r>
-      <w:r>
-        <w:rPr>
-          <w:rFonts w:ascii="Times New Roman" w:hAnsi="Times New Roman" w:eastAsia="Times New Roman" w:cs="Times New Roman"/>
-          <w:sz w:val="20"/>
-          <w:szCs w:val="20"/>
-          <w:highlight w:val="yellow"/>
-        </w:rPr>
-        <w:t>-0.01996</w:t>
-      </w:r>
-      <w:r>
-        <w:rPr>
-          <w:rFonts w:ascii="Times New Roman" w:hAnsi="Times New Roman" w:eastAsia="Times New Roman" w:cs="Times New Roman"/>
-          <w:sz w:val="20"/>
-          <w:szCs w:val="20"/>
-          <w:highlight w:val="yellow"/>
-        </w:rPr>
-        <w:t xml:space="preserve">, and</w:t>
-      </w:r>
-      <w:r>
-        <w:rPr>
-          <w:rFonts w:ascii="Times New Roman" w:hAnsi="Times New Roman" w:eastAsia="Times New Roman" w:cs="Times New Roman"/>
-          <w:sz w:val="20"/>
-          <w:szCs w:val="20"/>
-          <w:highlight w:val="yellow"/>
-        </w:rPr>
-        <w:t xml:space="preserve"> </w:t>
-      </w:r>
-      <w:r>
-        <w:rPr>
-          <w:rFonts w:ascii="Times New Roman" w:hAnsi="Times New Roman" w:eastAsia="Times New Roman" w:cs="Times New Roman"/>
-          <w:sz w:val="20"/>
-          <w:szCs w:val="20"/>
-          <w:highlight w:val="yellow"/>
-        </w:rPr>
-        <w:t>+0.01028</w:t>
-      </w:r>
-      <w:r>
-        <w:rPr>
-          <w:rFonts w:ascii="Times New Roman" w:hAnsi="Times New Roman" w:eastAsia="Times New Roman" w:cs="Times New Roman"/>
-          <w:sz w:val="20"/>
-          <w:szCs w:val="20"/>
-          <w:highlight w:val="yellow"/>
-        </w:rPr>
-        <w:t xml:space="preserve"> kJ/kg. This single-trajectory diagnostic illustrates the mechanism and is not used in place of the five-seed aggregate in Tables </w:t>
-      </w:r>
-      <w:r>
-        <w:rPr>
-          <w:rFonts w:ascii="Times New Roman" w:hAnsi="Times New Roman" w:eastAsia="Times New Roman" w:cs="Times New Roman"/>
-          <w:sz w:val="20"/>
-          <w:szCs w:val="20"/>
-          <w:highlight w:val="yellow"/>
-        </w:rPr>
-        <w:t xml:space="preserve">2</w:t>
-      </w:r>
-      <w:r>
-        <w:rPr>
-          <w:rFonts w:ascii="Times New Roman" w:hAnsi="Times New Roman" w:eastAsia="Times New Roman" w:cs="Times New Roman"/>
-          <w:sz w:val="20"/>
-          <w:szCs w:val="20"/>
-          <w:highlight w:val="yellow"/>
-        </w:rPr>
-        <w:t xml:space="preserve"> </w:t>
-      </w:r>
-      <w:r>
-        <w:rPr>
-          <w:rFonts w:ascii="Times New Roman" w:hAnsi="Times New Roman" w:eastAsia="Times New Roman" w:cs="Times New Roman"/>
-          <w:sz w:val="20"/>
-          <w:szCs w:val="20"/>
-          <w:highlight w:val="yellow"/>
-        </w:rPr>
-        <w:t xml:space="preserve">and</w:t>
-      </w:r>
-      <w:r>
-        <w:rPr>
-          <w:rFonts w:ascii="Times New Roman" w:hAnsi="Times New Roman" w:eastAsia="Times New Roman" w:cs="Times New Roman"/>
-          <w:sz w:val="20"/>
-          <w:szCs w:val="20"/>
-          <w:highlight w:val="yellow"/>
-        </w:rPr>
-        <w:t xml:space="preserve"> </w:t>
-      </w:r>
-      <w:r>
-        <w:rPr>
-          <w:rFonts w:ascii="Times New Roman" w:hAnsi="Times New Roman" w:eastAsia="Times New Roman" w:cs="Times New Roman"/>
-          <w:sz w:val="20"/>
-          <w:szCs w:val="20"/>
-          <w:highlight w:val="yellow"/>
-        </w:rPr>
-        <w:t xml:space="preserve">3</w:t>
-      </w:r>
-      <w:r>
-        <w:rPr>
-          <w:rFonts w:ascii="Times New Roman" w:hAnsi="Times New Roman" w:eastAsia="Times New Roman" w:cs="Times New Roman"/>
-          <w:sz w:val="20"/>
-          <w:szCs w:val="20"/>
-          <w:highlight w:val="yellow"/>
-        </w:rPr>
-        <w:t xml:space="preserve">.</w:t>
-      </w:r>
-    </w:p>
-    <w:p>
-      <w:pPr>
-        <w:pStyle w:val="3"/>
-        <w:jc w:val="left"/>
-        <w:ind w:firstLine="420"/>
-      </w:pPr>
-      <w:r>
-        <w:rPr>
-          <w:rFonts w:ascii="Times New Roman" w:hAnsi="Times New Roman" w:eastAsia="Times New Roman" w:cs="Times New Roman"/>
-          <w:sz w:val="20"/>
-          <w:szCs w:val="20"/>
-          <w:highlight w:val="yellow"/>
-        </w:rPr>
         <w:t xml:space="preserve">Figure </w:t>
       </w:r>
       <w:r>
@@ -29097,7 +30853,7 @@
           <w:szCs w:val="20"/>
           <w:highlight w:val="yellow"/>
         </w:rPr>
-        <w:t xml:space="preserve">margin keeps the minimum positive at</w:t>
+        <w:t xml:space="preserve">margin records 0/300 violations and keeps the minimum positive at</w:t>
       </w:r>
       <w:r>
         <w:rPr>
@@ -29124,7 +30880,61 @@
           <w:szCs w:val="20"/>
           <w:highlight w:val="yellow"/>
         </w:rPr>
-        <w:t xml:space="preserve"> kJ/kg. The correction and event panels show that this change is produced by sustained QP intervention rather than by a different upstream proposal.</w:t>
+        <w:t xml:space="preserve"> kJ/kg. The correction and event panels show that this change is produced by sustained QP intervention rather than by a different upstream proposal. This single-trajectory diagnostic illustrates the mechanism and is not used in place of the five-seed aggregate in Tables </w:t>
+      </w:r>
+      <w:r>
+        <w:rPr>
+          <w:rFonts w:ascii="Times New Roman" w:hAnsi="Times New Roman" w:eastAsia="Times New Roman" w:cs="Times New Roman"/>
+          <w:sz w:val="20"/>
+          <w:szCs w:val="20"/>
+          <w:highlight w:val="yellow"/>
+        </w:rPr>
+        <w:t xml:space="preserve">2</w:t>
+      </w:r>
+      <w:r>
+        <w:rPr>
+          <w:rFonts w:ascii="Times New Roman" w:hAnsi="Times New Roman" w:eastAsia="Times New Roman" w:cs="Times New Roman"/>
+          <w:sz w:val="20"/>
+          <w:szCs w:val="20"/>
+          <w:highlight w:val="yellow"/>
+        </w:rPr>
+        <w:t xml:space="preserve"> </w:t>
+      </w:r>
+      <w:r>
+        <w:rPr>
+          <w:rFonts w:ascii="Times New Roman" w:hAnsi="Times New Roman" w:eastAsia="Times New Roman" w:cs="Times New Roman"/>
+          <w:sz w:val="20"/>
+          <w:szCs w:val="20"/>
+          <w:highlight w:val="yellow"/>
+        </w:rPr>
+        <w:t xml:space="preserve">and</w:t>
+      </w:r>
+      <w:r>
+        <w:rPr>
+          <w:rFonts w:ascii="Times New Roman" w:hAnsi="Times New Roman" w:eastAsia="Times New Roman" w:cs="Times New Roman"/>
+          <w:sz w:val="20"/>
+          <w:szCs w:val="20"/>
+          <w:highlight w:val="yellow"/>
+        </w:rPr>
+        <w:t xml:space="preserve"> </w:t>
+      </w:r>
+      <w:r>
+        <w:rPr>
+          <w:rFonts w:ascii="Times New Roman" w:hAnsi="Times New Roman" w:eastAsia="Times New Roman" w:cs="Times New Roman"/>
+          <w:sz w:val="20"/>
+          <w:szCs w:val="20"/>
+          <w:highlight w:val="yellow"/>
+        </w:rPr>
+        <w:t xml:space="preserve">3</w:t>
+      </w:r>
+      <w:r>
+        <w:rPr>
+          <w:rFonts w:ascii="Times New Roman" w:hAnsi="Times New Roman" w:eastAsia="Times New Roman" w:cs="Times New Roman"/>
+          <w:sz w:val="20"/>
+          <w:szCs w:val="20"/>
+          <w:highlight w:val="yellow"/>
+        </w:rPr>
+        <w:t xml:space="preserve">.</w:t>
       </w:r>
     </w:p>
     <w:p>
@@ -35558,7 +37368,7 @@
           <w:szCs w:val="20"/>
           <w:highlight w:val="yellow"/>
         </w:rPr>
-        <w:t xml:space="preserve">000 mismatch-sample violations without a GP. Mean correction reduces that count to 36. Across separately commissioned scenario-specific GP models, the selected settings (</w:t>
+        <w:t xml:space="preserve">000 mismatch-sample violations without a GP. Mean correction reduces that count to 36. In the composite primary sweep, the tune-selected S3 setting (</w:t>
       </w:r>
       <m:oMath>
         <m:sSub>
@@ -35606,16 +37416,55 @@
           <w:szCs w:val="20"/>
           <w:highlight w:val="yellow"/>
         </w:rPr>
-        <w:t xml:space="preserve"> </w:t>
-      </w:r>
-      <w:r>
-        <w:rPr>
-          <w:rFonts w:ascii="Times New Roman" w:hAnsi="Times New Roman" w:eastAsia="Times New Roman" w:cs="Times New Roman"/>
-          <w:sz w:val="20"/>
-          <w:szCs w:val="20"/>
-          <w:highlight w:val="yellow"/>
-        </w:rPr>
-        <w:t xml:space="preserve">in S3 and 0 otherwise) give 0/17</w:t>
+        <w:t xml:space="preserve">) and the mean-only endpoint (</w:t>
+      </w:r>
+      <m:oMath>
+        <m:sSub>
+          <m:e>
+            <m:r>
+              <w:rPr>
+                <w:rFonts w:ascii="Times New Roman" w:hAnsi="Times New Roman" w:eastAsia="Times New Roman" w:cs="Times New Roman"/>
+                <w:highlight w:val="yellow"/>
+              </w:rPr>
+              <m:t>ϵ</m:t>
+            </m:r>
+          </m:e>
+          <m:sub>
+            <m:r>
+              <w:rPr>
+                <w:rFonts w:ascii="Times New Roman" w:hAnsi="Times New Roman" w:eastAsia="Times New Roman" w:cs="Times New Roman"/>
+                <w:highlight w:val="yellow"/>
+              </w:rPr>
+              <m:t>κ</m:t>
+            </m:r>
+          </m:sub>
+        </m:sSub>
+        <m:r>
+          <m:rPr>
+            <m:sty m:val="p"/>
+          </m:rPr>
+          <w:rPr>
+            <w:rFonts w:ascii="Times New Roman" w:hAnsi="Times New Roman" w:eastAsia="Times New Roman" w:cs="Times New Roman"/>
+            <w:highlight w:val="yellow"/>
+          </w:rPr>
+          <m:t>=</m:t>
+        </m:r>
+        <m:r>
+          <w:rPr>
+            <w:rFonts w:ascii="Times New Roman" w:hAnsi="Times New Roman" w:eastAsia="Times New Roman" w:cs="Times New Roman"/>
+            <w:highlight w:val="yellow"/>
+          </w:rPr>
+          <m:t>0</m:t>
+        </m:r>
+      </m:oMath>
+      <w:r>
+        <w:rPr>
+          <w:rFonts w:ascii="Times New Roman" w:hAnsi="Times New Roman" w:eastAsia="Times New Roman" w:cs="Times New Roman"/>
+          <w:sz w:val="20"/>
+          <w:szCs w:val="20"/>
+          <w:highlight w:val="yellow"/>
+        </w:rPr>
+        <w:t xml:space="preserve">) in the remaining conditions give 0/17</w:t>
       </w:r>
       <w:r>
         <w:rPr>
@@ -35633,7 +37482,7 @@
           <w:szCs w:val="20"/>
           <w:highlight w:val="yellow"/>
         </w:rPr>
-        <w:t xml:space="preserve">500 observed violations in the primary sweep; held-out S3 seeds give 66/50</w:t>
+        <w:t xml:space="preserve">500 observed violations; held-out S3 seeds give 66/50</w:t>
       </w:r>
       <w:r>
         <w:rPr>
@@ -35669,7 +37518,7 @@
           <w:szCs w:val="20"/>
           <w:highlight w:val="yellow"/>
         </w:rPr>
-        <w:t xml:space="preserve">000 QP rejections. Conversely, the full implemented-margin endpoint can lose feasibility under actuator limits. These numerical settings are finite-sample commissioning points. The formal forward-invariance result requires</w:t>
+        <w:t xml:space="preserve">000 QP rejections. Only the S3 factor is supported by the reported tune/test selection. Conversely, the full implemented-margin endpoint can lose feasibility under actuator limits. These numerical settings are finite-sample commissioning points. The formal forward-invariance result requires</w:t>
       </w:r>
       <w:r>
         <w:rPr>

--- a/paper/revision_submission/manuscript_mc_revised_highlighted.docx
+++ b/paper/revision_submission/manuscript_mc_revised_highlighted.docx
@@ -3682,7 +3682,25 @@
           <w:szCs w:val="20"/>
           <w:highlight w:val="yellow"/>
         </w:rPr>
-        <w:t xml:space="preserve">lists the measurement, constraint, GP, QP, fallback, and runtime settings used in the benchmark and plant implementation.</w:t>
+        <w:t xml:space="preserve">lists the benchmark constraint definitions alongside the principal GP, QP, fallback, and runtime settings. Field-specific direct bounds are reported with the plant-controller evidence in Section </w:t>
+      </w:r>
+      <w:r>
+        <w:rPr>
+          <w:rFonts w:ascii="Times New Roman" w:hAnsi="Times New Roman" w:eastAsia="Times New Roman" w:cs="Times New Roman"/>
+          <w:sz w:val="20"/>
+          <w:szCs w:val="20"/>
+          <w:highlight w:val="yellow"/>
+        </w:rPr>
+        <w:t xml:space="preserve">4.5</w:t>
+      </w:r>
+      <w:r>
+        <w:rPr>
+          <w:rFonts w:ascii="Times New Roman" w:hAnsi="Times New Roman" w:eastAsia="Times New Roman" w:cs="Times New Roman"/>
+          <w:sz w:val="20"/>
+          <w:szCs w:val="20"/>
+          <w:highlight w:val="yellow"/>
+        </w:rPr>
+        <w:t xml:space="preserve">.</w:t>
       </w:r>
     </w:p>
     <w:p>
@@ -3709,7 +3727,7 @@
           <w:szCs w:val="20"/>
           <w:highlight w:val="yellow"/>
         </w:rPr>
-        <w:t xml:space="preserve">Variables and implementation settings used by the RoCBF-SF safety filter in the actuator-augmented CCS benchmark and plant implementation.</w:t>
+        <w:t xml:space="preserve">Benchmark constraint definitions and principal implementation settings used by the RoCBF-SF safety filter. Field-specific direct bounds are reported separately with the plant-controller evidence.</w:t>
       </w:r>
     </w:p>
     <w:tbl>
@@ -3717,7 +3735,7 @@
         <w:tblStyle w:val="Table"/>
         <w:tblW w:type="dxa" w:w="8500"/>
         <w:tblLook w:firstRow="1" w:lastRow="0" w:firstColumn="0" w:lastColumn="0" w:noHBand="0" w:noVBand="0" w:val="0020"/>
-        <w:tblCaption w:val="Table 1. Variables and implementation settings used by the RoCBF-SF safety filter in the actuator-augmented CCS benchmark and plant implementation."/>
+        <w:tblCaption w:val="Table 1. Benchmark constraint definitions and principal implementation settings used by the RoCBF-SF safety filter. Field-specific direct bounds are reported separately with the plant-controller evidence."/>
         <w:jc w:val="center"/>
         <w:tblLayout w:type="fixed"/>
         <w:tblCellMar>
@@ -4960,7 +4978,7 @@
                 <w:szCs w:val="18"/>
                 <w:highlight w:val="yellow"/>
               </w:rPr>
-              <w:t xml:space="preserve">Main-steam pressure limit</w:t>
+              <w:t xml:space="preserve">Benchmark pressure constraint</w:t>
             </w:r>
           </w:p>
         </w:tc>
@@ -5221,8 +5239,9 @@
                 <w:rFonts w:ascii="Times New Roman" w:hAnsi="Times New Roman" w:eastAsia="Times New Roman" w:cs="Times New Roman"/>
                 <w:sz w:val="18"/>
                 <w:szCs w:val="18"/>
-              </w:rPr>
-              <w:t xml:space="preserve">Enthalpy limit</w:t>
+                <w:highlight w:val="yellow"/>
+              </w:rPr>
+              <w:t xml:space="preserve">Benchmark enthalpy constraint</w:t>
             </w:r>
           </w:p>
         </w:tc>
@@ -5344,8 +5363,9 @@
                 <w:rFonts w:ascii="Times New Roman" w:hAnsi="Times New Roman" w:eastAsia="Times New Roman" w:cs="Times New Roman"/>
                 <w:sz w:val="18"/>
                 <w:szCs w:val="18"/>
-              </w:rPr>
-              <w:t xml:space="preserve">Power tracking band</w:t>
+                <w:highlight w:val="yellow"/>
+              </w:rPr>
+              <w:t xml:space="preserve">Benchmark power constraint</w:t>
             </w:r>
           </w:p>
         </w:tc>
@@ -5721,7 +5741,7 @@
                 <w:szCs w:val="18"/>
                 <w:highlight w:val="yellow"/>
               </w:rPr>
-              <w:t xml:space="preserve">Three 500-point Matérn-5 of 2 residual GPs with frozen input/output standardization</w:t>
+              <w:t xml:space="preserve">Three 500-point Matérn-5/2 residual GPs with frozen input/output standardization</w:t>
             </w:r>
           </w:p>
         </w:tc>
@@ -39358,14 +39378,16 @@
                 <w:rFonts w:ascii="Times New Roman" w:hAnsi="Times New Roman" w:eastAsia="Times New Roman" w:cs="Times New Roman"/>
                 <w:sz w:val="18"/>
                 <w:szCs w:val="18"/>
-              </w:rPr>
-              <w:t xml:space="preserve">Use a scenario-specific GP; select the smallest</w:t>
+                <w:highlight w:val="yellow"/>
+              </w:rPr>
+              <w:t xml:space="preserve">Use a field-calibrated frozen GP whose training domain covers the commissioned operating envelope; select the smallest</w:t>
             </w:r>
             <w:r>
               <w:rPr>
                 <w:rFonts w:ascii="Times New Roman" w:hAnsi="Times New Roman" w:eastAsia="Times New Roman" w:cs="Times New Roman"/>
                 <w:sz w:val="18"/>
                 <w:szCs w:val="18"/>
+                <w:highlight w:val="yellow"/>
               </w:rPr>
               <w:t xml:space="preserve"> </w:t>
             </w:r>
@@ -39375,6 +39397,7 @@
                   <m:r>
                     <w:rPr>
                       <w:rFonts w:ascii="Times New Roman" w:hAnsi="Times New Roman" w:eastAsia="Times New Roman" w:cs="Times New Roman"/>
+                      <w:highlight w:val="yellow"/>
                     </w:rPr>
                     <m:t>ϵ</m:t>
                   </m:r>
@@ -39383,6 +39406,7 @@
                   <m:r>
                     <w:rPr>
                       <w:rFonts w:ascii="Times New Roman" w:hAnsi="Times New Roman" w:eastAsia="Times New Roman" w:cs="Times New Roman"/>
+                      <w:highlight w:val="yellow"/>
                     </w:rPr>
                     <m:t>κ</m:t>
                   </m:r>
@@ -39394,6 +39418,7 @@
                 <w:rFonts w:ascii="Times New Roman" w:hAnsi="Times New Roman" w:eastAsia="Times New Roman" w:cs="Times New Roman"/>
                 <w:sz w:val="18"/>
                 <w:szCs w:val="18"/>
+                <w:highlight w:val="yellow"/>
               </w:rPr>
               <w:t xml:space="preserve"> </w:t>
             </w:r>
@@ -39402,6 +39427,7 @@
                 <w:rFonts w:ascii="Times New Roman" w:hAnsi="Times New Roman" w:eastAsia="Times New Roman" w:cs="Times New Roman"/>
                 <w:sz w:val="18"/>
                 <w:szCs w:val="18"/>
+                <w:highlight w:val="yellow"/>
               </w:rPr>
               <w:t xml:space="preserve">that meets the local safety gate without QP infeasibility.</w:t>
             </w:r>

--- a/paper/revision_submission/manuscript_mc_revised_highlighted.docx
+++ b/paper/revision_submission/manuscript_mc_revised_highlighted.docx
@@ -40771,6 +40771,305 @@
           <w:highlight w:val="yellow"/>
         </w:rPr>
         <w:t xml:space="preserve">formulation, and develop a sampled-data certificate for the 1 s zero-order-hold implementation. Further field validation should also retain the current separation between historian response evidence, controller-execution evidence, and full-row certificate conditions.</w:t>
+      </w:r>
+    </w:p>
+    <w:p>
+      <w:pPr>
+        <w:jc w:val="left"/>
+        <w:spacing w:before="0" w:after="0"/>
+      </w:pPr>
+      <w:r>
+        <w:rPr>
+          <w:rFonts w:ascii="Times New Roman" w:hAnsi="Times New Roman" w:eastAsia="Times New Roman" w:cs="Times New Roman"/>
+          <w:sz w:val="24"/>
+          <w:szCs w:val="24"/>
+          <w:color w:val="000000"/>
+          <w:b/>
+          <w:bCs/>
+          <w:i/>
+          <w:iCs/>
+          <w:highlight w:val="yellow"/>
+        </w:rPr>
+        <w:t xml:space="preserve">Statements and Declarations</w:t>
+      </w:r>
+    </w:p>
+    <w:p>
+      <w:pPr>
+        <w:jc w:val="left"/>
+        <w:spacing w:before="0" w:after="0"/>
+      </w:pPr>
+      <w:r>
+        <w:rPr>
+          <w:rFonts w:ascii="Times New Roman" w:hAnsi="Times New Roman" w:eastAsia="Times New Roman" w:cs="Times New Roman"/>
+          <w:sz w:val="20"/>
+          <w:szCs w:val="20"/>
+          <w:color w:val="000000"/>
+          <w:b/>
+          <w:bCs/>
+          <w:i/>
+          <w:iCs/>
+          <w:highlight w:val="yellow"/>
+        </w:rPr>
+        <w:t xml:space="preserve">Ethical considerations</w:t>
+      </w:r>
+    </w:p>
+    <w:p>
+      <w:pPr>
+        <w:pStyle w:val="11"/>
+        <w:jc w:val="left"/>
+        <w:ind w:firstLine="420"/>
+      </w:pPr>
+      <w:r>
+        <w:rPr>
+          <w:rFonts w:ascii="Times New Roman" w:hAnsi="Times New Roman" w:eastAsia="Times New Roman" w:cs="Times New Roman"/>
+          <w:sz w:val="20"/>
+          <w:szCs w:val="20"/>
+          <w:highlight w:val="yellow"/>
+        </w:rPr>
+        <w:t xml:space="preserve">Not applicable. This study did not involve human participants, human data, human tissue, or animal experiments.</w:t>
+      </w:r>
+    </w:p>
+    <w:p>
+      <w:pPr>
+        <w:jc w:val="left"/>
+        <w:spacing w:before="0" w:after="0"/>
+      </w:pPr>
+      <w:r>
+        <w:rPr>
+          <w:rFonts w:ascii="Times New Roman" w:hAnsi="Times New Roman" w:eastAsia="Times New Roman" w:cs="Times New Roman"/>
+          <w:sz w:val="20"/>
+          <w:szCs w:val="20"/>
+          <w:color w:val="000000"/>
+          <w:b/>
+          <w:bCs/>
+          <w:i/>
+          <w:iCs/>
+          <w:highlight w:val="yellow"/>
+        </w:rPr>
+        <w:t xml:space="preserve">Consent to participate</w:t>
+      </w:r>
+    </w:p>
+    <w:p>
+      <w:pPr>
+        <w:pStyle w:val="11"/>
+        <w:jc w:val="left"/>
+        <w:ind w:firstLine="420"/>
+      </w:pPr>
+      <w:r>
+        <w:rPr>
+          <w:rFonts w:ascii="Times New Roman" w:hAnsi="Times New Roman" w:eastAsia="Times New Roman" w:cs="Times New Roman"/>
+          <w:sz w:val="20"/>
+          <w:szCs w:val="20"/>
+          <w:highlight w:val="yellow"/>
+        </w:rPr>
+        <w:t xml:space="preserve">Not applicable.</w:t>
+      </w:r>
+    </w:p>
+    <w:p>
+      <w:pPr>
+        <w:jc w:val="left"/>
+        <w:spacing w:before="0" w:after="0"/>
+      </w:pPr>
+      <w:r>
+        <w:rPr>
+          <w:rFonts w:ascii="Times New Roman" w:hAnsi="Times New Roman" w:eastAsia="Times New Roman" w:cs="Times New Roman"/>
+          <w:sz w:val="20"/>
+          <w:szCs w:val="20"/>
+          <w:color w:val="000000"/>
+          <w:b/>
+          <w:bCs/>
+          <w:i/>
+          <w:iCs/>
+          <w:highlight w:val="yellow"/>
+        </w:rPr>
+        <w:t xml:space="preserve">Consent for publication</w:t>
+      </w:r>
+    </w:p>
+    <w:p>
+      <w:pPr>
+        <w:pStyle w:val="11"/>
+        <w:jc w:val="left"/>
+        <w:ind w:firstLine="420"/>
+      </w:pPr>
+      <w:r>
+        <w:rPr>
+          <w:rFonts w:ascii="Times New Roman" w:hAnsi="Times New Roman" w:eastAsia="Times New Roman" w:cs="Times New Roman"/>
+          <w:sz w:val="20"/>
+          <w:szCs w:val="20"/>
+          <w:highlight w:val="yellow"/>
+        </w:rPr>
+        <w:t xml:space="preserve">Not applicable.</w:t>
+      </w:r>
+    </w:p>
+    <w:p>
+      <w:pPr>
+        <w:jc w:val="left"/>
+        <w:spacing w:before="0" w:after="0"/>
+      </w:pPr>
+      <w:r>
+        <w:rPr>
+          <w:rFonts w:ascii="Times New Roman" w:hAnsi="Times New Roman" w:eastAsia="Times New Roman" w:cs="Times New Roman"/>
+          <w:sz w:val="20"/>
+          <w:szCs w:val="20"/>
+          <w:color w:val="000000"/>
+          <w:b/>
+          <w:bCs/>
+          <w:i/>
+          <w:iCs/>
+          <w:highlight w:val="yellow"/>
+        </w:rPr>
+        <w:t xml:space="preserve">Declaration of conflicting interests</w:t>
+      </w:r>
+    </w:p>
+    <w:p>
+      <w:pPr>
+        <w:pStyle w:val="11"/>
+        <w:jc w:val="left"/>
+        <w:ind w:firstLine="420"/>
+      </w:pPr>
+      <w:r>
+        <w:rPr>
+          <w:rFonts w:ascii="Times New Roman" w:hAnsi="Times New Roman" w:eastAsia="Times New Roman" w:cs="Times New Roman"/>
+          <w:sz w:val="20"/>
+          <w:szCs w:val="20"/>
+          <w:highlight w:val="yellow"/>
+        </w:rPr>
+        <w:t xml:space="preserve">The author(s) declared no potential conflicts of interest with respect to the research, authorship, and/or publication of this article.</w:t>
+      </w:r>
+    </w:p>
+    <w:p>
+      <w:pPr>
+        <w:jc w:val="left"/>
+        <w:spacing w:before="0" w:after="0"/>
+      </w:pPr>
+      <w:r>
+        <w:rPr>
+          <w:rFonts w:ascii="Times New Roman" w:hAnsi="Times New Roman" w:eastAsia="Times New Roman" w:cs="Times New Roman"/>
+          <w:sz w:val="20"/>
+          <w:szCs w:val="20"/>
+          <w:color w:val="000000"/>
+          <w:b/>
+          <w:bCs/>
+          <w:i/>
+          <w:iCs/>
+          <w:highlight w:val="yellow"/>
+        </w:rPr>
+        <w:t xml:space="preserve">Funding</w:t>
+      </w:r>
+    </w:p>
+    <w:p>
+      <w:pPr>
+        <w:pStyle w:val="11"/>
+        <w:jc w:val="left"/>
+        <w:ind w:firstLine="420"/>
+      </w:pPr>
+      <w:r>
+        <w:rPr>
+          <w:rFonts w:ascii="Times New Roman" w:hAnsi="Times New Roman" w:eastAsia="Times New Roman" w:cs="Times New Roman"/>
+          <w:sz w:val="20"/>
+          <w:szCs w:val="20"/>
+          <w:highlight w:val="yellow"/>
+        </w:rPr>
+        <w:t xml:space="preserve">This work was supported by the Postdoctoral Research Project of China Resources Power Technology Research Institute Co., Ltd. (Internal Project No. 374322).</w:t>
+      </w:r>
+    </w:p>
+    <w:p>
+      <w:pPr>
+        <w:jc w:val="left"/>
+        <w:spacing w:before="0" w:after="0"/>
+      </w:pPr>
+      <w:r>
+        <w:rPr>
+          <w:rFonts w:ascii="Times New Roman" w:hAnsi="Times New Roman" w:eastAsia="Times New Roman" w:cs="Times New Roman"/>
+          <w:sz w:val="20"/>
+          <w:szCs w:val="20"/>
+          <w:color w:val="000000"/>
+          <w:b/>
+          <w:bCs/>
+          <w:i/>
+          <w:iCs/>
+          <w:highlight w:val="yellow"/>
+        </w:rPr>
+        <w:t xml:space="preserve">Data availability</w:t>
+      </w:r>
+    </w:p>
+    <w:p>
+      <w:pPr>
+        <w:pStyle w:val="11"/>
+        <w:jc w:val="left"/>
+        <w:ind w:firstLine="420"/>
+      </w:pPr>
+      <w:r>
+        <w:rPr>
+          <w:rFonts w:ascii="Times New Roman" w:hAnsi="Times New Roman" w:eastAsia="Times New Roman" w:cs="Times New Roman"/>
+          <w:sz w:val="20"/>
+          <w:szCs w:val="20"/>
+          <w:highlight w:val="yellow"/>
+        </w:rPr>
+        <w:t xml:space="preserve">The source code, simulation scripts, benchmark results, plotting scripts, derived plant-historian metrics, and bounded controller-export excerpts are available in the</w:t>
+      </w:r>
+      <w:r>
+        <w:rPr>
+          <w:rFonts w:ascii="Times New Roman" w:hAnsi="Times New Roman" w:eastAsia="Times New Roman" w:cs="Times New Roman"/>
+          <w:sz w:val="20"/>
+          <w:szCs w:val="20"/>
+          <w:highlight w:val="yellow"/>
+        </w:rPr>
+        <w:t xml:space="preserve"> </w:t>
+      </w:r>
+      <w:r>
+        <w:rPr>
+          <w:rFonts w:ascii="Times New Roman" w:hAnsi="Times New Roman" w:eastAsia="Times New Roman" w:cs="Times New Roman"/>
+          <w:sz w:val="20"/>
+          <w:szCs w:val="20"/>
+          <w:highlight w:val="yellow"/>
+        </w:rPr>
+        <w:t xml:space="preserve">GitHub repository</w:t>
+      </w:r>
+      <w:r>
+        <w:rPr>
+          <w:rFonts w:ascii="Times New Roman" w:hAnsi="Times New Roman" w:eastAsia="Times New Roman" w:cs="Times New Roman"/>
+          <w:sz w:val="20"/>
+          <w:szCs w:val="20"/>
+          <w:highlight w:val="yellow"/>
+        </w:rPr>
+        <w:t xml:space="preserve">. Complete raw plant records are proprietary enterprise assets. Qualified researchers may request restricted access from the corresponding author, subject to data-owner approval and an executed data-use agreement.</w:t>
+      </w:r>
+    </w:p>
+    <w:p>
+      <w:pPr>
+        <w:jc w:val="left"/>
+        <w:spacing w:before="0" w:after="0"/>
+      </w:pPr>
+      <w:r>
+        <w:rPr>
+          <w:rFonts w:ascii="Times New Roman" w:hAnsi="Times New Roman" w:eastAsia="Times New Roman" w:cs="Times New Roman"/>
+          <w:sz w:val="20"/>
+          <w:szCs w:val="20"/>
+          <w:color w:val="000000"/>
+          <w:b/>
+          <w:bCs/>
+          <w:i/>
+          <w:iCs/>
+          <w:highlight w:val="yellow"/>
+        </w:rPr>
+        <w:t xml:space="preserve">Declaration of generative AI and AI-assisted technologies</w:t>
+      </w:r>
+    </w:p>
+    <w:p>
+      <w:pPr>
+        <w:pStyle w:val="11"/>
+        <w:jc w:val="left"/>
+        <w:ind w:firstLine="420"/>
+      </w:pPr>
+      <w:r>
+        <w:rPr>
+          <w:rFonts w:ascii="Times New Roman" w:hAnsi="Times New Roman" w:eastAsia="Times New Roman" w:cs="Times New Roman"/>
+          <w:sz w:val="20"/>
+          <w:szCs w:val="20"/>
+          <w:highlight w:val="yellow"/>
+        </w:rPr>
+        <w:t xml:space="preserve">During preparation of this work, the authors used Grammarly for English grammar checking. The authors reviewed and edited the manuscript and take full responsibility for its content.</w:t>
       </w:r>
     </w:p>
     <w:p>

--- a/paper/revision_submission/manuscript_mc_revised_highlighted.docx
+++ b/paper/revision_submission/manuscript_mc_revised_highlighted.docx
@@ -114,7 +114,7 @@
           <w:szCs w:val="20"/>
           <w:highlight w:val="yellow"/>
         </w:rPr>
-        <w:t xml:space="preserve">, HOCBF without GP correction records 65</w:t>
+        <w:t xml:space="preserve">, 65</w:t>
       </w:r>
       <w:r>
         <w:rPr>
@@ -132,7 +132,7 @@
           <w:szCs w:val="20"/>
           <w:highlight w:val="yellow"/>
         </w:rPr>
-        <w:t xml:space="preserve">134 violating samples among 150</w:t>
+        <w:t xml:space="preserve">134/150</w:t>
       </w:r>
       <w:r>
         <w:rPr>
@@ -150,7 +150,7 @@
           <w:szCs w:val="20"/>
           <w:highlight w:val="yellow"/>
         </w:rPr>
-        <w:t xml:space="preserve">000 samples from six mismatch scenarios. The predeclared tune/test rule selects</w:t>
+        <w:t xml:space="preserve">000 HOCBF-without-GP controller samples from six mismatch scenarios exceed at least one prespecified constraint tolerance. The predeclared tune/test rule selects</w:t>
       </w:r>
       <w:r>
         <w:rPr>
@@ -207,7 +207,7 @@
           <w:szCs w:val="20"/>
           <w:highlight w:val="yellow"/>
         </w:rPr>
-        <w:t xml:space="preserve">; the resulting GP-mean filter and an NMPC reference each record 0/175</w:t>
+        <w:t xml:space="preserve">; under the same per-constraint native-unit tolerances, the resulting GP-mean filter and an NMPC reference each record 0/175</w:t>
       </w:r>
       <w:r>
         <w:rPr>
@@ -225,7 +225,7 @@
           <w:szCs w:val="20"/>
           <w:highlight w:val="yellow"/>
         </w:rPr>
-        <w:t xml:space="preserve">000 observed violations in the primary sweep, and the fixed filter setting records 0/50</w:t>
+        <w:t xml:space="preserve">000 counted violations in the primary sweep, and the fixed filter setting records 0/50</w:t>
       </w:r>
       <w:r>
         <w:rPr>
@@ -243,7 +243,7 @@
           <w:szCs w:val="20"/>
           <w:highlight w:val="yellow"/>
         </w:rPr>
-        <w:t xml:space="preserve">000 violations and 0/50</w:t>
+        <w:t xml:space="preserve">000 counted violations and 0/50</w:t>
       </w:r>
       <w:r>
         <w:rPr>
@@ -643,7 +643,7 @@
           <w:szCs w:val="20"/>
           <w:highlight w:val="yellow"/>
         </w:rPr>
-        <w:t xml:space="preserve">For boiler-turbine control, the difficulty is structural. The selected pressure, separator-enthalpy, and power limits are command-level relative-degree-two constraints, and residual uncertainty propagates through the HOCBF recursion rather than appearing only at the final constraint row. Applying the full implemented margin can over-tighten the online QP, reduce actuator authority, or trigger fallback behavior. Applying no margin can also be unsafe when the perturbation is state-dependent and amplifies along the trajectory. The unresolved question is therefore not only how to construct a GP-HOCBF margin, but how much of that margin should be applied in real time for the residual structure observed during commissioning.</w:t>
+        <w:t xml:space="preserve">For boiler-turbine control, the difficulty is structural. The selected pressure, separator-enthalpy, and power limits are command-level relative-degree-two constraints, and residual uncertainty propagates through the HOCBF recursion rather than appearing only at the final constraint row. The resulting compositional margin is a candidate tightening, not evidence that a positive margin fraction must improve finite-sample safety. Applying the full implemented margin can over-tighten the online QP, reduce actuator authority, or trigger fallback behavior. The unresolved commissioning question is therefore whether any positive fraction of that margin is both necessary and feasible for the observed residual structure; a defensible selector must also be permitted to retain the GP-mean-only endpoint.</w:t>
       </w:r>
     </w:p>
     <w:p>
@@ -900,7 +900,7 @@
           <w:szCs w:val="20"/>
           <w:highlight w:val="yellow"/>
         </w:rPr>
-        <w:t xml:space="preserve">interpolates between mean-corrected operation and the full implemented uncertainty margin, with diagnostics for selecting this factor under additive and state-dependent mismatch.</w:t>
+        <w:t xml:space="preserve">interpolates between mean-corrected operation and the full implemented uncertainty margin, with diagnostics that select the smallest setting passing safety and feasibility gates, including the mean-only endpoint when no positive fraction is supported.</w:t>
       </w:r>
     </w:p>
     <w:p>
@@ -1741,7 +1741,23 @@
           <w:szCs w:val="20"/>
           <w:highlight w:val="yellow"/>
         </w:rPr>
-        <w:t xml:space="preserve">develop a real-time sparse-GP HOCBF filter for high-order robotic systems. These methods show that GP uncertainty can support HOCBF safety filters, but they do not target command-level relative-degree-two boiler–turbine constraints, DCS deployment, or commissioning diagnostics based on plant historian and controller-log records. Existing robust CBF and GP-CBF formulations also tend to interpret the uncertainty margin as a certificate-driven tightening term. In actuator-limited process-control loops, however, feasibility, fallback activation, and retained control authority are themselves safety-relevant. This leaves a commissioning question: how should residual-data coverage and replay diagnostics determine the usable fraction of the GP-HOCBF margin?</w:t>
+        <w:t xml:space="preserve">develop a real-time sparse-GP HOCBF filter for high-order robotic systems. These methods show that GP uncertainty can support HOCBF safety filters, but they do not target command-level relative-degree-two boiler–turbine constraints, DCS deployment, or commissioning diagnostics based on plant historian and controller-log records. Because their plants, residual models, online updates, and optimization programs differ from the present setting, a numerical reimplementation would not isolate the source of any performance difference. We instead hold the proposed command fixed and compare no-GP HOCBF, GP-mean-only HOCBF, and the full compositional-margin endpoint within one actuator-limited model.</w:t>
+      </w:r>
+    </w:p>
+    <w:p>
+      <w:pPr>
+        <w:pStyle w:val="3"/>
+        <w:jc w:val="left"/>
+        <w:ind w:firstLine="420"/>
+      </w:pPr>
+      <w:r>
+        <w:rPr>
+          <w:rFonts w:ascii="Times New Roman" w:hAnsi="Times New Roman" w:eastAsia="Times New Roman" w:cs="Times New Roman"/>
+          <w:sz w:val="20"/>
+          <w:szCs w:val="20"/>
+          <w:highlight w:val="yellow"/>
+        </w:rPr>
+        <w:t xml:space="preserve">Existing robust CBF and GP-CBF formulations also tend to interpret the uncertainty margin as a certificate-driven tightening term. In actuator-limited process-control loops, however, feasibility, fallback activation, and retained control authority are themselves safety-relevant. The contribution here is not the generic observation that tightening can cause infeasibility, nor a claim that positive tightening is always beneficial. It is an explicit chain-level margin for the command-level HOCBF rows, together with a commissioning procedure that may select zero margin when GP mean correction already passes the prespecified safety and feasibility gates.</w:t>
       </w:r>
     </w:p>
     <w:p>
@@ -10032,7 +10048,7 @@
           <w:szCs w:val="20"/>
           <w:highlight w:val="yellow"/>
         </w:rPr>
-        <w:t xml:space="preserve">selects and evaluates the calibrated benchmark operating point.</w:t>
+        <w:t xml:space="preserve">selects and evaluates the calibrated benchmark operating point. The selector is allowed to return zero when no positive margin fraction improves the prespecified safety and QP-feasibility gates.</w:t>
       </w:r>
     </w:p>
     <w:p>
@@ -13931,18 +13947,18 @@
           <ns2:inline>
             <ns2:extent cx="5270500" cy="2530763"/>
             <ns2:effectExtent b="0" l="0" r="0" t="0"/>
-            <ns2:docPr descr="" title="" id="33" name="Picture"/>
+            <ns2:docPr descr="" title="" id="104" name="Picture"/>
             <ns3:graphic>
               <ns3:graphicData uri="http://schemas.openxmlformats.org/drawingml/2006/picture">
                 <ns4:pic>
                   <ns4:nvPicPr>
-                    <ns4:cNvPr descr="figures/Figure_1.png" id="34" name="Picture"/>
+                    <ns4:cNvPr descr="figures/Figure_1.png" id="105" name="Picture"/>
                     <ns4:cNvPicPr>
                       <ns3:picLocks noChangeArrowheads="1" noChangeAspect="1"/>
                     </ns4:cNvPicPr>
                   </ns4:nvPicPr>
                   <ns4:blipFill>
-                    <ns3:blip ns5:embed="rId32"/>
+                    <ns3:blip ns5:embed="rId103"/>
                     <ns3:stretch>
                       <ns3:fillRect/>
                     </ns3:stretch>
@@ -25061,6 +25077,7 @@
           <w:rFonts w:ascii="Times New Roman" w:hAnsi="Times New Roman" w:eastAsia="Times New Roman" w:cs="Times New Roman"/>
           <w:sz w:val="20"/>
           <w:szCs w:val="20"/>
+          <w:highlight w:val="yellow"/>
         </w:rPr>
         <w:t xml:space="preserve">The GP posterior includes a regularization floor</w:t>
       </w:r>
@@ -25069,6 +25086,7 @@
           <w:rFonts w:ascii="Times New Roman" w:hAnsi="Times New Roman" w:eastAsia="Times New Roman" w:cs="Times New Roman"/>
           <w:sz w:val="20"/>
           <w:szCs w:val="20"/>
+          <w:highlight w:val="yellow"/>
         </w:rPr>
         <w:t xml:space="preserve"> </w:t>
       </w:r>
@@ -25078,6 +25096,7 @@
             <m:r>
               <w:rPr>
                 <w:rFonts w:ascii="Times New Roman" w:hAnsi="Times New Roman" w:eastAsia="Times New Roman" w:cs="Times New Roman"/>
+                <w:highlight w:val="yellow"/>
               </w:rPr>
               <m:t>σ</m:t>
             </m:r>
@@ -25089,6 +25108,7 @@
               </m:rPr>
               <w:rPr>
                 <w:rFonts w:ascii="Times New Roman" w:hAnsi="Times New Roman" w:eastAsia="Times New Roman" w:cs="Times New Roman"/>
+                <w:highlight w:val="yellow"/>
               </w:rPr>
               <m:t>f</m:t>
             </m:r>
@@ -25098,6 +25118,7 @@
               </m:rPr>
               <w:rPr>
                 <w:rFonts w:ascii="Times New Roman" w:hAnsi="Times New Roman" w:eastAsia="Times New Roman" w:cs="Times New Roman"/>
+                <w:highlight w:val="yellow"/>
               </w:rPr>
               <m:t>l</m:t>
             </m:r>
@@ -25107,6 +25128,7 @@
               </m:rPr>
               <w:rPr>
                 <w:rFonts w:ascii="Times New Roman" w:hAnsi="Times New Roman" w:eastAsia="Times New Roman" w:cs="Times New Roman"/>
+                <w:highlight w:val="yellow"/>
               </w:rPr>
               <m:t>o</m:t>
             </m:r>
@@ -25116,6 +25138,7 @@
               </m:rPr>
               <w:rPr>
                 <w:rFonts w:ascii="Times New Roman" w:hAnsi="Times New Roman" w:eastAsia="Times New Roman" w:cs="Times New Roman"/>
+                <w:highlight w:val="yellow"/>
               </w:rPr>
               <m:t>o</m:t>
             </m:r>
@@ -25125,6 +25148,7 @@
               </m:rPr>
               <w:rPr>
                 <w:rFonts w:ascii="Times New Roman" w:hAnsi="Times New Roman" w:eastAsia="Times New Roman" w:cs="Times New Roman"/>
+                <w:highlight w:val="yellow"/>
               </w:rPr>
               <m:t>r</m:t>
             </m:r>
@@ -25136,6 +25160,7 @@
           </m:rPr>
           <w:rPr>
             <w:rFonts w:ascii="Times New Roman" w:hAnsi="Times New Roman" w:eastAsia="Times New Roman" w:cs="Times New Roman"/>
+            <w:highlight w:val="yellow"/>
           </w:rPr>
           <m:t>=</m:t>
         </m:r>
@@ -25144,6 +25169,7 @@
             <m:r>
               <w:rPr>
                 <w:rFonts w:ascii="Times New Roman" w:hAnsi="Times New Roman" w:eastAsia="Times New Roman" w:cs="Times New Roman"/>
+                <w:highlight w:val="yellow"/>
               </w:rPr>
               <m:t>10</m:t>
             </m:r>
@@ -25155,12 +25181,14 @@
               </m:rPr>
               <w:rPr>
                 <w:rFonts w:ascii="Times New Roman" w:hAnsi="Times New Roman" w:eastAsia="Times New Roman" w:cs="Times New Roman"/>
+                <w:highlight w:val="yellow"/>
               </w:rPr>
               <m:t>−</m:t>
             </m:r>
             <m:r>
               <w:rPr>
                 <w:rFonts w:ascii="Times New Roman" w:hAnsi="Times New Roman" w:eastAsia="Times New Roman" w:cs="Times New Roman"/>
+                <w:highlight w:val="yellow"/>
               </w:rPr>
               <m:t>4</m:t>
             </m:r>
@@ -25172,6 +25200,7 @@
           <w:rFonts w:ascii="Times New Roman" w:hAnsi="Times New Roman" w:eastAsia="Times New Roman" w:cs="Times New Roman"/>
           <w:sz w:val="20"/>
           <w:szCs w:val="20"/>
+          <w:highlight w:val="yellow"/>
         </w:rPr>
         <w:t xml:space="preserve">. Under constant perturbations,</w:t>
       </w:r>
@@ -25180,6 +25209,7 @@
           <w:rFonts w:ascii="Times New Roman" w:hAnsi="Times New Roman" w:eastAsia="Times New Roman" w:cs="Times New Roman"/>
           <w:sz w:val="20"/>
           <w:szCs w:val="20"/>
+          <w:highlight w:val="yellow"/>
         </w:rPr>
         <w:t xml:space="preserve"> </w:t>
       </w:r>
@@ -25189,6 +25219,7 @@
             <m:r>
               <w:rPr>
                 <w:rFonts w:ascii="Times New Roman" w:hAnsi="Times New Roman" w:eastAsia="Times New Roman" w:cs="Times New Roman"/>
+                <w:highlight w:val="yellow"/>
               </w:rPr>
               <m:t>σ</m:t>
             </m:r>
@@ -25200,6 +25231,7 @@
               </m:rPr>
               <w:rPr>
                 <w:rFonts w:ascii="Times New Roman" w:hAnsi="Times New Roman" w:eastAsia="Times New Roman" w:cs="Times New Roman"/>
+                <w:highlight w:val="yellow"/>
               </w:rPr>
               <m:t>G</m:t>
             </m:r>
@@ -25209,6 +25241,7 @@
               </m:rPr>
               <w:rPr>
                 <w:rFonts w:ascii="Times New Roman" w:hAnsi="Times New Roman" w:eastAsia="Times New Roman" w:cs="Times New Roman"/>
+                <w:highlight w:val="yellow"/>
               </w:rPr>
               <m:t>P</m:t>
             </m:r>
@@ -25220,6 +25253,7 @@
           <w:rFonts w:ascii="Times New Roman" w:hAnsi="Times New Roman" w:eastAsia="Times New Roman" w:cs="Times New Roman"/>
           <w:sz w:val="20"/>
           <w:szCs w:val="20"/>
+          <w:highlight w:val="yellow"/>
         </w:rPr>
         <w:t xml:space="preserve"> </w:t>
       </w:r>
@@ -25228,6 +25262,7 @@
           <w:rFonts w:ascii="Times New Roman" w:hAnsi="Times New Roman" w:eastAsia="Times New Roman" w:cs="Times New Roman"/>
           <w:sz w:val="20"/>
           <w:szCs w:val="20"/>
+          <w:highlight w:val="yellow"/>
         </w:rPr>
         <w:t xml:space="preserve">and</w:t>
       </w:r>
@@ -25236,6 +25271,7 @@
           <w:rFonts w:ascii="Times New Roman" w:hAnsi="Times New Roman" w:eastAsia="Times New Roman" w:cs="Times New Roman"/>
           <w:sz w:val="20"/>
           <w:szCs w:val="20"/>
+          <w:highlight w:val="yellow"/>
         </w:rPr>
         <w:t xml:space="preserve"> </w:t>
       </w:r>
@@ -25245,6 +25281,7 @@
             <m:r>
               <w:rPr>
                 <w:rFonts w:ascii="Times New Roman" w:hAnsi="Times New Roman" w:eastAsia="Times New Roman" w:cs="Times New Roman"/>
+                <w:highlight w:val="yellow"/>
               </w:rPr>
               <m:t>σ</m:t>
             </m:r>
@@ -25256,6 +25293,7 @@
               </m:rPr>
               <w:rPr>
                 <w:rFonts w:ascii="Times New Roman" w:hAnsi="Times New Roman" w:eastAsia="Times New Roman" w:cs="Times New Roman"/>
+                <w:highlight w:val="yellow"/>
               </w:rPr>
               <m:t>t</m:t>
             </m:r>
@@ -25265,6 +25303,7 @@
               </m:rPr>
               <w:rPr>
                 <w:rFonts w:ascii="Times New Roman" w:hAnsi="Times New Roman" w:eastAsia="Times New Roman" w:cs="Times New Roman"/>
+                <w:highlight w:val="yellow"/>
               </w:rPr>
               <m:t>o</m:t>
             </m:r>
@@ -25274,6 +25313,7 @@
               </m:rPr>
               <w:rPr>
                 <w:rFonts w:ascii="Times New Roman" w:hAnsi="Times New Roman" w:eastAsia="Times New Roman" w:cs="Times New Roman"/>
+                <w:highlight w:val="yellow"/>
               </w:rPr>
               <m:t>t</m:t>
             </m:r>
@@ -25283,6 +25323,7 @@
               </m:rPr>
               <w:rPr>
                 <w:rFonts w:ascii="Times New Roman" w:hAnsi="Times New Roman" w:eastAsia="Times New Roman" w:cs="Times New Roman"/>
+                <w:highlight w:val="yellow"/>
               </w:rPr>
               <m:t>a</m:t>
             </m:r>
@@ -25292,6 +25333,7 @@
               </m:rPr>
               <w:rPr>
                 <w:rFonts w:ascii="Times New Roman" w:hAnsi="Times New Roman" w:eastAsia="Times New Roman" w:cs="Times New Roman"/>
+                <w:highlight w:val="yellow"/>
               </w:rPr>
               <m:t>l</m:t>
             </m:r>
@@ -25303,12 +25345,14 @@
           </m:rPr>
           <w:rPr>
             <w:rFonts w:ascii="Times New Roman" w:hAnsi="Times New Roman" w:eastAsia="Times New Roman" w:cs="Times New Roman"/>
+            <w:highlight w:val="yellow"/>
           </w:rPr>
           <m:t>(</m:t>
         </m:r>
         <m:r>
           <w:rPr>
             <w:rFonts w:ascii="Times New Roman" w:hAnsi="Times New Roman" w:eastAsia="Times New Roman" w:cs="Times New Roman"/>
+            <w:highlight w:val="yellow"/>
           </w:rPr>
           <m:t>x</m:t>
         </m:r>
@@ -25318,6 +25362,7 @@
           </m:rPr>
           <w:rPr>
             <w:rFonts w:ascii="Times New Roman" w:hAnsi="Times New Roman" w:eastAsia="Times New Roman" w:cs="Times New Roman"/>
+            <w:highlight w:val="yellow"/>
           </w:rPr>
           <m:t>)</m:t>
         </m:r>
@@ -25327,6 +25372,7 @@
           <w:rFonts w:ascii="Times New Roman" w:hAnsi="Times New Roman" w:eastAsia="Times New Roman" w:cs="Times New Roman"/>
           <w:sz w:val="20"/>
           <w:szCs w:val="20"/>
+          <w:highlight w:val="yellow"/>
         </w:rPr>
         <w:t xml:space="preserve"> </w:t>
       </w:r>
@@ -25335,6 +25381,7 @@
           <w:rFonts w:ascii="Times New Roman" w:hAnsi="Times New Roman" w:eastAsia="Times New Roman" w:cs="Times New Roman"/>
           <w:sz w:val="20"/>
           <w:szCs w:val="20"/>
+          <w:highlight w:val="yellow"/>
         </w:rPr>
         <w:t xml:space="preserve">are nearly uniform, so the margin is floor-driven. Under S3 state-dependent coupling,</w:t>
       </w:r>
@@ -25343,6 +25390,7 @@
           <w:rFonts w:ascii="Times New Roman" w:hAnsi="Times New Roman" w:eastAsia="Times New Roman" w:cs="Times New Roman"/>
           <w:sz w:val="20"/>
           <w:szCs w:val="20"/>
+          <w:highlight w:val="yellow"/>
         </w:rPr>
         <w:t xml:space="preserve"> </w:t>
       </w:r>
@@ -25352,6 +25400,7 @@
             <m:r>
               <w:rPr>
                 <w:rFonts w:ascii="Times New Roman" w:hAnsi="Times New Roman" w:eastAsia="Times New Roman" w:cs="Times New Roman"/>
+                <w:highlight w:val="yellow"/>
               </w:rPr>
               <m:t>σ</m:t>
             </m:r>
@@ -25363,6 +25412,7 @@
               </m:rPr>
               <w:rPr>
                 <w:rFonts w:ascii="Times New Roman" w:hAnsi="Times New Roman" w:eastAsia="Times New Roman" w:cs="Times New Roman"/>
+                <w:highlight w:val="yellow"/>
               </w:rPr>
               <m:t>G</m:t>
             </m:r>
@@ -25372,6 +25422,7 @@
               </m:rPr>
               <w:rPr>
                 <w:rFonts w:ascii="Times New Roman" w:hAnsi="Times New Roman" w:eastAsia="Times New Roman" w:cs="Times New Roman"/>
+                <w:highlight w:val="yellow"/>
               </w:rPr>
               <m:t>P</m:t>
             </m:r>
@@ -25383,6 +25434,7 @@
           <w:rFonts w:ascii="Times New Roman" w:hAnsi="Times New Roman" w:eastAsia="Times New Roman" w:cs="Times New Roman"/>
           <w:sz w:val="20"/>
           <w:szCs w:val="20"/>
+          <w:highlight w:val="yellow"/>
         </w:rPr>
         <w:t xml:space="preserve"> </w:t>
       </w:r>
@@ -25391,6 +25443,7 @@
           <w:rFonts w:ascii="Times New Roman" w:hAnsi="Times New Roman" w:eastAsia="Times New Roman" w:cs="Times New Roman"/>
           <w:sz w:val="20"/>
           <w:szCs w:val="20"/>
+          <w:highlight w:val="yellow"/>
         </w:rPr>
         <w:t xml:space="preserve">becomes heterogeneous and</w:t>
       </w:r>
@@ -25399,6 +25452,7 @@
           <w:rFonts w:ascii="Times New Roman" w:hAnsi="Times New Roman" w:eastAsia="Times New Roman" w:cs="Times New Roman"/>
           <w:sz w:val="20"/>
           <w:szCs w:val="20"/>
+          <w:highlight w:val="yellow"/>
         </w:rPr>
         <w:t xml:space="preserve"> </w:t>
       </w:r>
@@ -25408,6 +25462,7 @@
             <m:r>
               <w:rPr>
                 <w:rFonts w:ascii="Times New Roman" w:hAnsi="Times New Roman" w:eastAsia="Times New Roman" w:cs="Times New Roman"/>
+                <w:highlight w:val="yellow"/>
               </w:rPr>
               <m:t>σ</m:t>
             </m:r>
@@ -25419,6 +25474,7 @@
               </m:rPr>
               <w:rPr>
                 <w:rFonts w:ascii="Times New Roman" w:hAnsi="Times New Roman" w:eastAsia="Times New Roman" w:cs="Times New Roman"/>
+                <w:highlight w:val="yellow"/>
               </w:rPr>
               <m:t>t</m:t>
             </m:r>
@@ -25428,6 +25484,7 @@
               </m:rPr>
               <w:rPr>
                 <w:rFonts w:ascii="Times New Roman" w:hAnsi="Times New Roman" w:eastAsia="Times New Roman" w:cs="Times New Roman"/>
+                <w:highlight w:val="yellow"/>
               </w:rPr>
               <m:t>o</m:t>
             </m:r>
@@ -25437,6 +25494,7 @@
               </m:rPr>
               <w:rPr>
                 <w:rFonts w:ascii="Times New Roman" w:hAnsi="Times New Roman" w:eastAsia="Times New Roman" w:cs="Times New Roman"/>
+                <w:highlight w:val="yellow"/>
               </w:rPr>
               <m:t>t</m:t>
             </m:r>
@@ -25446,6 +25504,7 @@
               </m:rPr>
               <w:rPr>
                 <w:rFonts w:ascii="Times New Roman" w:hAnsi="Times New Roman" w:eastAsia="Times New Roman" w:cs="Times New Roman"/>
+                <w:highlight w:val="yellow"/>
               </w:rPr>
               <m:t>a</m:t>
             </m:r>
@@ -25455,6 +25514,7 @@
               </m:rPr>
               <w:rPr>
                 <w:rFonts w:ascii="Times New Roman" w:hAnsi="Times New Roman" w:eastAsia="Times New Roman" w:cs="Times New Roman"/>
+                <w:highlight w:val="yellow"/>
               </w:rPr>
               <m:t>l</m:t>
             </m:r>
@@ -25466,12 +25526,14 @@
           </m:rPr>
           <w:rPr>
             <w:rFonts w:ascii="Times New Roman" w:hAnsi="Times New Roman" w:eastAsia="Times New Roman" w:cs="Times New Roman"/>
+            <w:highlight w:val="yellow"/>
           </w:rPr>
           <m:t>(</m:t>
         </m:r>
         <m:r>
           <w:rPr>
             <w:rFonts w:ascii="Times New Roman" w:hAnsi="Times New Roman" w:eastAsia="Times New Roman" w:cs="Times New Roman"/>
+            <w:highlight w:val="yellow"/>
           </w:rPr>
           <m:t>x</m:t>
         </m:r>
@@ -25481,6 +25543,7 @@
           </m:rPr>
           <w:rPr>
             <w:rFonts w:ascii="Times New Roman" w:hAnsi="Times New Roman" w:eastAsia="Times New Roman" w:cs="Times New Roman"/>
+            <w:highlight w:val="yellow"/>
           </w:rPr>
           <m:t>)</m:t>
         </m:r>
@@ -25490,6 +25553,7 @@
           <w:rFonts w:ascii="Times New Roman" w:hAnsi="Times New Roman" w:eastAsia="Times New Roman" w:cs="Times New Roman"/>
           <w:sz w:val="20"/>
           <w:szCs w:val="20"/>
+          <w:highlight w:val="yellow"/>
         </w:rPr>
         <w:t xml:space="preserve"> </w:t>
       </w:r>
@@ -25498,14 +25562,16 @@
           <w:rFonts w:ascii="Times New Roman" w:hAnsi="Times New Roman" w:eastAsia="Times New Roman" w:cs="Times New Roman"/>
           <w:sz w:val="20"/>
           <w:szCs w:val="20"/>
-        </w:rPr>
-        <w:t xml:space="preserve">is data-driven. This distinction explains why additive perturbations can use</w:t>
-      </w:r>
-      <w:r>
-        <w:rPr>
-          <w:rFonts w:ascii="Times New Roman" w:hAnsi="Times New Roman" w:eastAsia="Times New Roman" w:cs="Times New Roman"/>
-          <w:sz w:val="20"/>
-          <w:szCs w:val="20"/>
+          <w:highlight w:val="yellow"/>
+        </w:rPr>
+        <w:t xml:space="preserve">is data-driven. The S3 sweep therefore tests whether that heterogeneity makes a positive margin fraction useful. In the present seven-state benchmark it does not: GP mean correction already passes the prespecified safety gate, while positive tightening progressively consumes QP feasibility. The compositional margin remains the explicit candidate tightening and the</w:t>
+      </w:r>
+      <w:r>
+        <w:rPr>
+          <w:rFonts w:ascii="Times New Roman" w:hAnsi="Times New Roman" w:eastAsia="Times New Roman" w:cs="Times New Roman"/>
+          <w:sz w:val="20"/>
+          <w:szCs w:val="20"/>
+          <w:highlight w:val="yellow"/>
         </w:rPr>
         <w:t xml:space="preserve"> </w:t>
       </w:r>
@@ -25515,6 +25581,7 @@
             <m:r>
               <w:rPr>
                 <w:rFonts w:ascii="Times New Roman" w:hAnsi="Times New Roman" w:eastAsia="Times New Roman" w:cs="Times New Roman"/>
+                <w:highlight w:val="yellow"/>
               </w:rPr>
               <m:t>ϵ</m:t>
             </m:r>
@@ -25523,6 +25590,7 @@
             <m:r>
               <w:rPr>
                 <w:rFonts w:ascii="Times New Roman" w:hAnsi="Times New Roman" w:eastAsia="Times New Roman" w:cs="Times New Roman"/>
+                <w:highlight w:val="yellow"/>
               </w:rPr>
               <m:t>κ</m:t>
             </m:r>
@@ -25534,14 +25602,16 @@
           </m:rPr>
           <w:rPr>
             <w:rFonts w:ascii="Times New Roman" w:hAnsi="Times New Roman" w:eastAsia="Times New Roman" w:cs="Times New Roman"/>
+            <w:highlight w:val="yellow"/>
           </w:rPr>
           <m:t>=</m:t>
         </m:r>
         <m:r>
           <w:rPr>
             <w:rFonts w:ascii="Times New Roman" w:hAnsi="Times New Roman" w:eastAsia="Times New Roman" w:cs="Times New Roman"/>
-          </w:rPr>
-          <m:t>0</m:t>
+            <w:highlight w:val="yellow"/>
+          </w:rPr>
+          <m:t>1</m:t>
         </m:r>
       </m:oMath>
       <w:r>
@@ -25549,6 +25619,7 @@
           <w:rFonts w:ascii="Times New Roman" w:hAnsi="Times New Roman" w:eastAsia="Times New Roman" w:cs="Times New Roman"/>
           <w:sz w:val="20"/>
           <w:szCs w:val="20"/>
+          <w:highlight w:val="yellow"/>
         </w:rPr>
         <w:t xml:space="preserve"> </w:t>
       </w:r>
@@ -25557,8 +25628,9 @@
           <w:rFonts w:ascii="Times New Roman" w:hAnsi="Times New Roman" w:eastAsia="Times New Roman" w:cs="Times New Roman"/>
           <w:sz w:val="20"/>
           <w:szCs w:val="20"/>
-        </w:rPr>
-        <w:t xml:space="preserve">in the tested regime: GP mean correction supplies the effective adjustment, while the floor-driven margin mainly adds QP conservatism.</w:t>
+          <w:highlight w:val="yellow"/>
+        </w:rPr>
+        <w:t xml:space="preserve">theorem endpoint; finite-sample commissioning is permitted to select zero.</w:t>
       </w:r>
     </w:p>
     <w:p>
@@ -25953,7 +26025,7 @@
           <w:szCs w:val="20"/>
           <w:highlight w:val="yellow"/>
         </w:rPr>
-        <w:t xml:space="preserve">For field commissioning, approximately 14 days of 1 Hz data are divided into days 1–10 for the training candidate pool, day 11 as a 24 h isolation gap, and days 12–14 for validation. Five fixed load strata cover 180–660 MW; each contributes 100 training and 40 validation transitions. Within each stratum, candidates are thinned to at least 60 s spacing and selected by deterministic farthest-point coverage in standardized</w:t>
+        <w:t xml:space="preserve">For field commissioning, approximately 14 days of 1 Hz data are divided into days 1–10 for the training candidate pool, day 11 as a 24 h isolation gap, and days 12–14 for validation. Five fixed load strata partition the intended 180–660 MW commissioning domain; the upper 561–660 MW stratum is a coverage bin and does not imply an exact 660 MW steady hold. Each stratum contributes 100 training and 40 validation transitions. Within each stratum, candidates are thinned to at least 60 s spacing and selected by deterministic farthest-point coverage in standardized</w:t>
       </w:r>
       <w:r>
         <w:rPr>
@@ -28074,7 +28146,7 @@
           <w:szCs w:val="20"/>
           <w:highlight w:val="yellow"/>
         </w:rPr>
-        <w:t xml:space="preserve">. Rejected QP candidates revert to the live upstream proposal and are counted as fallback events. A raw-margin numerical tolerance of</w:t>
+        <w:t xml:space="preserve">. Rejected QP candidates revert to the live upstream proposal and are counted as fallback events. Per-constraint numerical tolerances with the common numerical value</w:t>
       </w:r>
       <w:r>
         <w:rPr>
@@ -28133,7 +28205,7 @@
           <w:szCs w:val="20"/>
           <w:highlight w:val="yellow"/>
         </w:rPr>
-        <w:t xml:space="preserve">is used only for counting binary state-limit violations; unrounded minimum margins remain in the result files.</w:t>
+        <w:t xml:space="preserve">in each barrier’s native unit are used only for counting binary state-limit violations; every comparison is performed on the corresponding unrounded constraint value.</w:t>
       </w:r>
     </w:p>
     <w:p>
@@ -28790,6 +28862,7 @@
                     <m:r>
                       <w:rPr>
                         <w:rFonts w:ascii="Times New Roman" w:hAnsi="Times New Roman" w:eastAsia="Times New Roman" w:cs="Times New Roman"/>
+                        <w:highlight w:val="yellow"/>
                       </w:rPr>
                       <m:t>R</m:t>
                     </m:r>
@@ -28801,6 +28874,7 @@
                       </m:rPr>
                       <w:rPr>
                         <w:rFonts w:ascii="Times New Roman" w:hAnsi="Times New Roman" w:eastAsia="Times New Roman" w:cs="Times New Roman"/>
+                        <w:highlight w:val="yellow"/>
                       </w:rPr>
                       <m:t>v</m:t>
                     </m:r>
@@ -28810,6 +28884,7 @@
                       </m:rPr>
                       <w:rPr>
                         <w:rFonts w:ascii="Times New Roman" w:hAnsi="Times New Roman" w:eastAsia="Times New Roman" w:cs="Times New Roman"/>
+                        <w:highlight w:val="yellow"/>
                       </w:rPr>
                       <m:t>i</m:t>
                     </m:r>
@@ -28819,6 +28894,7 @@
                       </m:rPr>
                       <w:rPr>
                         <w:rFonts w:ascii="Times New Roman" w:hAnsi="Times New Roman" w:eastAsia="Times New Roman" w:cs="Times New Roman"/>
+                        <w:highlight w:val="yellow"/>
                       </w:rPr>
                       <m:t>o</m:t>
                     </m:r>
@@ -28828,6 +28904,7 @@
                       </m:rPr>
                       <w:rPr>
                         <w:rFonts w:ascii="Times New Roman" w:hAnsi="Times New Roman" w:eastAsia="Times New Roman" w:cs="Times New Roman"/>
+                        <w:highlight w:val="yellow"/>
                       </w:rPr>
                       <m:t>l</m:t>
                     </m:r>
@@ -28839,12 +28916,17 @@
                   </m:rPr>
                   <w:rPr>
                     <w:rFonts w:ascii="Times New Roman" w:hAnsi="Times New Roman" w:eastAsia="Times New Roman" w:cs="Times New Roman"/>
+                    <w:highlight w:val="yellow"/>
                   </w:rPr>
                   <m:t>(</m:t>
                 </m:r>
                 <m:r>
+                  <m:rPr>
+                    <m:sty m:val="bi"/>
+                  </m:rPr>
                   <w:rPr>
                     <w:rFonts w:ascii="Times New Roman" w:hAnsi="Times New Roman" w:eastAsia="Times New Roman" w:cs="Times New Roman"/>
+                    <w:highlight w:val="yellow"/>
                   </w:rPr>
                   <m:t>η</m:t>
                 </m:r>
@@ -28854,6 +28936,7 @@
                   </m:rPr>
                   <w:rPr>
                     <w:rFonts w:ascii="Times New Roman" w:hAnsi="Times New Roman" w:eastAsia="Times New Roman" w:cs="Times New Roman"/>
+                    <w:highlight w:val="yellow"/>
                   </w:rPr>
                   <m:t>)</m:t>
                 </m:r>
@@ -28863,6 +28946,7 @@
                   </m:rPr>
                   <w:rPr>
                     <w:rFonts w:ascii="Times New Roman" w:hAnsi="Times New Roman" w:eastAsia="Times New Roman" w:cs="Times New Roman"/>
+                    <w:highlight w:val="yellow"/>
                   </w:rPr>
                   <m:t>=</m:t>
                 </m:r>
@@ -28882,6 +28966,7 @@
                         <m:r>
                           <w:rPr>
                             <w:rFonts w:ascii="Times New Roman" w:hAnsi="Times New Roman" w:eastAsia="Times New Roman" w:cs="Times New Roman"/>
+                            <w:highlight w:val="yellow"/>
                           </w:rPr>
                           <m:t>s</m:t>
                         </m:r>
@@ -28891,12 +28976,14 @@
                           </m:rPr>
                           <w:rPr>
                             <w:rFonts w:ascii="Times New Roman" w:hAnsi="Times New Roman" w:eastAsia="Times New Roman" w:cs="Times New Roman"/>
+                            <w:highlight w:val="yellow"/>
                           </w:rPr>
                           <m:t>=</m:t>
                         </m:r>
                         <m:r>
                           <w:rPr>
                             <w:rFonts w:ascii="Times New Roman" w:hAnsi="Times New Roman" w:eastAsia="Times New Roman" w:cs="Times New Roman"/>
+                            <w:highlight w:val="yellow"/>
                           </w:rPr>
                           <m:t>1</m:t>
                         </m:r>
@@ -28907,6 +28994,7 @@
                             <m:r>
                               <w:rPr>
                                 <w:rFonts w:ascii="Times New Roman" w:hAnsi="Times New Roman" w:eastAsia="Times New Roman" w:cs="Times New Roman"/>
+                                <w:highlight w:val="yellow"/>
                               </w:rPr>
                               <m:t>N</m:t>
                             </m:r>
@@ -28918,6 +29006,7 @@
                               </m:rPr>
                               <w:rPr>
                                 <w:rFonts w:ascii="Times New Roman" w:hAnsi="Times New Roman" w:eastAsia="Times New Roman" w:cs="Times New Roman"/>
+                                <w:highlight w:val="yellow"/>
                               </w:rPr>
                               <m:t>s</m:t>
                             </m:r>
@@ -28927,6 +29016,7 @@
                               </m:rPr>
                               <w:rPr>
                                 <w:rFonts w:ascii="Times New Roman" w:hAnsi="Times New Roman" w:eastAsia="Times New Roman" w:cs="Times New Roman"/>
+                                <w:highlight w:val="yellow"/>
                               </w:rPr>
                               <m:t>e</m:t>
                             </m:r>
@@ -28936,6 +29026,7 @@
                               </m:rPr>
                               <w:rPr>
                                 <w:rFonts w:ascii="Times New Roman" w:hAnsi="Times New Roman" w:eastAsia="Times New Roman" w:cs="Times New Roman"/>
+                                <w:highlight w:val="yellow"/>
                               </w:rPr>
                               <m:t>e</m:t>
                             </m:r>
@@ -28945,6 +29036,7 @@
                               </m:rPr>
                               <w:rPr>
                                 <w:rFonts w:ascii="Times New Roman" w:hAnsi="Times New Roman" w:eastAsia="Times New Roman" w:cs="Times New Roman"/>
+                                <w:highlight w:val="yellow"/>
                               </w:rPr>
                               <m:t>d</m:t>
                             </m:r>
@@ -28963,6 +29055,7 @@
                             <m:r>
                               <w:rPr>
                                 <w:rFonts w:ascii="Times New Roman" w:hAnsi="Times New Roman" w:eastAsia="Times New Roman" w:cs="Times New Roman"/>
+                                <w:highlight w:val="yellow"/>
                               </w:rPr>
                               <m:t>e</m:t>
                             </m:r>
@@ -28972,12 +29065,14 @@
                               </m:rPr>
                               <w:rPr>
                                 <w:rFonts w:ascii="Times New Roman" w:hAnsi="Times New Roman" w:eastAsia="Times New Roman" w:cs="Times New Roman"/>
+                                <w:highlight w:val="yellow"/>
                               </w:rPr>
                               <m:t>=</m:t>
                             </m:r>
                             <m:r>
                               <w:rPr>
                                 <w:rFonts w:ascii="Times New Roman" w:hAnsi="Times New Roman" w:eastAsia="Times New Roman" w:cs="Times New Roman"/>
+                                <w:highlight w:val="yellow"/>
                               </w:rPr>
                               <m:t>1</m:t>
                             </m:r>
@@ -28988,6 +29083,7 @@
                                 <m:r>
                                   <w:rPr>
                                     <w:rFonts w:ascii="Times New Roman" w:hAnsi="Times New Roman" w:eastAsia="Times New Roman" w:cs="Times New Roman"/>
+                                    <w:highlight w:val="yellow"/>
                                   </w:rPr>
                                   <m:t>N</m:t>
                                 </m:r>
@@ -28999,6 +29095,7 @@
                                   </m:rPr>
                                   <w:rPr>
                                     <w:rFonts w:ascii="Times New Roman" w:hAnsi="Times New Roman" w:eastAsia="Times New Roman" w:cs="Times New Roman"/>
+                                    <w:highlight w:val="yellow"/>
                                   </w:rPr>
                                   <m:t>e</m:t>
                                 </m:r>
@@ -29008,6 +29105,7 @@
                                   </m:rPr>
                                   <w:rPr>
                                     <w:rFonts w:ascii="Times New Roman" w:hAnsi="Times New Roman" w:eastAsia="Times New Roman" w:cs="Times New Roman"/>
+                                    <w:highlight w:val="yellow"/>
                                   </w:rPr>
                                   <m:t>p</m:t>
                                 </m:r>
@@ -29026,6 +29124,7 @@
                                 <m:r>
                                   <w:rPr>
                                     <w:rFonts w:ascii="Times New Roman" w:hAnsi="Times New Roman" w:eastAsia="Times New Roman" w:cs="Times New Roman"/>
+                                    <w:highlight w:val="yellow"/>
                                   </w:rPr>
                                   <m:t>t</m:t>
                                 </m:r>
@@ -29035,12 +29134,14 @@
                                   </m:rPr>
                                   <w:rPr>
                                     <w:rFonts w:ascii="Times New Roman" w:hAnsi="Times New Roman" w:eastAsia="Times New Roman" w:cs="Times New Roman"/>
+                                    <w:highlight w:val="yellow"/>
                                   </w:rPr>
                                   <m:t>=</m:t>
                                 </m:r>
                                 <m:r>
                                   <w:rPr>
                                     <w:rFonts w:ascii="Times New Roman" w:hAnsi="Times New Roman" w:eastAsia="Times New Roman" w:cs="Times New Roman"/>
+                                    <w:highlight w:val="yellow"/>
                                   </w:rPr>
                                   <m:t>1</m:t>
                                 </m:r>
@@ -29051,6 +29152,7 @@
                                     <m:r>
                                       <w:rPr>
                                         <w:rFonts w:ascii="Times New Roman" w:hAnsi="Times New Roman" w:eastAsia="Times New Roman" w:cs="Times New Roman"/>
+                                        <w:highlight w:val="yellow"/>
                                       </w:rPr>
                                       <m:t>N</m:t>
                                     </m:r>
@@ -29062,6 +29164,7 @@
                                       </m:rPr>
                                       <w:rPr>
                                         <w:rFonts w:ascii="Times New Roman" w:hAnsi="Times New Roman" w:eastAsia="Times New Roman" w:cs="Times New Roman"/>
+                                        <w:highlight w:val="yellow"/>
                                       </w:rPr>
                                       <m:t>s</m:t>
                                     </m:r>
@@ -29071,6 +29174,7 @@
                                       </m:rPr>
                                       <w:rPr>
                                         <w:rFonts w:ascii="Times New Roman" w:hAnsi="Times New Roman" w:eastAsia="Times New Roman" w:cs="Times New Roman"/>
+                                        <w:highlight w:val="yellow"/>
                                       </w:rPr>
                                       <m:t>t</m:t>
                                     </m:r>
@@ -29080,6 +29184,7 @@
                                       </m:rPr>
                                       <w:rPr>
                                         <w:rFonts w:ascii="Times New Roman" w:hAnsi="Times New Roman" w:eastAsia="Times New Roman" w:cs="Times New Roman"/>
+                                        <w:highlight w:val="yellow"/>
                                       </w:rPr>
                                       <m:t>e</m:t>
                                     </m:r>
@@ -29089,6 +29194,7 @@
                                       </m:rPr>
                                       <w:rPr>
                                         <w:rFonts w:ascii="Times New Roman" w:hAnsi="Times New Roman" w:eastAsia="Times New Roman" w:cs="Times New Roman"/>
+                                        <w:highlight w:val="yellow"/>
                                       </w:rPr>
                                       <m:t>p</m:t>
                                     </m:r>
@@ -29102,6 +29208,7 @@
                                   </m:rPr>
                                   <w:rPr>
                                     <w:rFonts w:ascii="Times New Roman" w:hAnsi="Times New Roman" w:eastAsia="Times New Roman" w:cs="Times New Roman"/>
+                                    <w:highlight w:val="yellow"/>
                                   </w:rPr>
                                   <m:t>1</m:t>
                                 </m:r>
@@ -29117,35 +29224,50 @@
                       </m:rPr>
                       <w:rPr>
                         <w:rFonts w:ascii="Times New Roman" w:hAnsi="Times New Roman" w:eastAsia="Times New Roman" w:cs="Times New Roman"/>
+                        <w:highlight w:val="yellow"/>
                       </w:rPr>
                       <m:t>{</m:t>
                     </m:r>
-                    <m:limLow>
-                      <m:e>
-                        <m:r>
-                          <m:rPr>
-                            <m:sty m:val="p"/>
-                          </m:rPr>
-                          <w:rPr>
-                            <w:rFonts w:ascii="Times New Roman" w:hAnsi="Times New Roman" w:eastAsia="Times New Roman" w:cs="Times New Roman"/>
-                          </w:rPr>
-                          <m:t>min</m:t>
-                        </m:r>
-                      </m:e>
-                      <m:lim>
-                        <m:r>
-                          <w:rPr>
-                            <w:rFonts w:ascii="Times New Roman" w:hAnsi="Times New Roman" w:eastAsia="Times New Roman" w:cs="Times New Roman"/>
-                          </w:rPr>
-                          <m:t>j</m:t>
-                        </m:r>
-                      </m:lim>
-                    </m:limLow>
+                    <m:r>
+                      <m:rPr>
+                        <m:sty m:val="p"/>
+                      </m:rPr>
+                      <w:rPr>
+                        <w:rFonts w:ascii="Times New Roman" w:hAnsi="Times New Roman" w:eastAsia="Times New Roman" w:cs="Times New Roman"/>
+                        <w:highlight w:val="yellow"/>
+                      </w:rPr>
+                      <m:t>∃</m:t>
+                    </m:r>
+                    <m:r>
+                      <w:rPr>
+                        <w:rFonts w:ascii="Times New Roman" w:hAnsi="Times New Roman" w:eastAsia="Times New Roman" w:cs="Times New Roman"/>
+                        <w:highlight w:val="yellow"/>
+                      </w:rPr>
+                      <m:t>j</m:t>
+                    </m:r>
+                    <m:r>
+                      <m:rPr>
+                        <m:sty m:val="p"/>
+                      </m:rPr>
+                      <w:rPr>
+                        <w:rFonts w:ascii="Times New Roman" w:hAnsi="Times New Roman" w:eastAsia="Times New Roman" w:cs="Times New Roman"/>
+                        <w:highlight w:val="yellow"/>
+                      </w:rPr>
+                      <m:t>:</m:t>
+                    </m:r>
+                    <m:r>
+                      <w:rPr>
+                        <w:rFonts w:ascii="Times New Roman" w:hAnsi="Times New Roman" w:eastAsia="Times New Roman" w:cs="Times New Roman"/>
+                        <w:highlight w:val="yellow"/>
+                      </w:rPr>
+                      <m:t> </m:t>
+                    </m:r>
                     <m:sSub>
                       <m:e>
                         <m:r>
                           <w:rPr>
                             <w:rFonts w:ascii="Times New Roman" w:hAnsi="Times New Roman" w:eastAsia="Times New Roman" w:cs="Times New Roman"/>
+                            <w:highlight w:val="yellow"/>
                           </w:rPr>
                           <m:t>h</m:t>
                         </m:r>
@@ -29154,6 +29276,7 @@
                         <m:r>
                           <w:rPr>
                             <w:rFonts w:ascii="Times New Roman" w:hAnsi="Times New Roman" w:eastAsia="Times New Roman" w:cs="Times New Roman"/>
+                            <w:highlight w:val="yellow"/>
                           </w:rPr>
                           <m:t>j</m:t>
                         </m:r>
@@ -29165,6 +29288,7 @@
                       </m:rPr>
                       <w:rPr>
                         <w:rFonts w:ascii="Times New Roman" w:hAnsi="Times New Roman" w:eastAsia="Times New Roman" w:cs="Times New Roman"/>
+                        <w:highlight w:val="yellow"/>
                       </w:rPr>
                       <m:t>(</m:t>
                     </m:r>
@@ -29173,6 +29297,7 @@
                         <m:r>
                           <w:rPr>
                             <w:rFonts w:ascii="Times New Roman" w:hAnsi="Times New Roman" w:eastAsia="Times New Roman" w:cs="Times New Roman"/>
+                            <w:highlight w:val="yellow"/>
                           </w:rPr>
                           <m:t>x</m:t>
                         </m:r>
@@ -29181,6 +29306,7 @@
                         <m:r>
                           <w:rPr>
                             <w:rFonts w:ascii="Times New Roman" w:hAnsi="Times New Roman" w:eastAsia="Times New Roman" w:cs="Times New Roman"/>
+                            <w:highlight w:val="yellow"/>
                           </w:rPr>
                           <m:t>s</m:t>
                         </m:r>
@@ -29190,12 +29316,14 @@
                           </m:rPr>
                           <w:rPr>
                             <w:rFonts w:ascii="Times New Roman" w:hAnsi="Times New Roman" w:eastAsia="Times New Roman" w:cs="Times New Roman"/>
+                            <w:highlight w:val="yellow"/>
                           </w:rPr>
                           <m:t>,</m:t>
                         </m:r>
                         <m:r>
                           <w:rPr>
                             <w:rFonts w:ascii="Times New Roman" w:hAnsi="Times New Roman" w:eastAsia="Times New Roman" w:cs="Times New Roman"/>
+                            <w:highlight w:val="yellow"/>
                           </w:rPr>
                           <m:t>e</m:t>
                         </m:r>
@@ -29205,12 +29333,14 @@
                           </m:rPr>
                           <w:rPr>
                             <w:rFonts w:ascii="Times New Roman" w:hAnsi="Times New Roman" w:eastAsia="Times New Roman" w:cs="Times New Roman"/>
+                            <w:highlight w:val="yellow"/>
                           </w:rPr>
                           <m:t>,</m:t>
                         </m:r>
                         <m:r>
                           <w:rPr>
                             <w:rFonts w:ascii="Times New Roman" w:hAnsi="Times New Roman" w:eastAsia="Times New Roman" w:cs="Times New Roman"/>
+                            <w:highlight w:val="yellow"/>
                           </w:rPr>
                           <m:t>t</m:t>
                         </m:r>
@@ -29222,6 +29352,7 @@
                       </m:rPr>
                       <w:rPr>
                         <w:rFonts w:ascii="Times New Roman" w:hAnsi="Times New Roman" w:eastAsia="Times New Roman" w:cs="Times New Roman"/>
+                        <w:highlight w:val="yellow"/>
                       </w:rPr>
                       <m:t>)</m:t>
                     </m:r>
@@ -29231,6 +29362,7 @@
                       </m:rPr>
                       <w:rPr>
                         <w:rFonts w:ascii="Times New Roman" w:hAnsi="Times New Roman" w:eastAsia="Times New Roman" w:cs="Times New Roman"/>
+                        <w:highlight w:val="yellow"/>
                       </w:rPr>
                       <m:t>&lt;</m:t>
                     </m:r>
@@ -29240,21 +29372,37 @@
                       </m:rPr>
                       <w:rPr>
                         <w:rFonts w:ascii="Times New Roman" w:hAnsi="Times New Roman" w:eastAsia="Times New Roman" w:cs="Times New Roman"/>
+                        <w:highlight w:val="yellow"/>
                       </w:rPr>
                       <m:t>−</m:t>
                     </m:r>
-                    <m:r>
-                      <w:rPr>
-                        <w:rFonts w:ascii="Times New Roman" w:hAnsi="Times New Roman" w:eastAsia="Times New Roman" w:cs="Times New Roman"/>
-                      </w:rPr>
-                      <m:t>η</m:t>
-                    </m:r>
+                    <m:sSub>
+                      <m:e>
+                        <m:r>
+                          <w:rPr>
+                            <w:rFonts w:ascii="Times New Roman" w:hAnsi="Times New Roman" w:eastAsia="Times New Roman" w:cs="Times New Roman"/>
+                            <w:highlight w:val="yellow"/>
+                          </w:rPr>
+                          <m:t>η</m:t>
+                        </m:r>
+                      </m:e>
+                      <m:sub>
+                        <m:r>
+                          <w:rPr>
+                            <w:rFonts w:ascii="Times New Roman" w:hAnsi="Times New Roman" w:eastAsia="Times New Roman" w:cs="Times New Roman"/>
+                            <w:highlight w:val="yellow"/>
+                          </w:rPr>
+                          <m:t>j</m:t>
+                        </m:r>
+                      </m:sub>
+                    </m:sSub>
                     <m:r>
                       <m:rPr>
                         <m:sty m:val="p"/>
                       </m:rPr>
                       <w:rPr>
                         <w:rFonts w:ascii="Times New Roman" w:hAnsi="Times New Roman" w:eastAsia="Times New Roman" w:cs="Times New Roman"/>
+                        <w:highlight w:val="yellow"/>
                       </w:rPr>
                       <m:t>}</m:t>
                     </m:r>
@@ -29265,6 +29413,7 @@
                         <m:r>
                           <w:rPr>
                             <w:rFonts w:ascii="Times New Roman" w:hAnsi="Times New Roman" w:eastAsia="Times New Roman" w:cs="Times New Roman"/>
+                            <w:highlight w:val="yellow"/>
                           </w:rPr>
                           <m:t>N</m:t>
                         </m:r>
@@ -29276,6 +29425,7 @@
                           </m:rPr>
                           <w:rPr>
                             <w:rFonts w:ascii="Times New Roman" w:hAnsi="Times New Roman" w:eastAsia="Times New Roman" w:cs="Times New Roman"/>
+                            <w:highlight w:val="yellow"/>
                           </w:rPr>
                           <m:t>s</m:t>
                         </m:r>
@@ -29285,6 +29435,7 @@
                           </m:rPr>
                           <w:rPr>
                             <w:rFonts w:ascii="Times New Roman" w:hAnsi="Times New Roman" w:eastAsia="Times New Roman" w:cs="Times New Roman"/>
+                            <w:highlight w:val="yellow"/>
                           </w:rPr>
                           <m:t>e</m:t>
                         </m:r>
@@ -29294,6 +29445,7 @@
                           </m:rPr>
                           <w:rPr>
                             <w:rFonts w:ascii="Times New Roman" w:hAnsi="Times New Roman" w:eastAsia="Times New Roman" w:cs="Times New Roman"/>
+                            <w:highlight w:val="yellow"/>
                           </w:rPr>
                           <m:t>e</m:t>
                         </m:r>
@@ -29303,6 +29455,7 @@
                           </m:rPr>
                           <w:rPr>
                             <w:rFonts w:ascii="Times New Roman" w:hAnsi="Times New Roman" w:eastAsia="Times New Roman" w:cs="Times New Roman"/>
+                            <w:highlight w:val="yellow"/>
                           </w:rPr>
                           <m:t>d</m:t>
                         </m:r>
@@ -29313,6 +29466,7 @@
                         <m:r>
                           <w:rPr>
                             <w:rFonts w:ascii="Times New Roman" w:hAnsi="Times New Roman" w:eastAsia="Times New Roman" w:cs="Times New Roman"/>
+                            <w:highlight w:val="yellow"/>
                           </w:rPr>
                           <m:t>N</m:t>
                         </m:r>
@@ -29324,6 +29478,7 @@
                           </m:rPr>
                           <w:rPr>
                             <w:rFonts w:ascii="Times New Roman" w:hAnsi="Times New Roman" w:eastAsia="Times New Roman" w:cs="Times New Roman"/>
+                            <w:highlight w:val="yellow"/>
                           </w:rPr>
                           <m:t>e</m:t>
                         </m:r>
@@ -29333,6 +29488,7 @@
                           </m:rPr>
                           <w:rPr>
                             <w:rFonts w:ascii="Times New Roman" w:hAnsi="Times New Roman" w:eastAsia="Times New Roman" w:cs="Times New Roman"/>
+                            <w:highlight w:val="yellow"/>
                           </w:rPr>
                           <m:t>p</m:t>
                         </m:r>
@@ -29343,6 +29499,7 @@
                         <m:r>
                           <w:rPr>
                             <w:rFonts w:ascii="Times New Roman" w:hAnsi="Times New Roman" w:eastAsia="Times New Roman" w:cs="Times New Roman"/>
+                            <w:highlight w:val="yellow"/>
                           </w:rPr>
                           <m:t>N</m:t>
                         </m:r>
@@ -29354,6 +29511,7 @@
                           </m:rPr>
                           <w:rPr>
                             <w:rFonts w:ascii="Times New Roman" w:hAnsi="Times New Roman" w:eastAsia="Times New Roman" w:cs="Times New Roman"/>
+                            <w:highlight w:val="yellow"/>
                           </w:rPr>
                           <m:t>s</m:t>
                         </m:r>
@@ -29363,6 +29521,7 @@
                           </m:rPr>
                           <w:rPr>
                             <w:rFonts w:ascii="Times New Roman" w:hAnsi="Times New Roman" w:eastAsia="Times New Roman" w:cs="Times New Roman"/>
+                            <w:highlight w:val="yellow"/>
                           </w:rPr>
                           <m:t>t</m:t>
                         </m:r>
@@ -29372,6 +29531,7 @@
                           </m:rPr>
                           <w:rPr>
                             <w:rFonts w:ascii="Times New Roman" w:hAnsi="Times New Roman" w:eastAsia="Times New Roman" w:cs="Times New Roman"/>
+                            <w:highlight w:val="yellow"/>
                           </w:rPr>
                           <m:t>e</m:t>
                         </m:r>
@@ -29381,6 +29541,7 @@
                           </m:rPr>
                           <w:rPr>
                             <w:rFonts w:ascii="Times New Roman" w:hAnsi="Times New Roman" w:eastAsia="Times New Roman" w:cs="Times New Roman"/>
+                            <w:highlight w:val="yellow"/>
                           </w:rPr>
                           <m:t>p</m:t>
                         </m:r>
@@ -29394,6 +29555,7 @@
                   </m:rPr>
                   <w:rPr>
                     <w:rFonts w:ascii="Times New Roman" w:hAnsi="Times New Roman" w:eastAsia="Times New Roman" w:cs="Times New Roman"/>
+                    <w:highlight w:val="yellow"/>
                   </w:rPr>
                   <m:t>,</m:t>
                 </m:r>
@@ -29443,7 +29605,7 @@
           <w:szCs w:val="20"/>
           <w:highlight w:val="yellow"/>
         </w:rPr>
-        <w:t xml:space="preserve">where a sample is counted once if any enforced pressure, separator-enthalpy, or power barrier is below the stated numerical tolerance</w:t>
+        <w:t xml:space="preserve">where a sample is counted once if any enforced pressure, separator-enthalpy, or power barrier is below its own tolerance</w:t>
       </w:r>
       <w:r>
         <w:rPr>
@@ -29455,13 +29617,26 @@
         <w:t xml:space="preserve"> </w:t>
       </w:r>
       <m:oMath>
-        <m:r>
-          <w:rPr>
-            <w:rFonts w:ascii="Times New Roman" w:hAnsi="Times New Roman" w:eastAsia="Times New Roman" w:cs="Times New Roman"/>
-            <w:highlight w:val="yellow"/>
-          </w:rPr>
-          <m:t>η</m:t>
-        </m:r>
+        <m:sSub>
+          <m:e>
+            <m:r>
+              <w:rPr>
+                <w:rFonts w:ascii="Times New Roman" w:hAnsi="Times New Roman" w:eastAsia="Times New Roman" w:cs="Times New Roman"/>
+                <w:highlight w:val="yellow"/>
+              </w:rPr>
+              <m:t>η</m:t>
+            </m:r>
+          </m:e>
+          <m:sub>
+            <m:r>
+              <w:rPr>
+                <w:rFonts w:ascii="Times New Roman" w:hAnsi="Times New Roman" w:eastAsia="Times New Roman" w:cs="Times New Roman"/>
+                <w:highlight w:val="yellow"/>
+              </w:rPr>
+              <m:t>j</m:t>
+            </m:r>
+          </m:sub>
+        </m:sSub>
       </m:oMath>
       <w:r>
         <w:rPr>
@@ -29506,7 +29681,7 @@
           <w:szCs w:val="20"/>
           <w:highlight w:val="yellow"/>
         </w:rPr>
-        <w:t xml:space="preserve">uses</w:t>
+        <w:t xml:space="preserve">uses the same numerical value</w:t>
       </w:r>
       <w:r>
         <w:rPr>
@@ -29518,23 +29693,6 @@
         <w:t xml:space="preserve"> </w:t>
       </w:r>
       <m:oMath>
-        <m:r>
-          <w:rPr>
-            <w:rFonts w:ascii="Times New Roman" w:hAnsi="Times New Roman" w:eastAsia="Times New Roman" w:cs="Times New Roman"/>
-            <w:highlight w:val="yellow"/>
-          </w:rPr>
-          <m:t>η</m:t>
-        </m:r>
-        <m:r>
-          <m:rPr>
-            <m:sty m:val="p"/>
-          </m:rPr>
-          <w:rPr>
-            <w:rFonts w:ascii="Times New Roman" w:hAnsi="Times New Roman" w:eastAsia="Times New Roman" w:cs="Times New Roman"/>
-            <w:highlight w:val="yellow"/>
-          </w:rPr>
-          <m:t>=</m:t>
-        </m:r>
         <m:sSup>
           <m:e>
             <m:r>
@@ -29582,7 +29740,7 @@
           <w:szCs w:val="20"/>
           <w:highlight w:val="yellow"/>
         </w:rPr>
-        <w:t xml:space="preserve">in raw barrier units to avoid counting QP boundary-roundoff as physical violation; the later stress-test diagnostics use the tolerance stated in their result files or captions. This is not an episode-level probability. Counts in Fig. </w:t>
+        <w:t xml:space="preserve">separately in the native unit of each barrier: MPa for pressure, kJ/kg for enthalpy, and MW for power. No minimum is taken across quantities with different units. These tolerances avoid counting QP boundary roundoff as a physical violation; later stress-test diagnostics use the tolerances stated in their result files or captions. This is not an episode-level probability. Counts in Fig. </w:t>
       </w:r>
       <w:r>
         <w:rPr>
@@ -29835,7 +29993,7 @@
           <w:szCs w:val="20"/>
           <w:highlight w:val="yellow"/>
         </w:rPr>
-        <w:t xml:space="preserve">with a raw-margin numerical tolerance of</w:t>
+        <w:t xml:space="preserve">with per-constraint native-unit tolerances of numerical value</w:t>
       </w:r>
       <w:r>
         <w:rPr>
@@ -29977,7 +30135,7 @@
         <w:tblStyle w:val="Table"/>
         <w:tblW w:type="dxa" w:w="8500"/>
         <w:tblLook w:firstRow="1" w:lastRow="0" w:firstColumn="0" w:lastColumn="0" w:noHBand="0" w:noVBand="0" w:val="0020"/>
-        <w:tblCaption w:val="Table 2. Primary \Delta g=0 validation: sample-level constraint violation rate (%) at controller instants, computed by Eq. [eq:sample_violation_rate] with a raw-margin numerical tolerance of 10^{-2}. Each cell aggregates 50 independent 500-sample rollouts (25,000 controller samples). The fixed-proposal, HOCBF, and RoCBF-SF rows share the same upstream command; NMPC uses its own receding-horizon proposal. The \epsilon_\kappa=1 row is an implemented endpoint test, not the recommended commissioned setting."/>
+        <w:tblCaption w:val="Table 2. Primary \Delta g=0 validation: sample-level constraint violation rate (%) at controller instants, computed by Eq. [eq:sample_violation_rate] with per-constraint native-unit tolerances of numerical value 10^{-2}. Each cell aggregates 50 independent 500-sample rollouts (25,000 controller samples). The fixed-proposal, HOCBF, and RoCBF-SF rows share the same upstream command; NMPC uses its own receding-horizon proposal. The \epsilon_\kappa=1 row is an implemented endpoint test, not the recommended commissioned setting."/>
         <w:jc w:val="center"/>
         <w:tblLayout w:type="fixed"/>
         <w:tblCellMar>
@@ -31655,7 +31813,7 @@
           <w:szCs w:val="20"/>
           <w:highlight w:val="yellow"/>
         </w:rPr>
-        <w:t xml:space="preserve">134 violating samples among 150</w:t>
+        <w:t xml:space="preserve">134 samples exceeding the per-constraint counting tolerances among 150</w:t>
       </w:r>
       <w:r>
         <w:rPr>
@@ -31748,7 +31906,7 @@
           <w:szCs w:val="20"/>
           <w:highlight w:val="yellow"/>
         </w:rPr>
-        <w:t xml:space="preserve">000 observed violations across the nominal case and all six mismatch conditions. Each condition uses its own frozen scenario-specific GP; the controller does not identify the true scenario online. NMPC also records 0/175</w:t>
+        <w:t xml:space="preserve">000 counted violations across the nominal case and all six mismatch conditions. Each condition uses its own frozen scenario-specific GP; the controller does not identify the true scenario online. NMPC also records 0/175</w:t>
       </w:r>
       <w:r>
         <w:rPr>
@@ -31766,7 +31924,7 @@
           <w:szCs w:val="20"/>
           <w:highlight w:val="yellow"/>
         </w:rPr>
-        <w:t xml:space="preserve">000 violations and no solver failure. The comparison therefore does not establish universal superiority over MPC; RoCBF-SF’s deployment distinction is its one-step downstream projection of an existing coordinated-controller command.</w:t>
+        <w:t xml:space="preserve">000 counted violations and no solver failure. The comparison therefore does not establish universal superiority over MPC; RoCBF-SF’s deployment distinction is its one-step downstream projection of an existing coordinated-controller command.</w:t>
       </w:r>
     </w:p>
     <w:p>
@@ -33050,20 +33208,20 @@
         </w:rPr>
         <w:drawing>
           <ns2:inline>
-            <ns2:extent cx="5006975" cy="3403463"/>
+            <ns2:extent cx="5006975" cy="3384165"/>
             <ns2:effectExtent b="0" l="0" r="0" t="0"/>
-            <ns2:docPr descr="" title="" id="49" name="Picture"/>
+            <ns2:docPr descr="" title="" id="120" name="Picture"/>
             <ns3:graphic>
               <ns3:graphicData uri="http://schemas.openxmlformats.org/drawingml/2006/picture">
                 <ns4:pic>
                   <ns4:nvPicPr>
-                    <ns4:cNvPr descr="figures/Figure_6_process_response.png" id="50" name="Picture"/>
+                    <ns4:cNvPr descr="figures/Figure_6_process_response.png" id="121" name="Picture"/>
                     <ns4:cNvPicPr>
                       <ns3:picLocks noChangeArrowheads="1" noChangeAspect="1"/>
                     </ns4:cNvPicPr>
                   </ns4:nvPicPr>
                   <ns4:blipFill>
-                    <ns3:blip ns5:embed="rId48"/>
+                    <ns3:blip ns5:embed="rId119"/>
                     <ns3:stretch>
                       <ns3:fillRect/>
                     </ns3:stretch>
@@ -33071,7 +33229,7 @@
                   <ns4:spPr bwMode="auto">
                     <ns3:xfrm>
                       <ns3:off x="0" y="0"/>
-                      <ns3:ext cx="5006975" cy="3403463"/>
+                      <ns3:ext cx="5006975" cy="3384165"/>
                     </ns3:xfrm>
                     <ns3:prstGeom prst="rect">
                       <ns3:avLst/>
@@ -33228,66 +33386,7 @@
           <w:szCs w:val="20"/>
           <w:highlight w:val="yellow"/>
         </w:rPr>
-        <w:t xml:space="preserve">Full-rollout minimum pressure margin and sample-level violation rate; the symmetric-log horizontal scale resolves the tune-selected near-boundary trajectory while retaining the no-GP excursion. Lines in (a,b) are interpolated on a 0.1 s display grid only for visual continuity; open markers are the native 1 s controller samples, and all statistics use native samples and the</w:t>
-      </w:r>
-      <w:r>
-        <w:rPr>
-          <w:rFonts w:ascii="Times New Roman" w:hAnsi="Times New Roman" w:eastAsia="Times New Roman" w:cs="Times New Roman"/>
-          <w:sz w:val="20"/>
-          <w:szCs w:val="20"/>
-          <w:highlight w:val="yellow"/>
-        </w:rPr>
-        <w:t xml:space="preserve"> </w:t>
-      </w:r>
-      <m:oMath>
-        <m:sSup>
-          <m:e>
-            <m:r>
-              <w:rPr>
-                <w:rFonts w:ascii="Times New Roman" w:hAnsi="Times New Roman" w:eastAsia="Times New Roman" w:cs="Times New Roman"/>
-                <w:highlight w:val="yellow"/>
-              </w:rPr>
-              <m:t>10</m:t>
-            </m:r>
-          </m:e>
-          <m:sup>
-            <m:r>
-              <m:rPr>
-                <m:sty m:val="p"/>
-              </m:rPr>
-              <w:rPr>
-                <w:rFonts w:ascii="Times New Roman" w:hAnsi="Times New Roman" w:eastAsia="Times New Roman" w:cs="Times New Roman"/>
-                <w:highlight w:val="yellow"/>
-              </w:rPr>
-              <m:t>−</m:t>
-            </m:r>
-            <m:r>
-              <w:rPr>
-                <w:rFonts w:ascii="Times New Roman" w:hAnsi="Times New Roman" w:eastAsia="Times New Roman" w:cs="Times New Roman"/>
-                <w:highlight w:val="yellow"/>
-              </w:rPr>
-              <m:t>2</m:t>
-            </m:r>
-          </m:sup>
-        </m:sSup>
-      </m:oMath>
-      <w:r>
-        <w:rPr>
-          <w:rFonts w:ascii="Times New Roman" w:hAnsi="Times New Roman" w:eastAsia="Times New Roman" w:cs="Times New Roman"/>
-          <w:sz w:val="20"/>
-          <w:szCs w:val="20"/>
-          <w:highlight w:val="yellow"/>
-        </w:rPr>
-        <w:t xml:space="preserve"> </w:t>
-      </w:r>
-      <w:r>
-        <w:rPr>
-          <w:rFonts w:ascii="Times New Roman" w:hAnsi="Times New Roman" w:eastAsia="Times New Roman" w:cs="Times New Roman"/>
-          <w:sz w:val="20"/>
-          <w:szCs w:val="20"/>
-          <w:highlight w:val="yellow"/>
-        </w:rPr>
-        <w:t xml:space="preserve">counting tolerance defined in Eq. </w:t>
+        <w:t xml:space="preserve">Full-rollout minimum pressure margin and sample-level violation rate; the symmetric-log horizontal scale resolves the tune-selected near-boundary trajectory while retaining the no-GP excursion. Lines in (a,b) are interpolated on a 0.1 s display grid only for visual continuity; open markers are the native 1 s controller samples, and all statistics use native samples and the per-constraint counting tolerances defined in Eq. </w:t>
       </w:r>
       <w:r>
         <w:rPr>
@@ -33348,7 +33447,7 @@
           <w:szCs w:val="20"/>
           <w:highlight w:val="yellow"/>
         </w:rPr>
-        <w:t xml:space="preserve">shows the pressure bottleneck directly in a representative S3 rollout. HOCBF without GP correction produces 239/300 violating samples and a minimum lower-pressure margin of</w:t>
+        <w:t xml:space="preserve">shows the pressure bottleneck directly in a representative S3 rollout. HOCBF without GP correction produces 239/300 counted violations and a minimum lower-pressure margin of</w:t>
       </w:r>
       <w:r>
         <w:rPr>
@@ -33423,7 +33522,7 @@
           <w:szCs w:val="20"/>
           <w:highlight w:val="yellow"/>
         </w:rPr>
-        <w:t xml:space="preserve">) accepts all 300 QPs, intervenes on 241 samples, and records 0/300 violations under the stated counting tolerance; its unrounded minimum pressure margin is</w:t>
+        <w:t xml:space="preserve">) accepts all 300 QPs, intervenes on 241 samples, and records 0/300 counted violations under the stated pressure tolerance; its unrounded minimum pressure margin is</w:t>
       </w:r>
       <w:r>
         <w:rPr>
@@ -33572,18 +33671,18 @@
           <ns2:inline>
             <ns2:extent cx="5006975" cy="3407071"/>
             <ns2:effectExtent b="0" l="0" r="0" t="0"/>
-            <ns2:docPr descr="" title="" id="53" name="Picture"/>
+            <ns2:docPr descr="" title="" id="124" name="Picture"/>
             <ns3:graphic>
               <ns3:graphicData uri="http://schemas.openxmlformats.org/drawingml/2006/picture">
                 <ns4:pic>
                   <ns4:nvPicPr>
-                    <ns4:cNvPr descr="figures/Figure_8_model_mismatch.png" id="54" name="Picture"/>
+                    <ns4:cNvPr descr="figures/Figure_8_model_mismatch.png" id="125" name="Picture"/>
                     <ns4:cNvPicPr>
                       <ns3:picLocks noChangeArrowheads="1" noChangeAspect="1"/>
                     </ns4:cNvPicPr>
                   </ns4:nvPicPr>
                   <ns4:blipFill>
-                    <ns3:blip ns5:embed="rId52"/>
+                    <ns3:blip ns5:embed="rId123"/>
                     <ns3:stretch>
                       <ns3:fillRect/>
                     </ns3:stretch>
@@ -34300,18 +34399,18 @@
           <ns2:inline>
             <ns2:extent cx="5006975" cy="1973467"/>
             <ns2:effectExtent b="0" l="0" r="0" t="0"/>
-            <ns2:docPr descr="" title="" id="57" name="Picture"/>
+            <ns2:docPr descr="" title="" id="128" name="Picture"/>
             <ns3:graphic>
               <ns3:graphicData uri="http://schemas.openxmlformats.org/drawingml/2006/picture">
                 <ns4:pic>
                   <ns4:nvPicPr>
-                    <ns4:cNvPr descr="figures/Figure_2.png" id="58" name="Picture"/>
+                    <ns4:cNvPr descr="figures/Figure_2.png" id="129" name="Picture"/>
                     <ns4:cNvPicPr>
                       <ns3:picLocks noChangeArrowheads="1" noChangeAspect="1"/>
                     </ns4:cNvPicPr>
                   </ns4:nvPicPr>
                   <ns4:blipFill>
-                    <ns3:blip ns5:embed="rId56"/>
+                    <ns3:blip ns5:embed="rId127"/>
                     <ns3:stretch>
                       <ns3:fillRect/>
                     </ns3:stretch>
@@ -34707,7 +34806,7 @@
           <w:szCs w:val="20"/>
           <w:highlight w:val="yellow"/>
         </w:rPr>
-        <w:t xml:space="preserve">000 observed violations and no rejected QP; the predeclared smallest-passing rule therefore selects the mean-only endpoint</w:t>
+        <w:t xml:space="preserve">000 counted violations and no rejected QP; the predeclared smallest-passing rule therefore selects the mean-only endpoint</w:t>
       </w:r>
       <w:r>
         <w:rPr>
@@ -34821,7 +34920,7 @@
           <w:szCs w:val="20"/>
           <w:highlight w:val="yellow"/>
         </w:rPr>
-        <w:t xml:space="preserve">, no violation is observed but 13/15</w:t>
+        <w:t xml:space="preserve">, no counted violation is observed but 13/15</w:t>
       </w:r>
       <w:r>
         <w:rPr>
@@ -34932,7 +35031,7 @@
           <w:szCs w:val="20"/>
           <w:highlight w:val="yellow"/>
         </w:rPr>
-        <w:t xml:space="preserve">000 observed violations and 0/50</w:t>
+        <w:t xml:space="preserve">000 counted violations and 0/50</w:t>
       </w:r>
       <w:r>
         <w:rPr>
@@ -34987,18 +35086,18 @@
           <ns2:inline>
             <ns2:extent cx="5006975" cy="4226299"/>
             <ns2:effectExtent b="0" l="0" r="0" t="0"/>
-            <ns2:docPr descr="" title="" id="62" name="Picture"/>
+            <ns2:docPr descr="" title="" id="133" name="Picture"/>
             <ns3:graphic>
               <ns3:graphicData uri="http://schemas.openxmlformats.org/drawingml/2006/picture">
                 <ns4:pic>
                   <ns4:nvPicPr>
-                    <ns4:cNvPr descr="figures/Figure_GP_data_sensitivity.png" id="63" name="Picture"/>
+                    <ns4:cNvPr descr="figures/Figure_GP_data_sensitivity.png" id="134" name="Picture"/>
                     <ns4:cNvPicPr>
                       <ns3:picLocks noChangeArrowheads="1" noChangeAspect="1"/>
                     </ns4:cNvPicPr>
                   </ns4:nvPicPr>
                   <ns4:blipFill>
-                    <ns3:blip ns5:embed="rId61"/>
+                    <ns3:blip ns5:embed="rId132"/>
                     <ns3:stretch>
                       <ns3:fillRect/>
                     </ns3:stretch>
@@ -35234,7 +35333,7 @@
           <w:szCs w:val="20"/>
           <w:highlight w:val="yellow"/>
         </w:rPr>
-        <w:t xml:space="preserve">setting gives 0/2500 violations and no QP rejection at each size. Synthetic target corruption exposes a dictionary-size dependence: the 100- and 250-point fits produce 5.76–20.24% violation and 4.04–8.60% QP rejection, whereas the 500-point fits retain 0/2500 observed violations and no QP rejection at both tested corruption levels, with 99.8–99.9% coverage. The result supports quantity, coverage, and closed-loop feasibility as joint pre-enable gates; it does not estimate plant-data corruption or establish universal robustness to bad labels. The complete aggregation is reported in the Supplemental Material.</w:t>
+        <w:t xml:space="preserve">setting gives 0/2500 counted violations and no QP rejection at each size. Synthetic target corruption exposes a dictionary-size dependence: the 100- and 250-point fits produce 5.76–20.24% violation and 4.04–8.60% QP rejection, whereas the 500-point fits retain 0/2500 counted violations and no QP rejection at both tested corruption levels, with 99.8–99.9% coverage. The result supports quantity, coverage, and closed-loop feasibility as joint pre-enable gates; it does not estimate plant-data corruption or establish universal robustness to bad labels. The complete aggregation is reported in the Supplemental Material.</w:t>
       </w:r>
     </w:p>
     <w:p>
@@ -35539,18 +35638,18 @@
           <ns2:inline>
             <ns2:extent cx="5006975" cy="3597266"/>
             <ns2:effectExtent b="0" l="0" r="0" t="0"/>
-            <ns2:docPr descr="" title="" id="68" name="Picture"/>
+            <ns2:docPr descr="" title="" id="139" name="Picture"/>
             <ns3:graphic>
               <ns3:graphicData uri="http://schemas.openxmlformats.org/drawingml/2006/picture">
                 <ns4:pic>
                   <ns4:nvPicPr>
-                    <ns4:cNvPr descr="figures/Figure_9_production_historian.png" id="69" name="Picture"/>
+                    <ns4:cNvPr descr="figures/Figure_9_production_historian.png" id="140" name="Picture"/>
                     <ns4:cNvPicPr>
                       <ns3:picLocks noChangeArrowheads="1" noChangeAspect="1"/>
                     </ns4:cNvPicPr>
                   </ns4:nvPicPr>
                   <ns4:blipFill>
-                    <ns3:blip ns5:embed="rId67"/>
+                    <ns3:blip ns5:embed="rId138"/>
                     <ns3:stretch>
                       <ns3:fillRect/>
                     </ns3:stretch>
@@ -35806,7 +35905,7 @@
           <w:szCs w:val="20"/>
           <w:highlight w:val="yellow"/>
         </w:rPr>
-        <w:t xml:space="preserve">The unit chronology permits a load-matched commissioning comparison. The 660 MW unit used traditional PID before 21 May 2026, was shut down from 21 May to 24 June 2026, and restarted with the proposed RoCBF-SF-based strategy after 24 June 2026. The outage included extensive routine plant maintenance in addition to integration of the proposed algorithm. We screened 300 s historian records from 2024–2025 and 25 June–5 July 2026. Candidate two-hour windows contain 24 consecutive samples, advance every 30 min, and retain only load in 195–700 MW with finite pressure, setpoint, and fuel-flow values. A global linear-assignment step forms one-to-one pairs without replacement using mean-load difference, 24-point load-profile RMSE, load-range difference, and fuel/load difference. Calipers are 10, 30, and 40 MW and 0.08, respectively. This protocol yields 512 pairs from 14,675 pre-retrofit and 517 post-retrofit candidates. Median mean-load difference is 1.32 MW and median profile RMSE is 15.37 MW. Cohort median pressure-residual standard deviation decreases from 0.523 to 0.502 MPa (3.93%), whereas median absolute-error p95 is essentially unchanged (1.082 versus 1.085 MPa). Because the windows overlap, these cohort quantities and the post-day cluster bootstrap reported in the Supplemental Material are descriptive rather than independent-sample inference. Figure </w:t>
+        <w:t xml:space="preserve">The unit chronology permits a load-matched commissioning comparison. The 660 MW unit used traditional PID before 21 May 2026, was shut down from 21 May to 24 June 2026, and restarted with the proposed RoCBF-SF-based strategy after 24 June 2026. Retained plant work-scope and controller-configuration records distinguish the simultaneous changes. Routine maintenance included instrument calibration, actuator inspection, combustion-equipment maintenance, and heat-surface cleaning. The baseline PID gains, output limits, anti-windup, sliding-pressure curve, coordinated-control logic, and fuel/feedwater/turbine-valve base loops were unchanged; the control-system modification was the downstream RoCBF-SF integration and its enable, bypass, heartbeat, command-quality, and DCS-selection logic. We screened 300 s historian records from 2024–2025 and 25 June–5 July 2026. Candidate two-hour windows contain 24 consecutive samples, advance every 30 min, and retain only load in 195–700 MW with finite pressure, setpoint, and fuel-flow values. The 700 MW ceiling is a permissive data-quality screen rather than an observed operating endpoint; measured ranges are reported separately below. A global linear-assignment step forms one-to-one pairs without replacement using mean-load difference, 24-point load-profile RMSE, load-range difference, and fuel/load difference. Calipers are 10, 30, and 40 MW and 0.08, respectively. This protocol yields 512 pairs from 14,675 pre-retrofit and 517 post-retrofit candidates. Median mean-load difference is 1.32 MW and median profile RMSE is 15.37 MW. Cohort median pressure-residual standard deviation decreases from 0.523 to 0.502 MPa (3.93%), whereas median absolute-error p95 is essentially unchanged (1.082 versus 1.085 MPa). Because the windows overlap, these cohort quantities and the post-day cluster bootstrap reported in the Supplemental Material are descriptive rather than independent-sample inference. Figure </w:t>
       </w:r>
       <w:r>
         <w:rPr>
@@ -35833,7 +35932,7 @@
           <w:szCs w:val="20"/>
           <w:highlight w:val="yellow"/>
         </w:rPr>
-        <w:t xml:space="preserve">is a separate native-5 s load-matched diagnostic, not a selected member of the 300 s cohort; its source timestamps and metric JSON are preserved independently in the evidence package. Concurrent routine maintenance also means that the response comparison is observational evidence associated with the documented retrofit, not a standalone causal estimate. Confirmed original plant-controller exports provide the separate evidence that RoCBF-SF executed after restart.</w:t>
+        <w:t xml:space="preserve">is a separate native-5 s load-matched diagnostic, not a selected member of the 300 s cohort; its source timestamps and metric JSON are preserved independently in the evidence package. The retained records narrow the set of control-system changes but do not remove routine maintenance as a competing explanation, so the response comparison remains observational evidence associated with the documented retrofit rather than a standalone causal estimate. Confirmed original plant-controller exports provide the separate evidence that RoCBF-SF executed after restart.</w:t>
       </w:r>
     </w:p>
     <w:p>
@@ -35851,18 +35950,18 @@
           <ns2:inline>
             <ns2:extent cx="5006975" cy="4940793"/>
             <ns2:effectExtent b="0" l="0" r="0" t="0"/>
-            <ns2:docPr descr="" title="" id="72" name="Picture"/>
+            <ns2:docPr descr="" title="" id="143" name="Picture"/>
             <ns3:graphic>
               <ns3:graphicData uri="http://schemas.openxmlformats.org/drawingml/2006/picture">
                 <ns4:pic>
                   <ns4:nvPicPr>
-                    <ns4:cNvPr descr="figures/Figure_10_production_retrofit_evidence.png" id="73" name="Picture"/>
+                    <ns4:cNvPr descr="figures/Figure_10_production_retrofit_evidence.png" id="144" name="Picture"/>
                     <ns4:cNvPicPr>
                       <ns3:picLocks noChangeArrowheads="1" noChangeAspect="1"/>
                     </ns4:cNvPicPr>
                   </ns4:nvPicPr>
                   <ns4:blipFill>
-                    <ns3:blip ns5:embed="rId71"/>
+                    <ns3:blip ns5:embed="rId142"/>
                     <ns3:stretch>
                       <ns3:fillRect/>
                     </ns3:stretch>
@@ -36369,7 +36468,7 @@
           <w:szCs w:val="20"/>
           <w:highlight w:val="yellow"/>
         </w:rPr>
-        <w:t xml:space="preserve">The same 5 s historian query includes main/reheat temperature, air–coal ratio channels, mode/fallback indicators, and turbine-valve demand. Main-steam temperature variability decreases from 2.245 to 0.915C, while reheat-temperature variability and air–coal ratio dispersion increase, showing that the post-retrofit interval is not uniformly easier. These historian diagnostics are then paired with the post-retrofit controller-log export in Fig. </w:t>
+        <w:t xml:space="preserve">The same 5 s historian query includes main/reheat temperature, air–coal ratio channels, mode/fallback indicators, and turbine-valve demand. Main-steam temperature variability decreases from 2.245 to 0.915°C, while reheat-temperature variability and air–coal ratio dispersion increase, showing that the post-retrofit interval is not uniformly easier. These historian diagnostics are then paired with the post-retrofit controller-log export in Fig. </w:t>
       </w:r>
       <w:r>
         <w:rPr>
@@ -36405,18 +36504,18 @@
           <ns2:inline>
             <ns2:extent cx="5006975" cy="4327295"/>
             <ns2:effectExtent b="0" l="0" r="0" t="0"/>
-            <ns2:docPr descr="" title="" id="76" name="Picture"/>
+            <ns2:docPr descr="" title="" id="147" name="Picture"/>
             <ns3:graphic>
               <ns3:graphicData uri="http://schemas.openxmlformats.org/drawingml/2006/picture">
                 <ns4:pic>
                   <ns4:nvPicPr>
-                    <ns4:cNvPr descr="figures/Figure_11_controller_log_validation.png" id="77" name="Picture"/>
+                    <ns4:cNvPr descr="figures/Figure_11_controller_log_validation.png" id="148" name="Picture"/>
                     <ns4:cNvPicPr>
                       <ns3:picLocks noChangeArrowheads="1" noChangeAspect="1"/>
                     </ns4:cNvPicPr>
                   </ns4:nvPicPr>
                   <ns4:blipFill>
-                    <ns3:blip ns5:embed="rId75"/>
+                    <ns3:blip ns5:embed="rId146"/>
                     <ns3:stretch>
                       <ns3:fillRect/>
                     </ns3:stretch>
@@ -40405,7 +40504,7 @@
           <w:szCs w:val="20"/>
           <w:highlight w:val="yellow"/>
         </w:rPr>
-        <w:t xml:space="preserve">000 violating samples. The predeclared calibration rule selects the mean-only endpoint</w:t>
+        <w:t xml:space="preserve">000 samples exceeding the prespecified per-constraint native-unit tolerances. The predeclared calibration rule selects the mean-only endpoint</w:t>
       </w:r>
       <w:r>
         <w:rPr>
@@ -40480,7 +40579,7 @@
           <w:szCs w:val="20"/>
           <w:highlight w:val="yellow"/>
         </w:rPr>
-        <w:t xml:space="preserve">000 observed violations in the primary sweep, and the fixed filter setting records 0/50</w:t>
+        <w:t xml:space="preserve">000 counted violations in the primary sweep, and the fixed filter setting records 0/50</w:t>
       </w:r>
       <w:r>
         <w:rPr>
@@ -40498,7 +40597,7 @@
           <w:szCs w:val="20"/>
           <w:highlight w:val="yellow"/>
         </w:rPr>
-        <w:t xml:space="preserve">000 violations and no QP rejection on held-out seeds. The equality with NMPC precludes a claim of universal safety superiority; the practical distinction is the filter’s compatibility with an existing coordinated controller. Conversely, the implemented</w:t>
+        <w:t xml:space="preserve">000 counted violations and no QP rejection on held-out seeds. The equality with NMPC precludes a claim of universal safety superiority; the practical distinction is the filter’s compatibility with an existing coordinated controller. Conversely, the implemented</w:t>
       </w:r>
       <w:r>
         <w:rPr>
@@ -41103,7 +41202,7 @@
           <w:sz w:val="20"/>
           <w:szCs w:val="20"/>
         </w:rPr>
-        <w:t>[1] L Wu, L Huang, Y Wang, B Jiang, D Li. Pressure optimization control of low-pressure vacuum systems based on anti-disturbance Smith predictor compensation. Meas Control. 2026;59(6):870–82. doi:10.1177/00202940251372871</w:t>
+        <w:t>[1] Wu L, Huang L, Wang Y, et al. Pressure optimization control of low-pressure vacuum systems based on anti-disturbance Smith predictor compensation. Meas Control. 2026;59(6):870–82. doi:10.1177/00202940251372871</w:t>
       </w:r>
     </w:p>
     <w:p>
@@ -41118,7 +41217,7 @@
           <w:sz w:val="20"/>
           <w:szCs w:val="20"/>
         </w:rPr>
-        <w:t>[2] Y W Feng, Y H Li. Event-triggered voltage regulation and current sharing in neighbors-based second control for DC microgrids. Meas Control. 2026;59(5):630–9. doi:10.1177/00202940251344578</w:t>
+        <w:t>[2] Feng YW, Li YH. Event-triggered voltage regulation and current sharing in neighbors-based second control for DC microgrids. Meas Control. 2026;59(5):630–9. doi:10.1177/00202940251344578</w:t>
       </w:r>
     </w:p>
     <w:p>
@@ -41133,7 +41232,7 @@
           <w:sz w:val="20"/>
           <w:szCs w:val="20"/>
         </w:rPr>
-        <w:t>[3] A D Ames, S Coogan, M Egerstedt, G Notomista, K Sreenath, P Tabuada. Control barrier functions: Theory and applications. In: Proceedings of the 18th european control conference (ECC). 2019. p. 3420–31. doi:10.23919/ECC.2019.8796030</w:t>
+        <w:t>[3] Ames AD, Coogan S, Egerstedt M, et al. Control barrier functions: Theory and applications. In: Proceedings of the 18th european control conference (ECC). 2019. p. 3420–31. doi:10.23919/ECC.2019.8796030</w:t>
       </w:r>
     </w:p>
     <w:p>
@@ -41148,7 +41247,7 @@
           <w:sz w:val="20"/>
           <w:szCs w:val="20"/>
         </w:rPr>
-        <w:t>[4] W Xiao, C Belta, C G Cassandras. High-order control barrier functions. IEEE Trans Automat Contr. 2022;67(7):3655–62.</w:t>
+        <w:t>[4] Xiao W, Belta C, Cassandras CG. High-order control barrier functions. IEEE Trans Automat Contr. 2022;67(7):3655–62.</w:t>
       </w:r>
     </w:p>
     <w:p>
@@ -41163,7 +41262,7 @@
           <w:sz w:val="20"/>
           <w:szCs w:val="20"/>
         </w:rPr>
-        <w:t>[5] C E Rasmussen, C K I Williams. Gaussian processes for machine learning. MIT Press; 2006.</w:t>
+        <w:t>[5] Rasmussen CE, Williams CKI. Gaussian processes for machine learning. MIT Press; 2006.</w:t>
       </w:r>
     </w:p>
     <w:p>
@@ -41178,7 +41277,7 @@
           <w:sz w:val="20"/>
           <w:szCs w:val="20"/>
         </w:rPr>
-        <w:t>[6] N Srinivas, A Krause, S M Kakade, M W Seeger. Information-theoretic regret bounds for Gaussian process optimization in the bandit setting. IEEE Trans Inf Theory. 2012;58(5):3250–65. doi:10.1109/TIT.2011.2182033</w:t>
+        <w:t>[6] Srinivas N, Krause A, Kakade SM, et al. Information-theoretic regret bounds for Gaussian process optimization in the bandit setting. IEEE Trans Inf Theory. 2012;58(5):3250–65. doi:10.1109/TIT.2011.2182033</w:t>
       </w:r>
     </w:p>
     <w:p>
@@ -41193,7 +41292,7 @@
           <w:sz w:val="20"/>
           <w:szCs w:val="20"/>
         </w:rPr>
-        <w:t>[7] R Cheng, G Orosz, R M Murray, J W Burdick. End-to-end safe reinforcement learning through barrier functions for safety-critical continuous control. In: Proceedings of the AAAI conference on artificial intelligence. 2019. p. 3387–95. doi:10.1609/aaai.v33i01.33013387</w:t>
+        <w:t>[7] Cheng R, Orosz G, Murray RM, et al. End-to-end safe reinforcement learning through barrier functions for safety-critical continuous control. In: Proceedings of the AAAI conference on artificial intelligence. 2019. p. 3387–95. doi:10.1609/aaai.v33i01.33013387</w:t>
       </w:r>
     </w:p>
     <w:p>
@@ -41208,7 +41307,7 @@
           <w:sz w:val="20"/>
           <w:szCs w:val="20"/>
         </w:rPr>
-        <w:t>[8] J F Fisac, A K Akametalu, M N Zeilinger, S Kaynama, J Gillula, C J Tomlin. A general safety framework for learning-based control in uncertain robotic systems. IEEE Trans Automat Contr. 2019;64(7):2737–52.</w:t>
+        <w:t>[8] Fisac JF, Akametalu AK, Zeilinger MN, et al. A general safety framework for learning-based control in uncertain robotic systems. IEEE Trans Automat Contr. 2019;64(7):2737–52.</w:t>
       </w:r>
     </w:p>
     <w:p>
@@ -41223,7 +41322,7 @@
           <w:sz w:val="20"/>
           <w:szCs w:val="20"/>
         </w:rPr>
-        <w:t>[9] F Castañeda, J J Choi, B Zhang, C J Tomlin, K Sreenath. Pointwise feasibility of Gaussian process-based safety-critical control under model uncertainty. In: Proceedings of the 60th IEEE conference on decision and control (CDC). 2021. p. 6762–9. doi:10.1109/CDC45484.2021.9683743</w:t>
+        <w:t>[9] Castañeda F, Choi JJ, Zhang B, et al. Pointwise feasibility of Gaussian process-based safety-critical control under model uncertainty. In: Proceedings of the 60th IEEE conference on decision and control (CDC). 2021. p. 6762–9. doi:10.1109/CDC45484.2021.9683743</w:t>
       </w:r>
     </w:p>
     <w:p>
@@ -41238,7 +41337,7 @@
           <w:sz w:val="20"/>
           <w:szCs w:val="20"/>
         </w:rPr>
-        <w:t>[10] M Aali, J Liu. Learning high-order control barrier functions for safety-critical control with Gaussian processes. In: Proceedings of the american control conference (ACC). 2024. p. 1–6. doi:10.23919/ACC60939.2024.10644311</w:t>
+        <w:t>[10] Aali M, Liu J. Learning high-order control barrier functions for safety-critical control with Gaussian processes. In: Proceedings of the american control conference (ACC). 2024. p. 1–6. doi:10.23919/ACC60939.2024.10644311</w:t>
       </w:r>
     </w:p>
     <w:p>
@@ -41253,7 +41352,7 @@
           <w:sz w:val="20"/>
           <w:szCs w:val="20"/>
         </w:rPr>
-        <w:t>[11] Y Zhang, L Wen, Z Bing, X Yao, L Kong, W He, A Knoll. Adaptive safety-critical control for high-order systems: A real-time Gaussian process approach. IEEE Trans Autom Sci Eng. 2025. doi:10.1109/TASE.2025.3611987</w:t>
+        <w:t>[11] Zhang Y, Wen L, Bing Z, et al. Adaptive safety-critical control for high-order systems: A real-time Gaussian process approach. IEEE Trans Autom Sci Eng. 2025;22:21296–310. doi:10.1109/TASE.2025.3611987</w:t>
       </w:r>
     </w:p>
     <w:p>
@@ -41268,7 +41367,7 @@
           <w:sz w:val="20"/>
           <w:szCs w:val="20"/>
         </w:rPr>
-        <w:t>[12] K J Åström, R D Bell. Benchmark problems for control system design. IFAC Proc Vol. 2000;33(11):27–46.</w:t>
+        <w:t>[12] Åström KJ, Bell RD. Benchmark problems for control system design. IFAC Proc Vol. 2000;33(11):27–46.</w:t>
       </w:r>
     </w:p>
     <w:p>
@@ -41283,7 +41382,7 @@
           <w:sz w:val="20"/>
           <w:szCs w:val="20"/>
         </w:rPr>
-        <w:t>[13] S Y Li, H B Liu, W J Cai, Y C Soh, L H Xie. A new coordinated control strategy for boiler-turbine system of coal-fired power plant. IEEE Trans Control Syst Technol. 2005;13(6):943–54. doi:10.1109/TCST.2005.854319</w:t>
+        <w:t>[13] Li SY, Liu HB, Cai WJ, et al. A new coordinated control strategy for boiler-turbine system of coal-fired power plant. IEEE Trans Control Syst Technol. 2005;13(6):943–54. doi:10.1109/TCST.2005.854319</w:t>
       </w:r>
     </w:p>
     <w:p>
@@ -41298,7 +41397,7 @@
           <w:sz w:val="20"/>
           <w:szCs w:val="20"/>
         </w:rPr>
-        <w:t>[14] W Tan, J Z Liu, F Fang. Coordinated control of boiler-turbine unit of supercritical power plant. J Process Control. 2006;16(3):261–7.</w:t>
+        <w:t>[14] Tan W, Liu JZ, Fang F. Coordinated control of boiler-turbine unit of supercritical power plant. J Process Control. 2006;16(3):261–7.</w:t>
       </w:r>
     </w:p>
     <w:p>
@@ -41313,7 +41412,7 @@
           <w:sz w:val="20"/>
           <w:szCs w:val="20"/>
         </w:rPr>
-        <w:t>[15] X Liu, P Guan, C W Chan. Nonlinear multivariable power plant coordinate control by constrained predictive scheme. IEEE Trans Control Syst Technol. 2010;18(5):1116–25. doi:10.1109/TCST.2009.2034640</w:t>
+        <w:t>[15] Liu X, Guan P, Chan CW. Nonlinear multivariable power plant coordinate control by constrained predictive scheme. IEEE Trans Control Syst Technol. 2010;18(5):1116–25. doi:10.1109/TCST.2009.2034640</w:t>
       </w:r>
     </w:p>
     <w:p>
@@ -41328,7 +41427,7 @@
           <w:sz w:val="20"/>
           <w:szCs w:val="20"/>
         </w:rPr>
-        <w:t>[16] M A Abdelbaky, X Liu, X Kong. Stable constrained model predictive control based on IOFL technique for boiler-turbine system. Trans Inst Meas Control. 2025;47(6):1104–16. doi:10.1177/01423312241263911</w:t>
+        <w:t>[16] Abdelbaky MA, Liu X, Kong X. Stable constrained model predictive control based on IOFL technique for boiler-turbine system. Trans Inst Meas Control. 2025;47(6):1104–16. doi:10.1177/01423312241263911</w:t>
       </w:r>
     </w:p>
     <w:p>
@@ -41343,7 +41442,7 @@
           <w:sz w:val="20"/>
           <w:szCs w:val="20"/>
         </w:rPr>
-        <w:t>[17] J Z Liu, D L Zeng, L Tian, M M Gao, W Wang, Y G Niu, F Fang. Control strategy for operating flexibility of coal-fired power plants in alternate electrical power systems. Proc CSEE. 2015;35(21):5385–94. doi:10.13334/j.0258-8013.pcsee.2015.21.001</w:t>
+        <w:t>[17] Liu JZ, Zeng DL, Tian L, et al. Control strategy for operating flexibility of coal-fired power plants in alternate electrical power systems. Proc CSEE. 2015;35(21):5385–94. doi:10.13334/j.0258-8013.pcsee.2015.21.001</w:t>
       </w:r>
     </w:p>
     <w:p>
@@ -41358,7 +41457,7 @@
           <w:sz w:val="20"/>
           <w:szCs w:val="20"/>
         </w:rPr>
-        <w:t>[18] S J Qin, T A Badgwell. A survey of industrial model predictive control technology. Control Eng Pract. 2003;11(7):733–64. doi:10.1016/S0967-0661(02)00186-7</w:t>
+        <w:t>[18] Qin SJ, Badgwell TA. A survey of industrial model predictive control technology. Control Eng Pract. 2003;11(7):733–64. doi:10.1016/S0967-0661(02)00186-7</w:t>
       </w:r>
     </w:p>
     <w:p>
@@ -41373,7 +41472,7 @@
           <w:sz w:val="20"/>
           <w:szCs w:val="20"/>
         </w:rPr>
-        <w:t>[19] D Q Mayne, J B Rawlings, C V Rao, P O M Scokaert. Constrained model predictive control: Stability and optimality. Automatica. 2000;36(6):789–814.</w:t>
+        <w:t>[19] Mayne DQ, Rawlings JB, Rao CV, et al. Constrained model predictive control: Stability and optimality. Automatica. 2000;36(6):789–814.</w:t>
       </w:r>
     </w:p>
     <w:p>
@@ -41388,7 +41487,7 @@
           <w:sz w:val="20"/>
           <w:szCs w:val="20"/>
         </w:rPr>
-        <w:t>[20] M Morari, J H Lee. Model predictive control: Past, present and future. Comput Chem Eng. 1999;23(4-5):667–82. doi:10.1016/S0098-1354(98)00301-9</w:t>
+        <w:t>[20] Morari M, Lee JH. Model predictive control: Past, present and future. Comput Chem Eng. 1999;23(4-5):667–82. doi:10.1016/S0098-1354(98)00301-9</w:t>
       </w:r>
     </w:p>
     <w:p>
@@ -41403,7 +41502,7 @@
           <w:sz w:val="20"/>
           <w:szCs w:val="20"/>
         </w:rPr>
-        <w:t>[21] D Q Mayne, M M Seron, S V Raković. Robust model predictive control of constrained linear systems with bounded disturbances. Automatica. 2005;41(2):219–24. doi:10.1016/j.automatica.2004.08.019</w:t>
+        <w:t>[21] Mayne DQ, Seron MM, Raković SV. Robust model predictive control of constrained linear systems with bounded disturbances. Automatica. 2005;41(2):219–24. doi:10.1016/j.automatica.2004.08.019</w:t>
       </w:r>
     </w:p>
     <w:p>
@@ -41418,7 +41517,7 @@
           <w:sz w:val="20"/>
           <w:szCs w:val="20"/>
         </w:rPr>
-        <w:t>[22] A Mesbah. Stochastic model predictive control: An overview and perspectives for future research. IEEE Control Syst Mag. 2016;36(6):30–44. doi:10.1109/MCS.2016.2602087</w:t>
+        <w:t>[22] Mesbah A. Stochastic model predictive control: An overview and perspectives for future research. IEEE Control Syst Mag. 2016;36(6):30–44. doi:10.1109/MCS.2016.2602087</w:t>
       </w:r>
     </w:p>
     <w:p>
@@ -41433,7 +41532,7 @@
           <w:sz w:val="20"/>
           <w:szCs w:val="20"/>
         </w:rPr>
-        <w:t>[23] L Hewing, J Kabzan, M N Zeilinger. Cautious model predictive control using Gaussian process regression. IEEE Trans Control Syst Technol. 2020;28(6):2736–43. doi:10.1109/TCST.2019.2949757</w:t>
+        <w:t>[23] Hewing L, Kabzan J, Zeilinger MN. Cautious model predictive control using Gaussian process regression. IEEE Trans Control Syst Technol. 2020;28(6):2736–43. doi:10.1109/TCST.2019.2949757</w:t>
       </w:r>
     </w:p>
     <w:p>
@@ -41448,7 +41547,7 @@
           <w:sz w:val="20"/>
           <w:szCs w:val="20"/>
         </w:rPr>
-        <w:t>[24] P Wieland, F Allgöwer. Constructive safety using control barrier functions. IFAC Proc Vol. 2007;40(12):462–7.</w:t>
+        <w:t>[24] Wieland P, Allgöwer F. Constructive safety using control barrier functions. IFAC Proc Vol. 2007;40(12):462–7.</w:t>
       </w:r>
     </w:p>
     <w:p>
@@ -41463,7 +41562,7 @@
           <w:sz w:val="20"/>
           <w:szCs w:val="20"/>
         </w:rPr>
-        <w:t>[25] M Jankovic. Robust control barrier functions for constrained nonlinear systems. Automatica. 2018;96:359–67. doi:10.1016/j.automatica.2018.07.004</w:t>
+        <w:t>[25] Jankovic M. Robust control barrier functions for constrained nonlinear systems. Automatica. 2018;96:359–67. doi:10.1016/j.automatica.2018.07.004</w:t>
       </w:r>
     </w:p>
     <w:p>
@@ -41478,7 +41577,7 @@
           <w:sz w:val="20"/>
           <w:szCs w:val="20"/>
         </w:rPr>
-        <w:t>[26] A J Taylor, A Singletary, Y Yue, A D Ames. A control barrier perspective on episodic learning via projection-to-state safety. IEEE Control Syst Lett. 2020;5(3):1019–24. doi:10.1109/LCSYS.2020.3009082</w:t>
+        <w:t>[26] Taylor AJ, Singletary A, Yue Y, et al. A control barrier perspective on episodic learning via projection-to-state safety. IEEE Control Syst Lett. 2020;5(3):1019–24. doi:10.1109/LCSYS.2020.3009082</w:t>
       </w:r>
     </w:p>
     <w:p>
@@ -41493,7 +41592,7 @@
           <w:sz w:val="20"/>
           <w:szCs w:val="20"/>
         </w:rPr>
-        <w:t>[27] Q Long, Y T Wang, J Pan. Safe control synthesis with uncertain dynamics via adaptive control barrier functions. IEEE Robot Autom Lett. 2023;8(3):1615–22.</w:t>
+        <w:t>[27] Long Q, Wang YT, Pan J. Safe control synthesis with uncertain dynamics via adaptive control barrier functions. IEEE Robot Autom Lett. 2023;8(3):1615–22.</w:t>
       </w:r>
     </w:p>
     <w:p>
@@ -41508,7 +41607,7 @@
           <w:sz w:val="20"/>
           <w:szCs w:val="20"/>
         </w:rPr>
-        <w:t>[28] J Zeng, B Zhang, Z Li, K Sreenath. Safety-critical control using optimal-decay control barrier function with guaranteed point-wise feasibility. In: Proceedings of the american control conference (ACC). 2021. p. 3856–63. doi:10.23919/ACC50511.2021.9482626</w:t>
+        <w:t>[28] Zeng J, Zhang B, Li Z, et al. Safety-critical control using optimal-decay control barrier function with guaranteed point-wise feasibility. In: Proceedings of the american control conference (ACC). 2021. p. 3856–63. doi:10.23919/ACC50511.2021.9482626</w:t>
       </w:r>
     </w:p>
     <w:p>
@@ -41523,7 +41622,7 @@
           <w:sz w:val="20"/>
           <w:szCs w:val="20"/>
         </w:rPr>
-        <w:t>[29] A Agrawal, K Sreenath. Discrete control barrier functions for safety-critical control of discrete systems with application to bipedal robot navigation. In: Proceedings of robotics: Science and systems (RSS). 2017. p. Paper 073. doi:10.15607/RSS.2017.XIII.073</w:t>
+        <w:t>[29] Agrawal A, Sreenath K. Discrete control barrier functions for safety-critical control of discrete systems with application to bipedal robot navigation. In: Proceedings of robotics: Science and systems (RSS). 2017. p. Paper 073. doi:10.15607/RSS.2017.XIII.073</w:t>
       </w:r>
     </w:p>
     <w:p>
@@ -41538,7 +41637,7 @@
           <w:sz w:val="20"/>
           <w:szCs w:val="20"/>
         </w:rPr>
-        <w:t>[30] A J Taylor, V D Dorobantu, R K Cosner, Y Yue, A D Ames. Safety of sampled-data systems with control barrier functions via approximate discrete time models. In: Proceedings of the 61st IEEE conference on decision and control (CDC). 2022. p. 7127–34. doi:10.1109/CDC51059.2022.9993226</w:t>
+        <w:t>[30] Taylor AJ, Dorobantu VD, Cosner RK, et al. Safety of sampled-data systems with control barrier functions via approximate discrete time models. In: Proceedings of the 61st IEEE conference on decision and control (CDC). 2022. p. 7127–34. doi:10.1109/CDC51059.2022.9993226</w:t>
       </w:r>
     </w:p>
     <w:p>
@@ -41553,7 +41652,7 @@
           <w:sz w:val="20"/>
           <w:szCs w:val="20"/>
         </w:rPr>
-        <w:t>[31] R K Cosner, Y Yue, A D Ames. Robust safety under stochastic uncertainty with discrete-time control barrier functions. In: Proceedings of robotics: Science and systems (RSS). RSS Foundation; 2023. p. Paper 084. doi:10.15607/RSS.2023.XIX.084</w:t>
+        <w:t>[31] Cosner RK, Yue Y, Ames AD. Robust safety under stochastic uncertainty with discrete-time control barrier functions. In: Proceedings of robotics: Science and systems (RSS). RSS Foundation; 2023. p. Paper 084. doi:10.15607/RSS.2023.XIX.084</w:t>
       </w:r>
     </w:p>
     <w:p>
@@ -41568,7 +41667,7 @@
           <w:sz w:val="20"/>
           <w:szCs w:val="20"/>
         </w:rPr>
-        <w:t>[32] A Lederer, J Umlauft, S Hirche. Uniform error bounds for Gaussian process regression with application to safe control. In: Advances in neural information processing systems 32 (NeurIPS). Curran Associates Inc.; 2019. p. 659–69.</w:t>
+        <w:t>[32] Lederer A, Umlauft J, Hirche S. Uniform error bounds for Gaussian process regression with application to safe control. In: Advances in neural information processing systems 32 (NeurIPS). Curran Associates Inc.; 2019. p. 659–69.</w:t>
       </w:r>
     </w:p>
     <w:p>
@@ -41583,7 +41682,7 @@
           <w:sz w:val="20"/>
           <w:szCs w:val="20"/>
         </w:rPr>
-        <w:t>[33] A Alburayt, W P Syam. Bayesian machine learning for measurement noise estimation of focus variation microscopy instrument. Meas Control. 2026;59(6):857–69. doi:10.1177/00202940251374964</w:t>
+        <w:t>[33] Alburayt A, Syam WP. Bayesian machine learning for measurement noise estimation of focus variation microscopy instrument. Meas Control. 2026;59(6):857–69. doi:10.1177/00202940251374964</w:t>
       </w:r>
     </w:p>
     <w:p>
@@ -41598,7 +41697,7 @@
           <w:sz w:val="20"/>
           <w:szCs w:val="20"/>
         </w:rPr>
-        <w:t>[34] S R Chowdhury, A Gopalan. On kernelized multi-armed bandits. In: Proceedings of the 34th international conference on machine learning. PMLR; 2017. p. 844–53. (Proceedings of machine learning research).</w:t>
+        <w:t>[34] Chowdhury SR, Gopalan A. On kernelized multi-armed bandits. In: Proceedings of the 34th international conference on machine learning. PMLR; 2017. p. 844–53. (Proceedings of machine learning research).</w:t>
       </w:r>
     </w:p>
     <w:sectPr>

--- a/paper/revision_submission/manuscript_mc_revised_highlighted.docx
+++ b/paper/revision_submission/manuscript_mc_revised_highlighted.docx
@@ -33,6 +33,7 @@
     <w:p>
       <w:pPr>
         <w:jc w:val="left"/>
+        <w:keepNext/>
       </w:pPr>
       <w:r>
         <w:rPr>
@@ -51,6 +52,7 @@
       <w:pPr>
         <w:pStyle w:val="Abstract"/>
         <w:jc w:val="left"/>
+        <w:widowControl/>
         <w:ind w:firstLine="420"/>
       </w:pPr>
       <w:r>
@@ -316,6 +318,7 @@
     <w:p>
       <w:pPr>
         <w:jc w:val="left"/>
+        <w:widowControl/>
       </w:pPr>
       <w:r>
         <w:rPr>
@@ -352,6 +355,8 @@
       <w:pPr>
         <w:jc w:val="left"/>
         <w:spacing w:before="0" w:after="0"/>
+        <w:keepNext/>
+        <w:keepLines/>
       </w:pPr>
       <w:r>
         <w:rPr>
@@ -371,6 +376,8 @@
       <w:pPr>
         <w:jc w:val="left"/>
         <w:spacing w:before="0" w:after="0"/>
+        <w:keepNext/>
+        <w:keepLines/>
       </w:pPr>
       <w:r>
         <w:rPr>
@@ -390,6 +397,7 @@
       <w:pPr>
         <w:pStyle w:val="11"/>
         <w:jc w:val="left"/>
+        <w:widowControl/>
         <w:ind w:firstLine="420"/>
       </w:pPr>
       <w:r>
@@ -405,6 +413,7 @@
       <w:pPr>
         <w:pStyle w:val="3"/>
         <w:jc w:val="left"/>
+        <w:widowControl/>
         <w:ind w:firstLine="420"/>
       </w:pPr>
       <w:r>
@@ -420,6 +429,7 @@
       <w:pPr>
         <w:pStyle w:val="3"/>
         <w:jc w:val="left"/>
+        <w:widowControl/>
         <w:ind w:firstLine="420"/>
       </w:pPr>
       <w:r>
@@ -452,6 +462,8 @@
       <w:pPr>
         <w:jc w:val="left"/>
         <w:spacing w:before="0" w:after="0"/>
+        <w:keepNext/>
+        <w:keepLines/>
       </w:pPr>
       <w:r>
         <w:rPr>
@@ -471,6 +483,7 @@
       <w:pPr>
         <w:pStyle w:val="11"/>
         <w:jc w:val="left"/>
+        <w:widowControl/>
         <w:ind w:firstLine="420"/>
       </w:pPr>
       <w:r>
@@ -486,6 +499,7 @@
       <w:pPr>
         <w:pStyle w:val="3"/>
         <w:jc w:val="left"/>
+        <w:widowControl/>
         <w:ind w:firstLine="420"/>
       </w:pPr>
       <w:r>
@@ -549,6 +563,8 @@
       <w:pPr>
         <w:jc w:val="left"/>
         <w:spacing w:before="0" w:after="0"/>
+        <w:keepNext/>
+        <w:keepLines/>
       </w:pPr>
       <w:r>
         <w:rPr>
@@ -568,6 +584,7 @@
       <w:pPr>
         <w:pStyle w:val="11"/>
         <w:jc w:val="left"/>
+        <w:widowControl/>
         <w:ind w:firstLine="420"/>
       </w:pPr>
       <w:r>
@@ -634,6 +651,7 @@
       <w:pPr>
         <w:pStyle w:val="3"/>
         <w:jc w:val="left"/>
+        <w:widowControl/>
         <w:ind w:firstLine="420"/>
       </w:pPr>
       <w:r>
@@ -650,6 +668,7 @@
       <w:pPr>
         <w:pStyle w:val="3"/>
         <w:jc w:val="left"/>
+        <w:widowControl/>
         <w:ind w:firstLine="420"/>
       </w:pPr>
       <w:r>
@@ -689,6 +708,8 @@
       <w:pPr>
         <w:jc w:val="left"/>
         <w:spacing w:before="0" w:after="0"/>
+        <w:keepNext/>
+        <w:keepLines/>
       </w:pPr>
       <w:r>
         <w:rPr>
@@ -708,6 +729,7 @@
       <w:pPr>
         <w:pStyle w:val="11"/>
         <w:jc w:val="left"/>
+        <w:widowControl/>
         <w:ind w:firstLine="420"/>
       </w:pPr>
       <w:r>
@@ -726,6 +748,7 @@
           <w:numId w:val="1001"/>
         </w:numPr>
         <w:jc w:val="left"/>
+        <w:widowControl/>
       </w:pPr>
       <w:r>
         <w:rPr>
@@ -764,6 +787,7 @@
           <w:numId w:val="1001"/>
         </w:numPr>
         <w:jc w:val="left"/>
+        <w:widowControl/>
       </w:pPr>
       <w:r>
         <w:rPr>
@@ -823,6 +847,7 @@
           <w:numId w:val="1001"/>
         </w:numPr>
         <w:jc w:val="left"/>
+        <w:widowControl/>
       </w:pPr>
       <w:r>
         <w:rPr>
@@ -910,6 +935,7 @@
           <w:numId w:val="1001"/>
         </w:numPr>
         <w:jc w:val="left"/>
+        <w:widowControl/>
       </w:pPr>
       <w:r>
         <w:rPr>
@@ -945,6 +971,7 @@
       <w:pPr>
         <w:pStyle w:val="11"/>
         <w:jc w:val="left"/>
+        <w:widowControl/>
         <w:ind w:firstLine="420"/>
       </w:pPr>
       <w:r>
@@ -1004,6 +1031,8 @@
       <w:pPr>
         <w:jc w:val="left"/>
         <w:spacing w:before="0" w:after="0"/>
+        <w:keepNext/>
+        <w:keepLines/>
       </w:pPr>
       <w:r>
         <w:rPr>
@@ -1023,6 +1052,8 @@
       <w:pPr>
         <w:jc w:val="left"/>
         <w:spacing w:before="0" w:after="0"/>
+        <w:keepNext/>
+        <w:keepLines/>
       </w:pPr>
       <w:r>
         <w:rPr>
@@ -1042,6 +1073,7 @@
       <w:pPr>
         <w:pStyle w:val="11"/>
         <w:jc w:val="left"/>
+        <w:widowControl/>
         <w:ind w:firstLine="420"/>
       </w:pPr>
       <w:r>
@@ -1091,6 +1123,7 @@
       <w:pPr>
         <w:pStyle w:val="3"/>
         <w:jc w:val="left"/>
+        <w:widowControl/>
         <w:ind w:firstLine="420"/>
       </w:pPr>
       <w:r>
@@ -1157,6 +1190,8 @@
       <w:pPr>
         <w:jc w:val="left"/>
         <w:spacing w:before="0" w:after="0"/>
+        <w:keepNext/>
+        <w:keepLines/>
       </w:pPr>
       <w:r>
         <w:rPr>
@@ -1176,6 +1211,7 @@
       <w:pPr>
         <w:pStyle w:val="11"/>
         <w:jc w:val="left"/>
+        <w:widowControl/>
         <w:ind w:firstLine="420"/>
       </w:pPr>
       <w:r>
@@ -1259,6 +1295,7 @@
       <w:pPr>
         <w:pStyle w:val="3"/>
         <w:jc w:val="left"/>
+        <w:widowControl/>
         <w:ind w:firstLine="420"/>
       </w:pPr>
       <w:r>
@@ -1316,6 +1353,8 @@
       <w:pPr>
         <w:jc w:val="left"/>
         <w:spacing w:before="0" w:after="0"/>
+        <w:keepNext/>
+        <w:keepLines/>
       </w:pPr>
       <w:r>
         <w:rPr>
@@ -1335,6 +1374,7 @@
       <w:pPr>
         <w:pStyle w:val="11"/>
         <w:jc w:val="left"/>
+        <w:widowControl/>
         <w:ind w:firstLine="420"/>
       </w:pPr>
       <w:r>
@@ -1427,6 +1467,7 @@
       <w:pPr>
         <w:pStyle w:val="3"/>
         <w:jc w:val="left"/>
+        <w:widowControl/>
         <w:ind w:firstLine="420"/>
       </w:pPr>
       <w:r>
@@ -1500,6 +1541,8 @@
       <w:pPr>
         <w:jc w:val="left"/>
         <w:spacing w:before="0" w:after="0"/>
+        <w:keepNext/>
+        <w:keepLines/>
       </w:pPr>
       <w:r>
         <w:rPr>
@@ -1519,6 +1562,7 @@
       <w:pPr>
         <w:pStyle w:val="11"/>
         <w:jc w:val="left"/>
+        <w:widowControl/>
         <w:ind w:firstLine="420"/>
       </w:pPr>
       <w:r>
@@ -1676,6 +1720,7 @@
       <w:pPr>
         <w:pStyle w:val="3"/>
         <w:jc w:val="left"/>
+        <w:widowControl/>
         <w:ind w:firstLine="420"/>
       </w:pPr>
       <w:r>
@@ -1748,6 +1793,7 @@
       <w:pPr>
         <w:pStyle w:val="3"/>
         <w:jc w:val="left"/>
+        <w:widowControl/>
         <w:ind w:firstLine="420"/>
       </w:pPr>
       <w:r>
@@ -1764,6 +1810,8 @@
       <w:pPr>
         <w:jc w:val="left"/>
         <w:spacing w:before="0" w:after="0"/>
+        <w:keepNext/>
+        <w:keepLines/>
       </w:pPr>
       <w:r>
         <w:rPr>
@@ -1783,6 +1831,8 @@
       <w:pPr>
         <w:jc w:val="left"/>
         <w:spacing w:before="0" w:after="0"/>
+        <w:keepNext/>
+        <w:keepLines/>
       </w:pPr>
       <w:r>
         <w:rPr>
@@ -1802,6 +1852,7 @@
       <w:pPr>
         <w:pStyle w:val="11"/>
         <w:jc w:val="left"/>
+        <w:widowControl/>
         <w:ind w:firstLine="420"/>
       </w:pPr>
       <w:r>
@@ -1885,6 +1936,7 @@
       <w:pPr>
         <w:pStyle w:val="3"/>
         <w:jc w:val="left"/>
+        <w:widowControl/>
         <w:ind w:firstLine="420"/>
       </w:pPr>
       <w:r>
@@ -2580,6 +2632,7 @@
       <w:pPr>
         <w:pStyle w:val="11"/>
         <w:jc w:val="left"/>
+        <w:widowControl/>
         <w:ind w:firstLine="420"/>
       </w:pPr>
       <w:r>
@@ -3367,6 +3420,7 @@
       <w:pPr>
         <w:pStyle w:val="11"/>
         <w:jc w:val="left"/>
+        <w:widowControl/>
         <w:ind w:firstLine="420"/>
       </w:pPr>
       <w:r>
@@ -3722,7 +3776,9 @@
     <w:p>
       <w:pPr>
         <w:jc w:val="left"/>
+        <w:widowControl/>
         <w:spacing w:before="80" w:after="120"/>
+        <w:keepNext/>
         <w:keepLines/>
       </w:pPr>
       <w:r>
@@ -6487,6 +6543,7 @@
       <w:pPr>
         <w:pStyle w:val="3"/>
         <w:jc w:val="left"/>
+        <w:widowControl/>
         <w:ind w:firstLine="420"/>
       </w:pPr>
       <w:r>
@@ -6523,6 +6580,7 @@
           <w:numId w:val="1002"/>
         </w:numPr>
         <w:jc w:val="left"/>
+        <w:widowControl/>
       </w:pPr>
       <w:r>
         <w:rPr>
@@ -6665,6 +6723,7 @@
           <w:numId w:val="1002"/>
         </w:numPr>
         <w:jc w:val="left"/>
+        <w:widowControl/>
       </w:pPr>
       <w:r>
         <w:rPr>
@@ -6858,6 +6917,7 @@
           <w:numId w:val="1002"/>
         </w:numPr>
         <w:jc w:val="left"/>
+        <w:widowControl/>
       </w:pPr>
       <w:r>
         <w:rPr>
@@ -6876,6 +6936,7 @@
           <w:numId w:val="1002"/>
         </w:numPr>
         <w:jc w:val="left"/>
+        <w:widowControl/>
       </w:pPr>
       <w:r>
         <w:rPr>
@@ -7028,6 +7089,7 @@
           <w:numId w:val="1002"/>
         </w:numPr>
         <w:jc w:val="left"/>
+        <w:widowControl/>
       </w:pPr>
       <w:r>
         <w:rPr>
@@ -7608,6 +7670,7 @@
           <w:numId w:val="1000"/>
         </w:numPr>
         <w:jc w:val="left"/>
+        <w:widowControl/>
       </w:pPr>
       <w:r>
         <w:rPr>
@@ -7661,6 +7724,7 @@
           <w:numId w:val="1002"/>
         </w:numPr>
         <w:jc w:val="left"/>
+        <w:widowControl/>
       </w:pPr>
       <w:r>
         <w:rPr>
@@ -7904,6 +7968,7 @@
       <w:pPr>
         <w:pStyle w:val="11"/>
         <w:jc w:val="left"/>
+        <w:widowControl/>
         <w:ind w:firstLine="420"/>
       </w:pPr>
       <w:r>
@@ -9009,6 +9074,7 @@
       <w:pPr>
         <w:pStyle w:val="3"/>
         <w:jc w:val="left"/>
+        <w:widowControl/>
         <w:ind w:firstLine="420"/>
       </w:pPr>
       <w:r>
@@ -9327,6 +9393,7 @@
       <w:pPr>
         <w:pStyle w:val="11"/>
         <w:jc w:val="left"/>
+        <w:widowControl/>
         <w:ind w:firstLine="420"/>
       </w:pPr>
       <w:r>
@@ -9802,6 +9869,7 @@
       <w:pPr>
         <w:pStyle w:val="3"/>
         <w:jc w:val="left"/>
+        <w:widowControl/>
         <w:ind w:firstLine="420"/>
       </w:pPr>
       <w:r>
@@ -10055,6 +10123,8 @@
       <w:pPr>
         <w:jc w:val="left"/>
         <w:spacing w:before="0" w:after="0"/>
+        <w:keepNext/>
+        <w:keepLines/>
       </w:pPr>
       <w:r>
         <w:rPr>
@@ -10074,6 +10144,7 @@
       <w:pPr>
         <w:pStyle w:val="11"/>
         <w:jc w:val="left"/>
+        <w:widowControl/>
         <w:ind w:firstLine="420"/>
       </w:pPr>
       <w:r>
@@ -10516,6 +10587,7 @@
       <w:pPr>
         <w:pStyle w:val="11"/>
         <w:jc w:val="left"/>
+        <w:widowControl/>
         <w:ind w:firstLine="420"/>
       </w:pPr>
       <w:r>
@@ -10612,6 +10684,7 @@
       <w:pPr>
         <w:pStyle w:val="3"/>
         <w:jc w:val="left"/>
+        <w:widowControl/>
         <w:ind w:firstLine="420"/>
       </w:pPr>
       <w:r>
@@ -11839,6 +11912,7 @@
       <w:pPr>
         <w:pStyle w:val="11"/>
         <w:jc w:val="left"/>
+        <w:widowControl/>
         <w:ind w:firstLine="420"/>
       </w:pPr>
       <w:r>
@@ -11855,6 +11929,7 @@
       <w:pPr>
         <w:pStyle w:val="3"/>
         <w:jc w:val="left"/>
+        <w:widowControl/>
         <w:ind w:firstLine="420"/>
       </w:pPr>
       <w:r>
@@ -12354,6 +12429,7 @@
       <w:pPr>
         <w:pStyle w:val="11"/>
         <w:jc w:val="left"/>
+        <w:widowControl/>
         <w:ind w:firstLine="420"/>
       </w:pPr>
       <w:r>
@@ -13101,6 +13177,7 @@
       <w:pPr>
         <w:pStyle w:val="11"/>
         <w:jc w:val="left"/>
+        <w:widowControl/>
         <w:ind w:firstLine="420"/>
       </w:pPr>
       <w:r>
@@ -13988,7 +14065,9 @@
     <w:p>
       <w:pPr>
         <w:jc w:val="left"/>
+        <w:widowControl/>
         <w:spacing w:before="80" w:after="120"/>
+        <w:keepNext/>
         <w:keepLines/>
       </w:pPr>
       <w:r>
@@ -14433,6 +14512,7 @@
       <w:pPr>
         <w:pStyle w:val="3"/>
         <w:jc w:val="left"/>
+        <w:widowControl/>
         <w:ind w:firstLine="420"/>
       </w:pPr>
       <w:r>
@@ -14520,6 +14600,8 @@
       <w:pPr>
         <w:jc w:val="left"/>
         <w:spacing w:before="0" w:after="0"/>
+        <w:keepNext/>
+        <w:keepLines/>
       </w:pPr>
       <w:r>
         <w:rPr>
@@ -14539,6 +14621,7 @@
       <w:pPr>
         <w:pStyle w:val="11"/>
         <w:jc w:val="left"/>
+        <w:widowControl/>
         <w:ind w:firstLine="420"/>
       </w:pPr>
       <w:r>
@@ -15748,6 +15831,7 @@
       <w:pPr>
         <w:pStyle w:val="11"/>
         <w:jc w:val="left"/>
+        <w:widowControl/>
         <w:ind w:firstLine="420"/>
       </w:pPr>
       <w:r>
@@ -16537,6 +16621,7 @@
       <w:pPr>
         <w:pStyle w:val="3"/>
         <w:jc w:val="left"/>
+        <w:widowControl/>
         <w:ind w:firstLine="420"/>
       </w:pPr>
       <w:r>
@@ -16760,6 +16845,7 @@
       <w:pPr>
         <w:pStyle w:val="3"/>
         <w:jc w:val="left"/>
+        <w:widowControl/>
         <w:ind w:firstLine="420"/>
       </w:pPr>
       <w:r>
@@ -17403,6 +17489,7 @@
       <w:pPr>
         <w:pStyle w:val="11"/>
         <w:jc w:val="left"/>
+        <w:widowControl/>
         <w:ind w:firstLine="420"/>
       </w:pPr>
       <w:r>
@@ -17418,6 +17505,7 @@
       <w:pPr>
         <w:pStyle w:val="3"/>
         <w:jc w:val="left"/>
+        <w:widowControl/>
         <w:ind w:firstLine="420"/>
       </w:pPr>
       <w:r>
@@ -18711,6 +18799,7 @@
       <w:pPr>
         <w:pStyle w:val="11"/>
         <w:jc w:val="left"/>
+        <w:widowControl/>
         <w:ind w:firstLine="420"/>
       </w:pPr>
       <w:r>
@@ -20119,6 +20208,7 @@
       <w:pPr>
         <w:pStyle w:val="11"/>
         <w:jc w:val="left"/>
+        <w:widowControl/>
         <w:ind w:firstLine="420"/>
       </w:pPr>
       <w:r>
@@ -20992,6 +21082,8 @@
       <w:pPr>
         <w:jc w:val="left"/>
         <w:spacing w:before="0" w:after="0"/>
+        <w:keepNext/>
+        <w:keepLines/>
       </w:pPr>
       <w:r>
         <w:rPr>
@@ -21011,6 +21103,7 @@
       <w:pPr>
         <w:pStyle w:val="11"/>
         <w:jc w:val="left"/>
+        <w:widowControl/>
         <w:ind w:firstLine="420"/>
       </w:pPr>
       <w:r>
@@ -21219,6 +21312,7 @@
       <w:pPr>
         <w:pStyle w:val="3"/>
         <w:jc w:val="left"/>
+        <w:widowControl/>
         <w:ind w:firstLine="420"/>
       </w:pPr>
       <w:r>
@@ -22014,6 +22108,7 @@
       <w:pPr>
         <w:pStyle w:val="3"/>
         <w:jc w:val="left"/>
+        <w:widowControl/>
         <w:ind w:firstLine="420"/>
       </w:pPr>
       <w:r>
@@ -22436,6 +22531,7 @@
       <w:pPr>
         <w:pStyle w:val="3"/>
         <w:jc w:val="left"/>
+        <w:widowControl/>
         <w:ind w:firstLine="420"/>
       </w:pPr>
       <w:r>
@@ -22820,6 +22916,7 @@
       <w:pPr>
         <w:pStyle w:val="3"/>
         <w:jc w:val="left"/>
+        <w:widowControl/>
         <w:ind w:firstLine="420"/>
       </w:pPr>
       <w:r>
@@ -23548,6 +23645,7 @@
       <w:pPr>
         <w:pStyle w:val="3"/>
         <w:jc w:val="left"/>
+        <w:widowControl/>
         <w:ind w:firstLine="420"/>
       </w:pPr>
       <w:r>
@@ -23875,6 +23973,7 @@
       <w:pPr>
         <w:pStyle w:val="3"/>
         <w:jc w:val="left"/>
+        <w:widowControl/>
         <w:ind w:firstLine="420"/>
       </w:pPr>
       <w:r>
@@ -24109,6 +24208,7 @@
       <w:pPr>
         <w:pStyle w:val="3"/>
         <w:jc w:val="left"/>
+        <w:widowControl/>
         <w:ind w:firstLine="420"/>
       </w:pPr>
       <w:r>
@@ -24171,6 +24271,7 @@
           <w:numId w:val="1003"/>
         </w:numPr>
         <w:jc w:val="left"/>
+        <w:widowControl/>
       </w:pPr>
       <m:oMath>
         <m:sSub>
@@ -24473,6 +24574,7 @@
           <w:numId w:val="1003"/>
         </w:numPr>
         <w:jc w:val="left"/>
+        <w:widowControl/>
       </w:pPr>
       <m:oMath>
         <m:sSub>
@@ -24721,6 +24823,7 @@
           <w:numId w:val="1003"/>
         </w:numPr>
         <w:jc w:val="left"/>
+        <w:widowControl/>
       </w:pPr>
       <m:oMath>
         <m:r>
@@ -24785,6 +24888,7 @@
       <w:pPr>
         <w:pStyle w:val="11"/>
         <w:jc w:val="left"/>
+        <w:widowControl/>
         <w:ind w:firstLine="420"/>
       </w:pPr>
       <w:r>
@@ -25070,6 +25174,7 @@
       <w:pPr>
         <w:pStyle w:val="3"/>
         <w:jc w:val="left"/>
+        <w:widowControl/>
         <w:ind w:firstLine="420"/>
       </w:pPr>
       <w:r>
@@ -25637,6 +25742,7 @@
       <w:pPr>
         <w:pStyle w:val="3"/>
         <w:jc w:val="left"/>
+        <w:widowControl/>
         <w:ind w:firstLine="420"/>
       </w:pPr>
       <w:r>
@@ -26016,6 +26122,7 @@
       <w:pPr>
         <w:pStyle w:val="3"/>
         <w:jc w:val="left"/>
+        <w:widowControl/>
         <w:ind w:firstLine="420"/>
       </w:pPr>
       <w:r>
@@ -26218,6 +26325,7 @@
       <w:pPr>
         <w:pStyle w:val="3"/>
         <w:jc w:val="left"/>
+        <w:widowControl/>
         <w:ind w:firstLine="420"/>
       </w:pPr>
       <w:r>
@@ -26234,6 +26342,8 @@
       <w:pPr>
         <w:jc w:val="left"/>
         <w:spacing w:before="0" w:after="0"/>
+        <w:keepNext/>
+        <w:keepLines/>
       </w:pPr>
       <w:r>
         <w:rPr>
@@ -26253,6 +26363,7 @@
       <w:pPr>
         <w:pStyle w:val="11"/>
         <w:jc w:val="left"/>
+        <w:widowControl/>
         <w:ind w:firstLine="420"/>
       </w:pPr>
       <w:r>
@@ -26268,6 +26379,8 @@
       <w:pPr>
         <w:jc w:val="left"/>
         <w:spacing w:before="0" w:after="0"/>
+        <w:keepNext/>
+        <w:keepLines/>
       </w:pPr>
       <w:r>
         <w:rPr>
@@ -26287,6 +26400,7 @@
       <w:pPr>
         <w:pStyle w:val="11"/>
         <w:jc w:val="left"/>
+        <w:widowControl/>
         <w:ind w:firstLine="420"/>
       </w:pPr>
       <w:r>
@@ -27579,6 +27693,7 @@
       <w:pPr>
         <w:pStyle w:val="3"/>
         <w:jc w:val="left"/>
+        <w:widowControl/>
         <w:ind w:firstLine="420"/>
       </w:pPr>
       <w:r>
@@ -27658,6 +27773,7 @@
       <w:pPr>
         <w:pStyle w:val="3"/>
         <w:jc w:val="left"/>
+        <w:widowControl/>
         <w:ind w:firstLine="420"/>
       </w:pPr>
       <w:r>
@@ -28212,6 +28328,7 @@
       <w:pPr>
         <w:pStyle w:val="3"/>
         <w:jc w:val="left"/>
+        <w:widowControl/>
         <w:ind w:firstLine="420"/>
       </w:pPr>
       <w:r>
@@ -28806,6 +28923,7 @@
       <w:pPr>
         <w:pStyle w:val="3"/>
         <w:jc w:val="left"/>
+        <w:widowControl/>
         <w:ind w:firstLine="420"/>
       </w:pPr>
       <w:r>
@@ -29596,6 +29714,7 @@
       <w:pPr>
         <w:pStyle w:val="11"/>
         <w:jc w:val="left"/>
+        <w:widowControl/>
         <w:ind w:firstLine="420"/>
       </w:pPr>
       <w:r>
@@ -29864,6 +29983,8 @@
       <w:pPr>
         <w:jc w:val="left"/>
         <w:spacing w:before="0" w:after="0"/>
+        <w:keepNext/>
+        <w:keepLines/>
       </w:pPr>
       <w:r>
         <w:rPr>
@@ -29882,7 +30003,9 @@
     <w:p>
       <w:pPr>
         <w:jc w:val="left"/>
+        <w:widowControl/>
         <w:spacing w:before="80" w:after="120"/>
+        <w:keepNext/>
         <w:keepLines/>
       </w:pPr>
       <w:r>
@@ -31696,6 +31819,7 @@
       <w:pPr>
         <w:pStyle w:val="3"/>
         <w:jc w:val="left"/>
+        <w:widowControl/>
         <w:ind w:firstLine="420"/>
       </w:pPr>
       <w:r>
@@ -31931,6 +32055,7 @@
       <w:pPr>
         <w:pStyle w:val="3"/>
         <w:jc w:val="left"/>
+        <w:widowControl/>
         <w:ind w:firstLine="420"/>
       </w:pPr>
       <w:r>
@@ -32068,6 +32193,7 @@
       <w:pPr>
         <w:pStyle w:val="3"/>
         <w:jc w:val="left"/>
+        <w:widowControl/>
         <w:ind w:firstLine="420"/>
       </w:pPr>
       <w:r>
@@ -32129,6 +32255,7 @@
       <w:pPr>
         <w:jc w:val="left"/>
         <w:spacing w:before="80" w:after="120"/>
+        <w:keepNext/>
         <w:keepLines/>
       </w:pPr>
       <w:r>
@@ -33183,6 +33310,7 @@
       <w:pPr>
         <w:pStyle w:val="3"/>
         <w:jc w:val="left"/>
+        <w:widowControl/>
         <w:ind w:firstLine="420"/>
       </w:pPr>
       <w:r>
@@ -33251,7 +33379,9 @@
     <w:p>
       <w:pPr>
         <w:jc w:val="left"/>
+        <w:widowControl/>
         <w:spacing w:before="80" w:after="120"/>
+        <w:keepNext/>
         <w:keepLines/>
       </w:pPr>
       <w:r>
@@ -33411,6 +33541,7 @@
       <w:pPr>
         <w:pStyle w:val="3"/>
         <w:jc w:val="left"/>
+        <w:widowControl/>
         <w:ind w:firstLine="420"/>
       </w:pPr>
       <w:r>
@@ -33712,7 +33843,9 @@
     <w:p>
       <w:pPr>
         <w:jc w:val="left"/>
+        <w:widowControl/>
         <w:spacing w:before="80" w:after="120"/>
+        <w:keepNext/>
         <w:keepLines/>
       </w:pPr>
       <w:r>
@@ -34128,6 +34261,7 @@
       <w:pPr>
         <w:pStyle w:val="3"/>
         <w:jc w:val="left"/>
+        <w:widowControl/>
         <w:ind w:firstLine="420"/>
       </w:pPr>
       <w:r>
@@ -34440,7 +34574,9 @@
     <w:p>
       <w:pPr>
         <w:jc w:val="left"/>
+        <w:widowControl/>
         <w:spacing w:before="80" w:after="120"/>
+        <w:keepNext/>
         <w:keepLines/>
       </w:pPr>
       <w:r>
@@ -34695,6 +34831,7 @@
       <w:pPr>
         <w:pStyle w:val="3"/>
         <w:jc w:val="left"/>
+        <w:widowControl/>
         <w:ind w:firstLine="420"/>
       </w:pPr>
       <w:r>
@@ -35056,6 +35193,8 @@
       <w:pPr>
         <w:jc w:val="left"/>
         <w:spacing w:before="0" w:after="0"/>
+        <w:keepNext/>
+        <w:keepLines/>
       </w:pPr>
       <w:r>
         <w:rPr>
@@ -35127,7 +35266,9 @@
     <w:p>
       <w:pPr>
         <w:jc w:val="left"/>
+        <w:widowControl/>
         <w:spacing w:before="80" w:after="120"/>
+        <w:keepNext/>
         <w:keepLines/>
       </w:pPr>
       <w:r>
@@ -35231,6 +35372,7 @@
       <w:pPr>
         <w:pStyle w:val="3"/>
         <w:jc w:val="left"/>
+        <w:widowControl/>
         <w:ind w:firstLine="420"/>
       </w:pPr>
       <w:r>
@@ -35340,6 +35482,8 @@
       <w:pPr>
         <w:jc w:val="left"/>
         <w:spacing w:before="0" w:after="0"/>
+        <w:keepNext/>
+        <w:keepLines/>
       </w:pPr>
       <w:r>
         <w:rPr>
@@ -35360,6 +35504,7 @@
       <w:pPr>
         <w:pStyle w:val="11"/>
         <w:jc w:val="left"/>
+        <w:widowControl/>
         <w:ind w:firstLine="420"/>
       </w:pPr>
       <w:r>
@@ -35394,6 +35539,7 @@
       <w:pPr>
         <w:pStyle w:val="3"/>
         <w:jc w:val="left"/>
+        <w:widowControl/>
         <w:ind w:firstLine="420"/>
       </w:pPr>
       <w:r>
@@ -35428,6 +35574,8 @@
       <w:pPr>
         <w:jc w:val="left"/>
         <w:spacing w:before="0" w:after="0"/>
+        <w:keepNext/>
+        <w:keepLines/>
       </w:pPr>
       <w:r>
         <w:rPr>
@@ -35448,6 +35596,7 @@
       <w:pPr>
         <w:pStyle w:val="11"/>
         <w:jc w:val="left"/>
+        <w:widowControl/>
         <w:ind w:firstLine="420"/>
       </w:pPr>
       <w:r>
@@ -35513,6 +35662,7 @@
       <w:pPr>
         <w:pStyle w:val="3"/>
         <w:jc w:val="left"/>
+        <w:widowControl/>
         <w:ind w:firstLine="420"/>
       </w:pPr>
       <w:r>
@@ -35679,7 +35829,9 @@
     <w:p>
       <w:pPr>
         <w:jc w:val="left"/>
+        <w:widowControl/>
         <w:spacing w:before="80" w:after="120"/>
+        <w:keepNext/>
         <w:keepLines/>
       </w:pPr>
       <w:r>
@@ -35783,6 +35935,7 @@
       <w:pPr>
         <w:pStyle w:val="3"/>
         <w:jc w:val="left"/>
+        <w:widowControl/>
         <w:ind w:firstLine="420"/>
       </w:pPr>
       <w:r>
@@ -35889,13 +36042,14 @@
           <w:szCs w:val="20"/>
           <w:highlight w:val="yellow"/>
         </w:rPr>
-        <w:t xml:space="preserve">), confirming pressure–combustion coupling during load following. The MW04–MW06 controller exports analyzed below provide the separate execution evidence at 480.7–629.7 MW (72.8–95.4% of nameplate power). Taken together, the two record types span measured operation from 195.7 to 629.7 MW (29.7–95.4% of nameplate), but they do not constitute continuous controller-internal performance validation at every load through 660 MW.</w:t>
+        <w:t xml:space="preserve">), confirming pressure–combustion coupling during load following. The MW04–MW06 controller exports analyzed below provide the separate execution evidence at 480.7–629.7 MW (72.8–95.4% of nameplate power). Across the two record types, measured operation spans 195.7 to 629.7 MW (29.7–95.4% of nameplate), but it does not provide continuous controller-internal performance validation at every load through 660 MW.</w:t>
       </w:r>
     </w:p>
     <w:p>
       <w:pPr>
         <w:pStyle w:val="3"/>
         <w:jc w:val="left"/>
+        <w:widowControl/>
         <w:ind w:firstLine="420"/>
       </w:pPr>
       <w:r>
@@ -35991,7 +36145,9 @@
     <w:p>
       <w:pPr>
         <w:jc w:val="left"/>
+        <w:widowControl/>
         <w:spacing w:before="80" w:after="120"/>
+        <w:keepNext/>
         <w:keepLines/>
       </w:pPr>
       <w:r>
@@ -36380,6 +36536,7 @@
       <w:pPr>
         <w:pStyle w:val="3"/>
         <w:jc w:val="left"/>
+        <w:widowControl/>
         <w:ind w:firstLine="420"/>
       </w:pPr>
       <w:r>
@@ -36459,6 +36616,7 @@
       <w:pPr>
         <w:pStyle w:val="3"/>
         <w:jc w:val="left"/>
+        <w:widowControl/>
         <w:ind w:firstLine="420"/>
       </w:pPr>
       <w:r>
@@ -36545,7 +36703,9 @@
     <w:p>
       <w:pPr>
         <w:jc w:val="left"/>
+        <w:widowControl/>
         <w:spacing w:before="80" w:after="120"/>
+        <w:keepNext/>
         <w:keepLines/>
       </w:pPr>
       <w:r>
@@ -36752,6 +36912,7 @@
       <w:pPr>
         <w:pStyle w:val="3"/>
         <w:jc w:val="left"/>
+        <w:widowControl/>
         <w:ind w:firstLine="420"/>
       </w:pPr>
       <w:r>
@@ -37178,6 +37339,7 @@
       <w:pPr>
         <w:pStyle w:val="3"/>
         <w:jc w:val="left"/>
+        <w:widowControl/>
         <w:ind w:firstLine="420"/>
       </w:pPr>
       <w:r>
@@ -37277,7 +37439,9 @@
     <w:p>
       <w:pPr>
         <w:jc w:val="left"/>
+        <w:widowControl/>
         <w:spacing w:before="80" w:after="120"/>
+        <w:keepNext/>
         <w:keepLines/>
       </w:pPr>
       <w:r>
@@ -38982,6 +39146,7 @@
       <w:pPr>
         <w:pStyle w:val="3"/>
         <w:jc w:val="left"/>
+        <w:widowControl/>
         <w:ind w:firstLine="420"/>
       </w:pPr>
       <w:r>
@@ -39070,6 +39235,8 @@
       <w:pPr>
         <w:jc w:val="left"/>
         <w:spacing w:before="0" w:after="0"/>
+        <w:keepNext/>
+        <w:keepLines/>
       </w:pPr>
       <w:r>
         <w:rPr>
@@ -39090,6 +39257,7 @@
       <w:pPr>
         <w:pStyle w:val="11"/>
         <w:jc w:val="left"/>
+        <w:widowControl/>
         <w:ind w:firstLine="420"/>
       </w:pPr>
       <w:r>
@@ -39161,7 +39329,9 @@
     <w:p>
       <w:pPr>
         <w:jc w:val="left"/>
+        <w:widowControl/>
         <w:spacing w:before="80" w:after="120"/>
+        <w:keepNext/>
         <w:keepLines/>
       </w:pPr>
       <w:r>
@@ -40182,6 +40352,7 @@
       <w:pPr>
         <w:pStyle w:val="3"/>
         <w:jc w:val="left"/>
+        <w:widowControl/>
         <w:ind w:firstLine="420"/>
       </w:pPr>
       <w:r>
@@ -40327,6 +40498,7 @@
       <w:pPr>
         <w:pStyle w:val="3"/>
         <w:jc w:val="left"/>
+        <w:widowControl/>
         <w:ind w:firstLine="420"/>
       </w:pPr>
       <w:r>
@@ -40361,6 +40533,8 @@
       <w:pPr>
         <w:jc w:val="left"/>
         <w:spacing w:before="0" w:after="0"/>
+        <w:keepNext/>
+        <w:keepLines/>
       </w:pPr>
       <w:r>
         <w:rPr>
@@ -40380,6 +40554,7 @@
       <w:pPr>
         <w:pStyle w:val="11"/>
         <w:jc w:val="left"/>
+        <w:widowControl/>
         <w:ind w:firstLine="420"/>
       </w:pPr>
       <w:r>
@@ -40396,6 +40571,7 @@
       <w:pPr>
         <w:pStyle w:val="3"/>
         <w:jc w:val="left"/>
+        <w:widowControl/>
         <w:ind w:firstLine="420"/>
       </w:pPr>
       <w:r>
@@ -40781,6 +40957,7 @@
       <w:pPr>
         <w:pStyle w:val="3"/>
         <w:jc w:val="left"/>
+        <w:widowControl/>
         <w:ind w:firstLine="420"/>
       </w:pPr>
       <w:r>
@@ -40797,6 +40974,7 @@
       <w:pPr>
         <w:pStyle w:val="3"/>
         <w:jc w:val="left"/>
+        <w:widowControl/>
         <w:ind w:firstLine="420"/>
       </w:pPr>
       <w:r>
@@ -40876,6 +41054,8 @@
       <w:pPr>
         <w:jc w:val="left"/>
         <w:spacing w:before="0" w:after="0"/>
+        <w:keepNext/>
+        <w:keepLines/>
       </w:pPr>
       <w:r>
         <w:rPr>
@@ -40896,6 +41076,8 @@
       <w:pPr>
         <w:jc w:val="left"/>
         <w:spacing w:before="0" w:after="0"/>
+        <w:keepNext/>
+        <w:keepLines/>
       </w:pPr>
       <w:r>
         <w:rPr>
@@ -40916,6 +41098,7 @@
       <w:pPr>
         <w:pStyle w:val="11"/>
         <w:jc w:val="left"/>
+        <w:widowControl/>
         <w:ind w:firstLine="420"/>
       </w:pPr>
       <w:r>
@@ -40932,6 +41115,8 @@
       <w:pPr>
         <w:jc w:val="left"/>
         <w:spacing w:before="0" w:after="0"/>
+        <w:keepNext/>
+        <w:keepLines/>
       </w:pPr>
       <w:r>
         <w:rPr>
@@ -40952,6 +41137,7 @@
       <w:pPr>
         <w:pStyle w:val="11"/>
         <w:jc w:val="left"/>
+        <w:widowControl/>
         <w:ind w:firstLine="420"/>
       </w:pPr>
       <w:r>
@@ -40968,6 +41154,8 @@
       <w:pPr>
         <w:jc w:val="left"/>
         <w:spacing w:before="0" w:after="0"/>
+        <w:keepNext/>
+        <w:keepLines/>
       </w:pPr>
       <w:r>
         <w:rPr>
@@ -40988,6 +41176,7 @@
       <w:pPr>
         <w:pStyle w:val="11"/>
         <w:jc w:val="left"/>
+        <w:widowControl/>
         <w:ind w:firstLine="420"/>
       </w:pPr>
       <w:r>
@@ -41004,6 +41193,8 @@
       <w:pPr>
         <w:jc w:val="left"/>
         <w:spacing w:before="0" w:after="0"/>
+        <w:keepNext/>
+        <w:keepLines/>
       </w:pPr>
       <w:r>
         <w:rPr>
@@ -41024,6 +41215,7 @@
       <w:pPr>
         <w:pStyle w:val="11"/>
         <w:jc w:val="left"/>
+        <w:widowControl/>
         <w:ind w:firstLine="420"/>
       </w:pPr>
       <w:r>
@@ -41040,6 +41232,8 @@
       <w:pPr>
         <w:jc w:val="left"/>
         <w:spacing w:before="0" w:after="0"/>
+        <w:keepNext/>
+        <w:keepLines/>
       </w:pPr>
       <w:r>
         <w:rPr>
@@ -41060,6 +41254,7 @@
       <w:pPr>
         <w:pStyle w:val="11"/>
         <w:jc w:val="left"/>
+        <w:widowControl/>
         <w:ind w:firstLine="420"/>
       </w:pPr>
       <w:r>
@@ -41076,6 +41271,8 @@
       <w:pPr>
         <w:jc w:val="left"/>
         <w:spacing w:before="0" w:after="0"/>
+        <w:keepNext/>
+        <w:keepLines/>
       </w:pPr>
       <w:r>
         <w:rPr>
@@ -41096,6 +41293,7 @@
       <w:pPr>
         <w:pStyle w:val="11"/>
         <w:jc w:val="left"/>
+        <w:widowControl/>
         <w:ind w:firstLine="420"/>
       </w:pPr>
       <w:r>
@@ -41139,6 +41337,8 @@
       <w:pPr>
         <w:jc w:val="left"/>
         <w:spacing w:before="0" w:after="0"/>
+        <w:keepNext/>
+        <w:keepLines/>
       </w:pPr>
       <w:r>
         <w:rPr>
@@ -41159,6 +41359,7 @@
       <w:pPr>
         <w:pStyle w:val="11"/>
         <w:jc w:val="left"/>
+        <w:widowControl/>
         <w:ind w:firstLine="420"/>
       </w:pPr>
       <w:r>
@@ -41175,6 +41376,8 @@
       <w:pPr>
         <w:jc w:val="left"/>
         <w:spacing w:before="0" w:after="0"/>
+        <w:keepNext/>
+        <w:keepLines/>
       </w:pPr>
       <w:r>
         <w:rPr>
@@ -41194,6 +41397,7 @@
       <w:pPr>
         <w:pStyle w:val="18"/>
         <w:jc w:val="left"/>
+        <w:widowControl/>
         <w:ind w:left="360" w:hanging="360"/>
       </w:pPr>
       <w:r>
@@ -41209,6 +41413,7 @@
       <w:pPr>
         <w:pStyle w:val="18"/>
         <w:jc w:val="left"/>
+        <w:widowControl/>
         <w:ind w:left="360" w:hanging="360"/>
       </w:pPr>
       <w:r>
@@ -41224,6 +41429,7 @@
       <w:pPr>
         <w:pStyle w:val="18"/>
         <w:jc w:val="left"/>
+        <w:widowControl/>
         <w:ind w:left="360" w:hanging="360"/>
       </w:pPr>
       <w:r>
@@ -41239,6 +41445,7 @@
       <w:pPr>
         <w:pStyle w:val="18"/>
         <w:jc w:val="left"/>
+        <w:widowControl/>
         <w:ind w:left="360" w:hanging="360"/>
       </w:pPr>
       <w:r>
@@ -41254,6 +41461,7 @@
       <w:pPr>
         <w:pStyle w:val="18"/>
         <w:jc w:val="left"/>
+        <w:widowControl/>
         <w:ind w:left="360" w:hanging="360"/>
       </w:pPr>
       <w:r>
@@ -41269,6 +41477,7 @@
       <w:pPr>
         <w:pStyle w:val="18"/>
         <w:jc w:val="left"/>
+        <w:widowControl/>
         <w:ind w:left="360" w:hanging="360"/>
       </w:pPr>
       <w:r>
@@ -41284,6 +41493,7 @@
       <w:pPr>
         <w:pStyle w:val="18"/>
         <w:jc w:val="left"/>
+        <w:widowControl/>
         <w:ind w:left="360" w:hanging="360"/>
       </w:pPr>
       <w:r>
@@ -41299,6 +41509,7 @@
       <w:pPr>
         <w:pStyle w:val="18"/>
         <w:jc w:val="left"/>
+        <w:widowControl/>
         <w:ind w:left="360" w:hanging="360"/>
       </w:pPr>
       <w:r>
@@ -41314,6 +41525,7 @@
       <w:pPr>
         <w:pStyle w:val="18"/>
         <w:jc w:val="left"/>
+        <w:widowControl/>
         <w:ind w:left="360" w:hanging="360"/>
       </w:pPr>
       <w:r>
@@ -41329,6 +41541,7 @@
       <w:pPr>
         <w:pStyle w:val="18"/>
         <w:jc w:val="left"/>
+        <w:widowControl/>
         <w:ind w:left="360" w:hanging="360"/>
       </w:pPr>
       <w:r>
@@ -41344,6 +41557,7 @@
       <w:pPr>
         <w:pStyle w:val="18"/>
         <w:jc w:val="left"/>
+        <w:widowControl/>
         <w:ind w:left="360" w:hanging="360"/>
       </w:pPr>
       <w:r>
@@ -41359,6 +41573,7 @@
       <w:pPr>
         <w:pStyle w:val="18"/>
         <w:jc w:val="left"/>
+        <w:widowControl/>
         <w:ind w:left="360" w:hanging="360"/>
       </w:pPr>
       <w:r>
@@ -41374,6 +41589,7 @@
       <w:pPr>
         <w:pStyle w:val="18"/>
         <w:jc w:val="left"/>
+        <w:widowControl/>
         <w:ind w:left="360" w:hanging="360"/>
       </w:pPr>
       <w:r>
@@ -41389,6 +41605,7 @@
       <w:pPr>
         <w:pStyle w:val="18"/>
         <w:jc w:val="left"/>
+        <w:widowControl/>
         <w:ind w:left="360" w:hanging="360"/>
       </w:pPr>
       <w:r>
@@ -41404,6 +41621,7 @@
       <w:pPr>
         <w:pStyle w:val="18"/>
         <w:jc w:val="left"/>
+        <w:widowControl/>
         <w:ind w:left="360" w:hanging="360"/>
       </w:pPr>
       <w:r>
@@ -41419,6 +41637,7 @@
       <w:pPr>
         <w:pStyle w:val="18"/>
         <w:jc w:val="left"/>
+        <w:widowControl/>
         <w:ind w:left="360" w:hanging="360"/>
       </w:pPr>
       <w:r>
@@ -41434,6 +41653,7 @@
       <w:pPr>
         <w:pStyle w:val="18"/>
         <w:jc w:val="left"/>
+        <w:widowControl/>
         <w:ind w:left="360" w:hanging="360"/>
       </w:pPr>
       <w:r>
@@ -41449,6 +41669,7 @@
       <w:pPr>
         <w:pStyle w:val="18"/>
         <w:jc w:val="left"/>
+        <w:widowControl/>
         <w:ind w:left="360" w:hanging="360"/>
       </w:pPr>
       <w:r>
@@ -41464,6 +41685,7 @@
       <w:pPr>
         <w:pStyle w:val="18"/>
         <w:jc w:val="left"/>
+        <w:widowControl/>
         <w:ind w:left="360" w:hanging="360"/>
       </w:pPr>
       <w:r>
@@ -41479,6 +41701,7 @@
       <w:pPr>
         <w:pStyle w:val="18"/>
         <w:jc w:val="left"/>
+        <w:widowControl/>
         <w:ind w:left="360" w:hanging="360"/>
       </w:pPr>
       <w:r>
@@ -41494,6 +41717,7 @@
       <w:pPr>
         <w:pStyle w:val="18"/>
         <w:jc w:val="left"/>
+        <w:widowControl/>
         <w:ind w:left="360" w:hanging="360"/>
       </w:pPr>
       <w:r>
@@ -41509,6 +41733,7 @@
       <w:pPr>
         <w:pStyle w:val="18"/>
         <w:jc w:val="left"/>
+        <w:widowControl/>
         <w:ind w:left="360" w:hanging="360"/>
       </w:pPr>
       <w:r>
@@ -41524,6 +41749,7 @@
       <w:pPr>
         <w:pStyle w:val="18"/>
         <w:jc w:val="left"/>
+        <w:widowControl/>
         <w:ind w:left="360" w:hanging="360"/>
       </w:pPr>
       <w:r>
@@ -41539,6 +41765,7 @@
       <w:pPr>
         <w:pStyle w:val="18"/>
         <w:jc w:val="left"/>
+        <w:widowControl/>
         <w:ind w:left="360" w:hanging="360"/>
       </w:pPr>
       <w:r>
@@ -41554,6 +41781,7 @@
       <w:pPr>
         <w:pStyle w:val="18"/>
         <w:jc w:val="left"/>
+        <w:widowControl/>
         <w:ind w:left="360" w:hanging="360"/>
       </w:pPr>
       <w:r>
@@ -41569,6 +41797,7 @@
       <w:pPr>
         <w:pStyle w:val="18"/>
         <w:jc w:val="left"/>
+        <w:widowControl/>
         <w:ind w:left="360" w:hanging="360"/>
       </w:pPr>
       <w:r>
@@ -41584,6 +41813,7 @@
       <w:pPr>
         <w:pStyle w:val="18"/>
         <w:jc w:val="left"/>
+        <w:widowControl/>
         <w:ind w:left="360" w:hanging="360"/>
       </w:pPr>
       <w:r>
@@ -41599,6 +41829,7 @@
       <w:pPr>
         <w:pStyle w:val="18"/>
         <w:jc w:val="left"/>
+        <w:widowControl/>
         <w:ind w:left="360" w:hanging="360"/>
       </w:pPr>
       <w:r>
@@ -41614,6 +41845,7 @@
       <w:pPr>
         <w:pStyle w:val="18"/>
         <w:jc w:val="left"/>
+        <w:widowControl/>
         <w:ind w:left="360" w:hanging="360"/>
       </w:pPr>
       <w:r>
@@ -41629,6 +41861,7 @@
       <w:pPr>
         <w:pStyle w:val="18"/>
         <w:jc w:val="left"/>
+        <w:widowControl/>
         <w:ind w:left="360" w:hanging="360"/>
       </w:pPr>
       <w:r>
@@ -41644,6 +41877,7 @@
       <w:pPr>
         <w:pStyle w:val="18"/>
         <w:jc w:val="left"/>
+        <w:widowControl/>
         <w:ind w:left="360" w:hanging="360"/>
       </w:pPr>
       <w:r>
@@ -41659,6 +41893,7 @@
       <w:pPr>
         <w:pStyle w:val="18"/>
         <w:jc w:val="left"/>
+        <w:widowControl/>
         <w:ind w:left="360" w:hanging="360"/>
       </w:pPr>
       <w:r>
@@ -41674,6 +41909,7 @@
       <w:pPr>
         <w:pStyle w:val="18"/>
         <w:jc w:val="left"/>
+        <w:widowControl/>
         <w:ind w:left="360" w:hanging="360"/>
       </w:pPr>
       <w:r>
@@ -41689,6 +41925,7 @@
       <w:pPr>
         <w:pStyle w:val="18"/>
         <w:jc w:val="left"/>
+        <w:widowControl/>
         <w:ind w:left="360" w:hanging="360"/>
       </w:pPr>
       <w:r>
@@ -41708,10 +41945,6 @@
     </w:sectPr>
   </w:body>
 </w:document>
-</file>
-
-<file path=word/comments.xml><?xml version="1.0" encoding="utf-8"?>
-<w:comments xmlns:w="http://schemas.openxmlformats.org/wordprocessingml/2006/main"/>
 </file>
 
 <file path=word/footnotes.xml><?xml version="1.0" encoding="utf-8"?>

--- a/paper/revision_submission/manuscript_mc_revised_highlighted.docx
+++ b/paper/revision_submission/manuscript_mc_revised_highlighted.docx
@@ -507,7 +507,6 @@
           <w:rFonts w:ascii="Times New Roman" w:hAnsi="Times New Roman" w:eastAsia="Times New Roman" w:cs="Times New Roman"/>
           <w:sz w:val="20"/>
           <w:szCs w:val="20"/>
-          <w:highlight w:val="yellow"/>
         </w:rPr>
         <w:t>We implement the projection as a low-latency quadratic program (QP) whose rows are derived from control barrier functions (CBFs)</w:t>
       </w:r>
@@ -517,7 +516,6 @@
           <w:sz w:val="20"/>
           <w:szCs w:val="20"/>
           <w:vertAlign w:val="superscript"/>
-          <w:highlight w:val="yellow"/>
         </w:rPr>
         <w:t>3</w:t>
       </w:r>
@@ -526,9 +524,59 @@
           <w:rFonts w:ascii="Times New Roman" w:hAnsi="Times New Roman" w:eastAsia="Times New Roman" w:cs="Times New Roman"/>
           <w:sz w:val="20"/>
           <w:szCs w:val="20"/>
-          <w:highlight w:val="yellow"/>
-        </w:rPr>
-        <w:t>. Relative degree must be defined with respect to the controller command rather than an unmeasured actuator state. After the fuel, feedwater, and turbine-valve dynamics are included, each pressure, separator-enthalpy, and power limit used here has command-level relative degree two. High-order CBFs (HOCBFs)</w:t>
+        </w:rPr>
+        <w:t xml:space="preserve">. </w:t>
+      </w:r>
+      <w:r>
+        <w:rPr>
+          <w:rFonts w:ascii="Times New Roman" w:hAnsi="Times New Roman" w:eastAsia="Times New Roman" w:cs="Times New Roman"/>
+          <w:sz w:val="20"/>
+          <w:szCs w:val="20"/>
+          <w:highlight w:val="yellow"/>
+        </w:rPr>
+        <w:t>Relative degree must be defined with respect to the controller command rather than an unmeasured actuator state.</w:t>
+      </w:r>
+      <w:r>
+        <w:rPr>
+          <w:rFonts w:ascii="Times New Roman" w:hAnsi="Times New Roman" w:eastAsia="Times New Roman" w:cs="Times New Roman"/>
+          <w:sz w:val="20"/>
+          <w:szCs w:val="20"/>
+        </w:rPr>
+        <w:t xml:space="preserve"> </w:t>
+      </w:r>
+      <w:r>
+        <w:rPr>
+          <w:rFonts w:ascii="Times New Roman" w:hAnsi="Times New Roman" w:eastAsia="Times New Roman" w:cs="Times New Roman"/>
+          <w:sz w:val="20"/>
+          <w:szCs w:val="20"/>
+          <w:highlight w:val="yellow"/>
+        </w:rPr>
+        <w:t>After the fuel, feedwater, and turbine-valve dynamics are included, each pressure, separator-enthalpy, and power limit used here has command-level relative degree two.</w:t>
+      </w:r>
+      <w:r>
+        <w:rPr>
+          <w:rFonts w:ascii="Times New Roman" w:hAnsi="Times New Roman" w:eastAsia="Times New Roman" w:cs="Times New Roman"/>
+          <w:sz w:val="20"/>
+          <w:szCs w:val="20"/>
+        </w:rPr>
+        <w:t xml:space="preserve"> </w:t>
+      </w:r>
+      <w:r>
+        <w:rPr>
+          <w:rFonts w:ascii="Times New Roman" w:hAnsi="Times New Roman" w:eastAsia="Times New Roman" w:cs="Times New Roman"/>
+          <w:sz w:val="20"/>
+          <w:szCs w:val="20"/>
+          <w:highlight w:val="yellow"/>
+        </w:rPr>
+        <w:t>High-order</w:t>
+      </w:r>
+      <w:r>
+        <w:rPr>
+          <w:rFonts w:ascii="Times New Roman" w:hAnsi="Times New Roman" w:eastAsia="Times New Roman" w:cs="Times New Roman"/>
+          <w:sz w:val="20"/>
+          <w:szCs w:val="20"/>
+        </w:rPr>
+        <w:t xml:space="preserve"> CBFs (HOCBFs)</w:t>
       </w:r>
       <w:r>
         <w:rPr>
@@ -536,7 +584,6 @@
           <w:sz w:val="20"/>
           <w:szCs w:val="20"/>
           <w:vertAlign w:val="superscript"/>
-          <w:highlight w:val="yellow"/>
         </w:rPr>
         <w:t>4</w:t>
       </w:r>
@@ -545,18 +592,42 @@
           <w:rFonts w:ascii="Times New Roman" w:hAnsi="Times New Roman" w:eastAsia="Times New Roman" w:cs="Times New Roman"/>
           <w:sz w:val="20"/>
           <w:szCs w:val="20"/>
-          <w:highlight w:val="yellow"/>
-        </w:rPr>
-        <w:t xml:space="preserve"> </w:t>
-      </w:r>
-      <w:r>
-        <w:rPr>
-          <w:rFonts w:ascii="Times New Roman" w:hAnsi="Times New Roman" w:eastAsia="Times New Roman" w:cs="Times New Roman"/>
-          <w:sz w:val="20"/>
-          <w:szCs w:val="20"/>
-          <w:highlight w:val="yellow"/>
-        </w:rPr>
-        <w:t xml:space="preserve">are therefore needed to preserve the constraint dynamics. A first-order CBF baseline would incorrectly assume that the commanded input appears in the first barrier derivative; that structural error is distinct from the plant-model mismatch studied below.</w:t>
+        </w:rPr>
+        <w:t xml:space="preserve"> </w:t>
+      </w:r>
+      <w:r>
+        <w:rPr>
+          <w:rFonts w:ascii="Times New Roman" w:hAnsi="Times New Roman" w:eastAsia="Times New Roman" w:cs="Times New Roman"/>
+          <w:sz w:val="20"/>
+          <w:szCs w:val="20"/>
+        </w:rPr>
+        <w:t xml:space="preserve">are </w:t>
+      </w:r>
+      <w:r>
+        <w:rPr>
+          <w:rFonts w:ascii="Times New Roman" w:hAnsi="Times New Roman" w:eastAsia="Times New Roman" w:cs="Times New Roman"/>
+          <w:sz w:val="20"/>
+          <w:szCs w:val="20"/>
+          <w:highlight w:val="yellow"/>
+        </w:rPr>
+        <w:t xml:space="preserve">therefore</w:t>
+      </w:r>
+      <w:r>
+        <w:rPr>
+          <w:rFonts w:ascii="Times New Roman" w:hAnsi="Times New Roman" w:eastAsia="Times New Roman" w:cs="Times New Roman"/>
+          <w:sz w:val="20"/>
+          <w:szCs w:val="20"/>
+        </w:rPr>
+        <w:t xml:space="preserve"> needed to preserve the constraint dynamics. </w:t>
+      </w:r>
+      <w:r>
+        <w:rPr>
+          <w:rFonts w:ascii="Times New Roman" w:hAnsi="Times New Roman" w:eastAsia="Times New Roman" w:cs="Times New Roman"/>
+          <w:sz w:val="20"/>
+          <w:szCs w:val="20"/>
+          <w:highlight w:val="yellow"/>
+        </w:rPr>
+        <w:t xml:space="preserve">A first-order CBF baseline would incorrectly assume that the commanded input appears in the first barrier derivative; that structural error is distinct from the plant-model mismatch studied below.</w:t>
       </w:r>
     </w:p>
     <w:p>
@@ -659,9 +730,102 @@
           <w:rFonts w:ascii="Times New Roman" w:hAnsi="Times New Roman" w:eastAsia="Times New Roman" w:cs="Times New Roman"/>
           <w:sz w:val="20"/>
           <w:szCs w:val="20"/>
-          <w:highlight w:val="yellow"/>
-        </w:rPr>
-        <w:t xml:space="preserve">For boiler-turbine control, the difficulty is structural. The selected pressure, separator-enthalpy, and power limits are command-level relative-degree-two constraints, and residual uncertainty propagates through the HOCBF recursion rather than appearing only at the final constraint row. The resulting compositional margin is a candidate tightening, not evidence that a positive margin fraction must improve finite-sample safety. Applying the full implemented margin can over-tighten the online QP, reduce actuator authority, or trigger fallback behavior. The unresolved commissioning question is therefore whether any positive fraction of that margin is both necessary and feasible for the observed residual structure; a defensible selector must also be permitted to retain the GP-mean-only endpoint.</w:t>
+        </w:rPr>
+        <w:t xml:space="preserve">For boiler-turbine control, the difficulty is structural. </w:t>
+      </w:r>
+      <w:r>
+        <w:rPr>
+          <w:rFonts w:ascii="Times New Roman" w:hAnsi="Times New Roman" w:eastAsia="Times New Roman" w:cs="Times New Roman"/>
+          <w:sz w:val="20"/>
+          <w:szCs w:val="20"/>
+          <w:highlight w:val="yellow"/>
+        </w:rPr>
+        <w:t xml:space="preserve">The selected pressure</w:t>
+      </w:r>
+      <w:r>
+        <w:rPr>
+          <w:rFonts w:ascii="Times New Roman" w:hAnsi="Times New Roman" w:eastAsia="Times New Roman" w:cs="Times New Roman"/>
+          <w:sz w:val="20"/>
+          <w:szCs w:val="20"/>
+        </w:rPr>
+        <w:t xml:space="preserve">, </w:t>
+      </w:r>
+      <w:r>
+        <w:rPr>
+          <w:rFonts w:ascii="Times New Roman" w:hAnsi="Times New Roman" w:eastAsia="Times New Roman" w:cs="Times New Roman"/>
+          <w:sz w:val="20"/>
+          <w:szCs w:val="20"/>
+          <w:highlight w:val="yellow"/>
+        </w:rPr>
+        <w:t xml:space="preserve">separator-enthalpy</w:t>
+      </w:r>
+      <w:r>
+        <w:rPr>
+          <w:rFonts w:ascii="Times New Roman" w:hAnsi="Times New Roman" w:eastAsia="Times New Roman" w:cs="Times New Roman"/>
+          <w:sz w:val="20"/>
+          <w:szCs w:val="20"/>
+        </w:rPr>
+        <w:t xml:space="preserve">, and power </w:t>
+      </w:r>
+      <w:r>
+        <w:rPr>
+          <w:rFonts w:ascii="Times New Roman" w:hAnsi="Times New Roman" w:eastAsia="Times New Roman" w:cs="Times New Roman"/>
+          <w:sz w:val="20"/>
+          <w:szCs w:val="20"/>
+          <w:highlight w:val="yellow"/>
+        </w:rPr>
+        <w:t xml:space="preserve">limits are command-level relative-degree-two</w:t>
+      </w:r>
+      <w:r>
+        <w:rPr>
+          <w:rFonts w:ascii="Times New Roman" w:hAnsi="Times New Roman" w:eastAsia="Times New Roman" w:cs="Times New Roman"/>
+          <w:sz w:val="20"/>
+          <w:szCs w:val="20"/>
+        </w:rPr>
+        <w:t xml:space="preserve"> constraints, and residual uncertainty propagates through the HOCBF recursion rather than appearing only at the final constraint row. </w:t>
+      </w:r>
+      <w:r>
+        <w:rPr>
+          <w:rFonts w:ascii="Times New Roman" w:hAnsi="Times New Roman" w:eastAsia="Times New Roman" w:cs="Times New Roman"/>
+          <w:sz w:val="20"/>
+          <w:szCs w:val="20"/>
+          <w:highlight w:val="yellow"/>
+        </w:rPr>
+        <w:t xml:space="preserve">The resulting compositional margin is a candidate tightening, not evidence that a positive margin fraction must improve finite-sample safety.</w:t>
+      </w:r>
+      <w:r>
+        <w:rPr>
+          <w:rFonts w:ascii="Times New Roman" w:hAnsi="Times New Roman" w:eastAsia="Times New Roman" w:cs="Times New Roman"/>
+          <w:sz w:val="20"/>
+          <w:szCs w:val="20"/>
+        </w:rPr>
+        <w:t xml:space="preserve"> Applying the full </w:t>
+      </w:r>
+      <w:r>
+        <w:rPr>
+          <w:rFonts w:ascii="Times New Roman" w:hAnsi="Times New Roman" w:eastAsia="Times New Roman" w:cs="Times New Roman"/>
+          <w:sz w:val="20"/>
+          <w:szCs w:val="20"/>
+          <w:highlight w:val="yellow"/>
+        </w:rPr>
+        <w:t xml:space="preserve">implemented</w:t>
+      </w:r>
+      <w:r>
+        <w:rPr>
+          <w:rFonts w:ascii="Times New Roman" w:hAnsi="Times New Roman" w:eastAsia="Times New Roman" w:cs="Times New Roman"/>
+          <w:sz w:val="20"/>
+          <w:szCs w:val="20"/>
+        </w:rPr>
+        <w:t xml:space="preserve"> margin can over-tighten the online QP, reduce actuator authority, or trigger fallback behavior. </w:t>
+      </w:r>
+      <w:r>
+        <w:rPr>
+          <w:rFonts w:ascii="Times New Roman" w:hAnsi="Times New Roman" w:eastAsia="Times New Roman" w:cs="Times New Roman"/>
+          <w:sz w:val="20"/>
+          <w:szCs w:val="20"/>
+          <w:highlight w:val="yellow"/>
+        </w:rPr>
+        <w:t xml:space="preserve">The unresolved commissioning question is therefore whether any positive fraction of that margin is both necessary and feasible for the observed residual structure; a defensible selector must also be permitted to retain the GP-mean-only endpoint.</w:t>
       </w:r>
     </w:p>
     <w:p>
@@ -757,7 +921,6 @@
           <w:bCs/>
           <w:sz w:val="20"/>
           <w:szCs w:val="20"/>
-          <w:highlight w:val="yellow"/>
         </w:rPr>
         <w:t xml:space="preserve">Downstream safety-filter architecture for boiler-turbine process control.</w:t>
       </w:r>
@@ -766,7 +929,6 @@
           <w:rFonts w:ascii="Times New Roman" w:hAnsi="Times New Roman" w:eastAsia="Times New Roman" w:cs="Times New Roman"/>
           <w:sz w:val="20"/>
           <w:szCs w:val="20"/>
-          <w:highlight w:val="yellow"/>
         </w:rPr>
         <w:t xml:space="preserve"> </w:t>
       </w:r>
@@ -856,7 +1018,6 @@
           <w:bCs/>
           <w:sz w:val="20"/>
           <w:szCs w:val="20"/>
-          <w:highlight w:val="yellow"/>
         </w:rPr>
         <w:t xml:space="preserve">Commissioning-calibrated robustness factor.</w:t>
       </w:r>
@@ -865,7 +1026,6 @@
           <w:rFonts w:ascii="Times New Roman" w:hAnsi="Times New Roman" w:eastAsia="Times New Roman" w:cs="Times New Roman"/>
           <w:sz w:val="20"/>
           <w:szCs w:val="20"/>
-          <w:highlight w:val="yellow"/>
         </w:rPr>
         <w:t xml:space="preserve"> </w:t>
       </w:r>
@@ -953,7 +1113,6 @@
           <w:rFonts w:ascii="Times New Roman" w:hAnsi="Times New Roman" w:eastAsia="Times New Roman" w:cs="Times New Roman"/>
           <w:sz w:val="20"/>
           <w:szCs w:val="20"/>
-          <w:highlight w:val="yellow"/>
         </w:rPr>
         <w:t xml:space="preserve"> </w:t>
       </w:r>
@@ -1382,7 +1541,6 @@
           <w:rFonts w:ascii="Times New Roman" w:hAnsi="Times New Roman" w:eastAsia="Times New Roman" w:cs="Times New Roman"/>
           <w:sz w:val="20"/>
           <w:szCs w:val="20"/>
-          <w:highlight w:val="yellow"/>
         </w:rPr>
         <w:t>Control barrier functions enforce forward invariance through QP-based control projection</w:t>
       </w:r>
@@ -1392,7 +1550,6 @@
           <w:sz w:val="20"/>
           <w:szCs w:val="20"/>
           <w:vertAlign w:val="superscript"/>
-          <w:highlight w:val="yellow"/>
         </w:rPr>
         <w:t>3,24</w:t>
       </w:r>
@@ -1401,7 +1558,6 @@
           <w:rFonts w:ascii="Times New Roman" w:hAnsi="Times New Roman" w:eastAsia="Times New Roman" w:cs="Times New Roman"/>
           <w:sz w:val="20"/>
           <w:szCs w:val="20"/>
-          <w:highlight w:val="yellow"/>
         </w:rPr>
         <w:t>. HOCBFs extend this idea to high-relative-degree constraints</w:t>
       </w:r>
@@ -1411,7 +1567,6 @@
           <w:sz w:val="20"/>
           <w:szCs w:val="20"/>
           <w:vertAlign w:val="superscript"/>
-          <w:highlight w:val="yellow"/>
         </w:rPr>
         <w:t>4</w:t>
       </w:r>
@@ -1422,7 +1577,32 @@
           <w:szCs w:val="20"/>
           <w:highlight w:val="yellow"/>
         </w:rPr>
-        <w:t>. They are necessary here because actuator dynamics delay the effect of each controller command, making the selected pressure, enthalpy, and power barriers relative degree two at the command interface. Robust and adaptive CBF formulations add disturbance or parameter margins</w:t>
+        <w:t>.</w:t>
+      </w:r>
+      <w:r>
+        <w:rPr>
+          <w:rFonts w:ascii="Times New Roman" w:hAnsi="Times New Roman" w:eastAsia="Times New Roman" w:cs="Times New Roman"/>
+          <w:sz w:val="20"/>
+          <w:szCs w:val="20"/>
+        </w:rPr>
+        <w:t xml:space="preserve"> </w:t>
+      </w:r>
+      <w:r>
+        <w:rPr>
+          <w:rFonts w:ascii="Times New Roman" w:hAnsi="Times New Roman" w:eastAsia="Times New Roman" w:cs="Times New Roman"/>
+          <w:sz w:val="20"/>
+          <w:szCs w:val="20"/>
+          <w:highlight w:val="yellow"/>
+        </w:rPr>
+        <w:t>They are necessary here because actuator dynamics delay the effect of each controller command, making the selected pressure, enthalpy, and power barriers relative degree two at the command interface.</w:t>
+      </w:r>
+      <w:r>
+        <w:rPr>
+          <w:rFonts w:ascii="Times New Roman" w:hAnsi="Times New Roman" w:eastAsia="Times New Roman" w:cs="Times New Roman"/>
+          <w:sz w:val="20"/>
+          <w:szCs w:val="20"/>
+        </w:rPr>
+        <w:t xml:space="preserve"> Robust and adaptive CBF formulations add disturbance or parameter margins</w:t>
       </w:r>
       <w:r>
         <w:rPr>
@@ -1430,7 +1610,6 @@
           <w:sz w:val="20"/>
           <w:szCs w:val="20"/>
           <w:vertAlign w:val="superscript"/>
-          <w:highlight w:val="yellow"/>
         </w:rPr>
         <w:t>25–27</w:t>
       </w:r>
@@ -1439,7 +1618,6 @@
           <w:rFonts w:ascii="Times New Roman" w:hAnsi="Times New Roman" w:eastAsia="Times New Roman" w:cs="Times New Roman"/>
           <w:sz w:val="20"/>
           <w:szCs w:val="20"/>
-          <w:highlight w:val="yellow"/>
         </w:rPr>
         <w:t>, but actuator bounds and multiple barrier rows can still make the online CBF-QP infeasible. Feasibility-aware CBF work therefore optimizes barrier decay rates or modifies the safety program to maintain pointwise feasibility under input constraints</w:t>
       </w:r>
@@ -1449,7 +1627,6 @@
           <w:sz w:val="20"/>
           <w:szCs w:val="20"/>
           <w:vertAlign w:val="superscript"/>
-          <w:highlight w:val="yellow"/>
         </w:rPr>
         <w:t>28</w:t>
       </w:r>
@@ -1458,7 +1635,6 @@
           <w:rFonts w:ascii="Times New Roman" w:hAnsi="Times New Roman" w:eastAsia="Times New Roman" w:cs="Times New Roman"/>
           <w:sz w:val="20"/>
           <w:szCs w:val="20"/>
-          <w:highlight w:val="yellow"/>
         </w:rPr>
         <w:t xml:space="preserve">.</w:t>
       </w:r>
@@ -1475,7 +1651,6 @@
           <w:rFonts w:ascii="Times New Roman" w:hAnsi="Times New Roman" w:eastAsia="Times New Roman" w:cs="Times New Roman"/>
           <w:sz w:val="20"/>
           <w:szCs w:val="20"/>
-          <w:highlight w:val="yellow"/>
         </w:rPr>
         <w:t>The sampled-data implementation adds another boundary. Discrete CBFs translate barrier conditions to discrete-time systems</w:t>
       </w:r>
@@ -1485,7 +1660,6 @@
           <w:sz w:val="20"/>
           <w:szCs w:val="20"/>
           <w:vertAlign w:val="superscript"/>
-          <w:highlight w:val="yellow"/>
         </w:rPr>
         <w:t>29</w:t>
       </w:r>
@@ -1494,7 +1668,6 @@
           <w:rFonts w:ascii="Times New Roman" w:hAnsi="Times New Roman" w:eastAsia="Times New Roman" w:cs="Times New Roman"/>
           <w:sz w:val="20"/>
           <w:szCs w:val="20"/>
-          <w:highlight w:val="yellow"/>
         </w:rPr>
         <w:t>, sampled-data CBFs address the gap between continuous-time design and discrete-time implementation</w:t>
       </w:r>
@@ -1504,7 +1677,6 @@
           <w:sz w:val="20"/>
           <w:szCs w:val="20"/>
           <w:vertAlign w:val="superscript"/>
-          <w:highlight w:val="yellow"/>
         </w:rPr>
         <w:t>30</w:t>
       </w:r>
@@ -1513,7 +1685,6 @@
           <w:rFonts w:ascii="Times New Roman" w:hAnsi="Times New Roman" w:eastAsia="Times New Roman" w:cs="Times New Roman"/>
           <w:sz w:val="20"/>
           <w:szCs w:val="20"/>
-          <w:highlight w:val="yellow"/>
         </w:rPr>
         <w:t>, and recent stochastic discrete-time CBF work studies robustness under uncertainty</w:t>
       </w:r>
@@ -1523,7 +1694,6 @@
           <w:sz w:val="20"/>
           <w:szCs w:val="20"/>
           <w:vertAlign w:val="superscript"/>
-          <w:highlight w:val="yellow"/>
         </w:rPr>
         <w:t>31</w:t>
       </w:r>
@@ -1532,9 +1702,17 @@
           <w:rFonts w:ascii="Times New Roman" w:hAnsi="Times New Roman" w:eastAsia="Times New Roman" w:cs="Times New Roman"/>
           <w:sz w:val="20"/>
           <w:szCs w:val="20"/>
-          <w:highlight w:val="yellow"/>
-        </w:rPr>
-        <w:t xml:space="preserve">. These results motivate explicit reporting of sample time, zero-order hold, feasibility relaxation, fallback logic, and inter-sample checks. The present work gives a conditional continuous-time GP-HOCBF result and treats the sampled implementation as an engineering boundary that must be evaluated by offline benchmark tests and controller logs exported from the unit.</w:t>
+        </w:rPr>
+        <w:t xml:space="preserve">. These results motivate explicit reporting of sample time, zero-order hold, feasibility relaxation, fallback logic, and inter-sample checks. </w:t>
+      </w:r>
+      <w:r>
+        <w:rPr>
+          <w:rFonts w:ascii="Times New Roman" w:hAnsi="Times New Roman" w:eastAsia="Times New Roman" w:cs="Times New Roman"/>
+          <w:sz w:val="20"/>
+          <w:szCs w:val="20"/>
+          <w:highlight w:val="yellow"/>
+        </w:rPr>
+        <w:t xml:space="preserve">The present work gives a conditional continuous-time GP-HOCBF result and treats the sampled implementation as an engineering boundary that must be evaluated by offline benchmark tests and controller logs exported from the unit.</w:t>
       </w:r>
     </w:p>
     <w:p>
@@ -1728,7 +1906,6 @@
           <w:rFonts w:ascii="Times New Roman" w:hAnsi="Times New Roman" w:eastAsia="Times New Roman" w:cs="Times New Roman"/>
           <w:sz w:val="20"/>
           <w:szCs w:val="20"/>
-          <w:highlight w:val="yellow"/>
         </w:rPr>
         <w:t>For high-order constraints, the comparison is narrower. Aali and Liu</w:t>
       </w:r>
@@ -1738,7 +1915,6 @@
           <w:sz w:val="20"/>
           <w:szCs w:val="20"/>
           <w:vertAlign w:val="superscript"/>
-          <w:highlight w:val="yellow"/>
         </w:rPr>
         <w:t>10</w:t>
       </w:r>
@@ -1747,16 +1923,14 @@
           <w:rFonts w:ascii="Times New Roman" w:hAnsi="Times New Roman" w:eastAsia="Times New Roman" w:cs="Times New Roman"/>
           <w:sz w:val="20"/>
           <w:szCs w:val="20"/>
-          <w:highlight w:val="yellow"/>
-        </w:rPr>
-        <w:t xml:space="preserve"> </w:t>
-      </w:r>
-      <w:r>
-        <w:rPr>
-          <w:rFonts w:ascii="Times New Roman" w:hAnsi="Times New Roman" w:eastAsia="Times New Roman" w:cs="Times New Roman"/>
-          <w:sz w:val="20"/>
-          <w:szCs w:val="20"/>
-          <w:highlight w:val="yellow"/>
+        </w:rPr>
+        <w:t xml:space="preserve"> </w:t>
+      </w:r>
+      <w:r>
+        <w:rPr>
+          <w:rFonts w:ascii="Times New Roman" w:hAnsi="Times New Roman" w:eastAsia="Times New Roman" w:cs="Times New Roman"/>
+          <w:sz w:val="20"/>
+          <w:szCs w:val="20"/>
         </w:rPr>
         <w:t>integrate GPs with HOCBFs by converting chance constraints into a second-order cone safety filter and analyzing feasibility. Zhang et al.</w:t>
       </w:r>
@@ -1766,7 +1940,6 @@
           <w:sz w:val="20"/>
           <w:szCs w:val="20"/>
           <w:vertAlign w:val="superscript"/>
-          <w:highlight w:val="yellow"/>
         </w:rPr>
         <w:t>11</w:t>
       </w:r>
@@ -1775,18 +1948,76 @@
           <w:rFonts w:ascii="Times New Roman" w:hAnsi="Times New Roman" w:eastAsia="Times New Roman" w:cs="Times New Roman"/>
           <w:sz w:val="20"/>
           <w:szCs w:val="20"/>
-          <w:highlight w:val="yellow"/>
-        </w:rPr>
-        <w:t xml:space="preserve"> </w:t>
-      </w:r>
-      <w:r>
-        <w:rPr>
-          <w:rFonts w:ascii="Times New Roman" w:hAnsi="Times New Roman" w:eastAsia="Times New Roman" w:cs="Times New Roman"/>
-          <w:sz w:val="20"/>
-          <w:szCs w:val="20"/>
-          <w:highlight w:val="yellow"/>
-        </w:rPr>
-        <w:t xml:space="preserve">develop a real-time sparse-GP HOCBF filter for high-order robotic systems. These methods show that GP uncertainty can support HOCBF safety filters, but they do not target command-level relative-degree-two boiler–turbine constraints, DCS deployment, or commissioning diagnostics based on plant historian and controller-log records. Because their plants, residual models, online updates, and optimization programs differ from the present setting, a numerical reimplementation would not isolate the source of any performance difference. We instead hold the proposed command fixed and compare no-GP HOCBF, GP-mean-only HOCBF, and the full compositional-margin endpoint within one actuator-limited model.</w:t>
+        </w:rPr>
+        <w:t xml:space="preserve"> </w:t>
+      </w:r>
+      <w:r>
+        <w:rPr>
+          <w:rFonts w:ascii="Times New Roman" w:hAnsi="Times New Roman" w:eastAsia="Times New Roman" w:cs="Times New Roman"/>
+          <w:sz w:val="20"/>
+          <w:szCs w:val="20"/>
+        </w:rPr>
+        <w:t xml:space="preserve">develop a real-time sparse-GP HOCBF filter for high-order robotic systems. These methods show that GP uncertainty can support HOCBF safety filters, but they do not target </w:t>
+      </w:r>
+      <w:r>
+        <w:rPr>
+          <w:rFonts w:ascii="Times New Roman" w:hAnsi="Times New Roman" w:eastAsia="Times New Roman" w:cs="Times New Roman"/>
+          <w:sz w:val="20"/>
+          <w:szCs w:val="20"/>
+          <w:highlight w:val="yellow"/>
+        </w:rPr>
+        <w:t xml:space="preserve">command-level relative-degree-two</w:t>
+      </w:r>
+      <w:r>
+        <w:rPr>
+          <w:rFonts w:ascii="Times New Roman" w:hAnsi="Times New Roman" w:eastAsia="Times New Roman" w:cs="Times New Roman"/>
+          <w:sz w:val="20"/>
+          <w:szCs w:val="20"/>
+        </w:rPr>
+        <w:t xml:space="preserve"> boiler–turbine </w:t>
+      </w:r>
+      <w:r>
+        <w:rPr>
+          <w:rFonts w:ascii="Times New Roman" w:hAnsi="Times New Roman" w:eastAsia="Times New Roman" w:cs="Times New Roman"/>
+          <w:sz w:val="20"/>
+          <w:szCs w:val="20"/>
+          <w:highlight w:val="yellow"/>
+        </w:rPr>
+        <w:t xml:space="preserve">constraints,</w:t>
+      </w:r>
+      <w:r>
+        <w:rPr>
+          <w:rFonts w:ascii="Times New Roman" w:hAnsi="Times New Roman" w:eastAsia="Times New Roman" w:cs="Times New Roman"/>
+          <w:sz w:val="20"/>
+          <w:szCs w:val="20"/>
+        </w:rPr>
+        <w:t xml:space="preserve"> DCS deployment, or commissioning diagnostics based on plant historian and controller-log records. </w:t>
+      </w:r>
+      <w:r>
+        <w:rPr>
+          <w:rFonts w:ascii="Times New Roman" w:hAnsi="Times New Roman" w:eastAsia="Times New Roman" w:cs="Times New Roman"/>
+          <w:sz w:val="20"/>
+          <w:szCs w:val="20"/>
+          <w:highlight w:val="yellow"/>
+        </w:rPr>
+        <w:t xml:space="preserve">Because their plants, residual models, online updates, and optimization programs differ from the present setting, a numerical reimplementation would not isolate the source of any performance difference.</w:t>
+      </w:r>
+      <w:r>
+        <w:rPr>
+          <w:rFonts w:ascii="Times New Roman" w:hAnsi="Times New Roman" w:eastAsia="Times New Roman" w:cs="Times New Roman"/>
+          <w:sz w:val="20"/>
+          <w:szCs w:val="20"/>
+        </w:rPr>
+        <w:t xml:space="preserve"> </w:t>
+      </w:r>
+      <w:r>
+        <w:rPr>
+          <w:rFonts w:ascii="Times New Roman" w:hAnsi="Times New Roman" w:eastAsia="Times New Roman" w:cs="Times New Roman"/>
+          <w:sz w:val="20"/>
+          <w:szCs w:val="20"/>
+          <w:highlight w:val="yellow"/>
+        </w:rPr>
+        <w:t xml:space="preserve">We instead hold the proposed command fixed and compare no-GP HOCBF, GP-mean-only HOCBF, and the full compositional-margin endpoint within one actuator-limited model.</w:t>
       </w:r>
     </w:p>
     <w:p>
@@ -1860,16 +2091,31 @@
           <w:rFonts w:ascii="Times New Roman" w:hAnsi="Times New Roman" w:eastAsia="Times New Roman" w:cs="Times New Roman"/>
           <w:sz w:val="20"/>
           <w:szCs w:val="20"/>
-          <w:highlight w:val="yellow"/>
-        </w:rPr>
-        <w:t xml:space="preserve">Online operation has three steps: evaluate the GP residual model, build the command-level relative-degree-two HOCBF rows, and solve one QP to project the proposed deviation command. Offline commissioning supplies the residual data, GP coverage checks, and scalar margin factor</w:t>
-      </w:r>
-      <w:r>
-        <w:rPr>
-          <w:rFonts w:ascii="Times New Roman" w:hAnsi="Times New Roman" w:eastAsia="Times New Roman" w:cs="Times New Roman"/>
-          <w:sz w:val="20"/>
-          <w:szCs w:val="20"/>
-          <w:highlight w:val="yellow"/>
+        </w:rPr>
+        <w:t xml:space="preserve">Online operation has three steps: evaluate the GP residual model, build </w:t>
+      </w:r>
+      <w:r>
+        <w:rPr>
+          <w:rFonts w:ascii="Times New Roman" w:hAnsi="Times New Roman" w:eastAsia="Times New Roman" w:cs="Times New Roman"/>
+          <w:sz w:val="20"/>
+          <w:szCs w:val="20"/>
+          <w:highlight w:val="yellow"/>
+        </w:rPr>
+        <w:t xml:space="preserve">the command-level relative-degree-two</w:t>
+      </w:r>
+      <w:r>
+        <w:rPr>
+          <w:rFonts w:ascii="Times New Roman" w:hAnsi="Times New Roman" w:eastAsia="Times New Roman" w:cs="Times New Roman"/>
+          <w:sz w:val="20"/>
+          <w:szCs w:val="20"/>
+        </w:rPr>
+        <w:t xml:space="preserve"> HOCBF rows, and solve one QP to project the proposed deviation command. Offline commissioning supplies the residual data, GP coverage checks, and scalar margin factor</w:t>
+      </w:r>
+      <w:r>
+        <w:rPr>
+          <w:rFonts w:ascii="Times New Roman" w:hAnsi="Times New Roman" w:eastAsia="Times New Roman" w:cs="Times New Roman"/>
+          <w:sz w:val="20"/>
+          <w:szCs w:val="20"/>
         </w:rPr>
         <w:t xml:space="preserve"> </w:t>
       </w:r>
@@ -1879,7 +2125,6 @@
             <m:r>
               <w:rPr>
                 <w:rFonts w:ascii="Times New Roman" w:hAnsi="Times New Roman" w:eastAsia="Times New Roman" w:cs="Times New Roman"/>
-                <w:highlight w:val="yellow"/>
               </w:rPr>
               <m:t>ϵ</m:t>
             </m:r>
@@ -1888,7 +2133,6 @@
             <m:r>
               <w:rPr>
                 <w:rFonts w:ascii="Times New Roman" w:hAnsi="Times New Roman" w:eastAsia="Times New Roman" w:cs="Times New Roman"/>
-                <w:highlight w:val="yellow"/>
               </w:rPr>
               <m:t>κ</m:t>
             </m:r>
@@ -1900,16 +2144,31 @@
           <w:rFonts w:ascii="Times New Roman" w:hAnsi="Times New Roman" w:eastAsia="Times New Roman" w:cs="Times New Roman"/>
           <w:sz w:val="20"/>
           <w:szCs w:val="20"/>
-          <w:highlight w:val="yellow"/>
-        </w:rPr>
-        <w:t xml:space="preserve">. The theorem states the conditions under which the full implemented-margin endpoint yields continuous-time forward invariance. Section </w:t>
-      </w:r>
-      <w:r>
-        <w:rPr>
-          <w:rFonts w:ascii="Times New Roman" w:hAnsi="Times New Roman" w:eastAsia="Times New Roman" w:cs="Times New Roman"/>
-          <w:sz w:val="20"/>
-          <w:szCs w:val="20"/>
-          <w:highlight w:val="yellow"/>
+        </w:rPr>
+        <w:t xml:space="preserve">. </w:t>
+      </w:r>
+      <w:r>
+        <w:rPr>
+          <w:rFonts w:ascii="Times New Roman" w:hAnsi="Times New Roman" w:eastAsia="Times New Roman" w:cs="Times New Roman"/>
+          <w:sz w:val="20"/>
+          <w:szCs w:val="20"/>
+          <w:highlight w:val="yellow"/>
+        </w:rPr>
+        <w:t xml:space="preserve">The theorem states the conditions under which the full implemented-margin endpoint yields continuous-time forward invariance.</w:t>
+      </w:r>
+      <w:r>
+        <w:rPr>
+          <w:rFonts w:ascii="Times New Roman" w:hAnsi="Times New Roman" w:eastAsia="Times New Roman" w:cs="Times New Roman"/>
+          <w:sz w:val="20"/>
+          <w:szCs w:val="20"/>
+        </w:rPr>
+        <w:t xml:space="preserve"> Section </w:t>
+      </w:r>
+      <w:r>
+        <w:rPr>
+          <w:rFonts w:ascii="Times New Roman" w:hAnsi="Times New Roman" w:eastAsia="Times New Roman" w:cs="Times New Roman"/>
+          <w:sz w:val="20"/>
+          <w:szCs w:val="20"/>
         </w:rPr>
         <w:t xml:space="preserve">4</w:t>
       </w:r>
@@ -1918,16 +2177,14 @@
           <w:rFonts w:ascii="Times New Roman" w:hAnsi="Times New Roman" w:eastAsia="Times New Roman" w:cs="Times New Roman"/>
           <w:sz w:val="20"/>
           <w:szCs w:val="20"/>
-          <w:highlight w:val="yellow"/>
-        </w:rPr>
-        <w:t xml:space="preserve"> </w:t>
-      </w:r>
-      <w:r>
-        <w:rPr>
-          <w:rFonts w:ascii="Times New Roman" w:hAnsi="Times New Roman" w:eastAsia="Times New Roman" w:cs="Times New Roman"/>
-          <w:sz w:val="20"/>
-          <w:szCs w:val="20"/>
-          <w:highlight w:val="yellow"/>
+        </w:rPr>
+        <w:t xml:space="preserve"> </w:t>
+      </w:r>
+      <w:r>
+        <w:rPr>
+          <w:rFonts w:ascii="Times New Roman" w:hAnsi="Times New Roman" w:eastAsia="Times New Roman" w:cs="Times New Roman"/>
+          <w:sz w:val="20"/>
+          <w:szCs w:val="20"/>
         </w:rPr>
         <w:t xml:space="preserve">then evaluates how much of that margin should be applied under each mismatch regime.</w:t>
       </w:r>
@@ -1944,7 +2201,6 @@
           <w:rFonts w:ascii="Times New Roman" w:hAnsi="Times New Roman" w:eastAsia="Times New Roman" w:cs="Times New Roman"/>
           <w:sz w:val="20"/>
           <w:szCs w:val="20"/>
-          <w:highlight w:val="yellow"/>
         </w:rPr>
         <w:t xml:space="preserve">Figure </w:t>
       </w:r>
@@ -1953,7 +2209,6 @@
           <w:rFonts w:ascii="Times New Roman" w:hAnsi="Times New Roman" w:eastAsia="Times New Roman" w:cs="Times New Roman"/>
           <w:sz w:val="20"/>
           <w:szCs w:val="20"/>
-          <w:highlight w:val="yellow"/>
         </w:rPr>
         <w:t xml:space="preserve">1</w:t>
       </w:r>
@@ -1962,16 +2217,14 @@
           <w:rFonts w:ascii="Times New Roman" w:hAnsi="Times New Roman" w:eastAsia="Times New Roman" w:cs="Times New Roman"/>
           <w:sz w:val="20"/>
           <w:szCs w:val="20"/>
-          <w:highlight w:val="yellow"/>
-        </w:rPr>
-        <w:t xml:space="preserve"> </w:t>
-      </w:r>
-      <w:r>
-        <w:rPr>
-          <w:rFonts w:ascii="Times New Roman" w:hAnsi="Times New Roman" w:eastAsia="Times New Roman" w:cs="Times New Roman"/>
-          <w:sz w:val="20"/>
-          <w:szCs w:val="20"/>
-          <w:highlight w:val="yellow"/>
+        </w:rPr>
+        <w:t xml:space="preserve"> </w:t>
+      </w:r>
+      <w:r>
+        <w:rPr>
+          <w:rFonts w:ascii="Times New Roman" w:hAnsi="Times New Roman" w:eastAsia="Times New Roman" w:cs="Times New Roman"/>
+          <w:sz w:val="20"/>
+          <w:szCs w:val="20"/>
         </w:rPr>
         <w:t xml:space="preserve">summarizes the overlay architecture. The upstream controller produces a deviation command</w:t>
       </w:r>
@@ -1980,7 +2233,6 @@
           <w:rFonts w:ascii="Times New Roman" w:hAnsi="Times New Roman" w:eastAsia="Times New Roman" w:cs="Times New Roman"/>
           <w:sz w:val="20"/>
           <w:szCs w:val="20"/>
-          <w:highlight w:val="yellow"/>
         </w:rPr>
         <w:t xml:space="preserve"> </w:t>
       </w:r>
@@ -1990,7 +2242,6 @@
             <m:r>
               <w:rPr>
                 <w:rFonts w:ascii="Times New Roman" w:hAnsi="Times New Roman" w:eastAsia="Times New Roman" w:cs="Times New Roman"/>
-                <w:highlight w:val="yellow"/>
               </w:rPr>
               <m:t>v</m:t>
             </m:r>
@@ -2002,7 +2253,6 @@
               </m:rPr>
               <w:rPr>
                 <w:rFonts w:ascii="Times New Roman" w:hAnsi="Times New Roman" w:eastAsia="Times New Roman" w:cs="Times New Roman"/>
-                <w:highlight w:val="yellow"/>
               </w:rPr>
               <m:t>p</m:t>
             </m:r>
@@ -2012,7 +2262,6 @@
               </m:rPr>
               <w:rPr>
                 <w:rFonts w:ascii="Times New Roman" w:hAnsi="Times New Roman" w:eastAsia="Times New Roman" w:cs="Times New Roman"/>
-                <w:highlight w:val="yellow"/>
               </w:rPr>
               <m:t>r</m:t>
             </m:r>
@@ -2022,7 +2271,6 @@
               </m:rPr>
               <w:rPr>
                 <w:rFonts w:ascii="Times New Roman" w:hAnsi="Times New Roman" w:eastAsia="Times New Roman" w:cs="Times New Roman"/>
-                <w:highlight w:val="yellow"/>
               </w:rPr>
               <m:t>o</m:t>
             </m:r>
@@ -2032,7 +2280,6 @@
               </m:rPr>
               <w:rPr>
                 <w:rFonts w:ascii="Times New Roman" w:hAnsi="Times New Roman" w:eastAsia="Times New Roman" w:cs="Times New Roman"/>
-                <w:highlight w:val="yellow"/>
               </w:rPr>
               <m:t>p</m:t>
             </m:r>
@@ -2044,16 +2291,14 @@
           <w:rFonts w:ascii="Times New Roman" w:hAnsi="Times New Roman" w:eastAsia="Times New Roman" w:cs="Times New Roman"/>
           <w:sz w:val="20"/>
           <w:szCs w:val="20"/>
-          <w:highlight w:val="yellow"/>
-        </w:rPr>
-        <w:t xml:space="preserve"> </w:t>
-      </w:r>
-      <w:r>
-        <w:rPr>
-          <w:rFonts w:ascii="Times New Roman" w:hAnsi="Times New Roman" w:eastAsia="Times New Roman" w:cs="Times New Roman"/>
-          <w:sz w:val="20"/>
-          <w:szCs w:val="20"/>
-          <w:highlight w:val="yellow"/>
+        </w:rPr>
+        <w:t xml:space="preserve"> </w:t>
+      </w:r>
+      <w:r>
+        <w:rPr>
+          <w:rFonts w:ascii="Times New Roman" w:hAnsi="Times New Roman" w:eastAsia="Times New Roman" w:cs="Times New Roman"/>
+          <w:sz w:val="20"/>
+          <w:szCs w:val="20"/>
         </w:rPr>
         <w:t xml:space="preserve">around the LQR-stabilized equilibrium controller, and the safety filter returns the nearest admissible command</w:t>
       </w:r>
@@ -2062,7 +2307,6 @@
           <w:rFonts w:ascii="Times New Roman" w:hAnsi="Times New Roman" w:eastAsia="Times New Roman" w:cs="Times New Roman"/>
           <w:sz w:val="20"/>
           <w:szCs w:val="20"/>
-          <w:highlight w:val="yellow"/>
         </w:rPr>
         <w:t xml:space="preserve"> </w:t>
       </w:r>
@@ -2072,7 +2316,6 @@
             <m:r>
               <w:rPr>
                 <w:rFonts w:ascii="Times New Roman" w:hAnsi="Times New Roman" w:eastAsia="Times New Roman" w:cs="Times New Roman"/>
-                <w:highlight w:val="yellow"/>
               </w:rPr>
               <m:t>v</m:t>
             </m:r>
@@ -2084,7 +2327,6 @@
               </m:rPr>
               <w:rPr>
                 <w:rFonts w:ascii="Times New Roman" w:hAnsi="Times New Roman" w:eastAsia="Times New Roman" w:cs="Times New Roman"/>
-                <w:highlight w:val="yellow"/>
               </w:rPr>
               <m:t>*</m:t>
             </m:r>
@@ -2096,9 +2338,17 @@
           <w:rFonts w:ascii="Times New Roman" w:hAnsi="Times New Roman" w:eastAsia="Times New Roman" w:cs="Times New Roman"/>
           <w:sz w:val="20"/>
           <w:szCs w:val="20"/>
-          <w:highlight w:val="yellow"/>
-        </w:rPr>
-        <w:t xml:space="preserve">. The normalized deviation command satisfies</w:t>
+        </w:rPr>
+        <w:t xml:space="preserve">. </w:t>
+      </w:r>
+      <w:r>
+        <w:rPr>
+          <w:rFonts w:ascii="Times New Roman" w:hAnsi="Times New Roman" w:eastAsia="Times New Roman" w:cs="Times New Roman"/>
+          <w:sz w:val="20"/>
+          <w:szCs w:val="20"/>
+          <w:highlight w:val="yellow"/>
+        </w:rPr>
+        <w:t xml:space="preserve">The normalized deviation command satisfies</w:t>
       </w:r>
       <w:r>
         <w:rPr>
@@ -2621,6 +2871,7 @@
                 <w:rFonts w:ascii="Times New Roman" w:hAnsi="Times New Roman" w:eastAsia="Times New Roman" w:cs="Times New Roman"/>
                 <w:sz w:val="20"/>
                 <w:szCs w:val="20"/>
+                <w:highlight w:val="yellow"/>
               </w:rPr>
               <w:t>(1)</w:t>
             </w:r>
@@ -2640,7 +2891,6 @@
           <w:rFonts w:ascii="Times New Roman" w:hAnsi="Times New Roman" w:eastAsia="Times New Roman" w:cs="Times New Roman"/>
           <w:sz w:val="20"/>
           <w:szCs w:val="20"/>
-          <w:highlight w:val="yellow"/>
         </w:rPr>
         <w:t xml:space="preserve">where</w:t>
       </w:r>
@@ -2649,7 +2899,6 @@
           <w:rFonts w:ascii="Times New Roman" w:hAnsi="Times New Roman" w:eastAsia="Times New Roman" w:cs="Times New Roman"/>
           <w:sz w:val="20"/>
           <w:szCs w:val="20"/>
-          <w:highlight w:val="yellow"/>
         </w:rPr>
         <w:t xml:space="preserve"> </w:t>
       </w:r>
@@ -2657,7 +2906,6 @@
         <m:r>
           <w:rPr>
             <w:rFonts w:ascii="Times New Roman" w:hAnsi="Times New Roman" w:eastAsia="Times New Roman" w:cs="Times New Roman"/>
-            <w:highlight w:val="yellow"/>
           </w:rPr>
           <m:t>u</m:t>
         </m:r>
@@ -2667,7 +2915,6 @@
           </m:rPr>
           <w:rPr>
             <w:rFonts w:ascii="Times New Roman" w:hAnsi="Times New Roman" w:eastAsia="Times New Roman" w:cs="Times New Roman"/>
-            <w:highlight w:val="yellow"/>
           </w:rPr>
           <m:t>=</m:t>
         </m:r>
@@ -2677,7 +2924,6 @@
           </m:rPr>
           <w:rPr>
             <w:rFonts w:ascii="Times New Roman" w:hAnsi="Times New Roman" w:eastAsia="Times New Roman" w:cs="Times New Roman"/>
-            <w:highlight w:val="yellow"/>
           </w:rPr>
           <m:t>[</m:t>
         </m:r>
@@ -2686,7 +2932,6 @@
             <m:r>
               <w:rPr>
                 <w:rFonts w:ascii="Times New Roman" w:hAnsi="Times New Roman" w:eastAsia="Times New Roman" w:cs="Times New Roman"/>
-                <w:highlight w:val="yellow"/>
               </w:rPr>
               <m:t>u</m:t>
             </m:r>
@@ -2695,7 +2940,6 @@
             <m:r>
               <w:rPr>
                 <w:rFonts w:ascii="Times New Roman" w:hAnsi="Times New Roman" w:eastAsia="Times New Roman" w:cs="Times New Roman"/>
-                <w:highlight w:val="yellow"/>
               </w:rPr>
               <m:t>B</m:t>
             </m:r>
@@ -2707,7 +2951,6 @@
           </m:rPr>
           <w:rPr>
             <w:rFonts w:ascii="Times New Roman" w:hAnsi="Times New Roman" w:eastAsia="Times New Roman" w:cs="Times New Roman"/>
-            <w:highlight w:val="yellow"/>
           </w:rPr>
           <m:t>,</m:t>
         </m:r>
@@ -2716,7 +2959,6 @@
             <m:r>
               <w:rPr>
                 <w:rFonts w:ascii="Times New Roman" w:hAnsi="Times New Roman" w:eastAsia="Times New Roman" w:cs="Times New Roman"/>
-                <w:highlight w:val="yellow"/>
               </w:rPr>
               <m:t>D</m:t>
             </m:r>
@@ -2725,14 +2967,12 @@
             <m:r>
               <w:rPr>
                 <w:rFonts w:ascii="Times New Roman" w:hAnsi="Times New Roman" w:eastAsia="Times New Roman" w:cs="Times New Roman"/>
-                <w:highlight w:val="yellow"/>
               </w:rPr>
               <m:t>f</m:t>
             </m:r>
             <m:r>
               <w:rPr>
                 <w:rFonts w:ascii="Times New Roman" w:hAnsi="Times New Roman" w:eastAsia="Times New Roman" w:cs="Times New Roman"/>
-                <w:highlight w:val="yellow"/>
               </w:rPr>
               <m:t>w</m:t>
             </m:r>
@@ -2744,7 +2984,6 @@
           </m:rPr>
           <w:rPr>
             <w:rFonts w:ascii="Times New Roman" w:hAnsi="Times New Roman" w:eastAsia="Times New Roman" w:cs="Times New Roman"/>
-            <w:highlight w:val="yellow"/>
           </w:rPr>
           <m:t>,</m:t>
         </m:r>
@@ -2753,7 +2992,6 @@
             <m:r>
               <w:rPr>
                 <w:rFonts w:ascii="Times New Roman" w:hAnsi="Times New Roman" w:eastAsia="Times New Roman" w:cs="Times New Roman"/>
-                <w:highlight w:val="yellow"/>
               </w:rPr>
               <m:t>u</m:t>
             </m:r>
@@ -2762,7 +3000,6 @@
             <m:r>
               <w:rPr>
                 <w:rFonts w:ascii="Times New Roman" w:hAnsi="Times New Roman" w:eastAsia="Times New Roman" w:cs="Times New Roman"/>
-                <w:highlight w:val="yellow"/>
               </w:rPr>
               <m:t>t</m:t>
             </m:r>
@@ -2776,7 +3013,6 @@
               </m:rPr>
               <w:rPr>
                 <w:rFonts w:ascii="Times New Roman" w:hAnsi="Times New Roman" w:eastAsia="Times New Roman" w:cs="Times New Roman"/>
-                <w:highlight w:val="yellow"/>
               </w:rPr>
               <m:t>]</m:t>
             </m:r>
@@ -2788,7 +3024,6 @@
               </m:rPr>
               <w:rPr>
                 <w:rFonts w:ascii="Times New Roman" w:hAnsi="Times New Roman" w:eastAsia="Times New Roman" w:cs="Times New Roman"/>
-                <w:highlight w:val="yellow"/>
               </w:rPr>
               <m:t>⊤</m:t>
             </m:r>
@@ -2800,18 +3035,93 @@
           <w:rFonts w:ascii="Times New Roman" w:hAnsi="Times New Roman" w:eastAsia="Times New Roman" w:cs="Times New Roman"/>
           <w:sz w:val="20"/>
           <w:szCs w:val="20"/>
-          <w:highlight w:val="yellow"/>
-        </w:rPr>
-        <w:t xml:space="preserve"> </w:t>
-      </w:r>
-      <w:r>
-        <w:rPr>
-          <w:rFonts w:ascii="Times New Roman" w:hAnsi="Times New Roman" w:eastAsia="Times New Roman" w:cs="Times New Roman"/>
-          <w:sz w:val="20"/>
-          <w:szCs w:val="20"/>
-          <w:highlight w:val="yellow"/>
-        </w:rPr>
-        <w:t xml:space="preserve">denotes coal-feed, feedwater-flow, and turbine-valve commands. The HOCBF and QP are formulated in normalized deviation coordinates. Let</w:t>
+        </w:rPr>
+        <w:t xml:space="preserve"> </w:t>
+      </w:r>
+      <w:r>
+        <w:rPr>
+          <w:rFonts w:ascii="Times New Roman" w:hAnsi="Times New Roman" w:eastAsia="Times New Roman" w:cs="Times New Roman"/>
+          <w:sz w:val="20"/>
+          <w:szCs w:val="20"/>
+        </w:rPr>
+        <w:t xml:space="preserve">denotes </w:t>
+      </w:r>
+      <w:r>
+        <w:rPr>
+          <w:rFonts w:ascii="Times New Roman" w:hAnsi="Times New Roman" w:eastAsia="Times New Roman" w:cs="Times New Roman"/>
+          <w:sz w:val="20"/>
+          <w:szCs w:val="20"/>
+          <w:highlight w:val="yellow"/>
+        </w:rPr>
+        <w:t xml:space="preserve">coal-feed</w:t>
+      </w:r>
+      <w:r>
+        <w:rPr>
+          <w:rFonts w:ascii="Times New Roman" w:hAnsi="Times New Roman" w:eastAsia="Times New Roman" w:cs="Times New Roman"/>
+          <w:sz w:val="20"/>
+          <w:szCs w:val="20"/>
+        </w:rPr>
+        <w:t xml:space="preserve">, </w:t>
+      </w:r>
+      <w:r>
+        <w:rPr>
+          <w:rFonts w:ascii="Times New Roman" w:hAnsi="Times New Roman" w:eastAsia="Times New Roman" w:cs="Times New Roman"/>
+          <w:sz w:val="20"/>
+          <w:szCs w:val="20"/>
+          <w:highlight w:val="yellow"/>
+        </w:rPr>
+        <w:t xml:space="preserve">feedwater-flow</w:t>
+      </w:r>
+      <w:r>
+        <w:rPr>
+          <w:rFonts w:ascii="Times New Roman" w:hAnsi="Times New Roman" w:eastAsia="Times New Roman" w:cs="Times New Roman"/>
+          <w:sz w:val="20"/>
+          <w:szCs w:val="20"/>
+        </w:rPr>
+        <w:t xml:space="preserve">, and turbine-valve </w:t>
+      </w:r>
+      <w:r>
+        <w:rPr>
+          <w:rFonts w:ascii="Times New Roman" w:hAnsi="Times New Roman" w:eastAsia="Times New Roman" w:cs="Times New Roman"/>
+          <w:sz w:val="20"/>
+          <w:szCs w:val="20"/>
+          <w:highlight w:val="yellow"/>
+        </w:rPr>
+        <w:t xml:space="preserve">commands</w:t>
+      </w:r>
+      <w:r>
+        <w:rPr>
+          <w:rFonts w:ascii="Times New Roman" w:hAnsi="Times New Roman" w:eastAsia="Times New Roman" w:cs="Times New Roman"/>
+          <w:sz w:val="20"/>
+          <w:szCs w:val="20"/>
+        </w:rPr>
+        <w:t xml:space="preserve">. </w:t>
+      </w:r>
+      <w:r>
+        <w:rPr>
+          <w:rFonts w:ascii="Times New Roman" w:hAnsi="Times New Roman" w:eastAsia="Times New Roman" w:cs="Times New Roman"/>
+          <w:sz w:val="20"/>
+          <w:szCs w:val="20"/>
+          <w:highlight w:val="yellow"/>
+        </w:rPr>
+        <w:t xml:space="preserve">The HOCBF and QP are formulated in normalized deviation coordinates.</w:t>
+      </w:r>
+      <w:r>
+        <w:rPr>
+          <w:rFonts w:ascii="Times New Roman" w:hAnsi="Times New Roman" w:eastAsia="Times New Roman" w:cs="Times New Roman"/>
+          <w:sz w:val="20"/>
+          <w:szCs w:val="20"/>
+        </w:rPr>
+        <w:t xml:space="preserve"> </w:t>
+      </w:r>
+      <w:r>
+        <w:rPr>
+          <w:rFonts w:ascii="Times New Roman" w:hAnsi="Times New Roman" w:eastAsia="Times New Roman" w:cs="Times New Roman"/>
+          <w:sz w:val="20"/>
+          <w:szCs w:val="20"/>
+          <w:highlight w:val="yellow"/>
+        </w:rPr>
+        <w:t xml:space="preserve">Let</w:t>
       </w:r>
       <w:r>
         <w:rPr>
@@ -3409,6 +3719,7 @@
                 <w:rFonts w:ascii="Times New Roman" w:hAnsi="Times New Roman" w:eastAsia="Times New Roman" w:cs="Times New Roman"/>
                 <w:sz w:val="20"/>
                 <w:szCs w:val="20"/>
+                <w:highlight w:val="yellow"/>
               </w:rPr>
               <w:t>(2)</w:t>
             </w:r>
@@ -3788,7 +4099,6 @@
           <w:szCs w:val="20"/>
           <w:b/>
           <w:bCs/>
-          <w:highlight w:val="yellow"/>
         </w:rPr>
         <w:t xml:space="preserve">Table 1. </w:t>
       </w:r>
@@ -7731,7 +8041,6 @@
           <w:rFonts w:ascii="Times New Roman" w:hAnsi="Times New Roman" w:eastAsia="Times New Roman" w:cs="Times New Roman"/>
           <w:sz w:val="20"/>
           <w:szCs w:val="20"/>
-          <w:highlight w:val="yellow"/>
         </w:rPr>
         <w:t xml:space="preserve">Apply</w:t>
       </w:r>
@@ -7740,7 +8049,6 @@
           <w:rFonts w:ascii="Times New Roman" w:hAnsi="Times New Roman" w:eastAsia="Times New Roman" w:cs="Times New Roman"/>
           <w:sz w:val="20"/>
           <w:szCs w:val="20"/>
-          <w:highlight w:val="yellow"/>
         </w:rPr>
         <w:t xml:space="preserve"> </w:t>
       </w:r>
@@ -7950,16 +8258,14 @@
           <w:rFonts w:ascii="Times New Roman" w:hAnsi="Times New Roman" w:eastAsia="Times New Roman" w:cs="Times New Roman"/>
           <w:sz w:val="20"/>
           <w:szCs w:val="20"/>
-          <w:highlight w:val="yellow"/>
-        </w:rPr>
-        <w:t xml:space="preserve"> </w:t>
-      </w:r>
-      <w:r>
-        <w:rPr>
-          <w:rFonts w:ascii="Times New Roman" w:hAnsi="Times New Roman" w:eastAsia="Times New Roman" w:cs="Times New Roman"/>
-          <w:sz w:val="20"/>
-          <w:szCs w:val="20"/>
-          <w:highlight w:val="yellow"/>
+        </w:rPr>
+        <w:t xml:space="preserve"> </w:t>
+      </w:r>
+      <w:r>
+        <w:rPr>
+          <w:rFonts w:ascii="Times New Roman" w:hAnsi="Times New Roman" w:eastAsia="Times New Roman" w:cs="Times New Roman"/>
+          <w:sz w:val="20"/>
+          <w:szCs w:val="20"/>
         </w:rPr>
         <w:t xml:space="preserve">and log intervention, feasibility, and margin diagnostics.</w:t>
       </w:r>
@@ -7978,7 +8284,6 @@
           <w:bCs/>
           <w:sz w:val="20"/>
           <w:szCs w:val="20"/>
-          <w:highlight w:val="yellow"/>
         </w:rPr>
         <w:t xml:space="preserve">Notation summary.</w:t>
       </w:r>
@@ -7987,25 +8292,39 @@
           <w:rFonts w:ascii="Times New Roman" w:hAnsi="Times New Roman" w:eastAsia="Times New Roman" w:cs="Times New Roman"/>
           <w:sz w:val="20"/>
           <w:szCs w:val="20"/>
-          <w:highlight w:val="yellow"/>
-        </w:rPr>
-        <w:t xml:space="preserve"> </w:t>
-      </w:r>
-      <w:r>
-        <w:rPr>
-          <w:rFonts w:ascii="Times New Roman" w:hAnsi="Times New Roman" w:eastAsia="Times New Roman" w:cs="Times New Roman"/>
-          <w:sz w:val="20"/>
-          <w:szCs w:val="20"/>
-          <w:highlight w:val="yellow"/>
-        </w:rPr>
-        <w:t xml:space="preserve">The benchmark state is</w:t>
-      </w:r>
-      <w:r>
-        <w:rPr>
-          <w:rFonts w:ascii="Times New Roman" w:hAnsi="Times New Roman" w:eastAsia="Times New Roman" w:cs="Times New Roman"/>
-          <w:sz w:val="20"/>
-          <w:szCs w:val="20"/>
-          <w:highlight w:val="yellow"/>
+        </w:rPr>
+        <w:t xml:space="preserve"> </w:t>
+      </w:r>
+      <w:r>
+        <w:rPr>
+          <w:rFonts w:ascii="Times New Roman" w:hAnsi="Times New Roman" w:eastAsia="Times New Roman" w:cs="Times New Roman"/>
+          <w:sz w:val="20"/>
+          <w:szCs w:val="20"/>
+        </w:rPr>
+        <w:t xml:space="preserve">The </w:t>
+      </w:r>
+      <w:r>
+        <w:rPr>
+          <w:rFonts w:ascii="Times New Roman" w:hAnsi="Times New Roman" w:eastAsia="Times New Roman" w:cs="Times New Roman"/>
+          <w:sz w:val="20"/>
+          <w:szCs w:val="20"/>
+          <w:highlight w:val="yellow"/>
+        </w:rPr>
+        <w:t xml:space="preserve">benchmark</w:t>
+      </w:r>
+      <w:r>
+        <w:rPr>
+          <w:rFonts w:ascii="Times New Roman" w:hAnsi="Times New Roman" w:eastAsia="Times New Roman" w:cs="Times New Roman"/>
+          <w:sz w:val="20"/>
+          <w:szCs w:val="20"/>
+        </w:rPr>
+        <w:t xml:space="preserve"> state is</w:t>
+      </w:r>
+      <w:r>
+        <w:rPr>
+          <w:rFonts w:ascii="Times New Roman" w:hAnsi="Times New Roman" w:eastAsia="Times New Roman" w:cs="Times New Roman"/>
+          <w:sz w:val="20"/>
+          <w:szCs w:val="20"/>
         </w:rPr>
         <w:t xml:space="preserve"> </w:t>
       </w:r>
@@ -8276,7 +8595,6 @@
           <w:rFonts w:ascii="Times New Roman" w:hAnsi="Times New Roman" w:eastAsia="Times New Roman" w:cs="Times New Roman"/>
           <w:sz w:val="20"/>
           <w:szCs w:val="20"/>
-          <w:highlight w:val="yellow"/>
         </w:rPr>
         <w:t xml:space="preserve">, and</w:t>
       </w:r>
@@ -8285,7 +8603,6 @@
           <w:rFonts w:ascii="Times New Roman" w:hAnsi="Times New Roman" w:eastAsia="Times New Roman" w:cs="Times New Roman"/>
           <w:sz w:val="20"/>
           <w:szCs w:val="20"/>
-          <w:highlight w:val="yellow"/>
         </w:rPr>
         <w:t xml:space="preserve"> </w:t>
       </w:r>
@@ -8293,7 +8610,6 @@
         <m:r>
           <w:rPr>
             <w:rFonts w:ascii="Times New Roman" w:hAnsi="Times New Roman" w:eastAsia="Times New Roman" w:cs="Times New Roman"/>
-            <w:highlight w:val="yellow"/>
           </w:rPr>
           <m:t>ξ</m:t>
         </m:r>
@@ -8303,14 +8619,12 @@
           </m:rPr>
           <w:rPr>
             <w:rFonts w:ascii="Times New Roman" w:hAnsi="Times New Roman" w:eastAsia="Times New Roman" w:cs="Times New Roman"/>
-            <w:highlight w:val="yellow"/>
           </w:rPr>
           <m:t>=</m:t>
         </m:r>
         <m:r>
           <w:rPr>
             <w:rFonts w:ascii="Times New Roman" w:hAnsi="Times New Roman" w:eastAsia="Times New Roman" w:cs="Times New Roman"/>
-            <w:highlight w:val="yellow"/>
           </w:rPr>
           <m:t>x</m:t>
         </m:r>
@@ -8320,7 +8634,6 @@
           </m:rPr>
           <w:rPr>
             <w:rFonts w:ascii="Times New Roman" w:hAnsi="Times New Roman" w:eastAsia="Times New Roman" w:cs="Times New Roman"/>
-            <w:highlight w:val="yellow"/>
           </w:rPr>
           <m:t>−</m:t>
         </m:r>
@@ -8329,7 +8642,6 @@
             <m:r>
               <w:rPr>
                 <w:rFonts w:ascii="Times New Roman" w:hAnsi="Times New Roman" w:eastAsia="Times New Roman" w:cs="Times New Roman"/>
-                <w:highlight w:val="yellow"/>
               </w:rPr>
               <m:t>x</m:t>
             </m:r>
@@ -8338,7 +8650,6 @@
             <m:r>
               <w:rPr>
                 <w:rFonts w:ascii="Times New Roman" w:hAnsi="Times New Roman" w:eastAsia="Times New Roman" w:cs="Times New Roman"/>
-                <w:highlight w:val="yellow"/>
               </w:rPr>
               <m:t>0</m:t>
             </m:r>
@@ -8350,16 +8661,14 @@
           <w:rFonts w:ascii="Times New Roman" w:hAnsi="Times New Roman" w:eastAsia="Times New Roman" w:cs="Times New Roman"/>
           <w:sz w:val="20"/>
           <w:szCs w:val="20"/>
-          <w:highlight w:val="yellow"/>
-        </w:rPr>
-        <w:t xml:space="preserve"> </w:t>
-      </w:r>
-      <w:r>
-        <w:rPr>
-          <w:rFonts w:ascii="Times New Roman" w:hAnsi="Times New Roman" w:eastAsia="Times New Roman" w:cs="Times New Roman"/>
-          <w:sz w:val="20"/>
-          <w:szCs w:val="20"/>
-          <w:highlight w:val="yellow"/>
+        </w:rPr>
+        <w:t xml:space="preserve"> </w:t>
+      </w:r>
+      <w:r>
+        <w:rPr>
+          <w:rFonts w:ascii="Times New Roman" w:hAnsi="Times New Roman" w:eastAsia="Times New Roman" w:cs="Times New Roman"/>
+          <w:sz w:val="20"/>
+          <w:szCs w:val="20"/>
         </w:rPr>
         <w:t xml:space="preserve">is the deviation state. The physical command is</w:t>
       </w:r>
@@ -8368,7 +8677,6 @@
           <w:rFonts w:ascii="Times New Roman" w:hAnsi="Times New Roman" w:eastAsia="Times New Roman" w:cs="Times New Roman"/>
           <w:sz w:val="20"/>
           <w:szCs w:val="20"/>
-          <w:highlight w:val="yellow"/>
         </w:rPr>
         <w:t xml:space="preserve"> </w:t>
       </w:r>
@@ -8376,7 +8684,6 @@
         <m:r>
           <w:rPr>
             <w:rFonts w:ascii="Times New Roman" w:hAnsi="Times New Roman" w:eastAsia="Times New Roman" w:cs="Times New Roman"/>
-            <w:highlight w:val="yellow"/>
           </w:rPr>
           <m:t>u</m:t>
         </m:r>
@@ -8386,7 +8693,6 @@
           <w:rFonts w:ascii="Times New Roman" w:hAnsi="Times New Roman" w:eastAsia="Times New Roman" w:cs="Times New Roman"/>
           <w:sz w:val="20"/>
           <w:szCs w:val="20"/>
-          <w:highlight w:val="yellow"/>
         </w:rPr>
         <w:t xml:space="preserve">, while</w:t>
       </w:r>
@@ -8395,7 +8701,6 @@
           <w:rFonts w:ascii="Times New Roman" w:hAnsi="Times New Roman" w:eastAsia="Times New Roman" w:cs="Times New Roman"/>
           <w:sz w:val="20"/>
           <w:szCs w:val="20"/>
-          <w:highlight w:val="yellow"/>
         </w:rPr>
         <w:t xml:space="preserve"> </w:t>
       </w:r>
@@ -8403,7 +8708,6 @@
         <m:r>
           <w:rPr>
             <w:rFonts w:ascii="Times New Roman" w:hAnsi="Times New Roman" w:eastAsia="Times New Roman" w:cs="Times New Roman"/>
-            <w:highlight w:val="yellow"/>
           </w:rPr>
           <m:t>v</m:t>
         </m:r>
@@ -8413,18 +8717,42 @@
           <w:rFonts w:ascii="Times New Roman" w:hAnsi="Times New Roman" w:eastAsia="Times New Roman" w:cs="Times New Roman"/>
           <w:sz w:val="20"/>
           <w:szCs w:val="20"/>
-          <w:highlight w:val="yellow"/>
-        </w:rPr>
-        <w:t xml:space="preserve"> </w:t>
-      </w:r>
-      <w:r>
-        <w:rPr>
-          <w:rFonts w:ascii="Times New Roman" w:hAnsi="Times New Roman" w:eastAsia="Times New Roman" w:cs="Times New Roman"/>
-          <w:sz w:val="20"/>
-          <w:szCs w:val="20"/>
-          <w:highlight w:val="yellow"/>
-        </w:rPr>
-        <w:t xml:space="preserve">is the normalized command deviation optimized by the safety filter. The upstream controller proposes</w:t>
+        </w:rPr>
+        <w:t xml:space="preserve"> </w:t>
+      </w:r>
+      <w:r>
+        <w:rPr>
+          <w:rFonts w:ascii="Times New Roman" w:hAnsi="Times New Roman" w:eastAsia="Times New Roman" w:cs="Times New Roman"/>
+          <w:sz w:val="20"/>
+          <w:szCs w:val="20"/>
+        </w:rPr>
+        <w:t xml:space="preserve">is the </w:t>
+      </w:r>
+      <w:r>
+        <w:rPr>
+          <w:rFonts w:ascii="Times New Roman" w:hAnsi="Times New Roman" w:eastAsia="Times New Roman" w:cs="Times New Roman"/>
+          <w:sz w:val="20"/>
+          <w:szCs w:val="20"/>
+          <w:highlight w:val="yellow"/>
+        </w:rPr>
+        <w:t xml:space="preserve">normalized command</w:t>
+      </w:r>
+      <w:r>
+        <w:rPr>
+          <w:rFonts w:ascii="Times New Roman" w:hAnsi="Times New Roman" w:eastAsia="Times New Roman" w:cs="Times New Roman"/>
+          <w:sz w:val="20"/>
+          <w:szCs w:val="20"/>
+        </w:rPr>
+        <w:t xml:space="preserve"> deviation optimized by the safety filter. </w:t>
+      </w:r>
+      <w:r>
+        <w:rPr>
+          <w:rFonts w:ascii="Times New Roman" w:hAnsi="Times New Roman" w:eastAsia="Times New Roman" w:cs="Times New Roman"/>
+          <w:sz w:val="20"/>
+          <w:szCs w:val="20"/>
+          <w:highlight w:val="yellow"/>
+        </w:rPr>
+        <w:t xml:space="preserve">The upstream controller proposes</w:t>
       </w:r>
       <w:r>
         <w:rPr>
@@ -8899,14 +9227,21 @@
           <w:szCs w:val="20"/>
           <w:highlight w:val="yellow"/>
         </w:rPr>
-        <w:t xml:space="preserve">is reserved for the no-GP nominal-model ablation. The term</w:t>
-      </w:r>
-      <w:r>
-        <w:rPr>
-          <w:rFonts w:ascii="Times New Roman" w:hAnsi="Times New Roman" w:eastAsia="Times New Roman" w:cs="Times New Roman"/>
-          <w:sz w:val="20"/>
-          <w:szCs w:val="20"/>
-          <w:highlight w:val="yellow"/>
+        <w:t xml:space="preserve">is reserved for the no-GP nominal-model ablation.</w:t>
+      </w:r>
+      <w:r>
+        <w:rPr>
+          <w:rFonts w:ascii="Times New Roman" w:hAnsi="Times New Roman" w:eastAsia="Times New Roman" w:cs="Times New Roman"/>
+          <w:sz w:val="20"/>
+          <w:szCs w:val="20"/>
+        </w:rPr>
+        <w:t xml:space="preserve"> The term</w:t>
+      </w:r>
+      <w:r>
+        <w:rPr>
+          <w:rFonts w:ascii="Times New Roman" w:hAnsi="Times New Roman" w:eastAsia="Times New Roman" w:cs="Times New Roman"/>
+          <w:sz w:val="20"/>
+          <w:szCs w:val="20"/>
         </w:rPr>
         <w:t xml:space="preserve"> </w:t>
       </w:r>
@@ -8916,7 +9251,6 @@
             <m:r>
               <w:rPr>
                 <w:rFonts w:ascii="Times New Roman" w:hAnsi="Times New Roman" w:eastAsia="Times New Roman" w:cs="Times New Roman"/>
-                <w:highlight w:val="yellow"/>
               </w:rPr>
               <m:t>σ</m:t>
             </m:r>
@@ -8928,7 +9262,6 @@
               </m:rPr>
               <w:rPr>
                 <w:rFonts w:ascii="Times New Roman" w:hAnsi="Times New Roman" w:eastAsia="Times New Roman" w:cs="Times New Roman"/>
-                <w:highlight w:val="yellow"/>
               </w:rPr>
               <m:t>t</m:t>
             </m:r>
@@ -8938,7 +9271,6 @@
               </m:rPr>
               <w:rPr>
                 <w:rFonts w:ascii="Times New Roman" w:hAnsi="Times New Roman" w:eastAsia="Times New Roman" w:cs="Times New Roman"/>
-                <w:highlight w:val="yellow"/>
               </w:rPr>
               <m:t>o</m:t>
             </m:r>
@@ -8948,7 +9280,6 @@
               </m:rPr>
               <w:rPr>
                 <w:rFonts w:ascii="Times New Roman" w:hAnsi="Times New Roman" w:eastAsia="Times New Roman" w:cs="Times New Roman"/>
-                <w:highlight w:val="yellow"/>
               </w:rPr>
               <m:t>t</m:t>
             </m:r>
@@ -8958,7 +9289,6 @@
               </m:rPr>
               <w:rPr>
                 <w:rFonts w:ascii="Times New Roman" w:hAnsi="Times New Roman" w:eastAsia="Times New Roman" w:cs="Times New Roman"/>
-                <w:highlight w:val="yellow"/>
               </w:rPr>
               <m:t>a</m:t>
             </m:r>
@@ -8968,7 +9298,6 @@
               </m:rPr>
               <w:rPr>
                 <w:rFonts w:ascii="Times New Roman" w:hAnsi="Times New Roman" w:eastAsia="Times New Roman" w:cs="Times New Roman"/>
-                <w:highlight w:val="yellow"/>
               </w:rPr>
               <m:t>l</m:t>
             </m:r>
@@ -8980,14 +9309,12 @@
           </m:rPr>
           <w:rPr>
             <w:rFonts w:ascii="Times New Roman" w:hAnsi="Times New Roman" w:eastAsia="Times New Roman" w:cs="Times New Roman"/>
-            <w:highlight w:val="yellow"/>
           </w:rPr>
           <m:t>(</m:t>
         </m:r>
         <m:r>
           <w:rPr>
             <w:rFonts w:ascii="Times New Roman" w:hAnsi="Times New Roman" w:eastAsia="Times New Roman" w:cs="Times New Roman"/>
-            <w:highlight w:val="yellow"/>
           </w:rPr>
           <m:t>x</m:t>
         </m:r>
@@ -8997,7 +9324,6 @@
           </m:rPr>
           <w:rPr>
             <w:rFonts w:ascii="Times New Roman" w:hAnsi="Times New Roman" w:eastAsia="Times New Roman" w:cs="Times New Roman"/>
-            <w:highlight w:val="yellow"/>
           </w:rPr>
           <m:t>)</m:t>
         </m:r>
@@ -9007,16 +9333,14 @@
           <w:rFonts w:ascii="Times New Roman" w:hAnsi="Times New Roman" w:eastAsia="Times New Roman" w:cs="Times New Roman"/>
           <w:sz w:val="20"/>
           <w:szCs w:val="20"/>
-          <w:highlight w:val="yellow"/>
-        </w:rPr>
-        <w:t xml:space="preserve"> </w:t>
-      </w:r>
-      <w:r>
-        <w:rPr>
-          <w:rFonts w:ascii="Times New Roman" w:hAnsi="Times New Roman" w:eastAsia="Times New Roman" w:cs="Times New Roman"/>
-          <w:sz w:val="20"/>
-          <w:szCs w:val="20"/>
-          <w:highlight w:val="yellow"/>
+        </w:rPr>
+        <w:t xml:space="preserve"> </w:t>
+      </w:r>
+      <w:r>
+        <w:rPr>
+          <w:rFonts w:ascii="Times New Roman" w:hAnsi="Times New Roman" w:eastAsia="Times New Roman" w:cs="Times New Roman"/>
+          <w:sz w:val="20"/>
+          <w:szCs w:val="20"/>
         </w:rPr>
         <w:t xml:space="preserve">is the compositional GP-HOCBF margin, and</w:t>
       </w:r>
@@ -9025,7 +9349,6 @@
           <w:rFonts w:ascii="Times New Roman" w:hAnsi="Times New Roman" w:eastAsia="Times New Roman" w:cs="Times New Roman"/>
           <w:sz w:val="20"/>
           <w:szCs w:val="20"/>
-          <w:highlight w:val="yellow"/>
         </w:rPr>
         <w:t xml:space="preserve"> </w:t>
       </w:r>
@@ -9035,7 +9358,6 @@
             <m:r>
               <w:rPr>
                 <w:rFonts w:ascii="Times New Roman" w:hAnsi="Times New Roman" w:eastAsia="Times New Roman" w:cs="Times New Roman"/>
-                <w:highlight w:val="yellow"/>
               </w:rPr>
               <m:t>ϵ</m:t>
             </m:r>
@@ -9044,7 +9366,6 @@
             <m:r>
               <w:rPr>
                 <w:rFonts w:ascii="Times New Roman" w:hAnsi="Times New Roman" w:eastAsia="Times New Roman" w:cs="Times New Roman"/>
-                <w:highlight w:val="yellow"/>
               </w:rPr>
               <m:t>κ</m:t>
             </m:r>
@@ -9056,16 +9377,14 @@
           <w:rFonts w:ascii="Times New Roman" w:hAnsi="Times New Roman" w:eastAsia="Times New Roman" w:cs="Times New Roman"/>
           <w:sz w:val="20"/>
           <w:szCs w:val="20"/>
-          <w:highlight w:val="yellow"/>
-        </w:rPr>
-        <w:t xml:space="preserve"> </w:t>
-      </w:r>
-      <w:r>
-        <w:rPr>
-          <w:rFonts w:ascii="Times New Roman" w:hAnsi="Times New Roman" w:eastAsia="Times New Roman" w:cs="Times New Roman"/>
-          <w:sz w:val="20"/>
-          <w:szCs w:val="20"/>
-          <w:highlight w:val="yellow"/>
+        </w:rPr>
+        <w:t xml:space="preserve"> </w:t>
+      </w:r>
+      <w:r>
+        <w:rPr>
+          <w:rFonts w:ascii="Times New Roman" w:hAnsi="Times New Roman" w:eastAsia="Times New Roman" w:cs="Times New Roman"/>
+          <w:sz w:val="20"/>
+          <w:szCs w:val="20"/>
         </w:rPr>
         <w:t xml:space="preserve">is the commissioning factor multiplying that margin.</w:t>
       </w:r>
@@ -9879,7 +10198,6 @@
           <w:bCs/>
           <w:sz w:val="20"/>
           <w:szCs w:val="20"/>
-          <w:highlight w:val="yellow"/>
         </w:rPr>
         <w:t xml:space="preserve">Operating-point interpretation.</w:t>
       </w:r>
@@ -9888,16 +10206,14 @@
           <w:rFonts w:ascii="Times New Roman" w:hAnsi="Times New Roman" w:eastAsia="Times New Roman" w:cs="Times New Roman"/>
           <w:sz w:val="20"/>
           <w:szCs w:val="20"/>
-          <w:highlight w:val="yellow"/>
-        </w:rPr>
-        <w:t xml:space="preserve"> </w:t>
-      </w:r>
-      <w:r>
-        <w:rPr>
-          <w:rFonts w:ascii="Times New Roman" w:hAnsi="Times New Roman" w:eastAsia="Times New Roman" w:cs="Times New Roman"/>
-          <w:sz w:val="20"/>
-          <w:szCs w:val="20"/>
-          <w:highlight w:val="yellow"/>
+        </w:rPr>
+        <w:t xml:space="preserve"> </w:t>
+      </w:r>
+      <w:r>
+        <w:rPr>
+          <w:rFonts w:ascii="Times New Roman" w:hAnsi="Times New Roman" w:eastAsia="Times New Roman" w:cs="Times New Roman"/>
+          <w:sz w:val="20"/>
+          <w:szCs w:val="20"/>
         </w:rPr>
         <w:t xml:space="preserve">RoCBF-SF denotes the complete safety-filter design in Fig. </w:t>
       </w:r>
@@ -9906,7 +10222,6 @@
           <w:rFonts w:ascii="Times New Roman" w:hAnsi="Times New Roman" w:eastAsia="Times New Roman" w:cs="Times New Roman"/>
           <w:sz w:val="20"/>
           <w:szCs w:val="20"/>
-          <w:highlight w:val="yellow"/>
         </w:rPr>
         <w:t xml:space="preserve">1</w:t>
       </w:r>
@@ -9915,7 +10230,6 @@
           <w:rFonts w:ascii="Times New Roman" w:hAnsi="Times New Roman" w:eastAsia="Times New Roman" w:cs="Times New Roman"/>
           <w:sz w:val="20"/>
           <w:szCs w:val="20"/>
-          <w:highlight w:val="yellow"/>
         </w:rPr>
         <w:t xml:space="preserve">: correct-relative-degree HOCBF rows, GP residual mean correction, compositional uncertainty propagation, QP projection, and tunable</w:t>
       </w:r>
@@ -9924,7 +10238,6 @@
           <w:rFonts w:ascii="Times New Roman" w:hAnsi="Times New Roman" w:eastAsia="Times New Roman" w:cs="Times New Roman"/>
           <w:sz w:val="20"/>
           <w:szCs w:val="20"/>
-          <w:highlight w:val="yellow"/>
         </w:rPr>
         <w:t xml:space="preserve"> </w:t>
       </w:r>
@@ -9934,7 +10247,6 @@
             <m:r>
               <w:rPr>
                 <w:rFonts w:ascii="Times New Roman" w:hAnsi="Times New Roman" w:eastAsia="Times New Roman" w:cs="Times New Roman"/>
-                <w:highlight w:val="yellow"/>
               </w:rPr>
               <m:t>ϵ</m:t>
             </m:r>
@@ -9943,7 +10255,6 @@
             <m:r>
               <w:rPr>
                 <w:rFonts w:ascii="Times New Roman" w:hAnsi="Times New Roman" w:eastAsia="Times New Roman" w:cs="Times New Roman"/>
-                <w:highlight w:val="yellow"/>
               </w:rPr>
               <m:t>κ</m:t>
             </m:r>
@@ -9955,9 +10266,34 @@
           <w:rFonts w:ascii="Times New Roman" w:hAnsi="Times New Roman" w:eastAsia="Times New Roman" w:cs="Times New Roman"/>
           <w:sz w:val="20"/>
           <w:szCs w:val="20"/>
-          <w:highlight w:val="yellow"/>
-        </w:rPr>
-        <w:t xml:space="preserve">. The upstream controller may be classical or learned; the experiments evaluate the downstream filter contribution rather than the upstream controller. Experimental rows labelled GP-HOCBF and RoCBF-SF are fixed operating points or ablations. Thus,</w:t>
+        </w:rPr>
+        <w:t xml:space="preserve">. The upstream controller may be classical or learned; the experiments evaluate the downstream filter contribution rather than the upstream controller. Experimental rows labelled GP-HOCBF and </w:t>
+      </w:r>
+      <w:r>
+        <w:rPr>
+          <w:rFonts w:ascii="Times New Roman" w:hAnsi="Times New Roman" w:eastAsia="Times New Roman" w:cs="Times New Roman"/>
+          <w:sz w:val="20"/>
+          <w:szCs w:val="20"/>
+          <w:highlight w:val="yellow"/>
+        </w:rPr>
+        <w:t xml:space="preserve">RoCBF-SF</w:t>
+      </w:r>
+      <w:r>
+        <w:rPr>
+          <w:rFonts w:ascii="Times New Roman" w:hAnsi="Times New Roman" w:eastAsia="Times New Roman" w:cs="Times New Roman"/>
+          <w:sz w:val="20"/>
+          <w:szCs w:val="20"/>
+        </w:rPr>
+        <w:t xml:space="preserve"> are fixed operating points or ablations. </w:t>
+      </w:r>
+      <w:r>
+        <w:rPr>
+          <w:rFonts w:ascii="Times New Roman" w:hAnsi="Times New Roman" w:eastAsia="Times New Roman" w:cs="Times New Roman"/>
+          <w:sz w:val="20"/>
+          <w:szCs w:val="20"/>
+          <w:highlight w:val="yellow"/>
+        </w:rPr>
+        <w:t xml:space="preserve">Thus,</w:t>
       </w:r>
       <w:r>
         <w:rPr>
@@ -10575,7 +10911,6 @@
                 <w:rFonts w:ascii="Times New Roman" w:hAnsi="Times New Roman" w:eastAsia="Times New Roman" w:cs="Times New Roman"/>
                 <w:sz w:val="20"/>
                 <w:szCs w:val="20"/>
-                <w:highlight w:val="yellow"/>
               </w:rPr>
               <w:t>(5)</w:t>
             </w:r>
@@ -12417,7 +12752,6 @@
                 <w:rFonts w:ascii="Times New Roman" w:hAnsi="Times New Roman" w:eastAsia="Times New Roman" w:cs="Times New Roman"/>
                 <w:sz w:val="20"/>
                 <w:szCs w:val="20"/>
-                <w:highlight w:val="yellow"/>
               </w:rPr>
               <w:t>(7)</w:t>
             </w:r>
@@ -13185,7 +13519,6 @@
           <w:rFonts w:ascii="Times New Roman" w:hAnsi="Times New Roman" w:eastAsia="Times New Roman" w:cs="Times New Roman"/>
           <w:sz w:val="20"/>
           <w:szCs w:val="20"/>
-          <w:highlight w:val="yellow"/>
         </w:rPr>
         <w:t xml:space="preserve">With linear</w:t>
       </w:r>
@@ -13194,7 +13527,6 @@
           <w:rFonts w:ascii="Times New Roman" w:hAnsi="Times New Roman" w:eastAsia="Times New Roman" w:cs="Times New Roman"/>
           <w:sz w:val="20"/>
           <w:szCs w:val="20"/>
-          <w:highlight w:val="yellow"/>
         </w:rPr>
         <w:t xml:space="preserve"> </w:t>
       </w:r>
@@ -13204,7 +13536,6 @@
             <m:r>
               <w:rPr>
                 <w:rFonts w:ascii="Times New Roman" w:hAnsi="Times New Roman" w:eastAsia="Times New Roman" w:cs="Times New Roman"/>
-                <w:highlight w:val="yellow"/>
               </w:rPr>
               <m:t>α</m:t>
             </m:r>
@@ -13213,7 +13544,6 @@
             <m:r>
               <w:rPr>
                 <w:rFonts w:ascii="Times New Roman" w:hAnsi="Times New Roman" w:eastAsia="Times New Roman" w:cs="Times New Roman"/>
-                <w:highlight w:val="yellow"/>
               </w:rPr>
               <m:t>i</m:t>
             </m:r>
@@ -13225,14 +13555,12 @@
           </m:rPr>
           <w:rPr>
             <w:rFonts w:ascii="Times New Roman" w:hAnsi="Times New Roman" w:eastAsia="Times New Roman" w:cs="Times New Roman"/>
-            <w:highlight w:val="yellow"/>
           </w:rPr>
           <m:t>(</m:t>
         </m:r>
         <m:r>
           <w:rPr>
             <w:rFonts w:ascii="Times New Roman" w:hAnsi="Times New Roman" w:eastAsia="Times New Roman" w:cs="Times New Roman"/>
-            <w:highlight w:val="yellow"/>
           </w:rPr>
           <m:t>r</m:t>
         </m:r>
@@ -13242,7 +13570,6 @@
           </m:rPr>
           <w:rPr>
             <w:rFonts w:ascii="Times New Roman" w:hAnsi="Times New Roman" w:eastAsia="Times New Roman" w:cs="Times New Roman"/>
-            <w:highlight w:val="yellow"/>
           </w:rPr>
           <m:t>)</m:t>
         </m:r>
@@ -13252,7 +13579,6 @@
           </m:rPr>
           <w:rPr>
             <w:rFonts w:ascii="Times New Roman" w:hAnsi="Times New Roman" w:eastAsia="Times New Roman" w:cs="Times New Roman"/>
-            <w:highlight w:val="yellow"/>
           </w:rPr>
           <m:t>=</m:t>
         </m:r>
@@ -13261,7 +13587,6 @@
             <m:r>
               <w:rPr>
                 <w:rFonts w:ascii="Times New Roman" w:hAnsi="Times New Roman" w:eastAsia="Times New Roman" w:cs="Times New Roman"/>
-                <w:highlight w:val="yellow"/>
               </w:rPr>
               <m:t>k</m:t>
             </m:r>
@@ -13270,7 +13595,6 @@
             <m:r>
               <w:rPr>
                 <w:rFonts w:ascii="Times New Roman" w:hAnsi="Times New Roman" w:eastAsia="Times New Roman" w:cs="Times New Roman"/>
-                <w:highlight w:val="yellow"/>
               </w:rPr>
               <m:t>i</m:t>
             </m:r>
@@ -13279,7 +13603,6 @@
         <m:r>
           <w:rPr>
             <w:rFonts w:ascii="Times New Roman" w:hAnsi="Times New Roman" w:eastAsia="Times New Roman" w:cs="Times New Roman"/>
-            <w:highlight w:val="yellow"/>
           </w:rPr>
           <m:t>r</m:t>
         </m:r>
@@ -13289,7 +13612,6 @@
           <w:rFonts w:ascii="Times New Roman" w:hAnsi="Times New Roman" w:eastAsia="Times New Roman" w:cs="Times New Roman"/>
           <w:sz w:val="20"/>
           <w:szCs w:val="20"/>
-          <w:highlight w:val="yellow"/>
         </w:rPr>
         <w:t xml:space="preserve">, substituting Eq. </w:t>
       </w:r>
@@ -13298,7 +13620,6 @@
           <w:rFonts w:ascii="Times New Roman" w:hAnsi="Times New Roman" w:eastAsia="Times New Roman" w:cs="Times New Roman"/>
           <w:sz w:val="20"/>
           <w:szCs w:val="20"/>
-          <w:highlight w:val="yellow"/>
         </w:rPr>
         <w:t xml:space="preserve">(1)</w:t>
       </w:r>
@@ -13307,18 +13628,42 @@
           <w:rFonts w:ascii="Times New Roman" w:hAnsi="Times New Roman" w:eastAsia="Times New Roman" w:cs="Times New Roman"/>
           <w:sz w:val="20"/>
           <w:szCs w:val="20"/>
-          <w:highlight w:val="yellow"/>
-        </w:rPr>
-        <w:t xml:space="preserve"> </w:t>
-      </w:r>
-      <w:r>
-        <w:rPr>
-          <w:rFonts w:ascii="Times New Roman" w:hAnsi="Times New Roman" w:eastAsia="Times New Roman" w:cs="Times New Roman"/>
-          <w:sz w:val="20"/>
-          <w:szCs w:val="20"/>
-          <w:highlight w:val="yellow"/>
-        </w:rPr>
-        <w:t xml:space="preserve">into the stabilized model gives a top-level affine row. For the GP-mean-corrected drift</w:t>
+        </w:rPr>
+        <w:t xml:space="preserve"> </w:t>
+      </w:r>
+      <w:r>
+        <w:rPr>
+          <w:rFonts w:ascii="Times New Roman" w:hAnsi="Times New Roman" w:eastAsia="Times New Roman" w:cs="Times New Roman"/>
+          <w:sz w:val="20"/>
+          <w:szCs w:val="20"/>
+        </w:rPr>
+        <w:t xml:space="preserve">into the stabilized model gives </w:t>
+      </w:r>
+      <w:r>
+        <w:rPr>
+          <w:rFonts w:ascii="Times New Roman" w:hAnsi="Times New Roman" w:eastAsia="Times New Roman" w:cs="Times New Roman"/>
+          <w:sz w:val="20"/>
+          <w:szCs w:val="20"/>
+          <w:highlight w:val="yellow"/>
+        </w:rPr>
+        <w:t xml:space="preserve">a top-level affine row.</w:t>
+      </w:r>
+      <w:r>
+        <w:rPr>
+          <w:rFonts w:ascii="Times New Roman" w:hAnsi="Times New Roman" w:eastAsia="Times New Roman" w:cs="Times New Roman"/>
+          <w:sz w:val="20"/>
+          <w:szCs w:val="20"/>
+        </w:rPr>
+        <w:t xml:space="preserve"> </w:t>
+      </w:r>
+      <w:r>
+        <w:rPr>
+          <w:rFonts w:ascii="Times New Roman" w:hAnsi="Times New Roman" w:eastAsia="Times New Roman" w:cs="Times New Roman"/>
+          <w:sz w:val="20"/>
+          <w:szCs w:val="20"/>
+          <w:highlight w:val="yellow"/>
+        </w:rPr>
+        <w:t xml:space="preserve">For the GP-mean-corrected drift</w:t>
       </w:r>
       <w:r>
         <w:rPr>
@@ -14077,7 +14422,6 @@
           <w:szCs w:val="20"/>
           <w:b/>
           <w:bCs/>
-          <w:highlight w:val="yellow"/>
         </w:rPr>
         <w:t xml:space="preserve">Figure 1. </w:t>
       </w:r>
@@ -14086,16 +14430,31 @@
           <w:rFonts w:ascii="Times New Roman" w:hAnsi="Times New Roman" w:eastAsia="Times New Roman" w:cs="Times New Roman"/>
           <w:sz w:val="20"/>
           <w:szCs w:val="20"/>
-          <w:highlight w:val="yellow"/>
-        </w:rPr>
-        <w:t xml:space="preserve">RoCBF-SF safety-filtering architecture. The upstream controller (LQR, MPC, PID, or learned policy) proposes a normalized deviation command</w:t>
-      </w:r>
-      <w:r>
-        <w:rPr>
-          <w:rFonts w:ascii="Times New Roman" w:hAnsi="Times New Roman" w:eastAsia="Times New Roman" w:cs="Times New Roman"/>
-          <w:sz w:val="20"/>
-          <w:szCs w:val="20"/>
-          <w:highlight w:val="yellow"/>
+        </w:rPr>
+        <w:t xml:space="preserve">RoCBF-SF safety-filtering architecture. The upstream controller (LQR, MPC, PID, or learned policy) proposes a </w:t>
+      </w:r>
+      <w:r>
+        <w:rPr>
+          <w:rFonts w:ascii="Times New Roman" w:hAnsi="Times New Roman" w:eastAsia="Times New Roman" w:cs="Times New Roman"/>
+          <w:sz w:val="20"/>
+          <w:szCs w:val="20"/>
+          <w:highlight w:val="yellow"/>
+        </w:rPr>
+        <w:t xml:space="preserve">normalized</w:t>
+      </w:r>
+      <w:r>
+        <w:rPr>
+          <w:rFonts w:ascii="Times New Roman" w:hAnsi="Times New Roman" w:eastAsia="Times New Roman" w:cs="Times New Roman"/>
+          <w:sz w:val="20"/>
+          <w:szCs w:val="20"/>
+        </w:rPr>
+        <w:t xml:space="preserve"> deviation command</w:t>
+      </w:r>
+      <w:r>
+        <w:rPr>
+          <w:rFonts w:ascii="Times New Roman" w:hAnsi="Times New Roman" w:eastAsia="Times New Roman" w:cs="Times New Roman"/>
+          <w:sz w:val="20"/>
+          <w:szCs w:val="20"/>
         </w:rPr>
         <w:t xml:space="preserve"> </w:t>
       </w:r>
@@ -14105,7 +14464,6 @@
             <m:r>
               <w:rPr>
                 <w:rFonts w:ascii="Times New Roman" w:hAnsi="Times New Roman" w:eastAsia="Times New Roman" w:cs="Times New Roman"/>
-                <w:highlight w:val="yellow"/>
               </w:rPr>
               <m:t>v</m:t>
             </m:r>
@@ -14117,7 +14475,6 @@
               </m:rPr>
               <w:rPr>
                 <w:rFonts w:ascii="Times New Roman" w:hAnsi="Times New Roman" w:eastAsia="Times New Roman" w:cs="Times New Roman"/>
-                <w:highlight w:val="yellow"/>
               </w:rPr>
               <m:t>p</m:t>
             </m:r>
@@ -14127,7 +14484,6 @@
               </m:rPr>
               <w:rPr>
                 <w:rFonts w:ascii="Times New Roman" w:hAnsi="Times New Roman" w:eastAsia="Times New Roman" w:cs="Times New Roman"/>
-                <w:highlight w:val="yellow"/>
               </w:rPr>
               <m:t>r</m:t>
             </m:r>
@@ -14137,7 +14493,6 @@
               </m:rPr>
               <w:rPr>
                 <w:rFonts w:ascii="Times New Roman" w:hAnsi="Times New Roman" w:eastAsia="Times New Roman" w:cs="Times New Roman"/>
-                <w:highlight w:val="yellow"/>
               </w:rPr>
               <m:t>o</m:t>
             </m:r>
@@ -14147,7 +14502,6 @@
               </m:rPr>
               <w:rPr>
                 <w:rFonts w:ascii="Times New Roman" w:hAnsi="Times New Roman" w:eastAsia="Times New Roman" w:cs="Times New Roman"/>
-                <w:highlight w:val="yellow"/>
               </w:rPr>
               <m:t>p</m:t>
             </m:r>
@@ -14159,9 +14513,17 @@
           <w:rFonts w:ascii="Times New Roman" w:hAnsi="Times New Roman" w:eastAsia="Times New Roman" w:cs="Times New Roman"/>
           <w:sz w:val="20"/>
           <w:szCs w:val="20"/>
-          <w:highlight w:val="yellow"/>
-        </w:rPr>
-        <w:t xml:space="preserve">. The filter evaluates that command against current plant measurements and the GP residual model, then projects it to the nearest QP-admissible deviation command</w:t>
+        </w:rPr>
+        <w:t xml:space="preserve">. </w:t>
+      </w:r>
+      <w:r>
+        <w:rPr>
+          <w:rFonts w:ascii="Times New Roman" w:hAnsi="Times New Roman" w:eastAsia="Times New Roman" w:cs="Times New Roman"/>
+          <w:sz w:val="20"/>
+          <w:szCs w:val="20"/>
+          <w:highlight w:val="yellow"/>
+        </w:rPr>
+        <w:t xml:space="preserve">The filter evaluates that command against current plant measurements and the GP residual model, then projects it to the nearest QP-admissible deviation command</w:t>
       </w:r>
       <w:r>
         <w:rPr>
@@ -14476,16 +14838,14 @@
           <w:rFonts w:ascii="Times New Roman" w:hAnsi="Times New Roman" w:eastAsia="Times New Roman" w:cs="Times New Roman"/>
           <w:sz w:val="20"/>
           <w:szCs w:val="20"/>
-          <w:highlight w:val="yellow"/>
-        </w:rPr>
-        <w:t xml:space="preserve"> </w:t>
-      </w:r>
-      <w:r>
-        <w:rPr>
-          <w:rFonts w:ascii="Times New Roman" w:hAnsi="Times New Roman" w:eastAsia="Times New Roman" w:cs="Times New Roman"/>
-          <w:sz w:val="20"/>
-          <w:szCs w:val="20"/>
-          <w:highlight w:val="yellow"/>
+        </w:rPr>
+        <w:t xml:space="preserve"> </w:t>
+      </w:r>
+      <w:r>
+        <w:rPr>
+          <w:rFonts w:ascii="Times New Roman" w:hAnsi="Times New Roman" w:eastAsia="Times New Roman" w:cs="Times New Roman"/>
+          <w:sz w:val="20"/>
+          <w:szCs w:val="20"/>
         </w:rPr>
         <w:t xml:space="preserve">by Eq. </w:t>
       </w:r>
@@ -14494,7 +14854,6 @@
           <w:rFonts w:ascii="Times New Roman" w:hAnsi="Times New Roman" w:eastAsia="Times New Roman" w:cs="Times New Roman"/>
           <w:sz w:val="20"/>
           <w:szCs w:val="20"/>
-          <w:highlight w:val="yellow"/>
         </w:rPr>
         <w:t xml:space="preserve">(1)</w:t>
       </w:r>
@@ -14503,7 +14862,6 @@
           <w:rFonts w:ascii="Times New Roman" w:hAnsi="Times New Roman" w:eastAsia="Times New Roman" w:cs="Times New Roman"/>
           <w:sz w:val="20"/>
           <w:szCs w:val="20"/>
-          <w:highlight w:val="yellow"/>
         </w:rPr>
         <w:t xml:space="preserve">.</w:t>
       </w:r>
@@ -15097,14 +15455,55 @@
           <w:szCs w:val="20"/>
           <w:highlight w:val="yellow"/>
         </w:rPr>
-        <w:t xml:space="preserve">of the corresponding engineering range. Residual targets are standardized separately for each output. The same frozen transforms are used for training, validation, and inference. Given</w:t>
-      </w:r>
-      <w:r>
-        <w:rPr>
-          <w:rFonts w:ascii="Times New Roman" w:hAnsi="Times New Roman" w:eastAsia="Times New Roman" w:cs="Times New Roman"/>
-          <w:sz w:val="20"/>
-          <w:szCs w:val="20"/>
-          <w:highlight w:val="yellow"/>
+        <w:t xml:space="preserve">of the corresponding engineering range.</w:t>
+      </w:r>
+      <w:r>
+        <w:rPr>
+          <w:rFonts w:ascii="Times New Roman" w:hAnsi="Times New Roman" w:eastAsia="Times New Roman" w:cs="Times New Roman"/>
+          <w:sz w:val="20"/>
+          <w:szCs w:val="20"/>
+        </w:rPr>
+        <w:t xml:space="preserve"> </w:t>
+      </w:r>
+      <w:r>
+        <w:rPr>
+          <w:rFonts w:ascii="Times New Roman" w:hAnsi="Times New Roman" w:eastAsia="Times New Roman" w:cs="Times New Roman"/>
+          <w:sz w:val="20"/>
+          <w:szCs w:val="20"/>
+          <w:highlight w:val="yellow"/>
+        </w:rPr>
+        <w:t xml:space="preserve">Residual targets are standardized separately for each output.</w:t>
+      </w:r>
+      <w:r>
+        <w:rPr>
+          <w:rFonts w:ascii="Times New Roman" w:hAnsi="Times New Roman" w:eastAsia="Times New Roman" w:cs="Times New Roman"/>
+          <w:sz w:val="20"/>
+          <w:szCs w:val="20"/>
+        </w:rPr>
+        <w:t xml:space="preserve"> </w:t>
+      </w:r>
+      <w:r>
+        <w:rPr>
+          <w:rFonts w:ascii="Times New Roman" w:hAnsi="Times New Roman" w:eastAsia="Times New Roman" w:cs="Times New Roman"/>
+          <w:sz w:val="20"/>
+          <w:szCs w:val="20"/>
+          <w:highlight w:val="yellow"/>
+        </w:rPr>
+        <w:t xml:space="preserve">The same frozen transforms are used for training, validation, and inference.</w:t>
+      </w:r>
+      <w:r>
+        <w:rPr>
+          <w:rFonts w:ascii="Times New Roman" w:hAnsi="Times New Roman" w:eastAsia="Times New Roman" w:cs="Times New Roman"/>
+          <w:sz w:val="20"/>
+          <w:szCs w:val="20"/>
+        </w:rPr>
+        <w:t xml:space="preserve"> Given</w:t>
+      </w:r>
+      <w:r>
+        <w:rPr>
+          <w:rFonts w:ascii="Times New Roman" w:hAnsi="Times New Roman" w:eastAsia="Times New Roman" w:cs="Times New Roman"/>
+          <w:sz w:val="20"/>
+          <w:szCs w:val="20"/>
         </w:rPr>
         <w:t xml:space="preserve"> </w:t>
       </w:r>
@@ -15112,7 +15511,6 @@
         <m:r>
           <w:rPr>
             <w:rFonts w:ascii="Times New Roman" w:hAnsi="Times New Roman" w:eastAsia="Times New Roman" w:cs="Times New Roman"/>
-            <w:highlight w:val="yellow"/>
           </w:rPr>
           <m:t>N</m:t>
         </m:r>
@@ -15122,16 +15520,14 @@
           <w:rFonts w:ascii="Times New Roman" w:hAnsi="Times New Roman" w:eastAsia="Times New Roman" w:cs="Times New Roman"/>
           <w:sz w:val="20"/>
           <w:szCs w:val="20"/>
-          <w:highlight w:val="yellow"/>
-        </w:rPr>
-        <w:t xml:space="preserve"> </w:t>
-      </w:r>
-      <w:r>
-        <w:rPr>
-          <w:rFonts w:ascii="Times New Roman" w:hAnsi="Times New Roman" w:eastAsia="Times New Roman" w:cs="Times New Roman"/>
-          <w:sz w:val="20"/>
-          <w:szCs w:val="20"/>
-          <w:highlight w:val="yellow"/>
+        </w:rPr>
+        <w:t xml:space="preserve"> </w:t>
+      </w:r>
+      <w:r>
+        <w:rPr>
+          <w:rFonts w:ascii="Times New Roman" w:hAnsi="Times New Roman" w:eastAsia="Times New Roman" w:cs="Times New Roman"/>
+          <w:sz w:val="20"/>
+          <w:szCs w:val="20"/>
         </w:rPr>
         <w:t xml:space="preserve">training points, the posterior provides mean</w:t>
       </w:r>
@@ -15140,7 +15536,6 @@
           <w:rFonts w:ascii="Times New Roman" w:hAnsi="Times New Roman" w:eastAsia="Times New Roman" w:cs="Times New Roman"/>
           <w:sz w:val="20"/>
           <w:szCs w:val="20"/>
-          <w:highlight w:val="yellow"/>
         </w:rPr>
         <w:t xml:space="preserve"> </w:t>
       </w:r>
@@ -15150,7 +15545,6 @@
             <m:r>
               <w:rPr>
                 <w:rFonts w:ascii="Times New Roman" w:hAnsi="Times New Roman" w:eastAsia="Times New Roman" w:cs="Times New Roman"/>
-                <w:highlight w:val="yellow"/>
               </w:rPr>
               <m:t>μ</m:t>
             </m:r>
@@ -15162,7 +15556,6 @@
               </m:rPr>
               <w:rPr>
                 <w:rFonts w:ascii="Times New Roman" w:hAnsi="Times New Roman" w:eastAsia="Times New Roman" w:cs="Times New Roman"/>
-                <w:highlight w:val="yellow"/>
               </w:rPr>
               <m:t>G</m:t>
             </m:r>
@@ -15172,7 +15565,6 @@
               </m:rPr>
               <w:rPr>
                 <w:rFonts w:ascii="Times New Roman" w:hAnsi="Times New Roman" w:eastAsia="Times New Roman" w:cs="Times New Roman"/>
-                <w:highlight w:val="yellow"/>
               </w:rPr>
               <m:t>P</m:t>
             </m:r>
@@ -15182,14 +15574,12 @@
               </m:rPr>
               <w:rPr>
                 <w:rFonts w:ascii="Times New Roman" w:hAnsi="Times New Roman" w:eastAsia="Times New Roman" w:cs="Times New Roman"/>
-                <w:highlight w:val="yellow"/>
               </w:rPr>
               <m:t>,</m:t>
             </m:r>
             <m:r>
               <w:rPr>
                 <w:rFonts w:ascii="Times New Roman" w:hAnsi="Times New Roman" w:eastAsia="Times New Roman" w:cs="Times New Roman"/>
-                <w:highlight w:val="yellow"/>
               </w:rPr>
               <m:t>j</m:t>
             </m:r>
@@ -15201,14 +15591,12 @@
           </m:rPr>
           <w:rPr>
             <w:rFonts w:ascii="Times New Roman" w:hAnsi="Times New Roman" w:eastAsia="Times New Roman" w:cs="Times New Roman"/>
-            <w:highlight w:val="yellow"/>
           </w:rPr>
           <m:t>(</m:t>
         </m:r>
         <m:r>
           <w:rPr>
             <w:rFonts w:ascii="Times New Roman" w:hAnsi="Times New Roman" w:eastAsia="Times New Roman" w:cs="Times New Roman"/>
-            <w:highlight w:val="yellow"/>
           </w:rPr>
           <m:t>x</m:t>
         </m:r>
@@ -15218,7 +15606,6 @@
           </m:rPr>
           <w:rPr>
             <w:rFonts w:ascii="Times New Roman" w:hAnsi="Times New Roman" w:eastAsia="Times New Roman" w:cs="Times New Roman"/>
-            <w:highlight w:val="yellow"/>
           </w:rPr>
           <m:t>)</m:t>
         </m:r>
@@ -15228,16 +15615,14 @@
           <w:rFonts w:ascii="Times New Roman" w:hAnsi="Times New Roman" w:eastAsia="Times New Roman" w:cs="Times New Roman"/>
           <w:sz w:val="20"/>
           <w:szCs w:val="20"/>
-          <w:highlight w:val="yellow"/>
-        </w:rPr>
-        <w:t xml:space="preserve"> </w:t>
-      </w:r>
-      <w:r>
-        <w:rPr>
-          <w:rFonts w:ascii="Times New Roman" w:hAnsi="Times New Roman" w:eastAsia="Times New Roman" w:cs="Times New Roman"/>
-          <w:sz w:val="20"/>
-          <w:szCs w:val="20"/>
-          <w:highlight w:val="yellow"/>
+        </w:rPr>
+        <w:t xml:space="preserve"> </w:t>
+      </w:r>
+      <w:r>
+        <w:rPr>
+          <w:rFonts w:ascii="Times New Roman" w:hAnsi="Times New Roman" w:eastAsia="Times New Roman" w:cs="Times New Roman"/>
+          <w:sz w:val="20"/>
+          <w:szCs w:val="20"/>
         </w:rPr>
         <w:t xml:space="preserve">and variance</w:t>
       </w:r>
@@ -15246,7 +15631,6 @@
           <w:rFonts w:ascii="Times New Roman" w:hAnsi="Times New Roman" w:eastAsia="Times New Roman" w:cs="Times New Roman"/>
           <w:sz w:val="20"/>
           <w:szCs w:val="20"/>
-          <w:highlight w:val="yellow"/>
         </w:rPr>
         <w:t xml:space="preserve"> </w:t>
       </w:r>
@@ -15256,7 +15640,6 @@
             <m:r>
               <w:rPr>
                 <w:rFonts w:ascii="Times New Roman" w:hAnsi="Times New Roman" w:eastAsia="Times New Roman" w:cs="Times New Roman"/>
-                <w:highlight w:val="yellow"/>
               </w:rPr>
               <m:t>σ</m:t>
             </m:r>
@@ -15268,7 +15651,6 @@
               </m:rPr>
               <w:rPr>
                 <w:rFonts w:ascii="Times New Roman" w:hAnsi="Times New Roman" w:eastAsia="Times New Roman" w:cs="Times New Roman"/>
-                <w:highlight w:val="yellow"/>
               </w:rPr>
               <m:t>G</m:t>
             </m:r>
@@ -15278,7 +15660,6 @@
               </m:rPr>
               <w:rPr>
                 <w:rFonts w:ascii="Times New Roman" w:hAnsi="Times New Roman" w:eastAsia="Times New Roman" w:cs="Times New Roman"/>
-                <w:highlight w:val="yellow"/>
               </w:rPr>
               <m:t>P</m:t>
             </m:r>
@@ -15288,14 +15669,12 @@
               </m:rPr>
               <w:rPr>
                 <w:rFonts w:ascii="Times New Roman" w:hAnsi="Times New Roman" w:eastAsia="Times New Roman" w:cs="Times New Roman"/>
-                <w:highlight w:val="yellow"/>
               </w:rPr>
               <m:t>,</m:t>
             </m:r>
             <m:r>
               <w:rPr>
                 <w:rFonts w:ascii="Times New Roman" w:hAnsi="Times New Roman" w:eastAsia="Times New Roman" w:cs="Times New Roman"/>
-                <w:highlight w:val="yellow"/>
               </w:rPr>
               <m:t>j</m:t>
             </m:r>
@@ -15304,7 +15683,6 @@
             <m:r>
               <w:rPr>
                 <w:rFonts w:ascii="Times New Roman" w:hAnsi="Times New Roman" w:eastAsia="Times New Roman" w:cs="Times New Roman"/>
-                <w:highlight w:val="yellow"/>
               </w:rPr>
               <m:t>2</m:t>
             </m:r>
@@ -15316,14 +15694,12 @@
           </m:rPr>
           <w:rPr>
             <w:rFonts w:ascii="Times New Roman" w:hAnsi="Times New Roman" w:eastAsia="Times New Roman" w:cs="Times New Roman"/>
-            <w:highlight w:val="yellow"/>
           </w:rPr>
           <m:t>(</m:t>
         </m:r>
         <m:r>
           <w:rPr>
             <w:rFonts w:ascii="Times New Roman" w:hAnsi="Times New Roman" w:eastAsia="Times New Roman" w:cs="Times New Roman"/>
-            <w:highlight w:val="yellow"/>
           </w:rPr>
           <m:t>x</m:t>
         </m:r>
@@ -15333,7 +15709,6 @@
           </m:rPr>
           <w:rPr>
             <w:rFonts w:ascii="Times New Roman" w:hAnsi="Times New Roman" w:eastAsia="Times New Roman" w:cs="Times New Roman"/>
-            <w:highlight w:val="yellow"/>
           </w:rPr>
           <m:t>)</m:t>
         </m:r>
@@ -15343,9 +15718,17 @@
           <w:rFonts w:ascii="Times New Roman" w:hAnsi="Times New Roman" w:eastAsia="Times New Roman" w:cs="Times New Roman"/>
           <w:sz w:val="20"/>
           <w:szCs w:val="20"/>
-          <w:highlight w:val="yellow"/>
-        </w:rPr>
-        <w:t xml:space="preserve">. The formal analysis conditions on the simultaneous residual event</w:t>
+        </w:rPr>
+        <w:t xml:space="preserve">. </w:t>
+      </w:r>
+      <w:r>
+        <w:rPr>
+          <w:rFonts w:ascii="Times New Roman" w:hAnsi="Times New Roman" w:eastAsia="Times New Roman" w:cs="Times New Roman"/>
+          <w:sz w:val="20"/>
+          <w:szCs w:val="20"/>
+          <w:highlight w:val="yellow"/>
+        </w:rPr>
+        <w:t xml:space="preserve">The formal analysis conditions on the simultaneous residual event</w:t>
       </w:r>
     </w:p>
     <w:tbl>
@@ -17477,7 +17860,6 @@
                 <w:rFonts w:ascii="Times New Roman" w:hAnsi="Times New Roman" w:eastAsia="Times New Roman" w:cs="Times New Roman"/>
                 <w:sz w:val="20"/>
                 <w:szCs w:val="20"/>
-                <w:highlight w:val="yellow"/>
               </w:rPr>
               <w:t>(10)</w:t>
             </w:r>
@@ -18787,7 +19169,6 @@
                 <w:rFonts w:ascii="Times New Roman" w:hAnsi="Times New Roman" w:eastAsia="Times New Roman" w:cs="Times New Roman"/>
                 <w:sz w:val="20"/>
                 <w:szCs w:val="20"/>
-                <w:highlight w:val="yellow"/>
               </w:rPr>
               <w:t>(11)</w:t>
             </w:r>
@@ -18807,7 +19188,6 @@
           <w:rFonts w:ascii="Times New Roman" w:hAnsi="Times New Roman" w:eastAsia="Times New Roman" w:cs="Times New Roman"/>
           <w:sz w:val="20"/>
           <w:szCs w:val="20"/>
-          <w:highlight w:val="yellow"/>
         </w:rPr>
         <w:t xml:space="preserve">The three margin relations above define the quantity scaled by</w:t>
       </w:r>
@@ -18816,7 +19196,6 @@
           <w:rFonts w:ascii="Times New Roman" w:hAnsi="Times New Roman" w:eastAsia="Times New Roman" w:cs="Times New Roman"/>
           <w:sz w:val="20"/>
           <w:szCs w:val="20"/>
-          <w:highlight w:val="yellow"/>
         </w:rPr>
         <w:t xml:space="preserve"> </w:t>
       </w:r>
@@ -18826,7 +19205,6 @@
             <m:r>
               <w:rPr>
                 <w:rFonts w:ascii="Times New Roman" w:hAnsi="Times New Roman" w:eastAsia="Times New Roman" w:cs="Times New Roman"/>
-                <w:highlight w:val="yellow"/>
               </w:rPr>
               <m:t>ϵ</m:t>
             </m:r>
@@ -18835,7 +19213,6 @@
             <m:r>
               <w:rPr>
                 <w:rFonts w:ascii="Times New Roman" w:hAnsi="Times New Roman" w:eastAsia="Times New Roman" w:cs="Times New Roman"/>
-                <w:highlight w:val="yellow"/>
               </w:rPr>
               <m:t>κ</m:t>
             </m:r>
@@ -18847,18 +19224,25 @@
           <w:rFonts w:ascii="Times New Roman" w:hAnsi="Times New Roman" w:eastAsia="Times New Roman" w:cs="Times New Roman"/>
           <w:sz w:val="20"/>
           <w:szCs w:val="20"/>
-          <w:highlight w:val="yellow"/>
-        </w:rPr>
-        <w:t xml:space="preserve"> </w:t>
-      </w:r>
-      <w:r>
-        <w:rPr>
-          <w:rFonts w:ascii="Times New Roman" w:hAnsi="Times New Roman" w:eastAsia="Times New Roman" w:cs="Times New Roman"/>
-          <w:sz w:val="20"/>
-          <w:szCs w:val="20"/>
-          <w:highlight w:val="yellow"/>
-        </w:rPr>
-        <w:t xml:space="preserve">in the online QP. For the formal result,</w:t>
+        </w:rPr>
+        <w:t xml:space="preserve"> </w:t>
+      </w:r>
+      <w:r>
+        <w:rPr>
+          <w:rFonts w:ascii="Times New Roman" w:hAnsi="Times New Roman" w:eastAsia="Times New Roman" w:cs="Times New Roman"/>
+          <w:sz w:val="20"/>
+          <w:szCs w:val="20"/>
+        </w:rPr>
+        <w:t xml:space="preserve">in the online QP. </w:t>
+      </w:r>
+      <w:r>
+        <w:rPr>
+          <w:rFonts w:ascii="Times New Roman" w:hAnsi="Times New Roman" w:eastAsia="Times New Roman" w:cs="Times New Roman"/>
+          <w:sz w:val="20"/>
+          <w:szCs w:val="20"/>
+          <w:highlight w:val="yellow"/>
+        </w:rPr>
+        <w:t xml:space="preserve">For the formal result,</w:t>
       </w:r>
       <w:r>
         <w:rPr>
@@ -19708,7 +20092,15 @@
           <w:szCs w:val="20"/>
           <w:highlight w:val="yellow"/>
         </w:rPr>
-        <w:t xml:space="preserve">. The control-coupling term is</w:t>
+        <w:t xml:space="preserve">.</w:t>
+      </w:r>
+      <w:r>
+        <w:rPr>
+          <w:rFonts w:ascii="Times New Roman" w:hAnsi="Times New Roman" w:eastAsia="Times New Roman" w:cs="Times New Roman"/>
+          <w:sz w:val="20"/>
+          <w:szCs w:val="20"/>
+        </w:rPr>
+        <w:t xml:space="preserve"> The control-coupling term is</w:t>
       </w:r>
     </w:p>
     <w:tbl>
@@ -19891,7 +20283,6 @@
                     <m:r>
                       <w:rPr>
                         <w:rFonts w:ascii="Times New Roman" w:hAnsi="Times New Roman" w:eastAsia="Times New Roman" w:cs="Times New Roman"/>
-                        <w:highlight w:val="yellow"/>
                       </w:rPr>
                       <m:t/>
                     </m:r>
@@ -20479,14 +20870,21 @@
           <w:szCs w:val="20"/>
           <w:highlight w:val="yellow"/>
         </w:rPr>
-        <w:t xml:space="preserve">. The chain weights are</w:t>
-      </w:r>
-      <w:r>
-        <w:rPr>
-          <w:rFonts w:ascii="Times New Roman" w:hAnsi="Times New Roman" w:eastAsia="Times New Roman" w:cs="Times New Roman"/>
-          <w:sz w:val="20"/>
-          <w:szCs w:val="20"/>
-          <w:highlight w:val="yellow"/>
+        <w:t xml:space="preserve">.</w:t>
+      </w:r>
+      <w:r>
+        <w:rPr>
+          <w:rFonts w:ascii="Times New Roman" w:hAnsi="Times New Roman" w:eastAsia="Times New Roman" w:cs="Times New Roman"/>
+          <w:sz w:val="20"/>
+          <w:szCs w:val="20"/>
+        </w:rPr>
+        <w:t xml:space="preserve"> The chain weights are</w:t>
+      </w:r>
+      <w:r>
+        <w:rPr>
+          <w:rFonts w:ascii="Times New Roman" w:hAnsi="Times New Roman" w:eastAsia="Times New Roman" w:cs="Times New Roman"/>
+          <w:sz w:val="20"/>
+          <w:szCs w:val="20"/>
         </w:rPr>
         <w:t xml:space="preserve"> </w:t>
       </w:r>
@@ -20496,7 +20894,6 @@
             <m:r>
               <w:rPr>
                 <w:rFonts w:ascii="Times New Roman" w:hAnsi="Times New Roman" w:eastAsia="Times New Roman" w:cs="Times New Roman"/>
-                <w:highlight w:val="yellow"/>
               </w:rPr>
               <m:t>c</m:t>
             </m:r>
@@ -20505,7 +20902,6 @@
             <m:r>
               <w:rPr>
                 <w:rFonts w:ascii="Times New Roman" w:hAnsi="Times New Roman" w:eastAsia="Times New Roman" w:cs="Times New Roman"/>
-                <w:highlight w:val="yellow"/>
               </w:rPr>
               <m:t>j</m:t>
             </m:r>
@@ -20517,7 +20913,6 @@
           </m:rPr>
           <w:rPr>
             <w:rFonts w:ascii="Times New Roman" w:hAnsi="Times New Roman" w:eastAsia="Times New Roman" w:cs="Times New Roman"/>
-            <w:highlight w:val="yellow"/>
           </w:rPr>
           <m:t>=</m:t>
         </m:r>
@@ -20532,7 +20927,6 @@
             <m:r>
               <w:rPr>
                 <w:rFonts w:ascii="Times New Roman" w:hAnsi="Times New Roman" w:eastAsia="Times New Roman" w:cs="Times New Roman"/>
-                <w:highlight w:val="yellow"/>
               </w:rPr>
               <m:t>ℓ</m:t>
             </m:r>
@@ -20542,14 +20936,12 @@
               </m:rPr>
               <w:rPr>
                 <w:rFonts w:ascii="Times New Roman" w:hAnsi="Times New Roman" w:eastAsia="Times New Roman" w:cs="Times New Roman"/>
-                <w:highlight w:val="yellow"/>
               </w:rPr>
               <m:t>=</m:t>
             </m:r>
             <m:r>
               <w:rPr>
                 <w:rFonts w:ascii="Times New Roman" w:hAnsi="Times New Roman" w:eastAsia="Times New Roman" w:cs="Times New Roman"/>
-                <w:highlight w:val="yellow"/>
               </w:rPr>
               <m:t>j</m:t>
             </m:r>
@@ -20559,14 +20951,12 @@
               </m:rPr>
               <w:rPr>
                 <w:rFonts w:ascii="Times New Roman" w:hAnsi="Times New Roman" w:eastAsia="Times New Roman" w:cs="Times New Roman"/>
-                <w:highlight w:val="yellow"/>
               </w:rPr>
               <m:t>+</m:t>
             </m:r>
             <m:r>
               <w:rPr>
                 <w:rFonts w:ascii="Times New Roman" w:hAnsi="Times New Roman" w:eastAsia="Times New Roman" w:cs="Times New Roman"/>
-                <w:highlight w:val="yellow"/>
               </w:rPr>
               <m:t>1</m:t>
             </m:r>
@@ -20575,7 +20965,6 @@
             <m:r>
               <w:rPr>
                 <w:rFonts w:ascii="Times New Roman" w:hAnsi="Times New Roman" w:eastAsia="Times New Roman" w:cs="Times New Roman"/>
-                <w:highlight w:val="yellow"/>
               </w:rPr>
               <m:t>m</m:t>
             </m:r>
@@ -20585,14 +20974,12 @@
               </m:rPr>
               <w:rPr>
                 <w:rFonts w:ascii="Times New Roman" w:hAnsi="Times New Roman" w:eastAsia="Times New Roman" w:cs="Times New Roman"/>
-                <w:highlight w:val="yellow"/>
               </w:rPr>
               <m:t>−</m:t>
             </m:r>
             <m:r>
               <w:rPr>
                 <w:rFonts w:ascii="Times New Roman" w:hAnsi="Times New Roman" w:eastAsia="Times New Roman" w:cs="Times New Roman"/>
-                <w:highlight w:val="yellow"/>
               </w:rPr>
               <m:t>1</m:t>
             </m:r>
@@ -20604,7 +20991,6 @@
               </m:rPr>
               <w:rPr>
                 <w:rFonts w:ascii="Times New Roman" w:hAnsi="Times New Roman" w:eastAsia="Times New Roman" w:cs="Times New Roman"/>
-                <w:highlight w:val="yellow"/>
               </w:rPr>
               <m:t>(</m:t>
             </m:r>
@@ -20616,7 +21002,6 @@
           </m:rPr>
           <w:rPr>
             <w:rFonts w:ascii="Times New Roman" w:hAnsi="Times New Roman" w:eastAsia="Times New Roman" w:cs="Times New Roman"/>
-            <w:highlight w:val="yellow"/>
           </w:rPr>
           <m:t>∥</m:t>
         </m:r>
@@ -20625,7 +21010,6 @@
             <m:r>
               <w:rPr>
                 <w:rFonts w:ascii="Times New Roman" w:hAnsi="Times New Roman" w:eastAsia="Times New Roman" w:cs="Times New Roman"/>
-                <w:highlight w:val="yellow"/>
               </w:rPr>
               <m:t>L</m:t>
             </m:r>
@@ -20639,7 +21023,6 @@
                 <m:r>
                   <w:rPr>
                     <w:rFonts w:ascii="Times New Roman" w:hAnsi="Times New Roman" w:eastAsia="Times New Roman" w:cs="Times New Roman"/>
-                    <w:highlight w:val="yellow"/>
                   </w:rPr>
                   <m:t>f</m:t>
                 </m:r>
@@ -20655,7 +21038,6 @@
               </m:rPr>
               <w:rPr>
                 <w:rFonts w:ascii="Times New Roman" w:hAnsi="Times New Roman" w:eastAsia="Times New Roman" w:cs="Times New Roman"/>
-                <w:highlight w:val="yellow"/>
               </w:rPr>
               <m:t>∥</m:t>
             </m:r>
@@ -20667,7 +21049,6 @@
               </m:rPr>
               <w:rPr>
                 <w:rFonts w:ascii="Times New Roman" w:hAnsi="Times New Roman" w:eastAsia="Times New Roman" w:cs="Times New Roman"/>
-                <w:highlight w:val="yellow"/>
               </w:rPr>
               <m:t>o</m:t>
             </m:r>
@@ -20677,7 +21058,6 @@
               </m:rPr>
               <w:rPr>
                 <w:rFonts w:ascii="Times New Roman" w:hAnsi="Times New Roman" w:eastAsia="Times New Roman" w:cs="Times New Roman"/>
-                <w:highlight w:val="yellow"/>
               </w:rPr>
               <m:t>p</m:t>
             </m:r>
@@ -20689,7 +21069,6 @@
           </m:rPr>
           <w:rPr>
             <w:rFonts w:ascii="Times New Roman" w:hAnsi="Times New Roman" w:eastAsia="Times New Roman" w:cs="Times New Roman"/>
-            <w:highlight w:val="yellow"/>
           </w:rPr>
           <m:t>+</m:t>
         </m:r>
@@ -20698,7 +21077,6 @@
             <m:r>
               <w:rPr>
                 <w:rFonts w:ascii="Times New Roman" w:hAnsi="Times New Roman" w:eastAsia="Times New Roman" w:cs="Times New Roman"/>
-                <w:highlight w:val="yellow"/>
               </w:rPr>
               <m:t>k</m:t>
             </m:r>
@@ -20707,7 +21085,6 @@
             <m:r>
               <w:rPr>
                 <w:rFonts w:ascii="Times New Roman" w:hAnsi="Times New Roman" w:eastAsia="Times New Roman" w:cs="Times New Roman"/>
-                <w:highlight w:val="yellow"/>
               </w:rPr>
               <m:t>ℓ</m:t>
             </m:r>
@@ -20719,7 +21096,6 @@
           </m:rPr>
           <w:rPr>
             <w:rFonts w:ascii="Times New Roman" w:hAnsi="Times New Roman" w:eastAsia="Times New Roman" w:cs="Times New Roman"/>
-            <w:highlight w:val="yellow"/>
           </w:rPr>
           <m:t>)</m:t>
         </m:r>
@@ -20729,16 +21105,23 @@
           <w:rFonts w:ascii="Times New Roman" w:hAnsi="Times New Roman" w:eastAsia="Times New Roman" w:cs="Times New Roman"/>
           <w:sz w:val="20"/>
           <w:szCs w:val="20"/>
-          <w:highlight w:val="yellow"/>
-        </w:rPr>
-        <w:t xml:space="preserve">, with the empty product equal to one; hence</w:t>
-      </w:r>
-      <w:r>
-        <w:rPr>
-          <w:rFonts w:ascii="Times New Roman" w:hAnsi="Times New Roman" w:eastAsia="Times New Roman" w:cs="Times New Roman"/>
-          <w:sz w:val="20"/>
-          <w:szCs w:val="20"/>
-          <w:highlight w:val="yellow"/>
+        </w:rPr>
+        <w:t xml:space="preserve">, with the empty product equal to one; </w:t>
+      </w:r>
+      <w:r>
+        <w:rPr>
+          <w:rFonts w:ascii="Times New Roman" w:hAnsi="Times New Roman" w:eastAsia="Times New Roman" w:cs="Times New Roman"/>
+          <w:sz w:val="20"/>
+          <w:szCs w:val="20"/>
+          <w:highlight w:val="yellow"/>
+        </w:rPr>
+        <w:t xml:space="preserve">hence</w:t>
+      </w:r>
+      <w:r>
+        <w:rPr>
+          <w:rFonts w:ascii="Times New Roman" w:hAnsi="Times New Roman" w:eastAsia="Times New Roman" w:cs="Times New Roman"/>
+          <w:sz w:val="20"/>
+          <w:szCs w:val="20"/>
         </w:rPr>
         <w:t xml:space="preserve"> </w:t>
       </w:r>
@@ -20748,7 +21131,6 @@
             <m:r>
               <w:rPr>
                 <w:rFonts w:ascii="Times New Roman" w:hAnsi="Times New Roman" w:eastAsia="Times New Roman" w:cs="Times New Roman"/>
-                <w:highlight w:val="yellow"/>
               </w:rPr>
               <m:t>c</m:t>
             </m:r>
@@ -20757,7 +21139,6 @@
             <m:r>
               <w:rPr>
                 <w:rFonts w:ascii="Times New Roman" w:hAnsi="Times New Roman" w:eastAsia="Times New Roman" w:cs="Times New Roman"/>
-                <w:highlight w:val="yellow"/>
               </w:rPr>
               <m:t>1</m:t>
             </m:r>
@@ -20769,14 +21150,12 @@
           </m:rPr>
           <w:rPr>
             <w:rFonts w:ascii="Times New Roman" w:hAnsi="Times New Roman" w:eastAsia="Times New Roman" w:cs="Times New Roman"/>
-            <w:highlight w:val="yellow"/>
           </w:rPr>
           <m:t>=</m:t>
         </m:r>
         <m:r>
           <w:rPr>
             <w:rFonts w:ascii="Times New Roman" w:hAnsi="Times New Roman" w:eastAsia="Times New Roman" w:cs="Times New Roman"/>
-            <w:highlight w:val="yellow"/>
           </w:rPr>
           <m:t>1</m:t>
         </m:r>
@@ -20786,25 +21165,31 @@
           <w:rFonts w:ascii="Times New Roman" w:hAnsi="Times New Roman" w:eastAsia="Times New Roman" w:cs="Times New Roman"/>
           <w:sz w:val="20"/>
           <w:szCs w:val="20"/>
-          <w:highlight w:val="yellow"/>
-        </w:rPr>
-        <w:t xml:space="preserve"> </w:t>
-      </w:r>
-      <w:r>
-        <w:rPr>
-          <w:rFonts w:ascii="Times New Roman" w:hAnsi="Times New Roman" w:eastAsia="Times New Roman" w:cs="Times New Roman"/>
-          <w:sz w:val="20"/>
-          <w:szCs w:val="20"/>
-          <w:highlight w:val="yellow"/>
-        </w:rPr>
-        <w:t xml:space="preserve">for each implemented</w:t>
-      </w:r>
-      <w:r>
-        <w:rPr>
-          <w:rFonts w:ascii="Times New Roman" w:hAnsi="Times New Roman" w:eastAsia="Times New Roman" w:cs="Times New Roman"/>
-          <w:sz w:val="20"/>
-          <w:szCs w:val="20"/>
-          <w:highlight w:val="yellow"/>
+        </w:rPr>
+        <w:t xml:space="preserve"> </w:t>
+      </w:r>
+      <w:r>
+        <w:rPr>
+          <w:rFonts w:ascii="Times New Roman" w:hAnsi="Times New Roman" w:eastAsia="Times New Roman" w:cs="Times New Roman"/>
+          <w:sz w:val="20"/>
+          <w:szCs w:val="20"/>
+        </w:rPr>
+        <w:t xml:space="preserve">for </w:t>
+      </w:r>
+      <w:r>
+        <w:rPr>
+          <w:rFonts w:ascii="Times New Roman" w:hAnsi="Times New Roman" w:eastAsia="Times New Roman" w:cs="Times New Roman"/>
+          <w:sz w:val="20"/>
+          <w:szCs w:val="20"/>
+          <w:highlight w:val="yellow"/>
+        </w:rPr>
+        <w:t xml:space="preserve">each implemented</w:t>
+      </w:r>
+      <w:r>
+        <w:rPr>
+          <w:rFonts w:ascii="Times New Roman" w:hAnsi="Times New Roman" w:eastAsia="Times New Roman" w:cs="Times New Roman"/>
+          <w:sz w:val="20"/>
+          <w:szCs w:val="20"/>
         </w:rPr>
         <w:t xml:space="preserve"> </w:t>
       </w:r>
@@ -20812,7 +21197,6 @@
         <m:r>
           <w:rPr>
             <w:rFonts w:ascii="Times New Roman" w:hAnsi="Times New Roman" w:eastAsia="Times New Roman" w:cs="Times New Roman"/>
-            <w:highlight w:val="yellow"/>
           </w:rPr>
           <m:t>m</m:t>
         </m:r>
@@ -20822,14 +21206,12 @@
           </m:rPr>
           <w:rPr>
             <w:rFonts w:ascii="Times New Roman" w:hAnsi="Times New Roman" w:eastAsia="Times New Roman" w:cs="Times New Roman"/>
-            <w:highlight w:val="yellow"/>
           </w:rPr>
           <m:t>=</m:t>
         </m:r>
         <m:r>
           <w:rPr>
             <w:rFonts w:ascii="Times New Roman" w:hAnsi="Times New Roman" w:eastAsia="Times New Roman" w:cs="Times New Roman"/>
-            <w:highlight w:val="yellow"/>
           </w:rPr>
           <m:t>2</m:t>
         </m:r>
@@ -20839,25 +21221,48 @@
           <w:rFonts w:ascii="Times New Roman" w:hAnsi="Times New Roman" w:eastAsia="Times New Roman" w:cs="Times New Roman"/>
           <w:sz w:val="20"/>
           <w:szCs w:val="20"/>
-          <w:highlight w:val="yellow"/>
-        </w:rPr>
-        <w:t xml:space="preserve"> </w:t>
-      </w:r>
-      <w:r>
-        <w:rPr>
-          <w:rFonts w:ascii="Times New Roman" w:hAnsi="Times New Roman" w:eastAsia="Times New Roman" w:cs="Times New Roman"/>
-          <w:sz w:val="20"/>
-          <w:szCs w:val="20"/>
-          <w:highlight w:val="yellow"/>
-        </w:rPr>
-        <w:t xml:space="preserve">barrier. The resulting mean-corrected HOCBF constraint is</w:t>
-      </w:r>
-      <w:r>
-        <w:rPr>
-          <w:rFonts w:ascii="Times New Roman" w:hAnsi="Times New Roman" w:eastAsia="Times New Roman" w:cs="Times New Roman"/>
-          <w:sz w:val="20"/>
-          <w:szCs w:val="20"/>
-          <w:highlight w:val="yellow"/>
+        </w:rPr>
+        <w:t xml:space="preserve"> </w:t>
+      </w:r>
+      <w:r>
+        <w:rPr>
+          <w:rFonts w:ascii="Times New Roman" w:hAnsi="Times New Roman" w:eastAsia="Times New Roman" w:cs="Times New Roman"/>
+          <w:sz w:val="20"/>
+          <w:szCs w:val="20"/>
+          <w:highlight w:val="yellow"/>
+        </w:rPr>
+        <w:t xml:space="preserve">barrier</w:t>
+      </w:r>
+      <w:r>
+        <w:rPr>
+          <w:rFonts w:ascii="Times New Roman" w:hAnsi="Times New Roman" w:eastAsia="Times New Roman" w:cs="Times New Roman"/>
+          <w:sz w:val="20"/>
+          <w:szCs w:val="20"/>
+        </w:rPr>
+        <w:t xml:space="preserve">. The resulting </w:t>
+      </w:r>
+      <w:r>
+        <w:rPr>
+          <w:rFonts w:ascii="Times New Roman" w:hAnsi="Times New Roman" w:eastAsia="Times New Roman" w:cs="Times New Roman"/>
+          <w:sz w:val="20"/>
+          <w:szCs w:val="20"/>
+          <w:highlight w:val="yellow"/>
+        </w:rPr>
+        <w:t xml:space="preserve">mean-corrected</w:t>
+      </w:r>
+      <w:r>
+        <w:rPr>
+          <w:rFonts w:ascii="Times New Roman" w:hAnsi="Times New Roman" w:eastAsia="Times New Roman" w:cs="Times New Roman"/>
+          <w:sz w:val="20"/>
+          <w:szCs w:val="20"/>
+        </w:rPr>
+        <w:t xml:space="preserve"> HOCBF constraint is</w:t>
+      </w:r>
+      <w:r>
+        <w:rPr>
+          <w:rFonts w:ascii="Times New Roman" w:hAnsi="Times New Roman" w:eastAsia="Times New Roman" w:cs="Times New Roman"/>
+          <w:sz w:val="20"/>
+          <w:szCs w:val="20"/>
         </w:rPr>
         <w:t xml:space="preserve"> </w:t>
       </w:r>
@@ -20865,7 +21270,6 @@
         <m:r>
           <w:rPr>
             <w:rFonts w:ascii="Times New Roman" w:hAnsi="Times New Roman" w:eastAsia="Times New Roman" w:cs="Times New Roman"/>
-            <w:highlight w:val="yellow"/>
           </w:rPr>
           <m:t>A</m:t>
         </m:r>
@@ -20875,14 +21279,12 @@
           </m:rPr>
           <w:rPr>
             <w:rFonts w:ascii="Times New Roman" w:hAnsi="Times New Roman" w:eastAsia="Times New Roman" w:cs="Times New Roman"/>
-            <w:highlight w:val="yellow"/>
           </w:rPr>
           <m:t>(</m:t>
         </m:r>
         <m:r>
           <w:rPr>
             <w:rFonts w:ascii="Times New Roman" w:hAnsi="Times New Roman" w:eastAsia="Times New Roman" w:cs="Times New Roman"/>
-            <w:highlight w:val="yellow"/>
           </w:rPr>
           <m:t>x</m:t>
         </m:r>
@@ -20892,14 +21294,12 @@
           </m:rPr>
           <w:rPr>
             <w:rFonts w:ascii="Times New Roman" w:hAnsi="Times New Roman" w:eastAsia="Times New Roman" w:cs="Times New Roman"/>
-            <w:highlight w:val="yellow"/>
           </w:rPr>
           <m:t>)</m:t>
         </m:r>
         <m:r>
           <w:rPr>
             <w:rFonts w:ascii="Times New Roman" w:hAnsi="Times New Roman" w:eastAsia="Times New Roman" w:cs="Times New Roman"/>
-            <w:highlight w:val="yellow"/>
           </w:rPr>
           <m:t>v</m:t>
         </m:r>
@@ -20909,14 +21309,12 @@
           </m:rPr>
           <w:rPr>
             <w:rFonts w:ascii="Times New Roman" w:hAnsi="Times New Roman" w:eastAsia="Times New Roman" w:cs="Times New Roman"/>
-            <w:highlight w:val="yellow"/>
           </w:rPr>
           <m:t>≤</m:t>
         </m:r>
         <m:r>
           <w:rPr>
             <w:rFonts w:ascii="Times New Roman" w:hAnsi="Times New Roman" w:eastAsia="Times New Roman" w:cs="Times New Roman"/>
-            <w:highlight w:val="yellow"/>
           </w:rPr>
           <m:t>b</m:t>
         </m:r>
@@ -20926,14 +21324,12 @@
           </m:rPr>
           <w:rPr>
             <w:rFonts w:ascii="Times New Roman" w:hAnsi="Times New Roman" w:eastAsia="Times New Roman" w:cs="Times New Roman"/>
-            <w:highlight w:val="yellow"/>
           </w:rPr>
           <m:t>(</m:t>
         </m:r>
         <m:r>
           <w:rPr>
             <w:rFonts w:ascii="Times New Roman" w:hAnsi="Times New Roman" w:eastAsia="Times New Roman" w:cs="Times New Roman"/>
-            <w:highlight w:val="yellow"/>
           </w:rPr>
           <m:t>x</m:t>
         </m:r>
@@ -20943,7 +21339,6 @@
           </m:rPr>
           <w:rPr>
             <w:rFonts w:ascii="Times New Roman" w:hAnsi="Times New Roman" w:eastAsia="Times New Roman" w:cs="Times New Roman"/>
-            <w:highlight w:val="yellow"/>
           </w:rPr>
           <m:t>)</m:t>
         </m:r>
@@ -20953,7 +21348,6 @@
           </m:rPr>
           <w:rPr>
             <w:rFonts w:ascii="Times New Roman" w:hAnsi="Times New Roman" w:eastAsia="Times New Roman" w:cs="Times New Roman"/>
-            <w:highlight w:val="yellow"/>
           </w:rPr>
           <m:t>−</m:t>
         </m:r>
@@ -20962,7 +21356,6 @@
             <m:r>
               <w:rPr>
                 <w:rFonts w:ascii="Times New Roman" w:hAnsi="Times New Roman" w:eastAsia="Times New Roman" w:cs="Times New Roman"/>
-                <w:highlight w:val="yellow"/>
               </w:rPr>
               <m:t>ϵ</m:t>
             </m:r>
@@ -20971,7 +21364,6 @@
             <m:r>
               <w:rPr>
                 <w:rFonts w:ascii="Times New Roman" w:hAnsi="Times New Roman" w:eastAsia="Times New Roman" w:cs="Times New Roman"/>
-                <w:highlight w:val="yellow"/>
               </w:rPr>
               <m:t>κ</m:t>
             </m:r>
@@ -20982,7 +21374,6 @@
             <m:r>
               <w:rPr>
                 <w:rFonts w:ascii="Times New Roman" w:hAnsi="Times New Roman" w:eastAsia="Times New Roman" w:cs="Times New Roman"/>
-                <w:highlight w:val="yellow"/>
               </w:rPr>
               <m:t>σ</m:t>
             </m:r>
@@ -20994,7 +21385,6 @@
               </m:rPr>
               <w:rPr>
                 <w:rFonts w:ascii="Times New Roman" w:hAnsi="Times New Roman" w:eastAsia="Times New Roman" w:cs="Times New Roman"/>
-                <w:highlight w:val="yellow"/>
               </w:rPr>
               <m:t>t</m:t>
             </m:r>
@@ -21004,7 +21394,6 @@
               </m:rPr>
               <w:rPr>
                 <w:rFonts w:ascii="Times New Roman" w:hAnsi="Times New Roman" w:eastAsia="Times New Roman" w:cs="Times New Roman"/>
-                <w:highlight w:val="yellow"/>
               </w:rPr>
               <m:t>o</m:t>
             </m:r>
@@ -21014,7 +21403,6 @@
               </m:rPr>
               <w:rPr>
                 <w:rFonts w:ascii="Times New Roman" w:hAnsi="Times New Roman" w:eastAsia="Times New Roman" w:cs="Times New Roman"/>
-                <w:highlight w:val="yellow"/>
               </w:rPr>
               <m:t>t</m:t>
             </m:r>
@@ -21024,7 +21412,6 @@
               </m:rPr>
               <w:rPr>
                 <w:rFonts w:ascii="Times New Roman" w:hAnsi="Times New Roman" w:eastAsia="Times New Roman" w:cs="Times New Roman"/>
-                <w:highlight w:val="yellow"/>
               </w:rPr>
               <m:t>a</m:t>
             </m:r>
@@ -21034,7 +21421,6 @@
               </m:rPr>
               <w:rPr>
                 <w:rFonts w:ascii="Times New Roman" w:hAnsi="Times New Roman" w:eastAsia="Times New Roman" w:cs="Times New Roman"/>
-                <w:highlight w:val="yellow"/>
               </w:rPr>
               <m:t>l</m:t>
             </m:r>
@@ -21046,14 +21432,12 @@
           </m:rPr>
           <w:rPr>
             <w:rFonts w:ascii="Times New Roman" w:hAnsi="Times New Roman" w:eastAsia="Times New Roman" w:cs="Times New Roman"/>
-            <w:highlight w:val="yellow"/>
           </w:rPr>
           <m:t>(</m:t>
         </m:r>
         <m:r>
           <w:rPr>
             <w:rFonts w:ascii="Times New Roman" w:hAnsi="Times New Roman" w:eastAsia="Times New Roman" w:cs="Times New Roman"/>
-            <w:highlight w:val="yellow"/>
           </w:rPr>
           <m:t>x</m:t>
         </m:r>
@@ -21063,7 +21447,6 @@
           </m:rPr>
           <w:rPr>
             <w:rFonts w:ascii="Times New Roman" w:hAnsi="Times New Roman" w:eastAsia="Times New Roman" w:cs="Times New Roman"/>
-            <w:highlight w:val="yellow"/>
           </w:rPr>
           <m:t>)</m:t>
         </m:r>
@@ -21073,7 +21456,6 @@
           <w:rFonts w:ascii="Times New Roman" w:hAnsi="Times New Roman" w:eastAsia="Times New Roman" w:cs="Times New Roman"/>
           <w:sz w:val="20"/>
           <w:szCs w:val="20"/>
-          <w:highlight w:val="yellow"/>
         </w:rPr>
         <w:t xml:space="preserve">.</w:t>
       </w:r>
@@ -21113,7 +21495,6 @@
           <w:bCs/>
           <w:sz w:val="20"/>
           <w:szCs w:val="20"/>
-          <w:highlight w:val="yellow"/>
         </w:rPr>
         <w:t xml:space="preserve">Assumption 1</w:t>
       </w:r>
@@ -21122,16 +21503,14 @@
           <w:rFonts w:ascii="Times New Roman" w:hAnsi="Times New Roman" w:eastAsia="Times New Roman" w:cs="Times New Roman"/>
           <w:sz w:val="20"/>
           <w:szCs w:val="20"/>
-          <w:highlight w:val="yellow"/>
-        </w:rPr>
-        <w:t xml:space="preserve"> </w:t>
-      </w:r>
-      <w:r>
-        <w:rPr>
-          <w:rFonts w:ascii="Times New Roman" w:hAnsi="Times New Roman" w:eastAsia="Times New Roman" w:cs="Times New Roman"/>
-          <w:sz w:val="20"/>
-          <w:szCs w:val="20"/>
-          <w:highlight w:val="yellow"/>
+        </w:rPr>
+        <w:t xml:space="preserve"> </w:t>
+      </w:r>
+      <w:r>
+        <w:rPr>
+          <w:rFonts w:ascii="Times New Roman" w:hAnsi="Times New Roman" w:eastAsia="Times New Roman" w:cs="Times New Roman"/>
+          <w:sz w:val="20"/>
+          <w:szCs w:val="20"/>
         </w:rPr>
         <w:t xml:space="preserve">(Operating set and relative degree).</w:t>
       </w:r>
@@ -21140,16 +21519,14 @@
           <w:rFonts w:ascii="Times New Roman" w:hAnsi="Times New Roman" w:eastAsia="Times New Roman" w:cs="Times New Roman"/>
           <w:sz w:val="20"/>
           <w:szCs w:val="20"/>
-          <w:highlight w:val="yellow"/>
-        </w:rPr>
-        <w:t xml:space="preserve"> </w:t>
-      </w:r>
-      <w:r>
-        <w:rPr>
-          <w:rFonts w:ascii="Times New Roman" w:hAnsi="Times New Roman" w:eastAsia="Times New Roman" w:cs="Times New Roman"/>
-          <w:sz w:val="20"/>
-          <w:szCs w:val="20"/>
-          <w:highlight w:val="yellow"/>
+        </w:rPr>
+        <w:t xml:space="preserve"> </w:t>
+      </w:r>
+      <w:r>
+        <w:rPr>
+          <w:rFonts w:ascii="Times New Roman" w:hAnsi="Times New Roman" w:eastAsia="Times New Roman" w:cs="Times New Roman"/>
+          <w:sz w:val="20"/>
+          <w:szCs w:val="20"/>
         </w:rPr>
         <w:t xml:space="preserve"> </w:t>
       </w:r>
@@ -21322,7 +21699,6 @@
           <w:bCs/>
           <w:sz w:val="20"/>
           <w:szCs w:val="20"/>
-          <w:highlight w:val="yellow"/>
         </w:rPr>
         <w:t xml:space="preserve">Assumption 2</w:t>
       </w:r>
@@ -21331,16 +21707,14 @@
           <w:rFonts w:ascii="Times New Roman" w:hAnsi="Times New Roman" w:eastAsia="Times New Roman" w:cs="Times New Roman"/>
           <w:sz w:val="20"/>
           <w:szCs w:val="20"/>
-          <w:highlight w:val="yellow"/>
-        </w:rPr>
-        <w:t xml:space="preserve"> </w:t>
-      </w:r>
-      <w:r>
-        <w:rPr>
-          <w:rFonts w:ascii="Times New Roman" w:hAnsi="Times New Roman" w:eastAsia="Times New Roman" w:cs="Times New Roman"/>
-          <w:sz w:val="20"/>
-          <w:szCs w:val="20"/>
-          <w:highlight w:val="yellow"/>
+        </w:rPr>
+        <w:t xml:space="preserve"> </w:t>
+      </w:r>
+      <w:r>
+        <w:rPr>
+          <w:rFonts w:ascii="Times New Roman" w:hAnsi="Times New Roman" w:eastAsia="Times New Roman" w:cs="Times New Roman"/>
+          <w:sz w:val="20"/>
+          <w:szCs w:val="20"/>
         </w:rPr>
         <w:t xml:space="preserve">(Drift-residual GP event).</w:t>
       </w:r>
@@ -21349,16 +21723,14 @@
           <w:rFonts w:ascii="Times New Roman" w:hAnsi="Times New Roman" w:eastAsia="Times New Roman" w:cs="Times New Roman"/>
           <w:sz w:val="20"/>
           <w:szCs w:val="20"/>
-          <w:highlight w:val="yellow"/>
-        </w:rPr>
-        <w:t xml:space="preserve"> </w:t>
-      </w:r>
-      <w:r>
-        <w:rPr>
-          <w:rFonts w:ascii="Times New Roman" w:hAnsi="Times New Roman" w:eastAsia="Times New Roman" w:cs="Times New Roman"/>
-          <w:sz w:val="20"/>
-          <w:szCs w:val="20"/>
-          <w:highlight w:val="yellow"/>
+        </w:rPr>
+        <w:t xml:space="preserve"> </w:t>
+      </w:r>
+      <w:r>
+        <w:rPr>
+          <w:rFonts w:ascii="Times New Roman" w:hAnsi="Times New Roman" w:eastAsia="Times New Roman" w:cs="Times New Roman"/>
+          <w:sz w:val="20"/>
+          <w:szCs w:val="20"/>
         </w:rPr>
         <w:t xml:space="preserve"> </w:t>
       </w:r>
@@ -21369,7 +21741,6 @@
           <w:iCs/>
           <w:sz w:val="20"/>
           <w:szCs w:val="20"/>
-          <w:highlight w:val="yellow"/>
         </w:rPr>
         <w:t xml:space="preserve">The input matrix is exact (</w:t>
       </w:r>
@@ -21380,14 +21751,12 @@
           </m:rPr>
           <w:rPr>
             <w:rFonts w:ascii="Times New Roman" w:hAnsi="Times New Roman" w:eastAsia="Times New Roman" w:cs="Times New Roman"/>
-            <w:highlight w:val="yellow"/>
           </w:rPr>
           <m:t>Δ</m:t>
         </m:r>
         <m:r>
           <w:rPr>
             <w:rFonts w:ascii="Times New Roman" w:hAnsi="Times New Roman" w:eastAsia="Times New Roman" w:cs="Times New Roman"/>
-            <w:highlight w:val="yellow"/>
           </w:rPr>
           <m:t>g</m:t>
         </m:r>
@@ -21397,14 +21766,12 @@
           </m:rPr>
           <w:rPr>
             <w:rFonts w:ascii="Times New Roman" w:hAnsi="Times New Roman" w:eastAsia="Times New Roman" w:cs="Times New Roman"/>
-            <w:highlight w:val="yellow"/>
           </w:rPr>
           <m:t>=</m:t>
         </m:r>
         <m:r>
           <w:rPr>
             <w:rFonts w:ascii="Times New Roman" w:hAnsi="Times New Roman" w:eastAsia="Times New Roman" w:cs="Times New Roman"/>
-            <w:highlight w:val="yellow"/>
           </w:rPr>
           <m:t>0</m:t>
         </m:r>
@@ -21416,9 +21783,19 @@
           <w:iCs/>
           <w:sz w:val="20"/>
           <w:szCs w:val="20"/>
-          <w:highlight w:val="yellow"/>
-        </w:rPr>
-        <w:t xml:space="preserve">). For the</w:t>
+        </w:rPr>
+        <w:t xml:space="preserve">). </w:t>
+      </w:r>
+      <w:r>
+        <w:rPr>
+          <w:rFonts w:ascii="Times New Roman" w:hAnsi="Times New Roman" w:eastAsia="Times New Roman" w:cs="Times New Roman"/>
+          <w:i/>
+          <w:iCs/>
+          <w:sz w:val="20"/>
+          <w:szCs w:val="20"/>
+          <w:highlight w:val="yellow"/>
+        </w:rPr>
+        <w:t xml:space="preserve">For the</w:t>
       </w:r>
       <w:r>
         <w:rPr>
@@ -22118,7 +22495,6 @@
           <w:bCs/>
           <w:sz w:val="20"/>
           <w:szCs w:val="20"/>
-          <w:highlight w:val="yellow"/>
         </w:rPr>
         <w:t xml:space="preserve">Assumption 3</w:t>
       </w:r>
@@ -22127,16 +22503,14 @@
           <w:rFonts w:ascii="Times New Roman" w:hAnsi="Times New Roman" w:eastAsia="Times New Roman" w:cs="Times New Roman"/>
           <w:sz w:val="20"/>
           <w:szCs w:val="20"/>
-          <w:highlight w:val="yellow"/>
-        </w:rPr>
-        <w:t xml:space="preserve"> </w:t>
-      </w:r>
-      <w:r>
-        <w:rPr>
-          <w:rFonts w:ascii="Times New Roman" w:hAnsi="Times New Roman" w:eastAsia="Times New Roman" w:cs="Times New Roman"/>
-          <w:sz w:val="20"/>
-          <w:szCs w:val="20"/>
-          <w:highlight w:val="yellow"/>
+        </w:rPr>
+        <w:t xml:space="preserve"> </w:t>
+      </w:r>
+      <w:r>
+        <w:rPr>
+          <w:rFonts w:ascii="Times New Roman" w:hAnsi="Times New Roman" w:eastAsia="Times New Roman" w:cs="Times New Roman"/>
+          <w:sz w:val="20"/>
+          <w:szCs w:val="20"/>
         </w:rPr>
         <w:t xml:space="preserve">(Compositional residual bound).</w:t>
       </w:r>
@@ -22145,16 +22519,14 @@
           <w:rFonts w:ascii="Times New Roman" w:hAnsi="Times New Roman" w:eastAsia="Times New Roman" w:cs="Times New Roman"/>
           <w:sz w:val="20"/>
           <w:szCs w:val="20"/>
-          <w:highlight w:val="yellow"/>
-        </w:rPr>
-        <w:t xml:space="preserve"> </w:t>
-      </w:r>
-      <w:r>
-        <w:rPr>
-          <w:rFonts w:ascii="Times New Roman" w:hAnsi="Times New Roman" w:eastAsia="Times New Roman" w:cs="Times New Roman"/>
-          <w:sz w:val="20"/>
-          <w:szCs w:val="20"/>
-          <w:highlight w:val="yellow"/>
+        </w:rPr>
+        <w:t xml:space="preserve"> </w:t>
+      </w:r>
+      <w:r>
+        <w:rPr>
+          <w:rFonts w:ascii="Times New Roman" w:hAnsi="Times New Roman" w:eastAsia="Times New Roman" w:cs="Times New Roman"/>
+          <w:sz w:val="20"/>
+          <w:szCs w:val="20"/>
         </w:rPr>
         <w:t xml:space="preserve"> </w:t>
       </w:r>
@@ -22926,7 +23298,6 @@
           <w:bCs/>
           <w:sz w:val="20"/>
           <w:szCs w:val="20"/>
-          <w:highlight w:val="yellow"/>
         </w:rPr>
         <w:t xml:space="preserve">Theorem 1</w:t>
       </w:r>
@@ -22935,16 +23306,14 @@
           <w:rFonts w:ascii="Times New Roman" w:hAnsi="Times New Roman" w:eastAsia="Times New Roman" w:cs="Times New Roman"/>
           <w:sz w:val="20"/>
           <w:szCs w:val="20"/>
-          <w:highlight w:val="yellow"/>
-        </w:rPr>
-        <w:t xml:space="preserve"> </w:t>
-      </w:r>
-      <w:r>
-        <w:rPr>
-          <w:rFonts w:ascii="Times New Roman" w:hAnsi="Times New Roman" w:eastAsia="Times New Roman" w:cs="Times New Roman"/>
-          <w:sz w:val="20"/>
-          <w:szCs w:val="20"/>
-          <w:highlight w:val="yellow"/>
+        </w:rPr>
+        <w:t xml:space="preserve"> </w:t>
+      </w:r>
+      <w:r>
+        <w:rPr>
+          <w:rFonts w:ascii="Times New Roman" w:hAnsi="Times New Roman" w:eastAsia="Times New Roman" w:cs="Times New Roman"/>
+          <w:sz w:val="20"/>
+          <w:szCs w:val="20"/>
         </w:rPr>
         <w:t xml:space="preserve">(Conditional probabilistic forward invariance).</w:t>
       </w:r>
@@ -22953,16 +23322,14 @@
           <w:rFonts w:ascii="Times New Roman" w:hAnsi="Times New Roman" w:eastAsia="Times New Roman" w:cs="Times New Roman"/>
           <w:sz w:val="20"/>
           <w:szCs w:val="20"/>
-          <w:highlight w:val="yellow"/>
-        </w:rPr>
-        <w:t xml:space="preserve"> </w:t>
-      </w:r>
-      <w:r>
-        <w:rPr>
-          <w:rFonts w:ascii="Times New Roman" w:hAnsi="Times New Roman" w:eastAsia="Times New Roman" w:cs="Times New Roman"/>
-          <w:sz w:val="20"/>
-          <w:szCs w:val="20"/>
-          <w:highlight w:val="yellow"/>
+        </w:rPr>
+        <w:t xml:space="preserve"> </w:t>
+      </w:r>
+      <w:r>
+        <w:rPr>
+          <w:rFonts w:ascii="Times New Roman" w:hAnsi="Times New Roman" w:eastAsia="Times New Roman" w:cs="Times New Roman"/>
+          <w:sz w:val="20"/>
+          <w:szCs w:val="20"/>
         </w:rPr>
         <w:t xml:space="preserve"> </w:t>
       </w:r>
@@ -22973,7 +23340,6 @@
           <w:iCs/>
           <w:sz w:val="20"/>
           <w:szCs w:val="20"/>
-          <w:highlight w:val="yellow"/>
         </w:rPr>
         <w:t xml:space="preserve">Let</w:t>
       </w:r>
@@ -22984,7 +23350,6 @@
           <w:iCs/>
           <w:sz w:val="20"/>
           <w:szCs w:val="20"/>
-          <w:highlight w:val="yellow"/>
         </w:rPr>
         <w:t xml:space="preserve"> </w:t>
       </w:r>
@@ -22997,7 +23362,6 @@
               </m:rPr>
               <w:rPr>
                 <w:rFonts w:ascii="Times New Roman" w:hAnsi="Times New Roman" w:eastAsia="Times New Roman" w:cs="Times New Roman"/>
-                <w:highlight w:val="yellow"/>
               </w:rPr>
               <m:t>Δ</m:t>
             </m:r>
@@ -23006,7 +23370,6 @@
             <m:r>
               <w:rPr>
                 <w:rFonts w:ascii="Times New Roman" w:hAnsi="Times New Roman" w:eastAsia="Times New Roman" w:cs="Times New Roman"/>
-                <w:highlight w:val="yellow"/>
               </w:rPr>
               <m:t>ψ</m:t>
             </m:r>
@@ -23018,14 +23381,12 @@
           </m:rPr>
           <w:rPr>
             <w:rFonts w:ascii="Times New Roman" w:hAnsi="Times New Roman" w:eastAsia="Times New Roman" w:cs="Times New Roman"/>
-            <w:highlight w:val="yellow"/>
           </w:rPr>
           <m:t>(</m:t>
         </m:r>
         <m:r>
           <w:rPr>
             <w:rFonts w:ascii="Times New Roman" w:hAnsi="Times New Roman" w:eastAsia="Times New Roman" w:cs="Times New Roman"/>
-            <w:highlight w:val="yellow"/>
           </w:rPr>
           <m:t>x</m:t>
         </m:r>
@@ -23035,14 +23396,12 @@
           </m:rPr>
           <w:rPr>
             <w:rFonts w:ascii="Times New Roman" w:hAnsi="Times New Roman" w:eastAsia="Times New Roman" w:cs="Times New Roman"/>
-            <w:highlight w:val="yellow"/>
           </w:rPr>
           <m:t>,</m:t>
         </m:r>
         <m:r>
           <w:rPr>
             <w:rFonts w:ascii="Times New Roman" w:hAnsi="Times New Roman" w:eastAsia="Times New Roman" w:cs="Times New Roman"/>
-            <w:highlight w:val="yellow"/>
           </w:rPr>
           <m:t>v</m:t>
         </m:r>
@@ -23052,7 +23411,6 @@
           </m:rPr>
           <w:rPr>
             <w:rFonts w:ascii="Times New Roman" w:hAnsi="Times New Roman" w:eastAsia="Times New Roman" w:cs="Times New Roman"/>
-            <w:highlight w:val="yellow"/>
           </w:rPr>
           <m:t>)</m:t>
         </m:r>
@@ -23062,7 +23420,6 @@
           </m:rPr>
           <w:rPr>
             <w:rFonts w:ascii="Times New Roman" w:hAnsi="Times New Roman" w:eastAsia="Times New Roman" w:cs="Times New Roman"/>
-            <w:highlight w:val="yellow"/>
           </w:rPr>
           <m:t>=</m:t>
         </m:r>
@@ -23071,7 +23428,6 @@
             <m:r>
               <w:rPr>
                 <w:rFonts w:ascii="Times New Roman" w:hAnsi="Times New Roman" w:eastAsia="Times New Roman" w:cs="Times New Roman"/>
-                <w:highlight w:val="yellow"/>
               </w:rPr>
               <m:t>ψ</m:t>
             </m:r>
@@ -23080,7 +23436,6 @@
             <m:r>
               <w:rPr>
                 <w:rFonts w:ascii="Times New Roman" w:hAnsi="Times New Roman" w:eastAsia="Times New Roman" w:cs="Times New Roman"/>
-                <w:highlight w:val="yellow"/>
               </w:rPr>
               <m:t>m</m:t>
             </m:r>
@@ -23092,7 +23447,6 @@
               </m:rPr>
               <w:rPr>
                 <w:rFonts w:ascii="Times New Roman" w:hAnsi="Times New Roman" w:eastAsia="Times New Roman" w:cs="Times New Roman"/>
-                <w:highlight w:val="yellow"/>
               </w:rPr>
               <m:t>t</m:t>
             </m:r>
@@ -23102,7 +23456,6 @@
               </m:rPr>
               <w:rPr>
                 <w:rFonts w:ascii="Times New Roman" w:hAnsi="Times New Roman" w:eastAsia="Times New Roman" w:cs="Times New Roman"/>
-                <w:highlight w:val="yellow"/>
               </w:rPr>
               <m:t>r</m:t>
             </m:r>
@@ -23112,7 +23465,6 @@
               </m:rPr>
               <w:rPr>
                 <w:rFonts w:ascii="Times New Roman" w:hAnsi="Times New Roman" w:eastAsia="Times New Roman" w:cs="Times New Roman"/>
-                <w:highlight w:val="yellow"/>
               </w:rPr>
               <m:t>u</m:t>
             </m:r>
@@ -23122,7 +23474,6 @@
               </m:rPr>
               <w:rPr>
                 <w:rFonts w:ascii="Times New Roman" w:hAnsi="Times New Roman" w:eastAsia="Times New Roman" w:cs="Times New Roman"/>
-                <w:highlight w:val="yellow"/>
               </w:rPr>
               <m:t>e</m:t>
             </m:r>
@@ -23134,14 +23485,12 @@
           </m:rPr>
           <w:rPr>
             <w:rFonts w:ascii="Times New Roman" w:hAnsi="Times New Roman" w:eastAsia="Times New Roman" w:cs="Times New Roman"/>
-            <w:highlight w:val="yellow"/>
           </w:rPr>
           <m:t>(</m:t>
         </m:r>
         <m:r>
           <w:rPr>
             <w:rFonts w:ascii="Times New Roman" w:hAnsi="Times New Roman" w:eastAsia="Times New Roman" w:cs="Times New Roman"/>
-            <w:highlight w:val="yellow"/>
           </w:rPr>
           <m:t>x</m:t>
         </m:r>
@@ -23151,14 +23500,12 @@
           </m:rPr>
           <w:rPr>
             <w:rFonts w:ascii="Times New Roman" w:hAnsi="Times New Roman" w:eastAsia="Times New Roman" w:cs="Times New Roman"/>
-            <w:highlight w:val="yellow"/>
           </w:rPr>
           <m:t>,</m:t>
         </m:r>
         <m:r>
           <w:rPr>
             <w:rFonts w:ascii="Times New Roman" w:hAnsi="Times New Roman" w:eastAsia="Times New Roman" w:cs="Times New Roman"/>
-            <w:highlight w:val="yellow"/>
           </w:rPr>
           <m:t>v</m:t>
         </m:r>
@@ -23168,7 +23515,6 @@
           </m:rPr>
           <w:rPr>
             <w:rFonts w:ascii="Times New Roman" w:hAnsi="Times New Roman" w:eastAsia="Times New Roman" w:cs="Times New Roman"/>
-            <w:highlight w:val="yellow"/>
           </w:rPr>
           <m:t>)</m:t>
         </m:r>
@@ -23178,7 +23524,6 @@
           </m:rPr>
           <w:rPr>
             <w:rFonts w:ascii="Times New Roman" w:hAnsi="Times New Roman" w:eastAsia="Times New Roman" w:cs="Times New Roman"/>
-            <w:highlight w:val="yellow"/>
           </w:rPr>
           <m:t>−</m:t>
         </m:r>
@@ -23192,7 +23537,6 @@
                 <m:r>
                   <w:rPr>
                     <w:rFonts w:ascii="Times New Roman" w:hAnsi="Times New Roman" w:eastAsia="Times New Roman" w:cs="Times New Roman"/>
-                    <w:highlight w:val="yellow"/>
                   </w:rPr>
                   <m:t>ψ</m:t>
                 </m:r>
@@ -23203,7 +23547,6 @@
             <m:r>
               <w:rPr>
                 <w:rFonts w:ascii="Times New Roman" w:hAnsi="Times New Roman" w:eastAsia="Times New Roman" w:cs="Times New Roman"/>
-                <w:highlight w:val="yellow"/>
               </w:rPr>
               <m:t>m</m:t>
             </m:r>
@@ -23212,7 +23555,6 @@
             <m:r>
               <w:rPr>
                 <w:rFonts w:ascii="Times New Roman" w:hAnsi="Times New Roman" w:eastAsia="Times New Roman" w:cs="Times New Roman"/>
-                <w:highlight w:val="yellow"/>
               </w:rPr>
               <m:t>0</m:t>
             </m:r>
@@ -23224,14 +23566,12 @@
           </m:rPr>
           <w:rPr>
             <w:rFonts w:ascii="Times New Roman" w:hAnsi="Times New Roman" w:eastAsia="Times New Roman" w:cs="Times New Roman"/>
-            <w:highlight w:val="yellow"/>
           </w:rPr>
           <m:t>(</m:t>
         </m:r>
         <m:r>
           <w:rPr>
             <w:rFonts w:ascii="Times New Roman" w:hAnsi="Times New Roman" w:eastAsia="Times New Roman" w:cs="Times New Roman"/>
-            <w:highlight w:val="yellow"/>
           </w:rPr>
           <m:t>x</m:t>
         </m:r>
@@ -23241,14 +23581,12 @@
           </m:rPr>
           <w:rPr>
             <w:rFonts w:ascii="Times New Roman" w:hAnsi="Times New Roman" w:eastAsia="Times New Roman" w:cs="Times New Roman"/>
-            <w:highlight w:val="yellow"/>
           </w:rPr>
           <m:t>,</m:t>
         </m:r>
         <m:r>
           <w:rPr>
             <w:rFonts w:ascii="Times New Roman" w:hAnsi="Times New Roman" w:eastAsia="Times New Roman" w:cs="Times New Roman"/>
-            <w:highlight w:val="yellow"/>
           </w:rPr>
           <m:t>v</m:t>
         </m:r>
@@ -23258,7 +23596,6 @@
           </m:rPr>
           <w:rPr>
             <w:rFonts w:ascii="Times New Roman" w:hAnsi="Times New Roman" w:eastAsia="Times New Roman" w:cs="Times New Roman"/>
-            <w:highlight w:val="yellow"/>
           </w:rPr>
           <m:t>)</m:t>
         </m:r>
@@ -23270,7 +23607,6 @@
           <w:iCs/>
           <w:sz w:val="20"/>
           <w:szCs w:val="20"/>
-          <w:highlight w:val="yellow"/>
         </w:rPr>
         <w:t xml:space="preserve"> </w:t>
       </w:r>
@@ -23281,9 +23617,19 @@
           <w:iCs/>
           <w:sz w:val="20"/>
           <w:szCs w:val="20"/>
-          <w:highlight w:val="yellow"/>
-        </w:rPr>
-        <w:t xml:space="preserve">denote the induced top-level HOCBF residual after substituting the deviation-input model. If</w:t>
+        </w:rPr>
+        <w:t xml:space="preserve">denote the induced top-level HOCBF residual after substituting the deviation-input model. </w:t>
+      </w:r>
+      <w:r>
+        <w:rPr>
+          <w:rFonts w:ascii="Times New Roman" w:hAnsi="Times New Roman" w:eastAsia="Times New Roman" w:cs="Times New Roman"/>
+          <w:i/>
+          <w:iCs/>
+          <w:sz w:val="20"/>
+          <w:szCs w:val="20"/>
+          <w:highlight w:val="yellow"/>
+        </w:rPr>
+        <w:t xml:space="preserve">If</w:t>
       </w:r>
       <w:r>
         <w:rPr>
@@ -23655,7 +24001,6 @@
           <w:iCs/>
           <w:sz w:val="20"/>
           <w:szCs w:val="20"/>
-          <w:highlight w:val="yellow"/>
         </w:rPr>
         <w:t xml:space="preserve">Proof.</w:t>
       </w:r>
@@ -23664,25 +24009,73 @@
           <w:rFonts w:ascii="Times New Roman" w:hAnsi="Times New Roman" w:eastAsia="Times New Roman" w:cs="Times New Roman"/>
           <w:sz w:val="20"/>
           <w:szCs w:val="20"/>
-          <w:highlight w:val="yellow"/>
-        </w:rPr>
-        <w:t xml:space="preserve"> </w:t>
-      </w:r>
-      <w:r>
-        <w:rPr>
-          <w:rFonts w:ascii="Times New Roman" w:hAnsi="Times New Roman" w:eastAsia="Times New Roman" w:cs="Times New Roman"/>
-          <w:sz w:val="20"/>
-          <w:szCs w:val="20"/>
-          <w:highlight w:val="yellow"/>
-        </w:rPr>
-        <w:t xml:space="preserve">The complete proof is given in the Supplemental Material. It conditions on the simultaneous residual event, applies the derivative-bound construction in Lemma S1, invokes Assumption </w:t>
-      </w:r>
-      <w:r>
-        <w:rPr>
-          <w:rFonts w:ascii="Times New Roman" w:hAnsi="Times New Roman" w:eastAsia="Times New Roman" w:cs="Times New Roman"/>
-          <w:sz w:val="20"/>
-          <w:szCs w:val="20"/>
-          <w:highlight w:val="yellow"/>
+        </w:rPr>
+        <w:t xml:space="preserve"> </w:t>
+      </w:r>
+      <w:r>
+        <w:rPr>
+          <w:rFonts w:ascii="Times New Roman" w:hAnsi="Times New Roman" w:eastAsia="Times New Roman" w:cs="Times New Roman"/>
+          <w:sz w:val="20"/>
+          <w:szCs w:val="20"/>
+        </w:rPr>
+        <w:t xml:space="preserve">The complete proof is given in the Supplemental Material. It conditions on the simultaneous </w:t>
+      </w:r>
+      <w:r>
+        <w:rPr>
+          <w:rFonts w:ascii="Times New Roman" w:hAnsi="Times New Roman" w:eastAsia="Times New Roman" w:cs="Times New Roman"/>
+          <w:sz w:val="20"/>
+          <w:szCs w:val="20"/>
+          <w:highlight w:val="yellow"/>
+        </w:rPr>
+        <w:t xml:space="preserve">residual</w:t>
+      </w:r>
+      <w:r>
+        <w:rPr>
+          <w:rFonts w:ascii="Times New Roman" w:hAnsi="Times New Roman" w:eastAsia="Times New Roman" w:cs="Times New Roman"/>
+          <w:sz w:val="20"/>
+          <w:szCs w:val="20"/>
+        </w:rPr>
+        <w:t xml:space="preserve"> event, </w:t>
+      </w:r>
+      <w:r>
+        <w:rPr>
+          <w:rFonts w:ascii="Times New Roman" w:hAnsi="Times New Roman" w:eastAsia="Times New Roman" w:cs="Times New Roman"/>
+          <w:sz w:val="20"/>
+          <w:szCs w:val="20"/>
+          <w:highlight w:val="yellow"/>
+        </w:rPr>
+        <w:t xml:space="preserve">applies the derivative-bound construction in Lemma S1</w:t>
+      </w:r>
+      <w:r>
+        <w:rPr>
+          <w:rFonts w:ascii="Times New Roman" w:hAnsi="Times New Roman" w:eastAsia="Times New Roman" w:cs="Times New Roman"/>
+          <w:sz w:val="20"/>
+          <w:szCs w:val="20"/>
+        </w:rPr>
+        <w:t xml:space="preserve">, </w:t>
+      </w:r>
+      <w:r>
+        <w:rPr>
+          <w:rFonts w:ascii="Times New Roman" w:hAnsi="Times New Roman" w:eastAsia="Times New Roman" w:cs="Times New Roman"/>
+          <w:sz w:val="20"/>
+          <w:szCs w:val="20"/>
+          <w:highlight w:val="yellow"/>
+        </w:rPr>
+        <w:t xml:space="preserve">invokes</w:t>
+      </w:r>
+      <w:r>
+        <w:rPr>
+          <w:rFonts w:ascii="Times New Roman" w:hAnsi="Times New Roman" w:eastAsia="Times New Roman" w:cs="Times New Roman"/>
+          <w:sz w:val="20"/>
+          <w:szCs w:val="20"/>
+        </w:rPr>
+        <w:t xml:space="preserve"> Assumption </w:t>
+      </w:r>
+      <w:r>
+        <w:rPr>
+          <w:rFonts w:ascii="Times New Roman" w:hAnsi="Times New Roman" w:eastAsia="Times New Roman" w:cs="Times New Roman"/>
+          <w:sz w:val="20"/>
+          <w:szCs w:val="20"/>
         </w:rPr>
         <w:t xml:space="preserve">3</w:t>
       </w:r>
@@ -23691,16 +24084,14 @@
           <w:rFonts w:ascii="Times New Roman" w:hAnsi="Times New Roman" w:eastAsia="Times New Roman" w:cs="Times New Roman"/>
           <w:sz w:val="20"/>
           <w:szCs w:val="20"/>
-          <w:highlight w:val="yellow"/>
-        </w:rPr>
-        <w:t xml:space="preserve"> </w:t>
-      </w:r>
-      <w:r>
-        <w:rPr>
-          <w:rFonts w:ascii="Times New Roman" w:hAnsi="Times New Roman" w:eastAsia="Times New Roman" w:cs="Times New Roman"/>
-          <w:sz w:val="20"/>
-          <w:szCs w:val="20"/>
-          <w:highlight w:val="yellow"/>
+        </w:rPr>
+        <w:t xml:space="preserve"> </w:t>
+      </w:r>
+      <w:r>
+        <w:rPr>
+          <w:rFonts w:ascii="Times New Roman" w:hAnsi="Times New Roman" w:eastAsia="Times New Roman" w:cs="Times New Roman"/>
+          <w:sz w:val="20"/>
+          <w:szCs w:val="20"/>
         </w:rPr>
         <w:t xml:space="preserve">to obtain</w:t>
       </w:r>
@@ -23709,7 +24100,6 @@
           <w:rFonts w:ascii="Times New Roman" w:hAnsi="Times New Roman" w:eastAsia="Times New Roman" w:cs="Times New Roman"/>
           <w:sz w:val="20"/>
           <w:szCs w:val="20"/>
-          <w:highlight w:val="yellow"/>
         </w:rPr>
         <w:t xml:space="preserve"> </w:t>
       </w:r>
@@ -23720,7 +24110,6 @@
           </m:rPr>
           <w:rPr>
             <w:rFonts w:ascii="Times New Roman" w:hAnsi="Times New Roman" w:eastAsia="Times New Roman" w:cs="Times New Roman"/>
-            <w:highlight w:val="yellow"/>
           </w:rPr>
           <m:t>|</m:t>
         </m:r>
@@ -23732,7 +24121,6 @@
               </m:rPr>
               <w:rPr>
                 <w:rFonts w:ascii="Times New Roman" w:hAnsi="Times New Roman" w:eastAsia="Times New Roman" w:cs="Times New Roman"/>
-                <w:highlight w:val="yellow"/>
               </w:rPr>
               <m:t>Δ</m:t>
             </m:r>
@@ -23741,7 +24129,6 @@
             <m:r>
               <w:rPr>
                 <w:rFonts w:ascii="Times New Roman" w:hAnsi="Times New Roman" w:eastAsia="Times New Roman" w:cs="Times New Roman"/>
-                <w:highlight w:val="yellow"/>
               </w:rPr>
               <m:t>ψ</m:t>
             </m:r>
@@ -23753,14 +24140,12 @@
           </m:rPr>
           <w:rPr>
             <w:rFonts w:ascii="Times New Roman" w:hAnsi="Times New Roman" w:eastAsia="Times New Roman" w:cs="Times New Roman"/>
-            <w:highlight w:val="yellow"/>
           </w:rPr>
           <m:t>(</m:t>
         </m:r>
         <m:r>
           <w:rPr>
             <w:rFonts w:ascii="Times New Roman" w:hAnsi="Times New Roman" w:eastAsia="Times New Roman" w:cs="Times New Roman"/>
-            <w:highlight w:val="yellow"/>
           </w:rPr>
           <m:t>x</m:t>
         </m:r>
@@ -23770,14 +24155,12 @@
           </m:rPr>
           <w:rPr>
             <w:rFonts w:ascii="Times New Roman" w:hAnsi="Times New Roman" w:eastAsia="Times New Roman" w:cs="Times New Roman"/>
-            <w:highlight w:val="yellow"/>
           </w:rPr>
           <m:t>,</m:t>
         </m:r>
         <m:r>
           <w:rPr>
             <w:rFonts w:ascii="Times New Roman" w:hAnsi="Times New Roman" w:eastAsia="Times New Roman" w:cs="Times New Roman"/>
-            <w:highlight w:val="yellow"/>
           </w:rPr>
           <m:t>v</m:t>
         </m:r>
@@ -23787,7 +24170,6 @@
           </m:rPr>
           <w:rPr>
             <w:rFonts w:ascii="Times New Roman" w:hAnsi="Times New Roman" w:eastAsia="Times New Roman" w:cs="Times New Roman"/>
-            <w:highlight w:val="yellow"/>
           </w:rPr>
           <m:t>)</m:t>
         </m:r>
@@ -23797,7 +24179,6 @@
           </m:rPr>
           <w:rPr>
             <w:rFonts w:ascii="Times New Roman" w:hAnsi="Times New Roman" w:eastAsia="Times New Roman" w:cs="Times New Roman"/>
-            <w:highlight w:val="yellow"/>
           </w:rPr>
           <m:t>|</m:t>
         </m:r>
@@ -23807,7 +24188,6 @@
           </m:rPr>
           <w:rPr>
             <w:rFonts w:ascii="Times New Roman" w:hAnsi="Times New Roman" w:eastAsia="Times New Roman" w:cs="Times New Roman"/>
-            <w:highlight w:val="yellow"/>
           </w:rPr>
           <m:t>≤</m:t>
         </m:r>
@@ -23816,7 +24196,6 @@
             <m:r>
               <w:rPr>
                 <w:rFonts w:ascii="Times New Roman" w:hAnsi="Times New Roman" w:eastAsia="Times New Roman" w:cs="Times New Roman"/>
-                <w:highlight w:val="yellow"/>
               </w:rPr>
               <m:t>σ</m:t>
             </m:r>
@@ -23828,7 +24207,6 @@
               </m:rPr>
               <w:rPr>
                 <w:rFonts w:ascii="Times New Roman" w:hAnsi="Times New Roman" w:eastAsia="Times New Roman" w:cs="Times New Roman"/>
-                <w:highlight w:val="yellow"/>
               </w:rPr>
               <m:t>t</m:t>
             </m:r>
@@ -23838,7 +24216,6 @@
               </m:rPr>
               <w:rPr>
                 <w:rFonts w:ascii="Times New Roman" w:hAnsi="Times New Roman" w:eastAsia="Times New Roman" w:cs="Times New Roman"/>
-                <w:highlight w:val="yellow"/>
               </w:rPr>
               <m:t>o</m:t>
             </m:r>
@@ -23848,7 +24225,6 @@
               </m:rPr>
               <w:rPr>
                 <w:rFonts w:ascii="Times New Roman" w:hAnsi="Times New Roman" w:eastAsia="Times New Roman" w:cs="Times New Roman"/>
-                <w:highlight w:val="yellow"/>
               </w:rPr>
               <m:t>t</m:t>
             </m:r>
@@ -23858,7 +24234,6 @@
               </m:rPr>
               <w:rPr>
                 <w:rFonts w:ascii="Times New Roman" w:hAnsi="Times New Roman" w:eastAsia="Times New Roman" w:cs="Times New Roman"/>
-                <w:highlight w:val="yellow"/>
               </w:rPr>
               <m:t>a</m:t>
             </m:r>
@@ -23868,7 +24243,6 @@
               </m:rPr>
               <w:rPr>
                 <w:rFonts w:ascii="Times New Roman" w:hAnsi="Times New Roman" w:eastAsia="Times New Roman" w:cs="Times New Roman"/>
-                <w:highlight w:val="yellow"/>
               </w:rPr>
               <m:t>l</m:t>
             </m:r>
@@ -23880,14 +24254,12 @@
           </m:rPr>
           <w:rPr>
             <w:rFonts w:ascii="Times New Roman" w:hAnsi="Times New Roman" w:eastAsia="Times New Roman" w:cs="Times New Roman"/>
-            <w:highlight w:val="yellow"/>
           </w:rPr>
           <m:t>(</m:t>
         </m:r>
         <m:r>
           <w:rPr>
             <w:rFonts w:ascii="Times New Roman" w:hAnsi="Times New Roman" w:eastAsia="Times New Roman" w:cs="Times New Roman"/>
-            <w:highlight w:val="yellow"/>
           </w:rPr>
           <m:t>x</m:t>
         </m:r>
@@ -23897,7 +24269,6 @@
           </m:rPr>
           <w:rPr>
             <w:rFonts w:ascii="Times New Roman" w:hAnsi="Times New Roman" w:eastAsia="Times New Roman" w:cs="Times New Roman"/>
-            <w:highlight w:val="yellow"/>
           </w:rPr>
           <m:t>)</m:t>
         </m:r>
@@ -23907,9 +24278,17 @@
           <w:rFonts w:ascii="Times New Roman" w:hAnsi="Times New Roman" w:eastAsia="Times New Roman" w:cs="Times New Roman"/>
           <w:sz w:val="20"/>
           <w:szCs w:val="20"/>
-          <w:highlight w:val="yellow"/>
-        </w:rPr>
-        <w:t xml:space="preserve">, and then applies the HOCBF forward-invariance result to the tightened QP. The certificate is attached to</w:t>
+        </w:rPr>
+        <w:t xml:space="preserve">, and then applies the HOCBF forward-invariance result to the tightened QP. </w:t>
+      </w:r>
+      <w:r>
+        <w:rPr>
+          <w:rFonts w:ascii="Times New Roman" w:hAnsi="Times New Roman" w:eastAsia="Times New Roman" w:cs="Times New Roman"/>
+          <w:sz w:val="20"/>
+          <w:szCs w:val="20"/>
+          <w:highlight w:val="yellow"/>
+        </w:rPr>
+        <w:t xml:space="preserve">The certificate is attached to</w:t>
       </w:r>
       <w:r>
         <w:rPr>
@@ -23981,7 +24360,6 @@
           <w:rFonts w:ascii="Times New Roman" w:hAnsi="Times New Roman" w:eastAsia="Times New Roman" w:cs="Times New Roman"/>
           <w:sz w:val="20"/>
           <w:szCs w:val="20"/>
-          <w:highlight w:val="yellow"/>
         </w:rPr>
         <w:t xml:space="preserve">Theorem </w:t>
       </w:r>
@@ -23990,7 +24368,6 @@
           <w:rFonts w:ascii="Times New Roman" w:hAnsi="Times New Roman" w:eastAsia="Times New Roman" w:cs="Times New Roman"/>
           <w:sz w:val="20"/>
           <w:szCs w:val="20"/>
-          <w:highlight w:val="yellow"/>
         </w:rPr>
         <w:t xml:space="preserve">1</w:t>
       </w:r>
@@ -23999,16 +24376,14 @@
           <w:rFonts w:ascii="Times New Roman" w:hAnsi="Times New Roman" w:eastAsia="Times New Roman" w:cs="Times New Roman"/>
           <w:sz w:val="20"/>
           <w:szCs w:val="20"/>
-          <w:highlight w:val="yellow"/>
-        </w:rPr>
-        <w:t xml:space="preserve"> </w:t>
-      </w:r>
-      <w:r>
-        <w:rPr>
-          <w:rFonts w:ascii="Times New Roman" w:hAnsi="Times New Roman" w:eastAsia="Times New Roman" w:cs="Times New Roman"/>
-          <w:sz w:val="20"/>
-          <w:szCs w:val="20"/>
-          <w:highlight w:val="yellow"/>
+        </w:rPr>
+        <w:t xml:space="preserve"> </w:t>
+      </w:r>
+      <w:r>
+        <w:rPr>
+          <w:rFonts w:ascii="Times New Roman" w:hAnsi="Times New Roman" w:eastAsia="Times New Roman" w:cs="Times New Roman"/>
+          <w:sz w:val="20"/>
+          <w:szCs w:val="20"/>
         </w:rPr>
         <w:t xml:space="preserve">is a conditional worst-case statement. The margin itself does not imply feasibility; feasibility depends on safe-set geometry, actuator limits, and</w:t>
       </w:r>
@@ -24017,7 +24392,6 @@
           <w:rFonts w:ascii="Times New Roman" w:hAnsi="Times New Roman" w:eastAsia="Times New Roman" w:cs="Times New Roman"/>
           <w:sz w:val="20"/>
           <w:szCs w:val="20"/>
-          <w:highlight w:val="yellow"/>
         </w:rPr>
         <w:t xml:space="preserve"> </w:t>
       </w:r>
@@ -24029,7 +24403,6 @@
           </m:rPr>
           <w:rPr>
             <w:rFonts w:ascii="Times New Roman" w:hAnsi="Times New Roman" w:eastAsia="Times New Roman" w:cs="Times New Roman"/>
-            <w:highlight w:val="yellow"/>
           </w:rPr>
           <m:t>U</m:t>
         </m:r>
@@ -24039,9 +24412,17 @@
           <w:rFonts w:ascii="Times New Roman" w:hAnsi="Times New Roman" w:eastAsia="Times New Roman" w:cs="Times New Roman"/>
           <w:sz w:val="20"/>
           <w:szCs w:val="20"/>
-          <w:highlight w:val="yellow"/>
-        </w:rPr>
-        <w:t xml:space="preserve">. The online factor</w:t>
+        </w:rPr>
+        <w:t xml:space="preserve">. </w:t>
+      </w:r>
+      <w:r>
+        <w:rPr>
+          <w:rFonts w:ascii="Times New Roman" w:hAnsi="Times New Roman" w:eastAsia="Times New Roman" w:cs="Times New Roman"/>
+          <w:sz w:val="20"/>
+          <w:szCs w:val="20"/>
+          <w:highlight w:val="yellow"/>
+        </w:rPr>
+        <w:t xml:space="preserve">The online factor</w:t>
       </w:r>
       <w:r>
         <w:rPr>
@@ -24582,7 +24963,6 @@
             <m:r>
               <w:rPr>
                 <w:rFonts w:ascii="Times New Roman" w:hAnsi="Times New Roman" w:eastAsia="Times New Roman" w:cs="Times New Roman"/>
-                <w:highlight w:val="yellow"/>
               </w:rPr>
               <m:t>ϵ</m:t>
             </m:r>
@@ -24591,7 +24971,6 @@
             <m:r>
               <w:rPr>
                 <w:rFonts w:ascii="Times New Roman" w:hAnsi="Times New Roman" w:eastAsia="Times New Roman" w:cs="Times New Roman"/>
-                <w:highlight w:val="yellow"/>
               </w:rPr>
               <m:t>κ</m:t>
             </m:r>
@@ -24603,14 +24982,12 @@
           </m:rPr>
           <w:rPr>
             <w:rFonts w:ascii="Times New Roman" w:hAnsi="Times New Roman" w:eastAsia="Times New Roman" w:cs="Times New Roman"/>
-            <w:highlight w:val="yellow"/>
           </w:rPr>
           <m:t>=</m:t>
         </m:r>
         <m:r>
           <w:rPr>
             <w:rFonts w:ascii="Times New Roman" w:hAnsi="Times New Roman" w:eastAsia="Times New Roman" w:cs="Times New Roman"/>
-            <w:highlight w:val="yellow"/>
           </w:rPr>
           <m:t>1</m:t>
         </m:r>
@@ -24620,16 +24997,31 @@
           <w:rFonts w:ascii="Times New Roman" w:hAnsi="Times New Roman" w:eastAsia="Times New Roman" w:cs="Times New Roman"/>
           <w:sz w:val="20"/>
           <w:szCs w:val="20"/>
-          <w:highlight w:val="yellow"/>
-        </w:rPr>
-        <w:t xml:space="preserve">: The QP enforces the full implemented compositional margin</w:t>
-      </w:r>
-      <w:r>
-        <w:rPr>
-          <w:rFonts w:ascii="Times New Roman" w:hAnsi="Times New Roman" w:eastAsia="Times New Roman" w:cs="Times New Roman"/>
-          <w:sz w:val="20"/>
-          <w:szCs w:val="20"/>
-          <w:highlight w:val="yellow"/>
+        </w:rPr>
+        <w:t xml:space="preserve">: The QP enforces the full </w:t>
+      </w:r>
+      <w:r>
+        <w:rPr>
+          <w:rFonts w:ascii="Times New Roman" w:hAnsi="Times New Roman" w:eastAsia="Times New Roman" w:cs="Times New Roman"/>
+          <w:sz w:val="20"/>
+          <w:szCs w:val="20"/>
+          <w:highlight w:val="yellow"/>
+        </w:rPr>
+        <w:t xml:space="preserve">implemented</w:t>
+      </w:r>
+      <w:r>
+        <w:rPr>
+          <w:rFonts w:ascii="Times New Roman" w:hAnsi="Times New Roman" w:eastAsia="Times New Roman" w:cs="Times New Roman"/>
+          <w:sz w:val="20"/>
+          <w:szCs w:val="20"/>
+        </w:rPr>
+        <w:t xml:space="preserve"> compositional margin</w:t>
+      </w:r>
+      <w:r>
+        <w:rPr>
+          <w:rFonts w:ascii="Times New Roman" w:hAnsi="Times New Roman" w:eastAsia="Times New Roman" w:cs="Times New Roman"/>
+          <w:sz w:val="20"/>
+          <w:szCs w:val="20"/>
         </w:rPr>
         <w:t xml:space="preserve"> </w:t>
       </w:r>
@@ -24639,7 +25031,6 @@
             <m:r>
               <w:rPr>
                 <w:rFonts w:ascii="Times New Roman" w:hAnsi="Times New Roman" w:eastAsia="Times New Roman" w:cs="Times New Roman"/>
-                <w:highlight w:val="yellow"/>
               </w:rPr>
               <m:t>σ</m:t>
             </m:r>
@@ -24651,7 +25042,6 @@
               </m:rPr>
               <w:rPr>
                 <w:rFonts w:ascii="Times New Roman" w:hAnsi="Times New Roman" w:eastAsia="Times New Roman" w:cs="Times New Roman"/>
-                <w:highlight w:val="yellow"/>
               </w:rPr>
               <m:t>t</m:t>
             </m:r>
@@ -24661,7 +25051,6 @@
               </m:rPr>
               <w:rPr>
                 <w:rFonts w:ascii="Times New Roman" w:hAnsi="Times New Roman" w:eastAsia="Times New Roman" w:cs="Times New Roman"/>
-                <w:highlight w:val="yellow"/>
               </w:rPr>
               <m:t>o</m:t>
             </m:r>
@@ -24671,7 +25060,6 @@
               </m:rPr>
               <w:rPr>
                 <w:rFonts w:ascii="Times New Roman" w:hAnsi="Times New Roman" w:eastAsia="Times New Roman" w:cs="Times New Roman"/>
-                <w:highlight w:val="yellow"/>
               </w:rPr>
               <m:t>t</m:t>
             </m:r>
@@ -24681,7 +25069,6 @@
               </m:rPr>
               <w:rPr>
                 <w:rFonts w:ascii="Times New Roman" w:hAnsi="Times New Roman" w:eastAsia="Times New Roman" w:cs="Times New Roman"/>
-                <w:highlight w:val="yellow"/>
               </w:rPr>
               <m:t>a</m:t>
             </m:r>
@@ -24691,7 +25078,6 @@
               </m:rPr>
               <w:rPr>
                 <w:rFonts w:ascii="Times New Roman" w:hAnsi="Times New Roman" w:eastAsia="Times New Roman" w:cs="Times New Roman"/>
-                <w:highlight w:val="yellow"/>
               </w:rPr>
               <m:t>l</m:t>
             </m:r>
@@ -24703,14 +25089,12 @@
           </m:rPr>
           <w:rPr>
             <w:rFonts w:ascii="Times New Roman" w:hAnsi="Times New Roman" w:eastAsia="Times New Roman" w:cs="Times New Roman"/>
-            <w:highlight w:val="yellow"/>
           </w:rPr>
           <m:t>(</m:t>
         </m:r>
         <m:r>
           <w:rPr>
             <w:rFonts w:ascii="Times New Roman" w:hAnsi="Times New Roman" w:eastAsia="Times New Roman" w:cs="Times New Roman"/>
-            <w:highlight w:val="yellow"/>
           </w:rPr>
           <m:t>x</m:t>
         </m:r>
@@ -24720,7 +25104,6 @@
           </m:rPr>
           <w:rPr>
             <w:rFonts w:ascii="Times New Roman" w:hAnsi="Times New Roman" w:eastAsia="Times New Roman" w:cs="Times New Roman"/>
-            <w:highlight w:val="yellow"/>
           </w:rPr>
           <m:t>)</m:t>
         </m:r>
@@ -25057,14 +25440,21 @@
           <w:szCs w:val="20"/>
           <w:highlight w:val="yellow"/>
         </w:rPr>
-        <w:t xml:space="preserve">alone is insufficient. Values</w:t>
-      </w:r>
-      <w:r>
-        <w:rPr>
-          <w:rFonts w:ascii="Times New Roman" w:hAnsi="Times New Roman" w:eastAsia="Times New Roman" w:cs="Times New Roman"/>
-          <w:sz w:val="20"/>
-          <w:szCs w:val="20"/>
-          <w:highlight w:val="yellow"/>
+        <w:t xml:space="preserve">alone is insufficient.</w:t>
+      </w:r>
+      <w:r>
+        <w:rPr>
+          <w:rFonts w:ascii="Times New Roman" w:hAnsi="Times New Roman" w:eastAsia="Times New Roman" w:cs="Times New Roman"/>
+          <w:sz w:val="20"/>
+          <w:szCs w:val="20"/>
+        </w:rPr>
+        <w:t xml:space="preserve"> Values</w:t>
+      </w:r>
+      <w:r>
+        <w:rPr>
+          <w:rFonts w:ascii="Times New Roman" w:hAnsi="Times New Roman" w:eastAsia="Times New Roman" w:cs="Times New Roman"/>
+          <w:sz w:val="20"/>
+          <w:szCs w:val="20"/>
         </w:rPr>
         <w:t xml:space="preserve"> </w:t>
       </w:r>
@@ -25072,7 +25462,6 @@
         <m:r>
           <w:rPr>
             <w:rFonts w:ascii="Times New Roman" w:hAnsi="Times New Roman" w:eastAsia="Times New Roman" w:cs="Times New Roman"/>
-            <w:highlight w:val="yellow"/>
           </w:rPr>
           <m:t>0</m:t>
         </m:r>
@@ -25082,7 +25471,6 @@
           </m:rPr>
           <w:rPr>
             <w:rFonts w:ascii="Times New Roman" w:hAnsi="Times New Roman" w:eastAsia="Times New Roman" w:cs="Times New Roman"/>
-            <w:highlight w:val="yellow"/>
           </w:rPr>
           <m:t>≤</m:t>
         </m:r>
@@ -25091,7 +25479,6 @@
             <m:r>
               <w:rPr>
                 <w:rFonts w:ascii="Times New Roman" w:hAnsi="Times New Roman" w:eastAsia="Times New Roman" w:cs="Times New Roman"/>
-                <w:highlight w:val="yellow"/>
               </w:rPr>
               <m:t>ϵ</m:t>
             </m:r>
@@ -25100,7 +25487,6 @@
             <m:r>
               <w:rPr>
                 <w:rFonts w:ascii="Times New Roman" w:hAnsi="Times New Roman" w:eastAsia="Times New Roman" w:cs="Times New Roman"/>
-                <w:highlight w:val="yellow"/>
               </w:rPr>
               <m:t>κ</m:t>
             </m:r>
@@ -25112,14 +25498,12 @@
           </m:rPr>
           <w:rPr>
             <w:rFonts w:ascii="Times New Roman" w:hAnsi="Times New Roman" w:eastAsia="Times New Roman" w:cs="Times New Roman"/>
-            <w:highlight w:val="yellow"/>
           </w:rPr>
           <m:t>&lt;</m:t>
         </m:r>
         <m:r>
           <w:rPr>
             <w:rFonts w:ascii="Times New Roman" w:hAnsi="Times New Roman" w:eastAsia="Times New Roman" w:cs="Times New Roman"/>
-            <w:highlight w:val="yellow"/>
           </w:rPr>
           <m:t>1</m:t>
         </m:r>
@@ -25129,16 +25513,14 @@
           <w:rFonts w:ascii="Times New Roman" w:hAnsi="Times New Roman" w:eastAsia="Times New Roman" w:cs="Times New Roman"/>
           <w:sz w:val="20"/>
           <w:szCs w:val="20"/>
-          <w:highlight w:val="yellow"/>
-        </w:rPr>
-        <w:t xml:space="preserve"> </w:t>
-      </w:r>
-      <w:r>
-        <w:rPr>
-          <w:rFonts w:ascii="Times New Roman" w:hAnsi="Times New Roman" w:eastAsia="Times New Roman" w:cs="Times New Roman"/>
-          <w:sz w:val="20"/>
-          <w:szCs w:val="20"/>
-          <w:highlight w:val="yellow"/>
+        </w:rPr>
+        <w:t xml:space="preserve"> </w:t>
+      </w:r>
+      <w:r>
+        <w:rPr>
+          <w:rFonts w:ascii="Times New Roman" w:hAnsi="Times New Roman" w:eastAsia="Times New Roman" w:cs="Times New Roman"/>
+          <w:sz w:val="20"/>
+          <w:szCs w:val="20"/>
         </w:rPr>
         <w:t xml:space="preserve">are calibrated operating points evaluated by finite-sample violation, QP intervention, infeasibility, and deployment-envelope diagnostics. Section </w:t>
       </w:r>
@@ -25147,7 +25529,6 @@
           <w:rFonts w:ascii="Times New Roman" w:hAnsi="Times New Roman" w:eastAsia="Times New Roman" w:cs="Times New Roman"/>
           <w:sz w:val="20"/>
           <w:szCs w:val="20"/>
-          <w:highlight w:val="yellow"/>
         </w:rPr>
         <w:t xml:space="preserve">4</w:t>
       </w:r>
@@ -25156,18 +25537,42 @@
           <w:rFonts w:ascii="Times New Roman" w:hAnsi="Times New Roman" w:eastAsia="Times New Roman" w:cs="Times New Roman"/>
           <w:sz w:val="20"/>
           <w:szCs w:val="20"/>
-          <w:highlight w:val="yellow"/>
-        </w:rPr>
-        <w:t xml:space="preserve"> </w:t>
-      </w:r>
-      <w:r>
-        <w:rPr>
-          <w:rFonts w:ascii="Times New Roman" w:hAnsi="Times New Roman" w:eastAsia="Times New Roman" w:cs="Times New Roman"/>
-          <w:sz w:val="20"/>
-          <w:szCs w:val="20"/>
-          <w:highlight w:val="yellow"/>
-        </w:rPr>
-        <w:t xml:space="preserve">evaluates the full implemented-margin endpoint in the actuator-limited benchmark and how the preferred value changes with mismatch structure.</w:t>
+        </w:rPr>
+        <w:t xml:space="preserve"> </w:t>
+      </w:r>
+      <w:r>
+        <w:rPr>
+          <w:rFonts w:ascii="Times New Roman" w:hAnsi="Times New Roman" w:eastAsia="Times New Roman" w:cs="Times New Roman"/>
+          <w:sz w:val="20"/>
+          <w:szCs w:val="20"/>
+          <w:highlight w:val="yellow"/>
+        </w:rPr>
+        <w:t xml:space="preserve">evaluates</w:t>
+      </w:r>
+      <w:r>
+        <w:rPr>
+          <w:rFonts w:ascii="Times New Roman" w:hAnsi="Times New Roman" w:eastAsia="Times New Roman" w:cs="Times New Roman"/>
+          <w:sz w:val="20"/>
+          <w:szCs w:val="20"/>
+        </w:rPr>
+        <w:t xml:space="preserve"> the </w:t>
+      </w:r>
+      <w:r>
+        <w:rPr>
+          <w:rFonts w:ascii="Times New Roman" w:hAnsi="Times New Roman" w:eastAsia="Times New Roman" w:cs="Times New Roman"/>
+          <w:sz w:val="20"/>
+          <w:szCs w:val="20"/>
+          <w:highlight w:val="yellow"/>
+        </w:rPr>
+        <w:t xml:space="preserve">full implemented-margin</w:t>
+      </w:r>
+      <w:r>
+        <w:rPr>
+          <w:rFonts w:ascii="Times New Roman" w:hAnsi="Times New Roman" w:eastAsia="Times New Roman" w:cs="Times New Roman"/>
+          <w:sz w:val="20"/>
+          <w:szCs w:val="20"/>
+        </w:rPr>
+        <w:t xml:space="preserve"> endpoint in the actuator-limited benchmark and how the preferred value changes with mismatch structure.</w:t>
       </w:r>
     </w:p>
     <w:p>
@@ -25182,7 +25587,6 @@
           <w:rFonts w:ascii="Times New Roman" w:hAnsi="Times New Roman" w:eastAsia="Times New Roman" w:cs="Times New Roman"/>
           <w:sz w:val="20"/>
           <w:szCs w:val="20"/>
-          <w:highlight w:val="yellow"/>
         </w:rPr>
         <w:t xml:space="preserve">The GP posterior includes a regularization floor</w:t>
       </w:r>
@@ -25191,7 +25595,6 @@
           <w:rFonts w:ascii="Times New Roman" w:hAnsi="Times New Roman" w:eastAsia="Times New Roman" w:cs="Times New Roman"/>
           <w:sz w:val="20"/>
           <w:szCs w:val="20"/>
-          <w:highlight w:val="yellow"/>
         </w:rPr>
         <w:t xml:space="preserve"> </w:t>
       </w:r>
@@ -25201,7 +25604,6 @@
             <m:r>
               <w:rPr>
                 <w:rFonts w:ascii="Times New Roman" w:hAnsi="Times New Roman" w:eastAsia="Times New Roman" w:cs="Times New Roman"/>
-                <w:highlight w:val="yellow"/>
               </w:rPr>
               <m:t>σ</m:t>
             </m:r>
@@ -25213,7 +25615,6 @@
               </m:rPr>
               <w:rPr>
                 <w:rFonts w:ascii="Times New Roman" w:hAnsi="Times New Roman" w:eastAsia="Times New Roman" w:cs="Times New Roman"/>
-                <w:highlight w:val="yellow"/>
               </w:rPr>
               <m:t>f</m:t>
             </m:r>
@@ -25223,7 +25624,6 @@
               </m:rPr>
               <w:rPr>
                 <w:rFonts w:ascii="Times New Roman" w:hAnsi="Times New Roman" w:eastAsia="Times New Roman" w:cs="Times New Roman"/>
-                <w:highlight w:val="yellow"/>
               </w:rPr>
               <m:t>l</m:t>
             </m:r>
@@ -25233,7 +25633,6 @@
               </m:rPr>
               <w:rPr>
                 <w:rFonts w:ascii="Times New Roman" w:hAnsi="Times New Roman" w:eastAsia="Times New Roman" w:cs="Times New Roman"/>
-                <w:highlight w:val="yellow"/>
               </w:rPr>
               <m:t>o</m:t>
             </m:r>
@@ -25243,7 +25642,6 @@
               </m:rPr>
               <w:rPr>
                 <w:rFonts w:ascii="Times New Roman" w:hAnsi="Times New Roman" w:eastAsia="Times New Roman" w:cs="Times New Roman"/>
-                <w:highlight w:val="yellow"/>
               </w:rPr>
               <m:t>o</m:t>
             </m:r>
@@ -25253,7 +25651,6 @@
               </m:rPr>
               <w:rPr>
                 <w:rFonts w:ascii="Times New Roman" w:hAnsi="Times New Roman" w:eastAsia="Times New Roman" w:cs="Times New Roman"/>
-                <w:highlight w:val="yellow"/>
               </w:rPr>
               <m:t>r</m:t>
             </m:r>
@@ -25265,7 +25662,6 @@
           </m:rPr>
           <w:rPr>
             <w:rFonts w:ascii="Times New Roman" w:hAnsi="Times New Roman" w:eastAsia="Times New Roman" w:cs="Times New Roman"/>
-            <w:highlight w:val="yellow"/>
           </w:rPr>
           <m:t>=</m:t>
         </m:r>
@@ -25274,7 +25670,6 @@
             <m:r>
               <w:rPr>
                 <w:rFonts w:ascii="Times New Roman" w:hAnsi="Times New Roman" w:eastAsia="Times New Roman" w:cs="Times New Roman"/>
-                <w:highlight w:val="yellow"/>
               </w:rPr>
               <m:t>10</m:t>
             </m:r>
@@ -25286,14 +25681,12 @@
               </m:rPr>
               <w:rPr>
                 <w:rFonts w:ascii="Times New Roman" w:hAnsi="Times New Roman" w:eastAsia="Times New Roman" w:cs="Times New Roman"/>
-                <w:highlight w:val="yellow"/>
               </w:rPr>
               <m:t>−</m:t>
             </m:r>
             <m:r>
               <w:rPr>
                 <w:rFonts w:ascii="Times New Roman" w:hAnsi="Times New Roman" w:eastAsia="Times New Roman" w:cs="Times New Roman"/>
-                <w:highlight w:val="yellow"/>
               </w:rPr>
               <m:t>4</m:t>
             </m:r>
@@ -25305,7 +25698,6 @@
           <w:rFonts w:ascii="Times New Roman" w:hAnsi="Times New Roman" w:eastAsia="Times New Roman" w:cs="Times New Roman"/>
           <w:sz w:val="20"/>
           <w:szCs w:val="20"/>
-          <w:highlight w:val="yellow"/>
         </w:rPr>
         <w:t xml:space="preserve">. Under constant perturbations,</w:t>
       </w:r>
@@ -25314,7 +25706,6 @@
           <w:rFonts w:ascii="Times New Roman" w:hAnsi="Times New Roman" w:eastAsia="Times New Roman" w:cs="Times New Roman"/>
           <w:sz w:val="20"/>
           <w:szCs w:val="20"/>
-          <w:highlight w:val="yellow"/>
         </w:rPr>
         <w:t xml:space="preserve"> </w:t>
       </w:r>
@@ -25324,7 +25715,6 @@
             <m:r>
               <w:rPr>
                 <w:rFonts w:ascii="Times New Roman" w:hAnsi="Times New Roman" w:eastAsia="Times New Roman" w:cs="Times New Roman"/>
-                <w:highlight w:val="yellow"/>
               </w:rPr>
               <m:t>σ</m:t>
             </m:r>
@@ -25336,7 +25726,6 @@
               </m:rPr>
               <w:rPr>
                 <w:rFonts w:ascii="Times New Roman" w:hAnsi="Times New Roman" w:eastAsia="Times New Roman" w:cs="Times New Roman"/>
-                <w:highlight w:val="yellow"/>
               </w:rPr>
               <m:t>G</m:t>
             </m:r>
@@ -25346,7 +25735,6 @@
               </m:rPr>
               <w:rPr>
                 <w:rFonts w:ascii="Times New Roman" w:hAnsi="Times New Roman" w:eastAsia="Times New Roman" w:cs="Times New Roman"/>
-                <w:highlight w:val="yellow"/>
               </w:rPr>
               <m:t>P</m:t>
             </m:r>
@@ -25358,16 +25746,14 @@
           <w:rFonts w:ascii="Times New Roman" w:hAnsi="Times New Roman" w:eastAsia="Times New Roman" w:cs="Times New Roman"/>
           <w:sz w:val="20"/>
           <w:szCs w:val="20"/>
-          <w:highlight w:val="yellow"/>
-        </w:rPr>
-        <w:t xml:space="preserve"> </w:t>
-      </w:r>
-      <w:r>
-        <w:rPr>
-          <w:rFonts w:ascii="Times New Roman" w:hAnsi="Times New Roman" w:eastAsia="Times New Roman" w:cs="Times New Roman"/>
-          <w:sz w:val="20"/>
-          <w:szCs w:val="20"/>
-          <w:highlight w:val="yellow"/>
+        </w:rPr>
+        <w:t xml:space="preserve"> </w:t>
+      </w:r>
+      <w:r>
+        <w:rPr>
+          <w:rFonts w:ascii="Times New Roman" w:hAnsi="Times New Roman" w:eastAsia="Times New Roman" w:cs="Times New Roman"/>
+          <w:sz w:val="20"/>
+          <w:szCs w:val="20"/>
         </w:rPr>
         <w:t xml:space="preserve">and</w:t>
       </w:r>
@@ -25376,7 +25762,6 @@
           <w:rFonts w:ascii="Times New Roman" w:hAnsi="Times New Roman" w:eastAsia="Times New Roman" w:cs="Times New Roman"/>
           <w:sz w:val="20"/>
           <w:szCs w:val="20"/>
-          <w:highlight w:val="yellow"/>
         </w:rPr>
         <w:t xml:space="preserve"> </w:t>
       </w:r>
@@ -25386,7 +25771,6 @@
             <m:r>
               <w:rPr>
                 <w:rFonts w:ascii="Times New Roman" w:hAnsi="Times New Roman" w:eastAsia="Times New Roman" w:cs="Times New Roman"/>
-                <w:highlight w:val="yellow"/>
               </w:rPr>
               <m:t>σ</m:t>
             </m:r>
@@ -25398,7 +25782,6 @@
               </m:rPr>
               <w:rPr>
                 <w:rFonts w:ascii="Times New Roman" w:hAnsi="Times New Roman" w:eastAsia="Times New Roman" w:cs="Times New Roman"/>
-                <w:highlight w:val="yellow"/>
               </w:rPr>
               <m:t>t</m:t>
             </m:r>
@@ -25408,7 +25791,6 @@
               </m:rPr>
               <w:rPr>
                 <w:rFonts w:ascii="Times New Roman" w:hAnsi="Times New Roman" w:eastAsia="Times New Roman" w:cs="Times New Roman"/>
-                <w:highlight w:val="yellow"/>
               </w:rPr>
               <m:t>o</m:t>
             </m:r>
@@ -25418,7 +25800,6 @@
               </m:rPr>
               <w:rPr>
                 <w:rFonts w:ascii="Times New Roman" w:hAnsi="Times New Roman" w:eastAsia="Times New Roman" w:cs="Times New Roman"/>
-                <w:highlight w:val="yellow"/>
               </w:rPr>
               <m:t>t</m:t>
             </m:r>
@@ -25428,7 +25809,6 @@
               </m:rPr>
               <w:rPr>
                 <w:rFonts w:ascii="Times New Roman" w:hAnsi="Times New Roman" w:eastAsia="Times New Roman" w:cs="Times New Roman"/>
-                <w:highlight w:val="yellow"/>
               </w:rPr>
               <m:t>a</m:t>
             </m:r>
@@ -25438,7 +25818,6 @@
               </m:rPr>
               <w:rPr>
                 <w:rFonts w:ascii="Times New Roman" w:hAnsi="Times New Roman" w:eastAsia="Times New Roman" w:cs="Times New Roman"/>
-                <w:highlight w:val="yellow"/>
               </w:rPr>
               <m:t>l</m:t>
             </m:r>
@@ -25450,14 +25829,12 @@
           </m:rPr>
           <w:rPr>
             <w:rFonts w:ascii="Times New Roman" w:hAnsi="Times New Roman" w:eastAsia="Times New Roman" w:cs="Times New Roman"/>
-            <w:highlight w:val="yellow"/>
           </w:rPr>
           <m:t>(</m:t>
         </m:r>
         <m:r>
           <w:rPr>
             <w:rFonts w:ascii="Times New Roman" w:hAnsi="Times New Roman" w:eastAsia="Times New Roman" w:cs="Times New Roman"/>
-            <w:highlight w:val="yellow"/>
           </w:rPr>
           <m:t>x</m:t>
         </m:r>
@@ -25467,7 +25844,6 @@
           </m:rPr>
           <w:rPr>
             <w:rFonts w:ascii="Times New Roman" w:hAnsi="Times New Roman" w:eastAsia="Times New Roman" w:cs="Times New Roman"/>
-            <w:highlight w:val="yellow"/>
           </w:rPr>
           <m:t>)</m:t>
         </m:r>
@@ -25477,16 +25853,14 @@
           <w:rFonts w:ascii="Times New Roman" w:hAnsi="Times New Roman" w:eastAsia="Times New Roman" w:cs="Times New Roman"/>
           <w:sz w:val="20"/>
           <w:szCs w:val="20"/>
-          <w:highlight w:val="yellow"/>
-        </w:rPr>
-        <w:t xml:space="preserve"> </w:t>
-      </w:r>
-      <w:r>
-        <w:rPr>
-          <w:rFonts w:ascii="Times New Roman" w:hAnsi="Times New Roman" w:eastAsia="Times New Roman" w:cs="Times New Roman"/>
-          <w:sz w:val="20"/>
-          <w:szCs w:val="20"/>
-          <w:highlight w:val="yellow"/>
+        </w:rPr>
+        <w:t xml:space="preserve"> </w:t>
+      </w:r>
+      <w:r>
+        <w:rPr>
+          <w:rFonts w:ascii="Times New Roman" w:hAnsi="Times New Roman" w:eastAsia="Times New Roman" w:cs="Times New Roman"/>
+          <w:sz w:val="20"/>
+          <w:szCs w:val="20"/>
         </w:rPr>
         <w:t xml:space="preserve">are nearly uniform, so the margin is floor-driven. Under S3 state-dependent coupling,</w:t>
       </w:r>
@@ -25495,7 +25869,6 @@
           <w:rFonts w:ascii="Times New Roman" w:hAnsi="Times New Roman" w:eastAsia="Times New Roman" w:cs="Times New Roman"/>
           <w:sz w:val="20"/>
           <w:szCs w:val="20"/>
-          <w:highlight w:val="yellow"/>
         </w:rPr>
         <w:t xml:space="preserve"> </w:t>
       </w:r>
@@ -25505,7 +25878,6 @@
             <m:r>
               <w:rPr>
                 <w:rFonts w:ascii="Times New Roman" w:hAnsi="Times New Roman" w:eastAsia="Times New Roman" w:cs="Times New Roman"/>
-                <w:highlight w:val="yellow"/>
               </w:rPr>
               <m:t>σ</m:t>
             </m:r>
@@ -25517,7 +25889,6 @@
               </m:rPr>
               <w:rPr>
                 <w:rFonts w:ascii="Times New Roman" w:hAnsi="Times New Roman" w:eastAsia="Times New Roman" w:cs="Times New Roman"/>
-                <w:highlight w:val="yellow"/>
               </w:rPr>
               <m:t>G</m:t>
             </m:r>
@@ -25527,7 +25898,6 @@
               </m:rPr>
               <w:rPr>
                 <w:rFonts w:ascii="Times New Roman" w:hAnsi="Times New Roman" w:eastAsia="Times New Roman" w:cs="Times New Roman"/>
-                <w:highlight w:val="yellow"/>
               </w:rPr>
               <m:t>P</m:t>
             </m:r>
@@ -25539,16 +25909,14 @@
           <w:rFonts w:ascii="Times New Roman" w:hAnsi="Times New Roman" w:eastAsia="Times New Roman" w:cs="Times New Roman"/>
           <w:sz w:val="20"/>
           <w:szCs w:val="20"/>
-          <w:highlight w:val="yellow"/>
-        </w:rPr>
-        <w:t xml:space="preserve"> </w:t>
-      </w:r>
-      <w:r>
-        <w:rPr>
-          <w:rFonts w:ascii="Times New Roman" w:hAnsi="Times New Roman" w:eastAsia="Times New Roman" w:cs="Times New Roman"/>
-          <w:sz w:val="20"/>
-          <w:szCs w:val="20"/>
-          <w:highlight w:val="yellow"/>
+        </w:rPr>
+        <w:t xml:space="preserve"> </w:t>
+      </w:r>
+      <w:r>
+        <w:rPr>
+          <w:rFonts w:ascii="Times New Roman" w:hAnsi="Times New Roman" w:eastAsia="Times New Roman" w:cs="Times New Roman"/>
+          <w:sz w:val="20"/>
+          <w:szCs w:val="20"/>
         </w:rPr>
         <w:t xml:space="preserve">becomes heterogeneous and</w:t>
       </w:r>
@@ -25557,7 +25925,6 @@
           <w:rFonts w:ascii="Times New Roman" w:hAnsi="Times New Roman" w:eastAsia="Times New Roman" w:cs="Times New Roman"/>
           <w:sz w:val="20"/>
           <w:szCs w:val="20"/>
-          <w:highlight w:val="yellow"/>
         </w:rPr>
         <w:t xml:space="preserve"> </w:t>
       </w:r>
@@ -25567,7 +25934,6 @@
             <m:r>
               <w:rPr>
                 <w:rFonts w:ascii="Times New Roman" w:hAnsi="Times New Roman" w:eastAsia="Times New Roman" w:cs="Times New Roman"/>
-                <w:highlight w:val="yellow"/>
               </w:rPr>
               <m:t>σ</m:t>
             </m:r>
@@ -25579,7 +25945,6 @@
               </m:rPr>
               <w:rPr>
                 <w:rFonts w:ascii="Times New Roman" w:hAnsi="Times New Roman" w:eastAsia="Times New Roman" w:cs="Times New Roman"/>
-                <w:highlight w:val="yellow"/>
               </w:rPr>
               <m:t>t</m:t>
             </m:r>
@@ -25589,7 +25954,6 @@
               </m:rPr>
               <w:rPr>
                 <w:rFonts w:ascii="Times New Roman" w:hAnsi="Times New Roman" w:eastAsia="Times New Roman" w:cs="Times New Roman"/>
-                <w:highlight w:val="yellow"/>
               </w:rPr>
               <m:t>o</m:t>
             </m:r>
@@ -25599,7 +25963,6 @@
               </m:rPr>
               <w:rPr>
                 <w:rFonts w:ascii="Times New Roman" w:hAnsi="Times New Roman" w:eastAsia="Times New Roman" w:cs="Times New Roman"/>
-                <w:highlight w:val="yellow"/>
               </w:rPr>
               <m:t>t</m:t>
             </m:r>
@@ -25609,7 +25972,6 @@
               </m:rPr>
               <w:rPr>
                 <w:rFonts w:ascii="Times New Roman" w:hAnsi="Times New Roman" w:eastAsia="Times New Roman" w:cs="Times New Roman"/>
-                <w:highlight w:val="yellow"/>
               </w:rPr>
               <m:t>a</m:t>
             </m:r>
@@ -25619,7 +25981,6 @@
               </m:rPr>
               <w:rPr>
                 <w:rFonts w:ascii="Times New Roman" w:hAnsi="Times New Roman" w:eastAsia="Times New Roman" w:cs="Times New Roman"/>
-                <w:highlight w:val="yellow"/>
               </w:rPr>
               <m:t>l</m:t>
             </m:r>
@@ -25631,14 +25992,12 @@
           </m:rPr>
           <w:rPr>
             <w:rFonts w:ascii="Times New Roman" w:hAnsi="Times New Roman" w:eastAsia="Times New Roman" w:cs="Times New Roman"/>
-            <w:highlight w:val="yellow"/>
           </w:rPr>
           <m:t>(</m:t>
         </m:r>
         <m:r>
           <w:rPr>
             <w:rFonts w:ascii="Times New Roman" w:hAnsi="Times New Roman" w:eastAsia="Times New Roman" w:cs="Times New Roman"/>
-            <w:highlight w:val="yellow"/>
           </w:rPr>
           <m:t>x</m:t>
         </m:r>
@@ -25648,7 +26007,6 @@
           </m:rPr>
           <w:rPr>
             <w:rFonts w:ascii="Times New Roman" w:hAnsi="Times New Roman" w:eastAsia="Times New Roman" w:cs="Times New Roman"/>
-            <w:highlight w:val="yellow"/>
           </w:rPr>
           <m:t>)</m:t>
         </m:r>
@@ -25658,18 +26016,59 @@
           <w:rFonts w:ascii="Times New Roman" w:hAnsi="Times New Roman" w:eastAsia="Times New Roman" w:cs="Times New Roman"/>
           <w:sz w:val="20"/>
           <w:szCs w:val="20"/>
-          <w:highlight w:val="yellow"/>
-        </w:rPr>
-        <w:t xml:space="preserve"> </w:t>
-      </w:r>
-      <w:r>
-        <w:rPr>
-          <w:rFonts w:ascii="Times New Roman" w:hAnsi="Times New Roman" w:eastAsia="Times New Roman" w:cs="Times New Roman"/>
-          <w:sz w:val="20"/>
-          <w:szCs w:val="20"/>
-          <w:highlight w:val="yellow"/>
-        </w:rPr>
-        <w:t xml:space="preserve">is data-driven. The S3 sweep therefore tests whether that heterogeneity makes a positive margin fraction useful. In the present seven-state benchmark it does not: GP mean correction already passes the prespecified safety gate, while positive tightening progressively consumes QP feasibility. The compositional margin remains the explicit candidate tightening and the</w:t>
+        </w:rPr>
+        <w:t xml:space="preserve"> </w:t>
+      </w:r>
+      <w:r>
+        <w:rPr>
+          <w:rFonts w:ascii="Times New Roman" w:hAnsi="Times New Roman" w:eastAsia="Times New Roman" w:cs="Times New Roman"/>
+          <w:sz w:val="20"/>
+          <w:szCs w:val="20"/>
+        </w:rPr>
+        <w:t xml:space="preserve">is data-driven. </w:t>
+      </w:r>
+      <w:r>
+        <w:rPr>
+          <w:rFonts w:ascii="Times New Roman" w:hAnsi="Times New Roman" w:eastAsia="Times New Roman" w:cs="Times New Roman"/>
+          <w:sz w:val="20"/>
+          <w:szCs w:val="20"/>
+          <w:highlight w:val="yellow"/>
+        </w:rPr>
+        <w:t xml:space="preserve">The S3 sweep therefore tests whether that heterogeneity makes a positive margin fraction useful.</w:t>
+      </w:r>
+      <w:r>
+        <w:rPr>
+          <w:rFonts w:ascii="Times New Roman" w:hAnsi="Times New Roman" w:eastAsia="Times New Roman" w:cs="Times New Roman"/>
+          <w:sz w:val="20"/>
+          <w:szCs w:val="20"/>
+        </w:rPr>
+        <w:t xml:space="preserve"> </w:t>
+      </w:r>
+      <w:r>
+        <w:rPr>
+          <w:rFonts w:ascii="Times New Roman" w:hAnsi="Times New Roman" w:eastAsia="Times New Roman" w:cs="Times New Roman"/>
+          <w:sz w:val="20"/>
+          <w:szCs w:val="20"/>
+          <w:highlight w:val="yellow"/>
+        </w:rPr>
+        <w:t xml:space="preserve">In the present seven-state benchmark it does not: GP mean correction already passes the prespecified safety gate, while positive tightening progressively consumes QP feasibility.</w:t>
+      </w:r>
+      <w:r>
+        <w:rPr>
+          <w:rFonts w:ascii="Times New Roman" w:hAnsi="Times New Roman" w:eastAsia="Times New Roman" w:cs="Times New Roman"/>
+          <w:sz w:val="20"/>
+          <w:szCs w:val="20"/>
+        </w:rPr>
+        <w:t xml:space="preserve"> </w:t>
+      </w:r>
+      <w:r>
+        <w:rPr>
+          <w:rFonts w:ascii="Times New Roman" w:hAnsi="Times New Roman" w:eastAsia="Times New Roman" w:cs="Times New Roman"/>
+          <w:sz w:val="20"/>
+          <w:szCs w:val="20"/>
+          <w:highlight w:val="yellow"/>
+        </w:rPr>
+        <w:t xml:space="preserve">The compositional margin remains the explicit candidate tightening and the</w:t>
       </w:r>
       <w:r>
         <w:rPr>
@@ -26924,7 +27323,32 @@
           <w:szCs w:val="20"/>
           <w:highlight w:val="yellow"/>
         </w:rPr>
-        <w:t xml:space="preserve">. The enforced limits are pressure (13–24 MPa), separator enthalpy (2670–2830 kJ/kg), and generator active power around the dispatch target (</w:t>
+        <w:t xml:space="preserve">.</w:t>
+      </w:r>
+      <w:r>
+        <w:rPr>
+          <w:rFonts w:ascii="Times New Roman" w:hAnsi="Times New Roman" w:eastAsia="Times New Roman" w:cs="Times New Roman"/>
+          <w:sz w:val="20"/>
+          <w:szCs w:val="20"/>
+        </w:rPr>
+        <w:t xml:space="preserve"> The enforced limits are pressure (13–24 MPa), separator enthalpy (2670–2830 kJ/kg), and generator </w:t>
+      </w:r>
+      <w:r>
+        <w:rPr>
+          <w:rFonts w:ascii="Times New Roman" w:hAnsi="Times New Roman" w:eastAsia="Times New Roman" w:cs="Times New Roman"/>
+          <w:sz w:val="20"/>
+          <w:szCs w:val="20"/>
+          <w:highlight w:val="yellow"/>
+        </w:rPr>
+        <w:t xml:space="preserve">active power</w:t>
+      </w:r>
+      <w:r>
+        <w:rPr>
+          <w:rFonts w:ascii="Times New Roman" w:hAnsi="Times New Roman" w:eastAsia="Times New Roman" w:cs="Times New Roman"/>
+          <w:sz w:val="20"/>
+          <w:szCs w:val="20"/>
+        </w:rPr>
+        <w:t xml:space="preserve"> around the dispatch target (</w:t>
       </w:r>
       <m:oMath>
         <m:sSub>
@@ -26932,7 +27356,6 @@
             <m:r>
               <w:rPr>
                 <w:rFonts w:ascii="Times New Roman" w:hAnsi="Times New Roman" w:eastAsia="Times New Roman" w:cs="Times New Roman"/>
-                <w:highlight w:val="yellow"/>
               </w:rPr>
               <m:t>N</m:t>
             </m:r>
@@ -26944,7 +27367,6 @@
               </m:rPr>
               <w:rPr>
                 <w:rFonts w:ascii="Times New Roman" w:hAnsi="Times New Roman" w:eastAsia="Times New Roman" w:cs="Times New Roman"/>
-                <w:highlight w:val="yellow"/>
               </w:rPr>
               <m:t>r</m:t>
             </m:r>
@@ -26954,7 +27376,6 @@
               </m:rPr>
               <w:rPr>
                 <w:rFonts w:ascii="Times New Roman" w:hAnsi="Times New Roman" w:eastAsia="Times New Roman" w:cs="Times New Roman"/>
-                <w:highlight w:val="yellow"/>
               </w:rPr>
               <m:t>e</m:t>
             </m:r>
@@ -26964,7 +27385,6 @@
               </m:rPr>
               <w:rPr>
                 <w:rFonts w:ascii="Times New Roman" w:hAnsi="Times New Roman" w:eastAsia="Times New Roman" w:cs="Times New Roman"/>
-                <w:highlight w:val="yellow"/>
               </w:rPr>
               <m:t>f</m:t>
             </m:r>
@@ -26976,14 +27396,12 @@
           </m:rPr>
           <w:rPr>
             <w:rFonts w:ascii="Times New Roman" w:hAnsi="Times New Roman" w:eastAsia="Times New Roman" w:cs="Times New Roman"/>
-            <w:highlight w:val="yellow"/>
           </w:rPr>
           <m:t>±</m:t>
         </m:r>
         <m:r>
           <w:rPr>
             <w:rFonts w:ascii="Times New Roman" w:hAnsi="Times New Roman" w:eastAsia="Times New Roman" w:cs="Times New Roman"/>
-            <w:highlight w:val="yellow"/>
           </w:rPr>
           <m:t>50</m:t>
         </m:r>
@@ -26993,9 +27411,34 @@
           <w:rFonts w:ascii="Times New Roman" w:hAnsi="Times New Roman" w:eastAsia="Times New Roman" w:cs="Times New Roman"/>
           <w:sz w:val="20"/>
           <w:szCs w:val="20"/>
-          <w:highlight w:val="yellow"/>
-        </w:rPr>
-        <w:t xml:space="preserve"> MW). All six command-level barriers have relative degree two. The HOCBF uses the sample-matched surrogate</w:t>
+        </w:rPr>
+        <w:t xml:space="preserve"> MW). </w:t>
+      </w:r>
+      <w:r>
+        <w:rPr>
+          <w:rFonts w:ascii="Times New Roman" w:hAnsi="Times New Roman" w:eastAsia="Times New Roman" w:cs="Times New Roman"/>
+          <w:sz w:val="20"/>
+          <w:szCs w:val="20"/>
+          <w:highlight w:val="yellow"/>
+        </w:rPr>
+        <w:t xml:space="preserve">All six command-level barriers have relative degree two.</w:t>
+      </w:r>
+      <w:r>
+        <w:rPr>
+          <w:rFonts w:ascii="Times New Roman" w:hAnsi="Times New Roman" w:eastAsia="Times New Roman" w:cs="Times New Roman"/>
+          <w:sz w:val="20"/>
+          <w:szCs w:val="20"/>
+        </w:rPr>
+        <w:t xml:space="preserve"> </w:t>
+      </w:r>
+      <w:r>
+        <w:rPr>
+          <w:rFonts w:ascii="Times New Roman" w:hAnsi="Times New Roman" w:eastAsia="Times New Roman" w:cs="Times New Roman"/>
+          <w:sz w:val="20"/>
+          <w:szCs w:val="20"/>
+          <w:highlight w:val="yellow"/>
+        </w:rPr>
+        <w:t xml:space="preserve">The HOCBF uses the sample-matched surrogate</w:t>
       </w:r>
       <w:r>
         <w:rPr>
@@ -29722,16 +30165,31 @@
           <w:rFonts w:ascii="Times New Roman" w:hAnsi="Times New Roman" w:eastAsia="Times New Roman" w:cs="Times New Roman"/>
           <w:sz w:val="20"/>
           <w:szCs w:val="20"/>
-          <w:highlight w:val="yellow"/>
-        </w:rPr>
-        <w:t xml:space="preserve">where a sample is counted once if any enforced pressure, separator-enthalpy, or power barrier is below its own tolerance</w:t>
-      </w:r>
-      <w:r>
-        <w:rPr>
-          <w:rFonts w:ascii="Times New Roman" w:hAnsi="Times New Roman" w:eastAsia="Times New Roman" w:cs="Times New Roman"/>
-          <w:sz w:val="20"/>
-          <w:szCs w:val="20"/>
-          <w:highlight w:val="yellow"/>
+        </w:rPr>
+        <w:t xml:space="preserve">where a sample is counted once if any enforced pressure, separator-enthalpy, or power barrier is below </w:t>
+      </w:r>
+      <w:r>
+        <w:rPr>
+          <w:rFonts w:ascii="Times New Roman" w:hAnsi="Times New Roman" w:eastAsia="Times New Roman" w:cs="Times New Roman"/>
+          <w:sz w:val="20"/>
+          <w:szCs w:val="20"/>
+          <w:highlight w:val="yellow"/>
+        </w:rPr>
+        <w:t xml:space="preserve">its own</w:t>
+      </w:r>
+      <w:r>
+        <w:rPr>
+          <w:rFonts w:ascii="Times New Roman" w:hAnsi="Times New Roman" w:eastAsia="Times New Roman" w:cs="Times New Roman"/>
+          <w:sz w:val="20"/>
+          <w:szCs w:val="20"/>
+        </w:rPr>
+        <w:t xml:space="preserve"> tolerance</w:t>
+      </w:r>
+      <w:r>
+        <w:rPr>
+          <w:rFonts w:ascii="Times New Roman" w:hAnsi="Times New Roman" w:eastAsia="Times New Roman" w:cs="Times New Roman"/>
+          <w:sz w:val="20"/>
+          <w:szCs w:val="20"/>
         </w:rPr>
         <w:t xml:space="preserve"> </w:t>
       </w:r>
@@ -29762,18 +30220,25 @@
           <w:rFonts w:ascii="Times New Roman" w:hAnsi="Times New Roman" w:eastAsia="Times New Roman" w:cs="Times New Roman"/>
           <w:sz w:val="20"/>
           <w:szCs w:val="20"/>
-          <w:highlight w:val="yellow"/>
-        </w:rPr>
-        <w:t xml:space="preserve"> </w:t>
-      </w:r>
-      <w:r>
-        <w:rPr>
-          <w:rFonts w:ascii="Times New Roman" w:hAnsi="Times New Roman" w:eastAsia="Times New Roman" w:cs="Times New Roman"/>
-          <w:sz w:val="20"/>
-          <w:szCs w:val="20"/>
-          <w:highlight w:val="yellow"/>
-        </w:rPr>
-        <w:t xml:space="preserve">at that controller sampling instant. Table </w:t>
+        </w:rPr>
+        <w:t xml:space="preserve"> </w:t>
+      </w:r>
+      <w:r>
+        <w:rPr>
+          <w:rFonts w:ascii="Times New Roman" w:hAnsi="Times New Roman" w:eastAsia="Times New Roman" w:cs="Times New Roman"/>
+          <w:sz w:val="20"/>
+          <w:szCs w:val="20"/>
+        </w:rPr>
+        <w:t xml:space="preserve">at that controller sampling instant. </w:t>
+      </w:r>
+      <w:r>
+        <w:rPr>
+          <w:rFonts w:ascii="Times New Roman" w:hAnsi="Times New Roman" w:eastAsia="Times New Roman" w:cs="Times New Roman"/>
+          <w:sz w:val="20"/>
+          <w:szCs w:val="20"/>
+          <w:highlight w:val="yellow"/>
+        </w:rPr>
+        <w:t xml:space="preserve">Table </w:t>
       </w:r>
       <w:r>
         <w:rPr>
@@ -30015,7 +30480,6 @@
           <w:szCs w:val="20"/>
           <w:b/>
           <w:bCs/>
-          <w:highlight w:val="yellow"/>
         </w:rPr>
         <w:t xml:space="preserve">Table 2. </w:t>
       </w:r>
@@ -30024,7 +30488,6 @@
           <w:rFonts w:ascii="Times New Roman" w:hAnsi="Times New Roman" w:eastAsia="Times New Roman" w:cs="Times New Roman"/>
           <w:sz w:val="20"/>
           <w:szCs w:val="20"/>
-          <w:highlight w:val="yellow"/>
         </w:rPr>
         <w:t xml:space="preserve">Primary</w:t>
       </w:r>
@@ -30033,7 +30496,6 @@
           <w:rFonts w:ascii="Times New Roman" w:hAnsi="Times New Roman" w:eastAsia="Times New Roman" w:cs="Times New Roman"/>
           <w:sz w:val="20"/>
           <w:szCs w:val="20"/>
-          <w:highlight w:val="yellow"/>
         </w:rPr>
         <w:t xml:space="preserve"> </w:t>
       </w:r>
@@ -30044,14 +30506,12 @@
           </m:rPr>
           <w:rPr>
             <w:rFonts w:ascii="Times New Roman" w:hAnsi="Times New Roman" w:eastAsia="Times New Roman" w:cs="Times New Roman"/>
-            <w:highlight w:val="yellow"/>
           </w:rPr>
           <m:t>Δ</m:t>
         </m:r>
         <m:r>
           <w:rPr>
             <w:rFonts w:ascii="Times New Roman" w:hAnsi="Times New Roman" w:eastAsia="Times New Roman" w:cs="Times New Roman"/>
-            <w:highlight w:val="yellow"/>
           </w:rPr>
           <m:t>g</m:t>
         </m:r>
@@ -30061,14 +30521,12 @@
           </m:rPr>
           <w:rPr>
             <w:rFonts w:ascii="Times New Roman" w:hAnsi="Times New Roman" w:eastAsia="Times New Roman" w:cs="Times New Roman"/>
-            <w:highlight w:val="yellow"/>
           </w:rPr>
           <m:t>=</m:t>
         </m:r>
         <m:r>
           <w:rPr>
             <w:rFonts w:ascii="Times New Roman" w:hAnsi="Times New Roman" w:eastAsia="Times New Roman" w:cs="Times New Roman"/>
-            <w:highlight w:val="yellow"/>
           </w:rPr>
           <m:t>0</m:t>
         </m:r>
@@ -30078,16 +30536,14 @@
           <w:rFonts w:ascii="Times New Roman" w:hAnsi="Times New Roman" w:eastAsia="Times New Roman" w:cs="Times New Roman"/>
           <w:sz w:val="20"/>
           <w:szCs w:val="20"/>
-          <w:highlight w:val="yellow"/>
-        </w:rPr>
-        <w:t xml:space="preserve"> </w:t>
-      </w:r>
-      <w:r>
-        <w:rPr>
-          <w:rFonts w:ascii="Times New Roman" w:hAnsi="Times New Roman" w:eastAsia="Times New Roman" w:cs="Times New Roman"/>
-          <w:sz w:val="20"/>
-          <w:szCs w:val="20"/>
-          <w:highlight w:val="yellow"/>
+        </w:rPr>
+        <w:t xml:space="preserve"> </w:t>
+      </w:r>
+      <w:r>
+        <w:rPr>
+          <w:rFonts w:ascii="Times New Roman" w:hAnsi="Times New Roman" w:eastAsia="Times New Roman" w:cs="Times New Roman"/>
+          <w:sz w:val="20"/>
+          <w:szCs w:val="20"/>
         </w:rPr>
         <w:t xml:space="preserve">validation: sample-level constraint violation rate (%) at controller instants, computed by Eq. </w:t>
       </w:r>
@@ -30096,7 +30552,6 @@
           <w:rFonts w:ascii="Times New Roman" w:hAnsi="Times New Roman" w:eastAsia="Times New Roman" w:cs="Times New Roman"/>
           <w:sz w:val="20"/>
           <w:szCs w:val="20"/>
-          <w:highlight w:val="yellow"/>
         </w:rPr>
         <w:t xml:space="preserve">(13)</w:t>
       </w:r>
@@ -30105,25 +30560,48 @@
           <w:rFonts w:ascii="Times New Roman" w:hAnsi="Times New Roman" w:eastAsia="Times New Roman" w:cs="Times New Roman"/>
           <w:sz w:val="20"/>
           <w:szCs w:val="20"/>
-          <w:highlight w:val="yellow"/>
-        </w:rPr>
-        <w:t xml:space="preserve"> </w:t>
-      </w:r>
-      <w:r>
-        <w:rPr>
-          <w:rFonts w:ascii="Times New Roman" w:hAnsi="Times New Roman" w:eastAsia="Times New Roman" w:cs="Times New Roman"/>
-          <w:sz w:val="20"/>
-          <w:szCs w:val="20"/>
-          <w:highlight w:val="yellow"/>
-        </w:rPr>
-        <w:t xml:space="preserve">with per-constraint native-unit tolerances of numerical value</w:t>
-      </w:r>
-      <w:r>
-        <w:rPr>
-          <w:rFonts w:ascii="Times New Roman" w:hAnsi="Times New Roman" w:eastAsia="Times New Roman" w:cs="Times New Roman"/>
-          <w:sz w:val="20"/>
-          <w:szCs w:val="20"/>
-          <w:highlight w:val="yellow"/>
+        </w:rPr>
+        <w:t xml:space="preserve"> </w:t>
+      </w:r>
+      <w:r>
+        <w:rPr>
+          <w:rFonts w:ascii="Times New Roman" w:hAnsi="Times New Roman" w:eastAsia="Times New Roman" w:cs="Times New Roman"/>
+          <w:sz w:val="20"/>
+          <w:szCs w:val="20"/>
+        </w:rPr>
+        <w:t xml:space="preserve">with </w:t>
+      </w:r>
+      <w:r>
+        <w:rPr>
+          <w:rFonts w:ascii="Times New Roman" w:hAnsi="Times New Roman" w:eastAsia="Times New Roman" w:cs="Times New Roman"/>
+          <w:sz w:val="20"/>
+          <w:szCs w:val="20"/>
+          <w:highlight w:val="yellow"/>
+        </w:rPr>
+        <w:t xml:space="preserve">per-constraint native-unit tolerances of</w:t>
+      </w:r>
+      <w:r>
+        <w:rPr>
+          <w:rFonts w:ascii="Times New Roman" w:hAnsi="Times New Roman" w:eastAsia="Times New Roman" w:cs="Times New Roman"/>
+          <w:sz w:val="20"/>
+          <w:szCs w:val="20"/>
+        </w:rPr>
+        <w:t xml:space="preserve"> numerical </w:t>
+      </w:r>
+      <w:r>
+        <w:rPr>
+          <w:rFonts w:ascii="Times New Roman" w:hAnsi="Times New Roman" w:eastAsia="Times New Roman" w:cs="Times New Roman"/>
+          <w:sz w:val="20"/>
+          <w:szCs w:val="20"/>
+          <w:highlight w:val="yellow"/>
+        </w:rPr>
+        <w:t xml:space="preserve">value</w:t>
+      </w:r>
+      <w:r>
+        <w:rPr>
+          <w:rFonts w:ascii="Times New Roman" w:hAnsi="Times New Roman" w:eastAsia="Times New Roman" w:cs="Times New Roman"/>
+          <w:sz w:val="20"/>
+          <w:szCs w:val="20"/>
         </w:rPr>
         <w:t xml:space="preserve"> </w:t>
       </w:r>
@@ -30133,7 +30611,6 @@
             <m:r>
               <w:rPr>
                 <w:rFonts w:ascii="Times New Roman" w:hAnsi="Times New Roman" w:eastAsia="Times New Roman" w:cs="Times New Roman"/>
-                <w:highlight w:val="yellow"/>
               </w:rPr>
               <m:t>10</m:t>
             </m:r>
@@ -30145,14 +30622,12 @@
               </m:rPr>
               <w:rPr>
                 <w:rFonts w:ascii="Times New Roman" w:hAnsi="Times New Roman" w:eastAsia="Times New Roman" w:cs="Times New Roman"/>
-                <w:highlight w:val="yellow"/>
               </w:rPr>
               <m:t>−</m:t>
             </m:r>
             <m:r>
               <w:rPr>
                 <w:rFonts w:ascii="Times New Roman" w:hAnsi="Times New Roman" w:eastAsia="Times New Roman" w:cs="Times New Roman"/>
-                <w:highlight w:val="yellow"/>
               </w:rPr>
               <m:t>2</m:t>
             </m:r>
@@ -30164,9 +30639,17 @@
           <w:rFonts w:ascii="Times New Roman" w:hAnsi="Times New Roman" w:eastAsia="Times New Roman" w:cs="Times New Roman"/>
           <w:sz w:val="20"/>
           <w:szCs w:val="20"/>
-          <w:highlight w:val="yellow"/>
-        </w:rPr>
-        <w:t xml:space="preserve">. Each cell aggregates 50 independent 500-sample rollouts (25</w:t>
+        </w:rPr>
+        <w:t xml:space="preserve">. </w:t>
+      </w:r>
+      <w:r>
+        <w:rPr>
+          <w:rFonts w:ascii="Times New Roman" w:hAnsi="Times New Roman" w:eastAsia="Times New Roman" w:cs="Times New Roman"/>
+          <w:sz w:val="20"/>
+          <w:szCs w:val="20"/>
+          <w:highlight w:val="yellow"/>
+        </w:rPr>
+        <w:t xml:space="preserve">Each cell aggregates 50 independent 500-sample rollouts (25</w:t>
       </w:r>
       <w:r>
         <w:rPr>
@@ -30559,6 +31042,7 @@
                 <w:rFonts w:ascii="Times New Roman" w:hAnsi="Times New Roman" w:eastAsia="Times New Roman" w:cs="Times New Roman"/>
                 <w:sz w:val="18"/>
                 <w:szCs w:val="18"/>
+                <w:highlight w:val="yellow"/>
               </w:rPr>
               <w:t xml:space="preserve">0.00</w:t>
             </w:r>
@@ -30831,7 +31315,6 @@
                 <w:rFonts w:ascii="Times New Roman" w:hAnsi="Times New Roman" w:eastAsia="Times New Roman" w:cs="Times New Roman"/>
                 <w:sz w:val="18"/>
                 <w:szCs w:val="18"/>
-                <w:highlight w:val="yellow"/>
               </w:rPr>
               <w:t xml:space="preserve">0.00</w:t>
             </w:r>
@@ -31095,6 +31578,7 @@
                 <w:rFonts w:ascii="Times New Roman" w:hAnsi="Times New Roman" w:eastAsia="Times New Roman" w:cs="Times New Roman"/>
                 <w:sz w:val="18"/>
                 <w:szCs w:val="18"/>
+                <w:highlight w:val="yellow"/>
               </w:rPr>
               <w:t xml:space="preserve">0.00</w:t>
             </w:r>
@@ -31122,6 +31606,7 @@
                 <w:rFonts w:ascii="Times New Roman" w:hAnsi="Times New Roman" w:eastAsia="Times New Roman" w:cs="Times New Roman"/>
                 <w:sz w:val="18"/>
                 <w:szCs w:val="18"/>
+                <w:highlight w:val="yellow"/>
               </w:rPr>
               <w:t xml:space="preserve">0.00</w:t>
             </w:r>
@@ -31149,6 +31634,7 @@
                 <w:rFonts w:ascii="Times New Roman" w:hAnsi="Times New Roman" w:eastAsia="Times New Roman" w:cs="Times New Roman"/>
                 <w:sz w:val="18"/>
                 <w:szCs w:val="18"/>
+                <w:highlight w:val="yellow"/>
               </w:rPr>
               <w:t xml:space="preserve">0.00</w:t>
             </w:r>
@@ -31176,6 +31662,7 @@
                 <w:rFonts w:ascii="Times New Roman" w:hAnsi="Times New Roman" w:eastAsia="Times New Roman" w:cs="Times New Roman"/>
                 <w:sz w:val="18"/>
                 <w:szCs w:val="18"/>
+                <w:highlight w:val="yellow"/>
               </w:rPr>
               <w:t xml:space="preserve">0.00</w:t>
             </w:r>
@@ -31203,6 +31690,7 @@
                 <w:rFonts w:ascii="Times New Roman" w:hAnsi="Times New Roman" w:eastAsia="Times New Roman" w:cs="Times New Roman"/>
                 <w:sz w:val="18"/>
                 <w:szCs w:val="18"/>
+                <w:highlight w:val="yellow"/>
               </w:rPr>
               <w:t xml:space="preserve">0.00</w:t>
             </w:r>
@@ -31230,6 +31718,7 @@
                 <w:rFonts w:ascii="Times New Roman" w:hAnsi="Times New Roman" w:eastAsia="Times New Roman" w:cs="Times New Roman"/>
                 <w:sz w:val="18"/>
                 <w:szCs w:val="18"/>
+                <w:highlight w:val="yellow"/>
               </w:rPr>
               <w:t xml:space="preserve">0.00</w:t>
             </w:r>
@@ -31257,6 +31746,7 @@
                 <w:rFonts w:ascii="Times New Roman" w:hAnsi="Times New Roman" w:eastAsia="Times New Roman" w:cs="Times New Roman"/>
                 <w:sz w:val="18"/>
                 <w:szCs w:val="18"/>
+                <w:highlight w:val="yellow"/>
               </w:rPr>
               <w:t xml:space="preserve">0.00</w:t>
             </w:r>
@@ -31446,7 +31936,6 @@
                 <w:rFonts w:ascii="Times New Roman" w:hAnsi="Times New Roman" w:eastAsia="Times New Roman" w:cs="Times New Roman"/>
                 <w:sz w:val="18"/>
                 <w:szCs w:val="18"/>
-                <w:highlight w:val="yellow"/>
               </w:rPr>
               <w:t xml:space="preserve">0.00</w:t>
             </w:r>
@@ -31474,7 +31963,6 @@
                 <w:rFonts w:ascii="Times New Roman" w:hAnsi="Times New Roman" w:eastAsia="Times New Roman" w:cs="Times New Roman"/>
                 <w:sz w:val="18"/>
                 <w:szCs w:val="18"/>
-                <w:highlight w:val="yellow"/>
               </w:rPr>
               <w:t xml:space="preserve">0.00</w:t>
             </w:r>
@@ -31502,7 +31990,6 @@
                 <w:rFonts w:ascii="Times New Roman" w:hAnsi="Times New Roman" w:eastAsia="Times New Roman" w:cs="Times New Roman"/>
                 <w:sz w:val="18"/>
                 <w:szCs w:val="18"/>
-                <w:highlight w:val="yellow"/>
               </w:rPr>
               <w:t xml:space="preserve">0.00</w:t>
             </w:r>
@@ -31530,7 +32017,6 @@
                 <w:rFonts w:ascii="Times New Roman" w:hAnsi="Times New Roman" w:eastAsia="Times New Roman" w:cs="Times New Roman"/>
                 <w:sz w:val="18"/>
                 <w:szCs w:val="18"/>
-                <w:highlight w:val="yellow"/>
               </w:rPr>
               <w:t xml:space="preserve">0.00</w:t>
             </w:r>
@@ -31639,7 +32125,6 @@
                 <w:rFonts w:ascii="Times New Roman" w:hAnsi="Times New Roman" w:eastAsia="Times New Roman" w:cs="Times New Roman"/>
                 <w:sz w:val="18"/>
                 <w:szCs w:val="18"/>
-                <w:highlight w:val="yellow"/>
               </w:rPr>
               <w:t xml:space="preserve">0.00</w:t>
             </w:r>
@@ -31827,7 +32312,6 @@
           <w:rFonts w:ascii="Times New Roman" w:hAnsi="Times New Roman" w:eastAsia="Times New Roman" w:cs="Times New Roman"/>
           <w:sz w:val="20"/>
           <w:szCs w:val="20"/>
-          <w:highlight w:val="yellow"/>
         </w:rPr>
         <w:t xml:space="preserve">Table </w:t>
       </w:r>
@@ -31836,7 +32320,6 @@
           <w:rFonts w:ascii="Times New Roman" w:hAnsi="Times New Roman" w:eastAsia="Times New Roman" w:cs="Times New Roman"/>
           <w:sz w:val="20"/>
           <w:szCs w:val="20"/>
-          <w:highlight w:val="yellow"/>
         </w:rPr>
         <w:t xml:space="preserve">2</w:t>
       </w:r>
@@ -31845,25 +32328,31 @@
           <w:rFonts w:ascii="Times New Roman" w:hAnsi="Times New Roman" w:eastAsia="Times New Roman" w:cs="Times New Roman"/>
           <w:sz w:val="20"/>
           <w:szCs w:val="20"/>
-          <w:highlight w:val="yellow"/>
-        </w:rPr>
-        <w:t xml:space="preserve"> </w:t>
-      </w:r>
-      <w:r>
-        <w:rPr>
-          <w:rFonts w:ascii="Times New Roman" w:hAnsi="Times New Roman" w:eastAsia="Times New Roman" w:cs="Times New Roman"/>
-          <w:sz w:val="20"/>
-          <w:szCs w:val="20"/>
-          <w:highlight w:val="yellow"/>
-        </w:rPr>
-        <w:t xml:space="preserve">reports the drift-only</w:t>
-      </w:r>
-      <w:r>
-        <w:rPr>
-          <w:rFonts w:ascii="Times New Roman" w:hAnsi="Times New Roman" w:eastAsia="Times New Roman" w:cs="Times New Roman"/>
-          <w:sz w:val="20"/>
-          <w:szCs w:val="20"/>
-          <w:highlight w:val="yellow"/>
+        </w:rPr>
+        <w:t xml:space="preserve"> </w:t>
+      </w:r>
+      <w:r>
+        <w:rPr>
+          <w:rFonts w:ascii="Times New Roman" w:hAnsi="Times New Roman" w:eastAsia="Times New Roman" w:cs="Times New Roman"/>
+          <w:sz w:val="20"/>
+          <w:szCs w:val="20"/>
+        </w:rPr>
+        <w:t xml:space="preserve">reports the </w:t>
+      </w:r>
+      <w:r>
+        <w:rPr>
+          <w:rFonts w:ascii="Times New Roman" w:hAnsi="Times New Roman" w:eastAsia="Times New Roman" w:cs="Times New Roman"/>
+          <w:sz w:val="20"/>
+          <w:szCs w:val="20"/>
+          <w:highlight w:val="yellow"/>
+        </w:rPr>
+        <w:t xml:space="preserve">drift-only</w:t>
+      </w:r>
+      <w:r>
+        <w:rPr>
+          <w:rFonts w:ascii="Times New Roman" w:hAnsi="Times New Roman" w:eastAsia="Times New Roman" w:cs="Times New Roman"/>
+          <w:sz w:val="20"/>
+          <w:szCs w:val="20"/>
         </w:rPr>
         <w:t xml:space="preserve"> </w:t>
       </w:r>
@@ -31874,14 +32363,12 @@
           </m:rPr>
           <w:rPr>
             <w:rFonts w:ascii="Times New Roman" w:hAnsi="Times New Roman" w:eastAsia="Times New Roman" w:cs="Times New Roman"/>
-            <w:highlight w:val="yellow"/>
           </w:rPr>
           <m:t>Δ</m:t>
         </m:r>
         <m:r>
           <w:rPr>
             <w:rFonts w:ascii="Times New Roman" w:hAnsi="Times New Roman" w:eastAsia="Times New Roman" w:cs="Times New Roman"/>
-            <w:highlight w:val="yellow"/>
           </w:rPr>
           <m:t>g</m:t>
         </m:r>
@@ -31891,14 +32378,12 @@
           </m:rPr>
           <w:rPr>
             <w:rFonts w:ascii="Times New Roman" w:hAnsi="Times New Roman" w:eastAsia="Times New Roman" w:cs="Times New Roman"/>
-            <w:highlight w:val="yellow"/>
           </w:rPr>
           <m:t>=</m:t>
         </m:r>
         <m:r>
           <w:rPr>
             <w:rFonts w:ascii="Times New Roman" w:hAnsi="Times New Roman" w:eastAsia="Times New Roman" w:cs="Times New Roman"/>
-            <w:highlight w:val="yellow"/>
           </w:rPr>
           <m:t>0</m:t>
         </m:r>
@@ -31908,18 +32393,25 @@
           <w:rFonts w:ascii="Times New Roman" w:hAnsi="Times New Roman" w:eastAsia="Times New Roman" w:cs="Times New Roman"/>
           <w:sz w:val="20"/>
           <w:szCs w:val="20"/>
-          <w:highlight w:val="yellow"/>
-        </w:rPr>
-        <w:t xml:space="preserve"> </w:t>
-      </w:r>
-      <w:r>
-        <w:rPr>
-          <w:rFonts w:ascii="Times New Roman" w:hAnsi="Times New Roman" w:eastAsia="Times New Roman" w:cs="Times New Roman"/>
-          <w:sz w:val="20"/>
-          <w:szCs w:val="20"/>
-          <w:highlight w:val="yellow"/>
-        </w:rPr>
-        <w:t xml:space="preserve">validation. Across the six mismatch conditions, the fixed upstream proposal and HOCBF without GP correction each record 65</w:t>
+        </w:rPr>
+        <w:t xml:space="preserve"> </w:t>
+      </w:r>
+      <w:r>
+        <w:rPr>
+          <w:rFonts w:ascii="Times New Roman" w:hAnsi="Times New Roman" w:eastAsia="Times New Roman" w:cs="Times New Roman"/>
+          <w:sz w:val="20"/>
+          <w:szCs w:val="20"/>
+        </w:rPr>
+        <w:t xml:space="preserve">validation. </w:t>
+      </w:r>
+      <w:r>
+        <w:rPr>
+          <w:rFonts w:ascii="Times New Roman" w:hAnsi="Times New Roman" w:eastAsia="Times New Roman" w:cs="Times New Roman"/>
+          <w:sz w:val="20"/>
+          <w:szCs w:val="20"/>
+          <w:highlight w:val="yellow"/>
+        </w:rPr>
+        <w:t xml:space="preserve">Across the six mismatch conditions, the fixed upstream proposal and HOCBF without GP correction each record 65</w:t>
       </w:r>
       <w:r>
         <w:rPr>
@@ -32265,7 +32757,6 @@
           <w:szCs w:val="20"/>
           <w:b/>
           <w:bCs/>
-          <w:highlight w:val="yellow"/>
         </w:rPr>
         <w:t xml:space="preserve">Table 3. </w:t>
       </w:r>
@@ -33391,7 +33882,6 @@
           <w:szCs w:val="20"/>
           <w:b/>
           <w:bCs/>
-          <w:highlight w:val="yellow"/>
         </w:rPr>
         <w:t xml:space="preserve">Figure 2. </w:t>
       </w:r>
@@ -33409,7 +33899,6 @@
           <w:rFonts w:ascii="Times New Roman" w:hAnsi="Times New Roman" w:eastAsia="Times New Roman" w:cs="Times New Roman"/>
           <w:sz w:val="20"/>
           <w:szCs w:val="20"/>
-          <w:highlight w:val="yellow"/>
         </w:rPr>
         <w:t xml:space="preserve"> </w:t>
       </w:r>
@@ -33440,14 +33929,55 @@
           <w:szCs w:val="20"/>
           <w:highlight w:val="yellow"/>
         </w:rPr>
-        <w:t xml:space="preserve">Separator-pressure lower-bound margin and normalized QP correction over the 45–135 s diagnostic interval. The shaded region marks violation of the lower pressure constraint.</w:t>
-      </w:r>
-      <w:r>
-        <w:rPr>
-          <w:rFonts w:ascii="Times New Roman" w:hAnsi="Times New Roman" w:eastAsia="Times New Roman" w:cs="Times New Roman"/>
-          <w:sz w:val="20"/>
-          <w:szCs w:val="20"/>
-          <w:highlight w:val="yellow"/>
+        <w:t xml:space="preserve">Separator-pressure lower-bound margin and normalized QP correction over the 45–135 s diagnostic interval.</w:t>
+      </w:r>
+      <w:r>
+        <w:rPr>
+          <w:rFonts w:ascii="Times New Roman" w:hAnsi="Times New Roman" w:eastAsia="Times New Roman" w:cs="Times New Roman"/>
+          <w:sz w:val="20"/>
+          <w:szCs w:val="20"/>
+        </w:rPr>
+        <w:t xml:space="preserve"> </w:t>
+      </w:r>
+      <w:r>
+        <w:rPr>
+          <w:rFonts w:ascii="Times New Roman" w:hAnsi="Times New Roman" w:eastAsia="Times New Roman" w:cs="Times New Roman"/>
+          <w:sz w:val="20"/>
+          <w:szCs w:val="20"/>
+          <w:highlight w:val="yellow"/>
+        </w:rPr>
+        <w:t xml:space="preserve">The</w:t>
+      </w:r>
+      <w:r>
+        <w:rPr>
+          <w:rFonts w:ascii="Times New Roman" w:hAnsi="Times New Roman" w:eastAsia="Times New Roman" w:cs="Times New Roman"/>
+          <w:sz w:val="20"/>
+          <w:szCs w:val="20"/>
+        </w:rPr>
+        <w:t xml:space="preserve"> shaded region marks violation of the lower </w:t>
+      </w:r>
+      <w:r>
+        <w:rPr>
+          <w:rFonts w:ascii="Times New Roman" w:hAnsi="Times New Roman" w:eastAsia="Times New Roman" w:cs="Times New Roman"/>
+          <w:sz w:val="20"/>
+          <w:szCs w:val="20"/>
+          <w:highlight w:val="yellow"/>
+        </w:rPr>
+        <w:t xml:space="preserve">pressure</w:t>
+      </w:r>
+      <w:r>
+        <w:rPr>
+          <w:rFonts w:ascii="Times New Roman" w:hAnsi="Times New Roman" w:eastAsia="Times New Roman" w:cs="Times New Roman"/>
+          <w:sz w:val="20"/>
+          <w:szCs w:val="20"/>
+        </w:rPr>
+        <w:t xml:space="preserve"> constraint.</w:t>
+      </w:r>
+      <w:r>
+        <w:rPr>
+          <w:rFonts w:ascii="Times New Roman" w:hAnsi="Times New Roman" w:eastAsia="Times New Roman" w:cs="Times New Roman"/>
+          <w:sz w:val="20"/>
+          <w:szCs w:val="20"/>
         </w:rPr>
         <w:t xml:space="preserve"> </w:t>
       </w:r>
@@ -33485,7 +34015,6 @@
           <w:rFonts w:ascii="Times New Roman" w:hAnsi="Times New Roman" w:eastAsia="Times New Roman" w:cs="Times New Roman"/>
           <w:sz w:val="20"/>
           <w:szCs w:val="20"/>
-          <w:highlight w:val="yellow"/>
         </w:rPr>
         <w:t xml:space="preserve"> </w:t>
       </w:r>
@@ -33855,7 +34384,6 @@
           <w:szCs w:val="20"/>
           <w:b/>
           <w:bCs/>
-          <w:highlight w:val="yellow"/>
         </w:rPr>
         <w:t xml:space="preserve">Figure 3. </w:t>
       </w:r>
@@ -33864,16 +34392,31 @@
           <w:rFonts w:ascii="Times New Roman" w:hAnsi="Times New Roman" w:eastAsia="Times New Roman" w:cs="Times New Roman"/>
           <w:sz w:val="20"/>
           <w:szCs w:val="20"/>
-          <w:highlight w:val="yellow"/>
-        </w:rPr>
-        <w:t xml:space="preserve">Direct model-mismatch diagnosis under the drift-only S3 perturbation.</w:t>
-      </w:r>
-      <w:r>
-        <w:rPr>
-          <w:rFonts w:ascii="Times New Roman" w:hAnsi="Times New Roman" w:eastAsia="Times New Roman" w:cs="Times New Roman"/>
-          <w:sz w:val="20"/>
-          <w:szCs w:val="20"/>
-          <w:highlight w:val="yellow"/>
+        </w:rPr>
+        <w:t xml:space="preserve">Direct model-mismatch diagnosis under the </w:t>
+      </w:r>
+      <w:r>
+        <w:rPr>
+          <w:rFonts w:ascii="Times New Roman" w:hAnsi="Times New Roman" w:eastAsia="Times New Roman" w:cs="Times New Roman"/>
+          <w:sz w:val="20"/>
+          <w:szCs w:val="20"/>
+          <w:highlight w:val="yellow"/>
+        </w:rPr>
+        <w:t xml:space="preserve">drift-only</w:t>
+      </w:r>
+      <w:r>
+        <w:rPr>
+          <w:rFonts w:ascii="Times New Roman" w:hAnsi="Times New Roman" w:eastAsia="Times New Roman" w:cs="Times New Roman"/>
+          <w:sz w:val="20"/>
+          <w:szCs w:val="20"/>
+        </w:rPr>
+        <w:t xml:space="preserve"> S3 perturbation.</w:t>
+      </w:r>
+      <w:r>
+        <w:rPr>
+          <w:rFonts w:ascii="Times New Roman" w:hAnsi="Times New Roman" w:eastAsia="Times New Roman" w:cs="Times New Roman"/>
+          <w:sz w:val="20"/>
+          <w:szCs w:val="20"/>
         </w:rPr>
         <w:t xml:space="preserve"> </w:t>
       </w:r>
@@ -33884,7 +34427,6 @@
           <w:bCs/>
           <w:sz w:val="20"/>
           <w:szCs w:val="20"/>
-          <w:highlight w:val="yellow"/>
         </w:rPr>
         <w:t xml:space="preserve">(a)</w:t>
       </w:r>
@@ -33893,25 +34435,56 @@
           <w:rFonts w:ascii="Times New Roman" w:hAnsi="Times New Roman" w:eastAsia="Times New Roman" w:cs="Times New Roman"/>
           <w:sz w:val="20"/>
           <w:szCs w:val="20"/>
-          <w:highlight w:val="yellow"/>
-        </w:rPr>
-        <w:t xml:space="preserve"> </w:t>
-      </w:r>
-      <w:r>
-        <w:rPr>
-          <w:rFonts w:ascii="Times New Roman" w:hAnsi="Times New Roman" w:eastAsia="Times New Roman" w:cs="Times New Roman"/>
-          <w:sz w:val="20"/>
-          <w:szCs w:val="20"/>
-          <w:highlight w:val="yellow"/>
-        </w:rPr>
-        <w:t xml:space="preserve">Nominal and true one-step enthalpy margins from identical state–input pairs.</w:t>
-      </w:r>
-      <w:r>
-        <w:rPr>
-          <w:rFonts w:ascii="Times New Roman" w:hAnsi="Times New Roman" w:eastAsia="Times New Roman" w:cs="Times New Roman"/>
-          <w:sz w:val="20"/>
-          <w:szCs w:val="20"/>
-          <w:highlight w:val="yellow"/>
+        </w:rPr>
+        <w:t xml:space="preserve"> </w:t>
+      </w:r>
+      <w:r>
+        <w:rPr>
+          <w:rFonts w:ascii="Times New Roman" w:hAnsi="Times New Roman" w:eastAsia="Times New Roman" w:cs="Times New Roman"/>
+          <w:sz w:val="20"/>
+          <w:szCs w:val="20"/>
+        </w:rPr>
+        <w:t xml:space="preserve">Nominal and true one-step </w:t>
+      </w:r>
+      <w:r>
+        <w:rPr>
+          <w:rFonts w:ascii="Times New Roman" w:hAnsi="Times New Roman" w:eastAsia="Times New Roman" w:cs="Times New Roman"/>
+          <w:sz w:val="20"/>
+          <w:szCs w:val="20"/>
+          <w:highlight w:val="yellow"/>
+        </w:rPr>
+        <w:t xml:space="preserve">enthalpy margins</w:t>
+      </w:r>
+      <w:r>
+        <w:rPr>
+          <w:rFonts w:ascii="Times New Roman" w:hAnsi="Times New Roman" w:eastAsia="Times New Roman" w:cs="Times New Roman"/>
+          <w:sz w:val="20"/>
+          <w:szCs w:val="20"/>
+        </w:rPr>
+        <w:t xml:space="preserve"> from identical </w:t>
+      </w:r>
+      <w:r>
+        <w:rPr>
+          <w:rFonts w:ascii="Times New Roman" w:hAnsi="Times New Roman" w:eastAsia="Times New Roman" w:cs="Times New Roman"/>
+          <w:sz w:val="20"/>
+          <w:szCs w:val="20"/>
+          <w:highlight w:val="yellow"/>
+        </w:rPr>
+        <w:t xml:space="preserve">state–input</w:t>
+      </w:r>
+      <w:r>
+        <w:rPr>
+          <w:rFonts w:ascii="Times New Roman" w:hAnsi="Times New Roman" w:eastAsia="Times New Roman" w:cs="Times New Roman"/>
+          <w:sz w:val="20"/>
+          <w:szCs w:val="20"/>
+        </w:rPr>
+        <w:t xml:space="preserve"> pairs.</w:t>
+      </w:r>
+      <w:r>
+        <w:rPr>
+          <w:rFonts w:ascii="Times New Roman" w:hAnsi="Times New Roman" w:eastAsia="Times New Roman" w:cs="Times New Roman"/>
+          <w:sz w:val="20"/>
+          <w:szCs w:val="20"/>
         </w:rPr>
         <w:t xml:space="preserve"> </w:t>
       </w:r>
@@ -34223,7 +34796,6 @@
           <w:rFonts w:ascii="Times New Roman" w:hAnsi="Times New Roman" w:eastAsia="Times New Roman" w:cs="Times New Roman"/>
           <w:sz w:val="20"/>
           <w:szCs w:val="20"/>
-          <w:highlight w:val="yellow"/>
         </w:rPr>
         <w:t xml:space="preserve"> </w:t>
       </w:r>
@@ -34269,7 +34841,6 @@
           <w:rFonts w:ascii="Times New Roman" w:hAnsi="Times New Roman" w:eastAsia="Times New Roman" w:cs="Times New Roman"/>
           <w:sz w:val="20"/>
           <w:szCs w:val="20"/>
-          <w:highlight w:val="yellow"/>
         </w:rPr>
         <w:t xml:space="preserve">Figure </w:t>
       </w:r>
@@ -34278,7 +34849,6 @@
           <w:rFonts w:ascii="Times New Roman" w:hAnsi="Times New Roman" w:eastAsia="Times New Roman" w:cs="Times New Roman"/>
           <w:sz w:val="20"/>
           <w:szCs w:val="20"/>
-          <w:highlight w:val="yellow"/>
         </w:rPr>
         <w:t xml:space="preserve">3</w:t>
       </w:r>
@@ -34287,18 +34857,42 @@
           <w:rFonts w:ascii="Times New Roman" w:hAnsi="Times New Roman" w:eastAsia="Times New Roman" w:cs="Times New Roman"/>
           <w:sz w:val="20"/>
           <w:szCs w:val="20"/>
-          <w:highlight w:val="yellow"/>
-        </w:rPr>
-        <w:t xml:space="preserve"> </w:t>
-      </w:r>
-      <w:r>
-        <w:rPr>
-          <w:rFonts w:ascii="Times New Roman" w:hAnsi="Times New Roman" w:eastAsia="Times New Roman" w:cs="Times New Roman"/>
-          <w:sz w:val="20"/>
-          <w:szCs w:val="20"/>
-          <w:highlight w:val="yellow"/>
-        </w:rPr>
-        <w:t xml:space="preserve">makes the model mismatch explicit. At the first controller instant, the same state and zero-deviation input give nominal and true next-step separator pressures of 16.546 and 15.582 MPa, respectively; the corresponding nominal and true lower-enthalpy margins are 78.628 and 64.628 kJ/kg. Along the diagnostic trajectory, the realized residual rates range from</w:t>
+        </w:rPr>
+        <w:t xml:space="preserve"> </w:t>
+      </w:r>
+      <w:r>
+        <w:rPr>
+          <w:rFonts w:ascii="Times New Roman" w:hAnsi="Times New Roman" w:eastAsia="Times New Roman" w:cs="Times New Roman"/>
+          <w:sz w:val="20"/>
+          <w:szCs w:val="20"/>
+        </w:rPr>
+        <w:t xml:space="preserve">makes the model mismatch explicit. </w:t>
+      </w:r>
+      <w:r>
+        <w:rPr>
+          <w:rFonts w:ascii="Times New Roman" w:hAnsi="Times New Roman" w:eastAsia="Times New Roman" w:cs="Times New Roman"/>
+          <w:sz w:val="20"/>
+          <w:szCs w:val="20"/>
+          <w:highlight w:val="yellow"/>
+        </w:rPr>
+        <w:t xml:space="preserve">At the first controller instant, the same state and zero-deviation input give nominal and true next-step separator pressures of 16.546 and 15.582 MPa, respectively; the corresponding nominal and true lower-enthalpy margins are 78.628 and 64.628 kJ/kg.</w:t>
+      </w:r>
+      <w:r>
+        <w:rPr>
+          <w:rFonts w:ascii="Times New Roman" w:hAnsi="Times New Roman" w:eastAsia="Times New Roman" w:cs="Times New Roman"/>
+          <w:sz w:val="20"/>
+          <w:szCs w:val="20"/>
+        </w:rPr>
+        <w:t xml:space="preserve"> </w:t>
+      </w:r>
+      <w:r>
+        <w:rPr>
+          <w:rFonts w:ascii="Times New Roman" w:hAnsi="Times New Roman" w:eastAsia="Times New Roman" w:cs="Times New Roman"/>
+          <w:sz w:val="20"/>
+          <w:szCs w:val="20"/>
+          <w:highlight w:val="yellow"/>
+        </w:rPr>
+        <w:t xml:space="preserve">Along the diagnostic trajectory, the realized residual rates range from</w:t>
       </w:r>
       <w:r>
         <w:rPr>
@@ -34432,7 +35026,6 @@
             <m:r>
               <w:rPr>
                 <w:rFonts w:ascii="Times New Roman" w:hAnsi="Times New Roman" w:eastAsia="Times New Roman" w:cs="Times New Roman"/>
-                <w:highlight w:val="yellow"/>
               </w:rPr>
               <m:t/>
             </m:r>
@@ -34473,7 +35066,6 @@
             <m:r>
               <w:rPr>
                 <w:rFonts w:ascii="Times New Roman" w:hAnsi="Times New Roman" w:eastAsia="Times New Roman" w:cs="Times New Roman"/>
-                <w:highlight w:val="yellow"/>
               </w:rPr>
               <m:t/>
             </m:r>
@@ -34588,7 +35180,17 @@
           <w:bCs/>
           <w:highlight w:val="yellow"/>
         </w:rPr>
-        <w:t xml:space="preserve">Figure 4. </w:t>
+        <w:t xml:space="preserve">Figure 4.</w:t>
+      </w:r>
+      <w:r>
+        <w:rPr>
+          <w:rFonts w:ascii="Times New Roman" w:hAnsi="Times New Roman" w:eastAsia="Times New Roman" w:cs="Times New Roman"/>
+          <w:sz w:val="20"/>
+          <w:szCs w:val="20"/>
+          <w:b/>
+          <w:bCs/>
+        </w:rPr>
+        <w:t xml:space="preserve"> </w:t>
       </w:r>
       <w:r>
         <w:rPr>
@@ -34653,7 +35255,6 @@
           <w:rFonts w:ascii="Times New Roman" w:hAnsi="Times New Roman" w:eastAsia="Times New Roman" w:cs="Times New Roman"/>
           <w:sz w:val="20"/>
           <w:szCs w:val="20"/>
-          <w:highlight w:val="yellow"/>
         </w:rPr>
         <w:t xml:space="preserve"> </w:t>
       </w:r>
@@ -34709,7 +35310,6 @@
           <w:rFonts w:ascii="Times New Roman" w:hAnsi="Times New Roman" w:eastAsia="Times New Roman" w:cs="Times New Roman"/>
           <w:sz w:val="20"/>
           <w:szCs w:val="20"/>
-          <w:highlight w:val="yellow"/>
         </w:rPr>
         <w:t xml:space="preserve"> </w:t>
       </w:r>
@@ -35278,7 +35878,6 @@
           <w:szCs w:val="20"/>
           <w:b/>
           <w:bCs/>
-          <w:highlight w:val="yellow"/>
         </w:rPr>
         <w:t xml:space="preserve">Figure 5. </w:t>
       </w:r>
@@ -35296,7 +35895,6 @@
           <w:rFonts w:ascii="Times New Roman" w:hAnsi="Times New Roman" w:eastAsia="Times New Roman" w:cs="Times New Roman"/>
           <w:sz w:val="20"/>
           <w:szCs w:val="20"/>
-          <w:highlight w:val="yellow"/>
         </w:rPr>
         <w:t xml:space="preserve"> </w:t>
       </w:r>
@@ -35334,7 +35932,6 @@
           <w:rFonts w:ascii="Times New Roman" w:hAnsi="Times New Roman" w:eastAsia="Times New Roman" w:cs="Times New Roman"/>
           <w:sz w:val="20"/>
           <w:szCs w:val="20"/>
-          <w:highlight w:val="yellow"/>
         </w:rPr>
         <w:t xml:space="preserve"> </w:t>
       </w:r>
@@ -35587,7 +36184,6 @@
           <w:bCs/>
           <w:i/>
           <w:iCs/>
-          <w:highlight w:val="yellow"/>
         </w:rPr>
         <w:t>4.5 Measured Plant Evidence: Envelope, Matched Windows, and Controller Logs</w:t>
       </w:r>
@@ -35604,7 +36200,6 @@
           <w:rFonts w:ascii="Times New Roman" w:hAnsi="Times New Roman" w:eastAsia="Times New Roman" w:cs="Times New Roman"/>
           <w:sz w:val="20"/>
           <w:szCs w:val="20"/>
-          <w:highlight w:val="yellow"/>
         </w:rPr>
         <w:t xml:space="preserve">The simulation benchmark establishes the closed-loop mechanism: GP residual correction closes most of the model mismatch,</w:t>
       </w:r>
@@ -35613,7 +36208,6 @@
           <w:rFonts w:ascii="Times New Roman" w:hAnsi="Times New Roman" w:eastAsia="Times New Roman" w:cs="Times New Roman"/>
           <w:sz w:val="20"/>
           <w:szCs w:val="20"/>
-          <w:highlight w:val="yellow"/>
         </w:rPr>
         <w:t xml:space="preserve"> </w:t>
       </w:r>
@@ -35623,7 +36217,6 @@
             <m:r>
               <w:rPr>
                 <w:rFonts w:ascii="Times New Roman" w:hAnsi="Times New Roman" w:eastAsia="Times New Roman" w:cs="Times New Roman"/>
-                <w:highlight w:val="yellow"/>
               </w:rPr>
               <m:t>ϵ</m:t>
             </m:r>
@@ -35632,7 +36225,6 @@
             <m:r>
               <w:rPr>
                 <w:rFonts w:ascii="Times New Roman" w:hAnsi="Times New Roman" w:eastAsia="Times New Roman" w:cs="Times New Roman"/>
-                <w:highlight w:val="yellow"/>
               </w:rPr>
               <m:t>κ</m:t>
             </m:r>
@@ -35644,18 +36236,25 @@
           <w:rFonts w:ascii="Times New Roman" w:hAnsi="Times New Roman" w:eastAsia="Times New Roman" w:cs="Times New Roman"/>
           <w:sz w:val="20"/>
           <w:szCs w:val="20"/>
-          <w:highlight w:val="yellow"/>
-        </w:rPr>
-        <w:t xml:space="preserve"> </w:t>
-      </w:r>
-      <w:r>
-        <w:rPr>
-          <w:rFonts w:ascii="Times New Roman" w:hAnsi="Times New Roman" w:eastAsia="Times New Roman" w:cs="Times New Roman"/>
-          <w:sz w:val="20"/>
-          <w:szCs w:val="20"/>
-          <w:highlight w:val="yellow"/>
-        </w:rPr>
-        <w:t xml:space="preserve">must be calibrated by uncertainty structure, and the compiled filter satisfies the 1 s sampling budget. Plant data then connect the same design to measured operation. Historian records define the operating envelope, load-matched windows compare pre- and post-retrofit response, and confirmed original plant-controller exports document both routine full-QP execution and a bounded reduced-QP recovery mode under measured operating conditions.</w:t>
+        </w:rPr>
+        <w:t xml:space="preserve"> </w:t>
+      </w:r>
+      <w:r>
+        <w:rPr>
+          <w:rFonts w:ascii="Times New Roman" w:hAnsi="Times New Roman" w:eastAsia="Times New Roman" w:cs="Times New Roman"/>
+          <w:sz w:val="20"/>
+          <w:szCs w:val="20"/>
+        </w:rPr>
+        <w:t xml:space="preserve">must be calibrated by uncertainty structure, and the compiled filter satisfies the 1 s sampling budget. Plant data then connect the same design to measured operation. </w:t>
+      </w:r>
+      <w:r>
+        <w:rPr>
+          <w:rFonts w:ascii="Times New Roman" w:hAnsi="Times New Roman" w:eastAsia="Times New Roman" w:cs="Times New Roman"/>
+          <w:sz w:val="20"/>
+          <w:szCs w:val="20"/>
+          <w:highlight w:val="yellow"/>
+        </w:rPr>
+        <w:t xml:space="preserve">Historian records define the operating envelope, load-matched windows compare pre- and post-retrofit response, and confirmed original plant-controller exports document both routine full-QP execution and a bounded reduced-QP recovery mode under measured operating conditions.</w:t>
       </w:r>
     </w:p>
     <w:p>
@@ -35670,7 +36269,6 @@
           <w:rFonts w:ascii="Times New Roman" w:hAnsi="Times New Roman" w:eastAsia="Times New Roman" w:cs="Times New Roman"/>
           <w:sz w:val="20"/>
           <w:szCs w:val="20"/>
-          <w:highlight w:val="yellow"/>
         </w:rPr>
         <w:t xml:space="preserve">Figure </w:t>
       </w:r>
@@ -35679,7 +36277,6 @@
           <w:rFonts w:ascii="Times New Roman" w:hAnsi="Times New Roman" w:eastAsia="Times New Roman" w:cs="Times New Roman"/>
           <w:sz w:val="20"/>
           <w:szCs w:val="20"/>
-          <w:highlight w:val="yellow"/>
         </w:rPr>
         <w:t xml:space="preserve">6</w:t>
       </w:r>
@@ -35688,16 +36285,14 @@
           <w:rFonts w:ascii="Times New Roman" w:hAnsi="Times New Roman" w:eastAsia="Times New Roman" w:cs="Times New Roman"/>
           <w:sz w:val="20"/>
           <w:szCs w:val="20"/>
-          <w:highlight w:val="yellow"/>
-        </w:rPr>
-        <w:t xml:space="preserve"> </w:t>
-      </w:r>
-      <w:r>
-        <w:rPr>
-          <w:rFonts w:ascii="Times New Roman" w:hAnsi="Times New Roman" w:eastAsia="Times New Roman" w:cs="Times New Roman"/>
-          <w:sz w:val="20"/>
-          <w:szCs w:val="20"/>
-          <w:highlight w:val="yellow"/>
+        </w:rPr>
+        <w:t xml:space="preserve"> </w:t>
+      </w:r>
+      <w:r>
+        <w:rPr>
+          <w:rFonts w:ascii="Times New Roman" w:hAnsi="Times New Roman" w:eastAsia="Times New Roman" w:cs="Times New Roman"/>
+          <w:sz w:val="20"/>
+          <w:szCs w:val="20"/>
         </w:rPr>
         <w:t xml:space="preserve">uses a bounded historian snapshot from the 660 MW unit as an operating-envelope check. The grey envelope uses an approximately 24 h loaded operating window from 1 July 2026 02:33 to 2 July 2026 02:28 local time (</w:t>
       </w:r>
@@ -35705,7 +36300,6 @@
         <m:r>
           <w:rPr>
             <w:rFonts w:ascii="Times New Roman" w:hAnsi="Times New Roman" w:eastAsia="Times New Roman" w:cs="Times New Roman"/>
-            <w:highlight w:val="yellow"/>
           </w:rPr>
           <m:t>n</m:t>
         </m:r>
@@ -35715,14 +36309,12 @@
           </m:rPr>
           <w:rPr>
             <w:rFonts w:ascii="Times New Roman" w:hAnsi="Times New Roman" w:eastAsia="Times New Roman" w:cs="Times New Roman"/>
-            <w:highlight w:val="yellow"/>
           </w:rPr>
           <m:t>=</m:t>
         </m:r>
         <m:r>
           <w:rPr>
             <w:rFonts w:ascii="Times New Roman" w:hAnsi="Times New Roman" w:eastAsia="Times New Roman" w:cs="Times New Roman"/>
-            <w:highlight w:val="yellow"/>
           </w:rPr>
           <m:t>288</m:t>
         </m:r>
@@ -35732,25 +36324,39 @@
           <w:rFonts w:ascii="Times New Roman" w:hAnsi="Times New Roman" w:eastAsia="Times New Roman" w:cs="Times New Roman"/>
           <w:sz w:val="20"/>
           <w:szCs w:val="20"/>
-          <w:highlight w:val="yellow"/>
-        </w:rPr>
-        <w:t xml:space="preserve"> </w:t>
-      </w:r>
-      <w:r>
-        <w:rPr>
-          <w:rFonts w:ascii="Times New Roman" w:hAnsi="Times New Roman" w:eastAsia="Times New Roman" w:cs="Times New Roman"/>
-          <w:sz w:val="20"/>
-          <w:szCs w:val="20"/>
-          <w:highlight w:val="yellow"/>
-        </w:rPr>
-        <w:t xml:space="preserve">at 300 s spacing). The colored overlays place three post-retrofit low-to-mid-load historian windows within that measured load–pressure range. This record documents measurement availability and operating variability; the original 5 s historian records in Fig. </w:t>
-      </w:r>
-      <w:r>
-        <w:rPr>
-          <w:rFonts w:ascii="Times New Roman" w:hAnsi="Times New Roman" w:eastAsia="Times New Roman" w:cs="Times New Roman"/>
-          <w:sz w:val="20"/>
-          <w:szCs w:val="20"/>
-          <w:highlight w:val="yellow"/>
+        </w:rPr>
+        <w:t xml:space="preserve"> </w:t>
+      </w:r>
+      <w:r>
+        <w:rPr>
+          <w:rFonts w:ascii="Times New Roman" w:hAnsi="Times New Roman" w:eastAsia="Times New Roman" w:cs="Times New Roman"/>
+          <w:sz w:val="20"/>
+          <w:szCs w:val="20"/>
+        </w:rPr>
+        <w:t xml:space="preserve">at 300 s spacing). The colored overlays place three post-retrofit </w:t>
+      </w:r>
+      <w:r>
+        <w:rPr>
+          <w:rFonts w:ascii="Times New Roman" w:hAnsi="Times New Roman" w:eastAsia="Times New Roman" w:cs="Times New Roman"/>
+          <w:sz w:val="20"/>
+          <w:szCs w:val="20"/>
+          <w:highlight w:val="yellow"/>
+        </w:rPr>
+        <w:t xml:space="preserve">low-to-mid-load historian</w:t>
+      </w:r>
+      <w:r>
+        <w:rPr>
+          <w:rFonts w:ascii="Times New Roman" w:hAnsi="Times New Roman" w:eastAsia="Times New Roman" w:cs="Times New Roman"/>
+          <w:sz w:val="20"/>
+          <w:szCs w:val="20"/>
+        </w:rPr>
+        <w:t xml:space="preserve"> windows within that measured load–pressure range. This record documents measurement availability and operating variability; the original 5 s historian records in Fig. </w:t>
+      </w:r>
+      <w:r>
+        <w:rPr>
+          <w:rFonts w:ascii="Times New Roman" w:hAnsi="Times New Roman" w:eastAsia="Times New Roman" w:cs="Times New Roman"/>
+          <w:sz w:val="20"/>
+          <w:szCs w:val="20"/>
         </w:rPr>
         <w:t xml:space="preserve">7</w:t>
       </w:r>
@@ -35759,16 +36365,14 @@
           <w:rFonts w:ascii="Times New Roman" w:hAnsi="Times New Roman" w:eastAsia="Times New Roman" w:cs="Times New Roman"/>
           <w:sz w:val="20"/>
           <w:szCs w:val="20"/>
-          <w:highlight w:val="yellow"/>
-        </w:rPr>
-        <w:t xml:space="preserve"> </w:t>
-      </w:r>
-      <w:r>
-        <w:rPr>
-          <w:rFonts w:ascii="Times New Roman" w:hAnsi="Times New Roman" w:eastAsia="Times New Roman" w:cs="Times New Roman"/>
-          <w:sz w:val="20"/>
-          <w:szCs w:val="20"/>
-          <w:highlight w:val="yellow"/>
+        </w:rPr>
+        <w:t xml:space="preserve"> </w:t>
+      </w:r>
+      <w:r>
+        <w:rPr>
+          <w:rFonts w:ascii="Times New Roman" w:hAnsi="Times New Roman" w:eastAsia="Times New Roman" w:cs="Times New Roman"/>
+          <w:sz w:val="20"/>
+          <w:szCs w:val="20"/>
         </w:rPr>
         <w:t xml:space="preserve">provide the dynamic resolution for retrofit comparison.</w:t>
       </w:r>
@@ -35841,7 +36445,6 @@
           <w:szCs w:val="20"/>
           <w:b/>
           <w:bCs/>
-          <w:highlight w:val="yellow"/>
         </w:rPr>
         <w:t xml:space="preserve">Figure 6. </w:t>
       </w:r>
@@ -35850,7 +36453,6 @@
           <w:rFonts w:ascii="Times New Roman" w:hAnsi="Times New Roman" w:eastAsia="Times New Roman" w:cs="Times New Roman"/>
           <w:sz w:val="20"/>
           <w:szCs w:val="20"/>
-          <w:highlight w:val="yellow"/>
         </w:rPr>
         <w:t xml:space="preserve">Plant-historian operating-envelope check from the 660 MW ultra-supercritical unit.</w:t>
       </w:r>
@@ -35859,7 +36461,6 @@
           <w:rFonts w:ascii="Times New Roman" w:hAnsi="Times New Roman" w:eastAsia="Times New Roman" w:cs="Times New Roman"/>
           <w:sz w:val="20"/>
           <w:szCs w:val="20"/>
-          <w:highlight w:val="yellow"/>
         </w:rPr>
         <w:t xml:space="preserve"> </w:t>
       </w:r>
@@ -35870,7 +36471,6 @@
           <w:bCs/>
           <w:sz w:val="20"/>
           <w:szCs w:val="20"/>
-          <w:highlight w:val="yellow"/>
         </w:rPr>
         <w:t xml:space="preserve">(a)</w:t>
       </w:r>
@@ -35879,25 +36479,39 @@
           <w:rFonts w:ascii="Times New Roman" w:hAnsi="Times New Roman" w:eastAsia="Times New Roman" w:cs="Times New Roman"/>
           <w:sz w:val="20"/>
           <w:szCs w:val="20"/>
-          <w:highlight w:val="yellow"/>
-        </w:rPr>
-        <w:t xml:space="preserve"> </w:t>
-      </w:r>
-      <w:r>
-        <w:rPr>
-          <w:rFonts w:ascii="Times New Roman" w:hAnsi="Times New Roman" w:eastAsia="Times New Roman" w:cs="Times New Roman"/>
-          <w:sz w:val="20"/>
-          <w:szCs w:val="20"/>
-          <w:highlight w:val="yellow"/>
-        </w:rPr>
-        <w:t xml:space="preserve">Five-minute historian samples define the measured load–pressure envelope over an approximately 24 h loaded interval; colored boxes and markers locate three two-hour post-retrofit low-to-mid-load historian windows.</w:t>
-      </w:r>
-      <w:r>
-        <w:rPr>
-          <w:rFonts w:ascii="Times New Roman" w:hAnsi="Times New Roman" w:eastAsia="Times New Roman" w:cs="Times New Roman"/>
-          <w:sz w:val="20"/>
-          <w:szCs w:val="20"/>
-          <w:highlight w:val="yellow"/>
+        </w:rPr>
+        <w:t xml:space="preserve"> </w:t>
+      </w:r>
+      <w:r>
+        <w:rPr>
+          <w:rFonts w:ascii="Times New Roman" w:hAnsi="Times New Roman" w:eastAsia="Times New Roman" w:cs="Times New Roman"/>
+          <w:sz w:val="20"/>
+          <w:szCs w:val="20"/>
+        </w:rPr>
+        <w:t xml:space="preserve">Five-minute historian samples define the measured load–pressure envelope over an approximately 24 h loaded interval; colored boxes and markers locate three two-hour post-retrofit </w:t>
+      </w:r>
+      <w:r>
+        <w:rPr>
+          <w:rFonts w:ascii="Times New Roman" w:hAnsi="Times New Roman" w:eastAsia="Times New Roman" w:cs="Times New Roman"/>
+          <w:sz w:val="20"/>
+          <w:szCs w:val="20"/>
+          <w:highlight w:val="yellow"/>
+        </w:rPr>
+        <w:t xml:space="preserve">low-to-mid-load historian</w:t>
+      </w:r>
+      <w:r>
+        <w:rPr>
+          <w:rFonts w:ascii="Times New Roman" w:hAnsi="Times New Roman" w:eastAsia="Times New Roman" w:cs="Times New Roman"/>
+          <w:sz w:val="20"/>
+          <w:szCs w:val="20"/>
+        </w:rPr>
+        <w:t xml:space="preserve"> windows.</w:t>
+      </w:r>
+      <w:r>
+        <w:rPr>
+          <w:rFonts w:ascii="Times New Roman" w:hAnsi="Times New Roman" w:eastAsia="Times New Roman" w:cs="Times New Roman"/>
+          <w:sz w:val="20"/>
+          <w:szCs w:val="20"/>
         </w:rPr>
         <w:t xml:space="preserve"> </w:t>
       </w:r>
@@ -35908,7 +36522,6 @@
           <w:bCs/>
           <w:sz w:val="20"/>
           <w:szCs w:val="20"/>
-          <w:highlight w:val="yellow"/>
         </w:rPr>
         <w:t xml:space="preserve">(b,c)</w:t>
       </w:r>
@@ -35917,18 +36530,33 @@
           <w:rFonts w:ascii="Times New Roman" w:hAnsi="Times New Roman" w:eastAsia="Times New Roman" w:cs="Times New Roman"/>
           <w:sz w:val="20"/>
           <w:szCs w:val="20"/>
-          <w:highlight w:val="yellow"/>
-        </w:rPr>
-        <w:t xml:space="preserve"> </w:t>
-      </w:r>
-      <w:r>
-        <w:rPr>
-          <w:rFonts w:ascii="Times New Roman" w:hAnsi="Times New Roman" w:eastAsia="Times New Roman" w:cs="Times New Roman"/>
-          <w:sz w:val="20"/>
-          <w:szCs w:val="20"/>
-          <w:highlight w:val="yellow"/>
-        </w:rPr>
-        <w:t xml:space="preserve">The same windows are shown as load and pressure ranges against the 24 h min–max and p05–p95 envelopes. The figure places these historian windows within measured plant operation.</w:t>
+        </w:rPr>
+        <w:t xml:space="preserve"> </w:t>
+      </w:r>
+      <w:r>
+        <w:rPr>
+          <w:rFonts w:ascii="Times New Roman" w:hAnsi="Times New Roman" w:eastAsia="Times New Roman" w:cs="Times New Roman"/>
+          <w:sz w:val="20"/>
+          <w:szCs w:val="20"/>
+        </w:rPr>
+        <w:t xml:space="preserve">The same windows are shown as load and pressure ranges against the 24 h min–max and p05–p95 envelopes. The figure places </w:t>
+      </w:r>
+      <w:r>
+        <w:rPr>
+          <w:rFonts w:ascii="Times New Roman" w:hAnsi="Times New Roman" w:eastAsia="Times New Roman" w:cs="Times New Roman"/>
+          <w:sz w:val="20"/>
+          <w:szCs w:val="20"/>
+          <w:highlight w:val="yellow"/>
+        </w:rPr>
+        <w:t xml:space="preserve">these historian</w:t>
+      </w:r>
+      <w:r>
+        <w:rPr>
+          <w:rFonts w:ascii="Times New Roman" w:hAnsi="Times New Roman" w:eastAsia="Times New Roman" w:cs="Times New Roman"/>
+          <w:sz w:val="20"/>
+          <w:szCs w:val="20"/>
+        </w:rPr>
+        <w:t xml:space="preserve"> windows within measured plant operation.</w:t>
       </w:r>
     </w:p>
     <w:p>
@@ -35943,9 +36571,34 @@
           <w:rFonts w:ascii="Times New Roman" w:hAnsi="Times New Roman" w:eastAsia="Times New Roman" w:cs="Times New Roman"/>
           <w:sz w:val="20"/>
           <w:szCs w:val="20"/>
-          <w:highlight w:val="yellow"/>
-        </w:rPr>
-        <w:t xml:space="preserve">During this interval, generator active power varied from 195.7 to 520.8 MW and main-steam pressure ranged from 12.70 to 26.47 MPa. This 24 h range is a historian operating-envelope measurement, not the safety-filter constraint envelope. The three colored overlays in Fig. </w:t>
+        </w:rPr>
+        <w:t xml:space="preserve">During this interval, generator active power varied from 195.7 to 520.8 MW and main-steam pressure ranged from 12.70 to 26.47 MPa. This 24 h range is a historian operating-envelope measurement, not the safety-filter </w:t>
+      </w:r>
+      <w:r>
+        <w:rPr>
+          <w:rFonts w:ascii="Times New Roman" w:hAnsi="Times New Roman" w:eastAsia="Times New Roman" w:cs="Times New Roman"/>
+          <w:sz w:val="20"/>
+          <w:szCs w:val="20"/>
+          <w:highlight w:val="yellow"/>
+        </w:rPr>
+        <w:t xml:space="preserve">constraint</w:t>
+      </w:r>
+      <w:r>
+        <w:rPr>
+          <w:rFonts w:ascii="Times New Roman" w:hAnsi="Times New Roman" w:eastAsia="Times New Roman" w:cs="Times New Roman"/>
+          <w:sz w:val="20"/>
+          <w:szCs w:val="20"/>
+        </w:rPr>
+        <w:t xml:space="preserve"> envelope. </w:t>
+      </w:r>
+      <w:r>
+        <w:rPr>
+          <w:rFonts w:ascii="Times New Roman" w:hAnsi="Times New Roman" w:eastAsia="Times New Roman" w:cs="Times New Roman"/>
+          <w:sz w:val="20"/>
+          <w:szCs w:val="20"/>
+          <w:highlight w:val="yellow"/>
+        </w:rPr>
+        <w:t xml:space="preserve">The three colored overlays in Fig. </w:t>
       </w:r>
       <w:r>
         <w:rPr>
@@ -35972,13 +36625,37 @@
           <w:szCs w:val="20"/>
           <w:highlight w:val="yellow"/>
         </w:rPr>
-        <w:t xml:space="preserve">are low-to-mid-load historian context windows (MW01–MW03), whose main-steam-pressure ranges are 13.21–19.15 MPa. They do not supply controller-internal QP fields. Load was strongly correlated with pressure (</w:t>
+        <w:t xml:space="preserve">are low-to-mid-load historian context windows (MW01–MW03), whose main-steam-pressure ranges are 13.21–19.15 MPa.</w:t>
+      </w:r>
+      <w:r>
+        <w:rPr>
+          <w:rFonts w:ascii="Times New Roman" w:hAnsi="Times New Roman" w:eastAsia="Times New Roman" w:cs="Times New Roman"/>
+          <w:sz w:val="20"/>
+          <w:szCs w:val="20"/>
+        </w:rPr>
+        <w:t xml:space="preserve"> </w:t>
+      </w:r>
+      <w:r>
+        <w:rPr>
+          <w:rFonts w:ascii="Times New Roman" w:hAnsi="Times New Roman" w:eastAsia="Times New Roman" w:cs="Times New Roman"/>
+          <w:sz w:val="20"/>
+          <w:szCs w:val="20"/>
+          <w:highlight w:val="yellow"/>
+        </w:rPr>
+        <w:t xml:space="preserve">They do not supply controller-internal QP fields.</w:t>
+      </w:r>
+      <w:r>
+        <w:rPr>
+          <w:rFonts w:ascii="Times New Roman" w:hAnsi="Times New Roman" w:eastAsia="Times New Roman" w:cs="Times New Roman"/>
+          <w:sz w:val="20"/>
+          <w:szCs w:val="20"/>
+        </w:rPr>
+        <w:t xml:space="preserve"> Load was strongly correlated with pressure (</w:t>
       </w:r>
       <m:oMath>
         <m:r>
           <w:rPr>
             <w:rFonts w:ascii="Times New Roman" w:hAnsi="Times New Roman" w:eastAsia="Times New Roman" w:cs="Times New Roman"/>
-            <w:highlight w:val="yellow"/>
           </w:rPr>
           <m:t>r</m:t>
         </m:r>
@@ -35988,14 +36665,12 @@
           </m:rPr>
           <w:rPr>
             <w:rFonts w:ascii="Times New Roman" w:hAnsi="Times New Roman" w:eastAsia="Times New Roman" w:cs="Times New Roman"/>
-            <w:highlight w:val="yellow"/>
           </w:rPr>
           <m:t>=</m:t>
         </m:r>
         <m:r>
           <w:rPr>
             <w:rFonts w:ascii="Times New Roman" w:hAnsi="Times New Roman" w:eastAsia="Times New Roman" w:cs="Times New Roman"/>
-            <w:highlight w:val="yellow"/>
           </w:rPr>
           <m:t>0.986</m:t>
         </m:r>
@@ -36005,7 +36680,6 @@
           <w:rFonts w:ascii="Times New Roman" w:hAnsi="Times New Roman" w:eastAsia="Times New Roman" w:cs="Times New Roman"/>
           <w:sz w:val="20"/>
           <w:szCs w:val="20"/>
-          <w:highlight w:val="yellow"/>
         </w:rPr>
         <w:t xml:space="preserve">) and fuel flow (</w:t>
       </w:r>
@@ -36013,7 +36687,6 @@
         <m:r>
           <w:rPr>
             <w:rFonts w:ascii="Times New Roman" w:hAnsi="Times New Roman" w:eastAsia="Times New Roman" w:cs="Times New Roman"/>
-            <w:highlight w:val="yellow"/>
           </w:rPr>
           <m:t>r</m:t>
         </m:r>
@@ -36023,14 +36696,12 @@
           </m:rPr>
           <w:rPr>
             <w:rFonts w:ascii="Times New Roman" w:hAnsi="Times New Roman" w:eastAsia="Times New Roman" w:cs="Times New Roman"/>
-            <w:highlight w:val="yellow"/>
           </w:rPr>
           <m:t>=</m:t>
         </m:r>
         <m:r>
           <w:rPr>
             <w:rFonts w:ascii="Times New Roman" w:hAnsi="Times New Roman" w:eastAsia="Times New Roman" w:cs="Times New Roman"/>
-            <w:highlight w:val="yellow"/>
           </w:rPr>
           <m:t>0.980</m:t>
         </m:r>
@@ -36040,9 +36711,34 @@
           <w:rFonts w:ascii="Times New Roman" w:hAnsi="Times New Roman" w:eastAsia="Times New Roman" w:cs="Times New Roman"/>
           <w:sz w:val="20"/>
           <w:szCs w:val="20"/>
-          <w:highlight w:val="yellow"/>
-        </w:rPr>
-        <w:t xml:space="preserve">), confirming pressure–combustion coupling during load following. The MW04–MW06 controller exports analyzed below provide the separate execution evidence at 480.7–629.7 MW (72.8–95.4% of nameplate power). Across the two record types, measured operation spans 195.7 to 629.7 MW (29.7–95.4% of nameplate), but it does not provide continuous controller-internal performance validation at every load through 660 MW.</w:t>
+        </w:rPr>
+        <w:t xml:space="preserve">), confirming pressure–combustion coupling during load following. </w:t>
+      </w:r>
+      <w:r>
+        <w:rPr>
+          <w:rFonts w:ascii="Times New Roman" w:hAnsi="Times New Roman" w:eastAsia="Times New Roman" w:cs="Times New Roman"/>
+          <w:sz w:val="20"/>
+          <w:szCs w:val="20"/>
+          <w:highlight w:val="yellow"/>
+        </w:rPr>
+        <w:t xml:space="preserve">The MW04–MW06 controller exports analyzed below provide the separate execution evidence at 480.7–629.7 MW (72.8–95.4% of nameplate power).</w:t>
+      </w:r>
+      <w:r>
+        <w:rPr>
+          <w:rFonts w:ascii="Times New Roman" w:hAnsi="Times New Roman" w:eastAsia="Times New Roman" w:cs="Times New Roman"/>
+          <w:sz w:val="20"/>
+          <w:szCs w:val="20"/>
+        </w:rPr>
+        <w:t xml:space="preserve"> </w:t>
+      </w:r>
+      <w:r>
+        <w:rPr>
+          <w:rFonts w:ascii="Times New Roman" w:hAnsi="Times New Roman" w:eastAsia="Times New Roman" w:cs="Times New Roman"/>
+          <w:sz w:val="20"/>
+          <w:szCs w:val="20"/>
+          <w:highlight w:val="yellow"/>
+        </w:rPr>
+        <w:t xml:space="preserve">Across the two record types, measured operation spans 195.7 to 629.7 MW (29.7–95.4% of nameplate), but it does not provide continuous controller-internal performance validation at every load through 660 MW.</w:t>
       </w:r>
     </w:p>
     <w:p>
@@ -36057,9 +36753,238 @@
           <w:rFonts w:ascii="Times New Roman" w:hAnsi="Times New Roman" w:eastAsia="Times New Roman" w:cs="Times New Roman"/>
           <w:sz w:val="20"/>
           <w:szCs w:val="20"/>
-          <w:highlight w:val="yellow"/>
-        </w:rPr>
-        <w:t xml:space="preserve">The unit chronology permits a load-matched commissioning comparison. The 660 MW unit used traditional PID before 21 May 2026, was shut down from 21 May to 24 June 2026, and restarted with the proposed RoCBF-SF-based strategy after 24 June 2026. Retained plant work-scope and controller-configuration records distinguish the simultaneous changes. Routine maintenance included instrument calibration, actuator inspection, combustion-equipment maintenance, and heat-surface cleaning. The baseline PID gains, output limits, anti-windup, sliding-pressure curve, coordinated-control logic, and fuel/feedwater/turbine-valve base loops were unchanged; the control-system modification was the downstream RoCBF-SF integration and its enable, bypass, heartbeat, command-quality, and DCS-selection logic. We screened 300 s historian records from 2024–2025 and 25 June–5 July 2026. Candidate two-hour windows contain 24 consecutive samples, advance every 30 min, and retain only load in 195–700 MW with finite pressure, setpoint, and fuel-flow values. The 700 MW ceiling is a permissive data-quality screen rather than an observed operating endpoint; measured ranges are reported separately below. A global linear-assignment step forms one-to-one pairs without replacement using mean-load difference, 24-point load-profile RMSE, load-range difference, and fuel/load difference. Calipers are 10, 30, and 40 MW and 0.08, respectively. This protocol yields 512 pairs from 14,675 pre-retrofit and 517 post-retrofit candidates. Median mean-load difference is 1.32 MW and median profile RMSE is 15.37 MW. Cohort median pressure-residual standard deviation decreases from 0.523 to 0.502 MPa (3.93%), whereas median absolute-error p95 is essentially unchanged (1.082 versus 1.085 MPa). Because the windows overlap, these cohort quantities and the post-day cluster bootstrap reported in the Supplemental Material are descriptive rather than independent-sample inference. Figure </w:t>
+        </w:rPr>
+        <w:t xml:space="preserve">The unit chronology permits a load-matched commissioning comparison. </w:t>
+      </w:r>
+      <w:r>
+        <w:rPr>
+          <w:rFonts w:ascii="Times New Roman" w:hAnsi="Times New Roman" w:eastAsia="Times New Roman" w:cs="Times New Roman"/>
+          <w:sz w:val="20"/>
+          <w:szCs w:val="20"/>
+          <w:highlight w:val="yellow"/>
+        </w:rPr>
+        <w:t xml:space="preserve">The 660 MW unit used traditional PID before 21 May 2026, was shut down from 21 May to 24 June 2026, and restarted with the proposed RoCBF-SF-based strategy after 24 June 2026.</w:t>
+      </w:r>
+      <w:r>
+        <w:rPr>
+          <w:rFonts w:ascii="Times New Roman" w:hAnsi="Times New Roman" w:eastAsia="Times New Roman" w:cs="Times New Roman"/>
+          <w:sz w:val="20"/>
+          <w:szCs w:val="20"/>
+        </w:rPr>
+        <w:t xml:space="preserve"> </w:t>
+      </w:r>
+      <w:r>
+        <w:rPr>
+          <w:rFonts w:ascii="Times New Roman" w:hAnsi="Times New Roman" w:eastAsia="Times New Roman" w:cs="Times New Roman"/>
+          <w:sz w:val="20"/>
+          <w:szCs w:val="20"/>
+          <w:highlight w:val="yellow"/>
+        </w:rPr>
+        <w:t xml:space="preserve">Retained plant work-scope and controller-configuration records distinguish the simultaneous changes.</w:t>
+      </w:r>
+      <w:r>
+        <w:rPr>
+          <w:rFonts w:ascii="Times New Roman" w:hAnsi="Times New Roman" w:eastAsia="Times New Roman" w:cs="Times New Roman"/>
+          <w:sz w:val="20"/>
+          <w:szCs w:val="20"/>
+        </w:rPr>
+        <w:t xml:space="preserve"> </w:t>
+      </w:r>
+      <w:r>
+        <w:rPr>
+          <w:rFonts w:ascii="Times New Roman" w:hAnsi="Times New Roman" w:eastAsia="Times New Roman" w:cs="Times New Roman"/>
+          <w:sz w:val="20"/>
+          <w:szCs w:val="20"/>
+          <w:highlight w:val="yellow"/>
+        </w:rPr>
+        <w:t xml:space="preserve">Routine maintenance included instrument calibration, actuator inspection, combustion-equipment maintenance, and heat-surface cleaning.</w:t>
+      </w:r>
+      <w:r>
+        <w:rPr>
+          <w:rFonts w:ascii="Times New Roman" w:hAnsi="Times New Roman" w:eastAsia="Times New Roman" w:cs="Times New Roman"/>
+          <w:sz w:val="20"/>
+          <w:szCs w:val="20"/>
+        </w:rPr>
+        <w:t xml:space="preserve"> </w:t>
+      </w:r>
+      <w:r>
+        <w:rPr>
+          <w:rFonts w:ascii="Times New Roman" w:hAnsi="Times New Roman" w:eastAsia="Times New Roman" w:cs="Times New Roman"/>
+          <w:sz w:val="20"/>
+          <w:szCs w:val="20"/>
+          <w:highlight w:val="yellow"/>
+        </w:rPr>
+        <w:t xml:space="preserve">The baseline PID gains, output limits, anti-windup, sliding-pressure curve, coordinated-control logic, and fuel/feedwater/turbine-valve base loops were unchanged; the control-system modification was the downstream RoCBF-SF integration and its enable, bypass, heartbeat, command-quality, and DCS-selection logic.</w:t>
+      </w:r>
+      <w:r>
+        <w:rPr>
+          <w:rFonts w:ascii="Times New Roman" w:hAnsi="Times New Roman" w:eastAsia="Times New Roman" w:cs="Times New Roman"/>
+          <w:sz w:val="20"/>
+          <w:szCs w:val="20"/>
+        </w:rPr>
+        <w:t xml:space="preserve"> </w:t>
+      </w:r>
+      <w:r>
+        <w:rPr>
+          <w:rFonts w:ascii="Times New Roman" w:hAnsi="Times New Roman" w:eastAsia="Times New Roman" w:cs="Times New Roman"/>
+          <w:sz w:val="20"/>
+          <w:szCs w:val="20"/>
+          <w:highlight w:val="yellow"/>
+        </w:rPr>
+        <w:t xml:space="preserve">We screened 300 s historian records from 2024–2025 and 25 June–5 July 2026.</w:t>
+      </w:r>
+      <w:r>
+        <w:rPr>
+          <w:rFonts w:ascii="Times New Roman" w:hAnsi="Times New Roman" w:eastAsia="Times New Roman" w:cs="Times New Roman"/>
+          <w:sz w:val="20"/>
+          <w:szCs w:val="20"/>
+        </w:rPr>
+        <w:t xml:space="preserve"> </w:t>
+      </w:r>
+      <w:r>
+        <w:rPr>
+          <w:rFonts w:ascii="Times New Roman" w:hAnsi="Times New Roman" w:eastAsia="Times New Roman" w:cs="Times New Roman"/>
+          <w:sz w:val="20"/>
+          <w:szCs w:val="20"/>
+          <w:highlight w:val="yellow"/>
+        </w:rPr>
+        <w:t xml:space="preserve">Candidate two-hour windows contain 24 consecutive samples, advance every 30 min, and retain only load in 195–700 MW with finite pressure, setpoint, and fuel-flow values.</w:t>
+      </w:r>
+      <w:r>
+        <w:rPr>
+          <w:rFonts w:ascii="Times New Roman" w:hAnsi="Times New Roman" w:eastAsia="Times New Roman" w:cs="Times New Roman"/>
+          <w:sz w:val="20"/>
+          <w:szCs w:val="20"/>
+        </w:rPr>
+        <w:t xml:space="preserve"> </w:t>
+      </w:r>
+      <w:r>
+        <w:rPr>
+          <w:rFonts w:ascii="Times New Roman" w:hAnsi="Times New Roman" w:eastAsia="Times New Roman" w:cs="Times New Roman"/>
+          <w:sz w:val="20"/>
+          <w:szCs w:val="20"/>
+          <w:highlight w:val="yellow"/>
+        </w:rPr>
+        <w:t xml:space="preserve">The 700 MW ceiling is a permissive data-quality screen rather than an observed operating endpoint; measured ranges are reported separately below.</w:t>
+      </w:r>
+      <w:r>
+        <w:rPr>
+          <w:rFonts w:ascii="Times New Roman" w:hAnsi="Times New Roman" w:eastAsia="Times New Roman" w:cs="Times New Roman"/>
+          <w:sz w:val="20"/>
+          <w:szCs w:val="20"/>
+        </w:rPr>
+        <w:t xml:space="preserve"> </w:t>
+      </w:r>
+      <w:r>
+        <w:rPr>
+          <w:rFonts w:ascii="Times New Roman" w:hAnsi="Times New Roman" w:eastAsia="Times New Roman" w:cs="Times New Roman"/>
+          <w:sz w:val="20"/>
+          <w:szCs w:val="20"/>
+          <w:highlight w:val="yellow"/>
+        </w:rPr>
+        <w:t xml:space="preserve">A global linear-assignment step forms one-to-one pairs without replacement using mean-load difference, 24-point load-profile RMSE, load-range difference, and fuel/load difference.</w:t>
+      </w:r>
+      <w:r>
+        <w:rPr>
+          <w:rFonts w:ascii="Times New Roman" w:hAnsi="Times New Roman" w:eastAsia="Times New Roman" w:cs="Times New Roman"/>
+          <w:sz w:val="20"/>
+          <w:szCs w:val="20"/>
+        </w:rPr>
+        <w:t xml:space="preserve"> </w:t>
+      </w:r>
+      <w:r>
+        <w:rPr>
+          <w:rFonts w:ascii="Times New Roman" w:hAnsi="Times New Roman" w:eastAsia="Times New Roman" w:cs="Times New Roman"/>
+          <w:sz w:val="20"/>
+          <w:szCs w:val="20"/>
+          <w:highlight w:val="yellow"/>
+        </w:rPr>
+        <w:t xml:space="preserve">Calipers are 10, 30, and 40 MW and 0.08, respectively.</w:t>
+      </w:r>
+      <w:r>
+        <w:rPr>
+          <w:rFonts w:ascii="Times New Roman" w:hAnsi="Times New Roman" w:eastAsia="Times New Roman" w:cs="Times New Roman"/>
+          <w:sz w:val="20"/>
+          <w:szCs w:val="20"/>
+        </w:rPr>
+        <w:t xml:space="preserve"> </w:t>
+      </w:r>
+      <w:r>
+        <w:rPr>
+          <w:rFonts w:ascii="Times New Roman" w:hAnsi="Times New Roman" w:eastAsia="Times New Roman" w:cs="Times New Roman"/>
+          <w:sz w:val="20"/>
+          <w:szCs w:val="20"/>
+          <w:highlight w:val="yellow"/>
+        </w:rPr>
+        <w:t xml:space="preserve">This protocol yields 512 pairs from 14,675 pre-retrofit and 517 post-retrofit candidates.</w:t>
+      </w:r>
+      <w:r>
+        <w:rPr>
+          <w:rFonts w:ascii="Times New Roman" w:hAnsi="Times New Roman" w:eastAsia="Times New Roman" w:cs="Times New Roman"/>
+          <w:sz w:val="20"/>
+          <w:szCs w:val="20"/>
+        </w:rPr>
+        <w:t xml:space="preserve"> </w:t>
+      </w:r>
+      <w:r>
+        <w:rPr>
+          <w:rFonts w:ascii="Times New Roman" w:hAnsi="Times New Roman" w:eastAsia="Times New Roman" w:cs="Times New Roman"/>
+          <w:sz w:val="20"/>
+          <w:szCs w:val="20"/>
+          <w:highlight w:val="yellow"/>
+        </w:rPr>
+        <w:t xml:space="preserve">Median mean-load difference is 1.32 MW and median profile RMSE is 15.37 MW.</w:t>
+      </w:r>
+      <w:r>
+        <w:rPr>
+          <w:rFonts w:ascii="Times New Roman" w:hAnsi="Times New Roman" w:eastAsia="Times New Roman" w:cs="Times New Roman"/>
+          <w:sz w:val="20"/>
+          <w:szCs w:val="20"/>
+        </w:rPr>
+        <w:t xml:space="preserve"> </w:t>
+      </w:r>
+      <w:r>
+        <w:rPr>
+          <w:rFonts w:ascii="Times New Roman" w:hAnsi="Times New Roman" w:eastAsia="Times New Roman" w:cs="Times New Roman"/>
+          <w:sz w:val="20"/>
+          <w:szCs w:val="20"/>
+          <w:highlight w:val="yellow"/>
+        </w:rPr>
+        <w:t xml:space="preserve">Cohort median pressure-residual standard deviation decreases from 0.523 to 0.502 MPa (3.93%), whereas median absolute-error p95 is essentially unchanged (1.082 versus 1.085 MPa).</w:t>
+      </w:r>
+      <w:r>
+        <w:rPr>
+          <w:rFonts w:ascii="Times New Roman" w:hAnsi="Times New Roman" w:eastAsia="Times New Roman" w:cs="Times New Roman"/>
+          <w:sz w:val="20"/>
+          <w:szCs w:val="20"/>
+        </w:rPr>
+        <w:t xml:space="preserve"> </w:t>
+      </w:r>
+      <w:r>
+        <w:rPr>
+          <w:rFonts w:ascii="Times New Roman" w:hAnsi="Times New Roman" w:eastAsia="Times New Roman" w:cs="Times New Roman"/>
+          <w:sz w:val="20"/>
+          <w:szCs w:val="20"/>
+          <w:highlight w:val="yellow"/>
+        </w:rPr>
+        <w:t xml:space="preserve">Because the windows overlap, these cohort quantities and the post-day cluster bootstrap reported in the Supplemental Material are descriptive rather than independent-sample inference.</w:t>
+      </w:r>
+      <w:r>
+        <w:rPr>
+          <w:rFonts w:ascii="Times New Roman" w:hAnsi="Times New Roman" w:eastAsia="Times New Roman" w:cs="Times New Roman"/>
+          <w:sz w:val="20"/>
+          <w:szCs w:val="20"/>
+        </w:rPr>
+        <w:t xml:space="preserve"> </w:t>
+      </w:r>
+      <w:r>
+        <w:rPr>
+          <w:rFonts w:ascii="Times New Roman" w:hAnsi="Times New Roman" w:eastAsia="Times New Roman" w:cs="Times New Roman"/>
+          <w:sz w:val="20"/>
+          <w:szCs w:val="20"/>
+          <w:highlight w:val="yellow"/>
+        </w:rPr>
+        <w:t xml:space="preserve">Figure </w:t>
       </w:r>
       <w:r>
         <w:rPr>
@@ -36157,7 +37082,6 @@
           <w:szCs w:val="20"/>
           <w:b/>
           <w:bCs/>
-          <w:highlight w:val="yellow"/>
         </w:rPr>
         <w:t xml:space="preserve">Figure 7. </w:t>
       </w:r>
@@ -36166,7 +37090,6 @@
           <w:rFonts w:ascii="Times New Roman" w:hAnsi="Times New Roman" w:eastAsia="Times New Roman" w:cs="Times New Roman"/>
           <w:sz w:val="20"/>
           <w:szCs w:val="20"/>
-          <w:highlight w:val="yellow"/>
         </w:rPr>
         <w:t xml:space="preserve">Matched plant-historian retrofit-window diagnostic from the 660 MW ultra-supercritical unit. The historical PID window is 5 November 2025 11:00–12:59:55 local time; the post-retrofit window is 25 June 2026 12:30–14:29:55 local time. Both windows contain 1440 original 5 s historian samples.</w:t>
       </w:r>
@@ -36175,7 +37098,6 @@
           <w:rFonts w:ascii="Times New Roman" w:hAnsi="Times New Roman" w:eastAsia="Times New Roman" w:cs="Times New Roman"/>
           <w:sz w:val="20"/>
           <w:szCs w:val="20"/>
-          <w:highlight w:val="yellow"/>
         </w:rPr>
         <w:t xml:space="preserve"> </w:t>
       </w:r>
@@ -36186,7 +37108,6 @@
           <w:bCs/>
           <w:sz w:val="20"/>
           <w:szCs w:val="20"/>
-          <w:highlight w:val="yellow"/>
         </w:rPr>
         <w:t xml:space="preserve">(a)</w:t>
       </w:r>
@@ -36195,16 +37116,14 @@
           <w:rFonts w:ascii="Times New Roman" w:hAnsi="Times New Roman" w:eastAsia="Times New Roman" w:cs="Times New Roman"/>
           <w:sz w:val="20"/>
           <w:szCs w:val="20"/>
-          <w:highlight w:val="yellow"/>
-        </w:rPr>
-        <w:t xml:space="preserve"> </w:t>
-      </w:r>
-      <w:r>
-        <w:rPr>
-          <w:rFonts w:ascii="Times New Roman" w:hAnsi="Times New Roman" w:eastAsia="Times New Roman" w:cs="Times New Roman"/>
-          <w:sz w:val="20"/>
-          <w:szCs w:val="20"/>
-          <w:highlight w:val="yellow"/>
+        </w:rPr>
+        <w:t xml:space="preserve"> </w:t>
+      </w:r>
+      <w:r>
+        <w:rPr>
+          <w:rFonts w:ascii="Times New Roman" w:hAnsi="Times New Roman" w:eastAsia="Times New Roman" w:cs="Times New Roman"/>
+          <w:sz w:val="20"/>
+          <w:szCs w:val="20"/>
         </w:rPr>
         <w:t xml:space="preserve">Generator active-power trajectories used for matching; the mean-load difference is</w:t>
       </w:r>
@@ -36213,16 +37132,14 @@
           <w:rFonts w:ascii="Times New Roman" w:hAnsi="Times New Roman" w:eastAsia="Times New Roman" w:cs="Times New Roman"/>
           <w:sz w:val="20"/>
           <w:szCs w:val="20"/>
-          <w:highlight w:val="yellow"/>
-        </w:rPr>
-        <w:t xml:space="preserve"> </w:t>
-      </w:r>
-      <w:r>
-        <w:rPr>
-          <w:rFonts w:ascii="Times New Roman" w:hAnsi="Times New Roman" w:eastAsia="Times New Roman" w:cs="Times New Roman"/>
-          <w:sz w:val="20"/>
-          <w:szCs w:val="20"/>
-          <w:highlight w:val="yellow"/>
+        </w:rPr>
+        <w:t xml:space="preserve"> </w:t>
+      </w:r>
+      <w:r>
+        <w:rPr>
+          <w:rFonts w:ascii="Times New Roman" w:hAnsi="Times New Roman" w:eastAsia="Times New Roman" w:cs="Times New Roman"/>
+          <w:sz w:val="20"/>
+          <w:szCs w:val="20"/>
         </w:rPr>
         <w:t>-0.72</w:t>
       </w:r>
@@ -36231,7 +37148,6 @@
           <w:rFonts w:ascii="Times New Roman" w:hAnsi="Times New Roman" w:eastAsia="Times New Roman" w:cs="Times New Roman"/>
           <w:sz w:val="20"/>
           <w:szCs w:val="20"/>
-          <w:highlight w:val="yellow"/>
         </w:rPr>
         <w:t xml:space="preserve"> MW and the load-profile RMSE is 10.7 MW.</w:t>
       </w:r>
@@ -36240,7 +37156,6 @@
           <w:rFonts w:ascii="Times New Roman" w:hAnsi="Times New Roman" w:eastAsia="Times New Roman" w:cs="Times New Roman"/>
           <w:sz w:val="20"/>
           <w:szCs w:val="20"/>
-          <w:highlight w:val="yellow"/>
         </w:rPr>
         <w:t xml:space="preserve"> </w:t>
       </w:r>
@@ -36251,7 +37166,6 @@
           <w:bCs/>
           <w:sz w:val="20"/>
           <w:szCs w:val="20"/>
-          <w:highlight w:val="yellow"/>
         </w:rPr>
         <w:t xml:space="preserve">(b)</w:t>
       </w:r>
@@ -36260,16 +37174,14 @@
           <w:rFonts w:ascii="Times New Roman" w:hAnsi="Times New Roman" w:eastAsia="Times New Roman" w:cs="Times New Roman"/>
           <w:sz w:val="20"/>
           <w:szCs w:val="20"/>
-          <w:highlight w:val="yellow"/>
-        </w:rPr>
-        <w:t xml:space="preserve"> </w:t>
-      </w:r>
-      <w:r>
-        <w:rPr>
-          <w:rFonts w:ascii="Times New Roman" w:hAnsi="Times New Roman" w:eastAsia="Times New Roman" w:cs="Times New Roman"/>
-          <w:sz w:val="20"/>
-          <w:szCs w:val="20"/>
-          <w:highlight w:val="yellow"/>
+        </w:rPr>
+        <w:t xml:space="preserve"> </w:t>
+      </w:r>
+      <w:r>
+        <w:rPr>
+          <w:rFonts w:ascii="Times New Roman" w:hAnsi="Times New Roman" w:eastAsia="Times New Roman" w:cs="Times New Roman"/>
+          <w:sz w:val="20"/>
+          <w:szCs w:val="20"/>
         </w:rPr>
         <w:t xml:space="preserve">Main-steam pressure and the sliding-pressure setpoint.</w:t>
       </w:r>
@@ -36278,7 +37190,6 @@
           <w:rFonts w:ascii="Times New Roman" w:hAnsi="Times New Roman" w:eastAsia="Times New Roman" w:cs="Times New Roman"/>
           <w:sz w:val="20"/>
           <w:szCs w:val="20"/>
-          <w:highlight w:val="yellow"/>
         </w:rPr>
         <w:t xml:space="preserve"> </w:t>
       </w:r>
@@ -36289,7 +37200,6 @@
           <w:bCs/>
           <w:sz w:val="20"/>
           <w:szCs w:val="20"/>
-          <w:highlight w:val="yellow"/>
         </w:rPr>
         <w:t xml:space="preserve">(c)</w:t>
       </w:r>
@@ -36298,16 +37208,14 @@
           <w:rFonts w:ascii="Times New Roman" w:hAnsi="Times New Roman" w:eastAsia="Times New Roman" w:cs="Times New Roman"/>
           <w:sz w:val="20"/>
           <w:szCs w:val="20"/>
-          <w:highlight w:val="yellow"/>
-        </w:rPr>
-        <w:t xml:space="preserve"> </w:t>
-      </w:r>
-      <w:r>
-        <w:rPr>
-          <w:rFonts w:ascii="Times New Roman" w:hAnsi="Times New Roman" w:eastAsia="Times New Roman" w:cs="Times New Roman"/>
-          <w:sz w:val="20"/>
-          <w:szCs w:val="20"/>
-          <w:highlight w:val="yellow"/>
+        </w:rPr>
+        <w:t xml:space="preserve"> </w:t>
+      </w:r>
+      <w:r>
+        <w:rPr>
+          <w:rFonts w:ascii="Times New Roman" w:hAnsi="Times New Roman" w:eastAsia="Times New Roman" w:cs="Times New Roman"/>
+          <w:sz w:val="20"/>
+          <w:szCs w:val="20"/>
         </w:rPr>
         <w:t xml:space="preserve">Pressure tracking error,</w:t>
       </w:r>
@@ -36316,7 +37224,6 @@
           <w:rFonts w:ascii="Times New Roman" w:hAnsi="Times New Roman" w:eastAsia="Times New Roman" w:cs="Times New Roman"/>
           <w:sz w:val="20"/>
           <w:szCs w:val="20"/>
-          <w:highlight w:val="yellow"/>
         </w:rPr>
         <w:t xml:space="preserve"> </w:t>
       </w:r>
@@ -36433,7 +37340,6 @@
           <w:rFonts w:ascii="Times New Roman" w:hAnsi="Times New Roman" w:eastAsia="Times New Roman" w:cs="Times New Roman"/>
           <w:sz w:val="20"/>
           <w:szCs w:val="20"/>
-          <w:highlight w:val="yellow"/>
         </w:rPr>
         <w:t xml:space="preserve">; the sample-level standard deviation decreases from 0.375 to 0.156 MPa.</w:t>
       </w:r>
@@ -36442,7 +37348,6 @@
           <w:rFonts w:ascii="Times New Roman" w:hAnsi="Times New Roman" w:eastAsia="Times New Roman" w:cs="Times New Roman"/>
           <w:sz w:val="20"/>
           <w:szCs w:val="20"/>
-          <w:highlight w:val="yellow"/>
         </w:rPr>
         <w:t xml:space="preserve"> </w:t>
       </w:r>
@@ -36453,7 +37358,6 @@
           <w:bCs/>
           <w:sz w:val="20"/>
           <w:szCs w:val="20"/>
-          <w:highlight w:val="yellow"/>
         </w:rPr>
         <w:t xml:space="preserve">(d)</w:t>
       </w:r>
@@ -36462,16 +37366,14 @@
           <w:rFonts w:ascii="Times New Roman" w:hAnsi="Times New Roman" w:eastAsia="Times New Roman" w:cs="Times New Roman"/>
           <w:sz w:val="20"/>
           <w:szCs w:val="20"/>
-          <w:highlight w:val="yellow"/>
-        </w:rPr>
-        <w:t xml:space="preserve"> </w:t>
-      </w:r>
-      <w:r>
-        <w:rPr>
-          <w:rFonts w:ascii="Times New Roman" w:hAnsi="Times New Roman" w:eastAsia="Times New Roman" w:cs="Times New Roman"/>
-          <w:sz w:val="20"/>
-          <w:szCs w:val="20"/>
-          <w:highlight w:val="yellow"/>
+        </w:rPr>
+        <w:t xml:space="preserve"> </w:t>
+      </w:r>
+      <w:r>
+        <w:rPr>
+          <w:rFonts w:ascii="Times New Roman" w:hAnsi="Times New Roman" w:eastAsia="Times New Roman" w:cs="Times New Roman"/>
+          <w:sz w:val="20"/>
+          <w:szCs w:val="20"/>
         </w:rPr>
         <w:t xml:space="preserve">Empirical CDF of absolute pressure tracking error; dotted lines mark the 95th percentile, which decreases from 0.906 to 0.508 MPa.</w:t>
       </w:r>
@@ -36480,7 +37382,6 @@
           <w:rFonts w:ascii="Times New Roman" w:hAnsi="Times New Roman" w:eastAsia="Times New Roman" w:cs="Times New Roman"/>
           <w:sz w:val="20"/>
           <w:szCs w:val="20"/>
-          <w:highlight w:val="yellow"/>
         </w:rPr>
         <w:t xml:space="preserve"> </w:t>
       </w:r>
@@ -36491,7 +37392,6 @@
           <w:bCs/>
           <w:sz w:val="20"/>
           <w:szCs w:val="20"/>
-          <w:highlight w:val="yellow"/>
         </w:rPr>
         <w:t xml:space="preserve">(e)</w:t>
       </w:r>
@@ -36500,16 +37400,14 @@
           <w:rFonts w:ascii="Times New Roman" w:hAnsi="Times New Roman" w:eastAsia="Times New Roman" w:cs="Times New Roman"/>
           <w:sz w:val="20"/>
           <w:szCs w:val="20"/>
-          <w:highlight w:val="yellow"/>
-        </w:rPr>
-        <w:t xml:space="preserve"> </w:t>
-      </w:r>
-      <w:r>
-        <w:rPr>
-          <w:rFonts w:ascii="Times New Roman" w:hAnsi="Times New Roman" w:eastAsia="Times New Roman" w:cs="Times New Roman"/>
-          <w:sz w:val="20"/>
-          <w:szCs w:val="20"/>
-          <w:highlight w:val="yellow"/>
+        </w:rPr>
+        <w:t xml:space="preserve"> </w:t>
+      </w:r>
+      <w:r>
+        <w:rPr>
+          <w:rFonts w:ascii="Times New Roman" w:hAnsi="Times New Roman" w:eastAsia="Times New Roman" w:cs="Times New Roman"/>
+          <w:sz w:val="20"/>
+          <w:szCs w:val="20"/>
         </w:rPr>
         <w:t xml:space="preserve">Fuel/load distribution for the combustion-side operating context; boxes show median, IQR, and 1.5</w:t>
       </w:r>
@@ -36518,7 +37416,6 @@
           <w:rFonts w:ascii="Times New Roman" w:hAnsi="Times New Roman" w:eastAsia="Times New Roman" w:cs="Times New Roman"/>
           <w:sz w:val="20"/>
           <w:szCs w:val="20"/>
-          <w:highlight w:val="yellow"/>
         </w:rPr>
         <w:t>×</w:t>
       </w:r>
@@ -36527,7 +37424,6 @@
           <w:rFonts w:ascii="Times New Roman" w:hAnsi="Times New Roman" w:eastAsia="Times New Roman" w:cs="Times New Roman"/>
           <w:sz w:val="20"/>
           <w:szCs w:val="20"/>
-          <w:highlight w:val="yellow"/>
         </w:rPr>
         <w:t xml:space="preserve">IQR whiskers, and diamonds show means. Light traces are original samples and heavy traces are 60 s rolling means for readability; all reported metrics use the original 5 s samples.</w:t>
       </w:r>
@@ -36544,7 +37440,6 @@
           <w:rFonts w:ascii="Times New Roman" w:hAnsi="Times New Roman" w:eastAsia="Times New Roman" w:cs="Times New Roman"/>
           <w:sz w:val="20"/>
           <w:szCs w:val="20"/>
-          <w:highlight w:val="yellow"/>
         </w:rPr>
         <w:t xml:space="preserve">Figure </w:t>
       </w:r>
@@ -36553,7 +37448,6 @@
           <w:rFonts w:ascii="Times New Roman" w:hAnsi="Times New Roman" w:eastAsia="Times New Roman" w:cs="Times New Roman"/>
           <w:sz w:val="20"/>
           <w:szCs w:val="20"/>
-          <w:highlight w:val="yellow"/>
         </w:rPr>
         <w:t xml:space="preserve">7</w:t>
       </w:r>
@@ -36562,25 +37456,73 @@
           <w:rFonts w:ascii="Times New Roman" w:hAnsi="Times New Roman" w:eastAsia="Times New Roman" w:cs="Times New Roman"/>
           <w:sz w:val="20"/>
           <w:szCs w:val="20"/>
-          <w:highlight w:val="yellow"/>
-        </w:rPr>
-        <w:t xml:space="preserve"> </w:t>
-      </w:r>
-      <w:r>
-        <w:rPr>
-          <w:rFonts w:ascii="Times New Roman" w:hAnsi="Times New Roman" w:eastAsia="Times New Roman" w:cs="Times New Roman"/>
-          <w:sz w:val="20"/>
-          <w:szCs w:val="20"/>
-          <w:highlight w:val="yellow"/>
-        </w:rPr>
-        <w:t xml:space="preserve">reports a high-resolution matched pair. The two-hour windows have mean load within 1 MW and load-profile RMSE of 10.7 MW. Pressure tracking-error standard deviation decreases by 58.5% after retrofit, from 0.375 to 0.156 MPa, and the 95th-percentile absolute error decreases from 0.906 to 0.508 MPa. The fuel/load proxy is higher after retrofit (0.443 to 0.459), so the comparison was not obtained under lower combustion-side demand. The load-matched result documents improved pressure response after the retrofit under comparable load movement. Because routine outage maintenance occurred concurrently, this comparison does not by itself attribute the entire improvement to RoCBF-SF; the controller exports independently verify online execution of the proposed filter. The plant evidence complements the controlled model-mismatch tests in Figs. </w:t>
-      </w:r>
-      <w:r>
-        <w:rPr>
-          <w:rFonts w:ascii="Times New Roman" w:hAnsi="Times New Roman" w:eastAsia="Times New Roman" w:cs="Times New Roman"/>
-          <w:sz w:val="20"/>
-          <w:szCs w:val="20"/>
-          <w:highlight w:val="yellow"/>
+        </w:rPr>
+        <w:t xml:space="preserve"> </w:t>
+      </w:r>
+      <w:r>
+        <w:rPr>
+          <w:rFonts w:ascii="Times New Roman" w:hAnsi="Times New Roman" w:eastAsia="Times New Roman" w:cs="Times New Roman"/>
+          <w:sz w:val="20"/>
+          <w:szCs w:val="20"/>
+        </w:rPr>
+        <w:t xml:space="preserve">reports a high-resolution matched pair. The two-hour windows have mean load within 1 MW and load-profile RMSE of 10.7 MW. Pressure tracking-error standard deviation decreases by 58.5% after retrofit, from 0.375 to 0.156 MPa, and the 95th-percentile absolute error decreases from 0.906 to 0.508 MPa. The fuel/load proxy is higher after retrofit (0.443 to 0.459), so the comparison was not obtained under lower combustion-side demand. </w:t>
+      </w:r>
+      <w:r>
+        <w:rPr>
+          <w:rFonts w:ascii="Times New Roman" w:hAnsi="Times New Roman" w:eastAsia="Times New Roman" w:cs="Times New Roman"/>
+          <w:sz w:val="20"/>
+          <w:szCs w:val="20"/>
+          <w:highlight w:val="yellow"/>
+        </w:rPr>
+        <w:t xml:space="preserve">The load-matched result documents improved pressure response after the retrofit under comparable load movement.</w:t>
+      </w:r>
+      <w:r>
+        <w:rPr>
+          <w:rFonts w:ascii="Times New Roman" w:hAnsi="Times New Roman" w:eastAsia="Times New Roman" w:cs="Times New Roman"/>
+          <w:sz w:val="20"/>
+          <w:szCs w:val="20"/>
+        </w:rPr>
+        <w:t xml:space="preserve"> </w:t>
+      </w:r>
+      <w:r>
+        <w:rPr>
+          <w:rFonts w:ascii="Times New Roman" w:hAnsi="Times New Roman" w:eastAsia="Times New Roman" w:cs="Times New Roman"/>
+          <w:sz w:val="20"/>
+          <w:szCs w:val="20"/>
+          <w:highlight w:val="yellow"/>
+        </w:rPr>
+        <w:t xml:space="preserve">Because routine outage maintenance occurred concurrently, this comparison does not by itself attribute the entire improvement to RoCBF-SF; the controller exports independently verify online execution of the proposed filter.</w:t>
+      </w:r>
+      <w:r>
+        <w:rPr>
+          <w:rFonts w:ascii="Times New Roman" w:hAnsi="Times New Roman" w:eastAsia="Times New Roman" w:cs="Times New Roman"/>
+          <w:sz w:val="20"/>
+          <w:szCs w:val="20"/>
+        </w:rPr>
+        <w:t xml:space="preserve"> </w:t>
+      </w:r>
+      <w:r>
+        <w:rPr>
+          <w:rFonts w:ascii="Times New Roman" w:hAnsi="Times New Roman" w:eastAsia="Times New Roman" w:cs="Times New Roman"/>
+          <w:sz w:val="20"/>
+          <w:szCs w:val="20"/>
+          <w:highlight w:val="yellow"/>
+        </w:rPr>
+        <w:t xml:space="preserve">The plant evidence</w:t>
+      </w:r>
+      <w:r>
+        <w:rPr>
+          <w:rFonts w:ascii="Times New Roman" w:hAnsi="Times New Roman" w:eastAsia="Times New Roman" w:cs="Times New Roman"/>
+          <w:sz w:val="20"/>
+          <w:szCs w:val="20"/>
+        </w:rPr>
+        <w:t xml:space="preserve"> complements the controlled model-mismatch tests in Figs. </w:t>
+      </w:r>
+      <w:r>
+        <w:rPr>
+          <w:rFonts w:ascii="Times New Roman" w:hAnsi="Times New Roman" w:eastAsia="Times New Roman" w:cs="Times New Roman"/>
+          <w:sz w:val="20"/>
+          <w:szCs w:val="20"/>
         </w:rPr>
         <w:t xml:space="preserve">2</w:t>
       </w:r>
@@ -36589,7 +37531,6 @@
           <w:rFonts w:ascii="Times New Roman" w:hAnsi="Times New Roman" w:eastAsia="Times New Roman" w:cs="Times New Roman"/>
           <w:sz w:val="20"/>
           <w:szCs w:val="20"/>
-          <w:highlight w:val="yellow"/>
         </w:rPr>
         <w:t xml:space="preserve">–</w:t>
       </w:r>
@@ -36598,7 +37539,6 @@
           <w:rFonts w:ascii="Times New Roman" w:hAnsi="Times New Roman" w:eastAsia="Times New Roman" w:cs="Times New Roman"/>
           <w:sz w:val="20"/>
           <w:szCs w:val="20"/>
-          <w:highlight w:val="yellow"/>
         </w:rPr>
         <w:t xml:space="preserve">3</w:t>
       </w:r>
@@ -36607,7 +37547,6 @@
           <w:rFonts w:ascii="Times New Roman" w:hAnsi="Times New Roman" w:eastAsia="Times New Roman" w:cs="Times New Roman"/>
           <w:sz w:val="20"/>
           <w:szCs w:val="20"/>
-          <w:highlight w:val="yellow"/>
         </w:rPr>
         <w:t xml:space="preserve">.</w:t>
       </w:r>
@@ -36624,7 +37563,6 @@
           <w:rFonts w:ascii="Times New Roman" w:hAnsi="Times New Roman" w:eastAsia="Times New Roman" w:cs="Times New Roman"/>
           <w:sz w:val="20"/>
           <w:szCs w:val="20"/>
-          <w:highlight w:val="yellow"/>
         </w:rPr>
         <w:t xml:space="preserve">The same 5 s historian query includes main/reheat temperature, air–coal ratio channels, mode/fallback indicators, and turbine-valve demand. Main-steam temperature variability decreases from 2.245 to 0.915°C, while reheat-temperature variability and air–coal ratio dispersion increase, showing that the post-retrofit interval is not uniformly easier. These historian diagnostics are then paired with the post-retrofit controller-log export in Fig. </w:t>
       </w:r>
@@ -36633,7 +37571,6 @@
           <w:rFonts w:ascii="Times New Roman" w:hAnsi="Times New Roman" w:eastAsia="Times New Roman" w:cs="Times New Roman"/>
           <w:sz w:val="20"/>
           <w:szCs w:val="20"/>
-          <w:highlight w:val="yellow"/>
         </w:rPr>
         <w:t xml:space="preserve">8</w:t>
       </w:r>
@@ -36642,7 +37579,6 @@
           <w:rFonts w:ascii="Times New Roman" w:hAnsi="Times New Roman" w:eastAsia="Times New Roman" w:cs="Times New Roman"/>
           <w:sz w:val="20"/>
           <w:szCs w:val="20"/>
-          <w:highlight w:val="yellow"/>
         </w:rPr>
         <w:t xml:space="preserve">; the historical PID window is not assigned QP/CBF fields because no online safety filter was running before retrofit.</w:t>
       </w:r>
@@ -36715,7 +37651,6 @@
           <w:szCs w:val="20"/>
           <w:b/>
           <w:bCs/>
-          <w:highlight w:val="yellow"/>
         </w:rPr>
         <w:t xml:space="preserve">Figure 8. </w:t>
       </w:r>
@@ -36733,7 +37668,6 @@
           <w:rFonts w:ascii="Times New Roman" w:hAnsi="Times New Roman" w:eastAsia="Times New Roman" w:cs="Times New Roman"/>
           <w:sz w:val="20"/>
           <w:szCs w:val="20"/>
-          <w:highlight w:val="yellow"/>
         </w:rPr>
         <w:t xml:space="preserve"> </w:t>
       </w:r>
@@ -36771,7 +37705,6 @@
           <w:rFonts w:ascii="Times New Roman" w:hAnsi="Times New Roman" w:eastAsia="Times New Roman" w:cs="Times New Roman"/>
           <w:sz w:val="20"/>
           <w:szCs w:val="20"/>
-          <w:highlight w:val="yellow"/>
         </w:rPr>
         <w:t xml:space="preserve"> </w:t>
       </w:r>
@@ -36836,7 +37769,6 @@
           <w:rFonts w:ascii="Times New Roman" w:hAnsi="Times New Roman" w:eastAsia="Times New Roman" w:cs="Times New Roman"/>
           <w:sz w:val="20"/>
           <w:szCs w:val="20"/>
-          <w:highlight w:val="yellow"/>
         </w:rPr>
         <w:t xml:space="preserve"> </w:t>
       </w:r>
@@ -36874,7 +37806,6 @@
           <w:rFonts w:ascii="Times New Roman" w:hAnsi="Times New Roman" w:eastAsia="Times New Roman" w:cs="Times New Roman"/>
           <w:sz w:val="20"/>
           <w:szCs w:val="20"/>
-          <w:highlight w:val="yellow"/>
         </w:rPr>
         <w:t xml:space="preserve"> </w:t>
       </w:r>
@@ -37451,7 +38382,6 @@
           <w:szCs w:val="20"/>
           <w:b/>
           <w:bCs/>
-          <w:highlight w:val="yellow"/>
         </w:rPr>
         <w:t xml:space="preserve">Table 4. </w:t>
       </w:r>
@@ -39183,7 +40113,32 @@
           <w:szCs w:val="20"/>
           <w:highlight w:val="yellow"/>
         </w:rPr>
-        <w:t xml:space="preserve">separates the two high-load execution roles rather than pooling them into a uniformly clean claim. MW05–MW06 show routine full-QP operation; MW04 exposes the recovery mechanism and its certificate boundary. Together, Figs. </w:t>
+        <w:t xml:space="preserve">separates the two high-load execution roles rather than pooling them into a uniformly clean claim.</w:t>
+      </w:r>
+      <w:r>
+        <w:rPr>
+          <w:rFonts w:ascii="Times New Roman" w:hAnsi="Times New Roman" w:eastAsia="Times New Roman" w:cs="Times New Roman"/>
+          <w:sz w:val="20"/>
+          <w:szCs w:val="20"/>
+        </w:rPr>
+        <w:t xml:space="preserve"> </w:t>
+      </w:r>
+      <w:r>
+        <w:rPr>
+          <w:rFonts w:ascii="Times New Roman" w:hAnsi="Times New Roman" w:eastAsia="Times New Roman" w:cs="Times New Roman"/>
+          <w:sz w:val="20"/>
+          <w:szCs w:val="20"/>
+          <w:highlight w:val="yellow"/>
+        </w:rPr>
+        <w:t xml:space="preserve">MW05–MW06 show routine full-QP operation; MW04 exposes the recovery mechanism and its certificate boundary.</w:t>
+      </w:r>
+      <w:r>
+        <w:rPr>
+          <w:rFonts w:ascii="Times New Roman" w:hAnsi="Times New Roman" w:eastAsia="Times New Roman" w:cs="Times New Roman"/>
+          <w:sz w:val="20"/>
+          <w:szCs w:val="20"/>
+        </w:rPr>
+        <w:t xml:space="preserve"> Together, Figs. </w:t>
       </w:r>
       <w:r>
         <w:rPr>
@@ -39208,7 +40163,6 @@
           <w:rFonts w:ascii="Times New Roman" w:hAnsi="Times New Roman" w:eastAsia="Times New Roman" w:cs="Times New Roman"/>
           <w:sz w:val="20"/>
           <w:szCs w:val="20"/>
-          <w:highlight w:val="yellow"/>
         </w:rPr>
         <w:t xml:space="preserve">8</w:t>
       </w:r>
@@ -39217,18 +40171,50 @@
           <w:rFonts w:ascii="Times New Roman" w:hAnsi="Times New Roman" w:eastAsia="Times New Roman" w:cs="Times New Roman"/>
           <w:sz w:val="20"/>
           <w:szCs w:val="20"/>
-          <w:highlight w:val="yellow"/>
-        </w:rPr>
-        <w:t xml:space="preserve"> </w:t>
-      </w:r>
-      <w:r>
-        <w:rPr>
-          <w:rFonts w:ascii="Times New Roman" w:hAnsi="Times New Roman" w:eastAsia="Times New Roman" w:cs="Times New Roman"/>
-          <w:sz w:val="20"/>
-          <w:szCs w:val="20"/>
-          <w:highlight w:val="yellow"/>
-        </w:rPr>
-        <w:t xml:space="preserve">separate three evidence types: controlled simulation and GP residual diagnostics establish the model-mismatch mechanism, matched historian windows compare plant response under comparable load movement, and plant-controller exports verify the deployed execution and recovery paths.</w:t>
+        </w:rPr>
+        <w:t xml:space="preserve"> </w:t>
+      </w:r>
+      <w:r>
+        <w:rPr>
+          <w:rFonts w:ascii="Times New Roman" w:hAnsi="Times New Roman" w:eastAsia="Times New Roman" w:cs="Times New Roman"/>
+          <w:sz w:val="20"/>
+          <w:szCs w:val="20"/>
+        </w:rPr>
+        <w:t xml:space="preserve">separate three evidence types: controlled simulation and GP residual diagnostics establish the model-mismatch mechanism, matched historian windows compare plant response under comparable load movement, and </w:t>
+      </w:r>
+      <w:r>
+        <w:rPr>
+          <w:rFonts w:ascii="Times New Roman" w:hAnsi="Times New Roman" w:eastAsia="Times New Roman" w:cs="Times New Roman"/>
+          <w:sz w:val="20"/>
+          <w:szCs w:val="20"/>
+          <w:highlight w:val="yellow"/>
+        </w:rPr>
+        <w:t xml:space="preserve">plant-controller exports</w:t>
+      </w:r>
+      <w:r>
+        <w:rPr>
+          <w:rFonts w:ascii="Times New Roman" w:hAnsi="Times New Roman" w:eastAsia="Times New Roman" w:cs="Times New Roman"/>
+          <w:sz w:val="20"/>
+          <w:szCs w:val="20"/>
+        </w:rPr>
+        <w:t xml:space="preserve"> verify the deployed execution </w:t>
+      </w:r>
+      <w:r>
+        <w:rPr>
+          <w:rFonts w:ascii="Times New Roman" w:hAnsi="Times New Roman" w:eastAsia="Times New Roman" w:cs="Times New Roman"/>
+          <w:sz w:val="20"/>
+          <w:szCs w:val="20"/>
+          <w:highlight w:val="yellow"/>
+        </w:rPr>
+        <w:t xml:space="preserve">and recovery paths</w:t>
+      </w:r>
+      <w:r>
+        <w:rPr>
+          <w:rFonts w:ascii="Times New Roman" w:hAnsi="Times New Roman" w:eastAsia="Times New Roman" w:cs="Times New Roman"/>
+          <w:sz w:val="20"/>
+          <w:szCs w:val="20"/>
+        </w:rPr>
+        <w:t xml:space="preserve">.</w:t>
       </w:r>
     </w:p>
     <w:p>
@@ -39248,7 +40234,6 @@
           <w:bCs/>
           <w:i/>
           <w:iCs/>
-          <w:highlight w:val="yellow"/>
         </w:rPr>
         <w:t>4.6 Stage-Gated Commissioning Protocol</w:t>
       </w:r>
@@ -39265,7 +40250,6 @@
           <w:rFonts w:ascii="Times New Roman" w:hAnsi="Times New Roman" w:eastAsia="Times New Roman" w:cs="Times New Roman"/>
           <w:sz w:val="20"/>
           <w:szCs w:val="20"/>
-          <w:highlight w:val="yellow"/>
         </w:rPr>
         <w:t xml:space="preserve">RoCBF-SF is intended as a</w:t>
       </w:r>
@@ -39274,7 +40258,6 @@
           <w:rFonts w:ascii="Times New Roman" w:hAnsi="Times New Roman" w:eastAsia="Times New Roman" w:cs="Times New Roman"/>
           <w:sz w:val="20"/>
           <w:szCs w:val="20"/>
-          <w:highlight w:val="yellow"/>
         </w:rPr>
         <w:t xml:space="preserve"> </w:t>
       </w:r>
@@ -39285,7 +40268,6 @@
           <w:bCs/>
           <w:sz w:val="20"/>
           <w:szCs w:val="20"/>
-          <w:highlight w:val="yellow"/>
         </w:rPr>
         <w:t xml:space="preserve">commissioning-calibrated safety filter</w:t>
       </w:r>
@@ -39294,7 +40276,6 @@
           <w:rFonts w:ascii="Times New Roman" w:hAnsi="Times New Roman" w:eastAsia="Times New Roman" w:cs="Times New Roman"/>
           <w:sz w:val="20"/>
           <w:szCs w:val="20"/>
-          <w:highlight w:val="yellow"/>
         </w:rPr>
         <w:t xml:space="preserve">. The result sequence implies a staged deployment logic: simulation and replay establish the residual model and margin envelope, supervised tests verify QP/fallback behavior, and production logs verify execution after enablement. Table </w:t>
       </w:r>
@@ -39303,7 +40284,6 @@
           <w:rFonts w:ascii="Times New Roman" w:hAnsi="Times New Roman" w:eastAsia="Times New Roman" w:cs="Times New Roman"/>
           <w:sz w:val="20"/>
           <w:szCs w:val="20"/>
-          <w:highlight w:val="yellow"/>
         </w:rPr>
         <w:t xml:space="preserve">5</w:t>
       </w:r>
@@ -39312,16 +40292,14 @@
           <w:rFonts w:ascii="Times New Roman" w:hAnsi="Times New Roman" w:eastAsia="Times New Roman" w:cs="Times New Roman"/>
           <w:sz w:val="20"/>
           <w:szCs w:val="20"/>
-          <w:highlight w:val="yellow"/>
-        </w:rPr>
-        <w:t xml:space="preserve"> </w:t>
-      </w:r>
-      <w:r>
-        <w:rPr>
-          <w:rFonts w:ascii="Times New Roman" w:hAnsi="Times New Roman" w:eastAsia="Times New Roman" w:cs="Times New Roman"/>
-          <w:sz w:val="20"/>
-          <w:szCs w:val="20"/>
-          <w:highlight w:val="yellow"/>
+        </w:rPr>
+        <w:t xml:space="preserve"> </w:t>
+      </w:r>
+      <w:r>
+        <w:rPr>
+          <w:rFonts w:ascii="Times New Roman" w:hAnsi="Times New Roman" w:eastAsia="Times New Roman" w:cs="Times New Roman"/>
+          <w:sz w:val="20"/>
+          <w:szCs w:val="20"/>
         </w:rPr>
         <w:t xml:space="preserve">gives a compact main-text version of this protocol; the supplemental material provides the detailed evidence inventory and window-level status.</w:t>
       </w:r>
@@ -39341,7 +40319,6 @@
           <w:szCs w:val="20"/>
           <w:b/>
           <w:bCs/>
-          <w:highlight w:val="yellow"/>
         </w:rPr>
         <w:t xml:space="preserve">Table 5. </w:t>
       </w:r>
@@ -39350,7 +40327,6 @@
           <w:rFonts w:ascii="Times New Roman" w:hAnsi="Times New Roman" w:eastAsia="Times New Roman" w:cs="Times New Roman"/>
           <w:sz w:val="20"/>
           <w:szCs w:val="20"/>
-          <w:highlight w:val="yellow"/>
         </w:rPr>
         <w:t xml:space="preserve">Compact stage-gated commissioning protocol for deploying RoCBF-SF as a safety-filter overlay.</w:t>
       </w:r>
@@ -40428,14 +41404,38 @@
           <w:szCs w:val="20"/>
           <w:highlight w:val="yellow"/>
         </w:rPr>
-        <w:t xml:space="preserve">is a separate operating point obtained from the time-separated plant replay; it is not transferred numerically from S3. During operation, moderate coverage loss enters full-row nominal-HOCBF mode for at most ten cycles, whereas persistent coverage loss or a hard fault returns authority to the live DCS command and latches bypass. The</w:t>
-      </w:r>
-      <w:r>
-        <w:rPr>
-          <w:rFonts w:ascii="Times New Roman" w:hAnsi="Times New Roman" w:eastAsia="Times New Roman" w:cs="Times New Roman"/>
-          <w:sz w:val="20"/>
-          <w:szCs w:val="20"/>
-          <w:highlight w:val="yellow"/>
+        <w:t xml:space="preserve">is a separate operating point obtained from the time-separated plant replay; it is not transferred numerically from S3.</w:t>
+      </w:r>
+      <w:r>
+        <w:rPr>
+          <w:rFonts w:ascii="Times New Roman" w:hAnsi="Times New Roman" w:eastAsia="Times New Roman" w:cs="Times New Roman"/>
+          <w:sz w:val="20"/>
+          <w:szCs w:val="20"/>
+        </w:rPr>
+        <w:t xml:space="preserve"> </w:t>
+      </w:r>
+      <w:r>
+        <w:rPr>
+          <w:rFonts w:ascii="Times New Roman" w:hAnsi="Times New Roman" w:eastAsia="Times New Roman" w:cs="Times New Roman"/>
+          <w:sz w:val="20"/>
+          <w:szCs w:val="20"/>
+          <w:highlight w:val="yellow"/>
+        </w:rPr>
+        <w:t xml:space="preserve">During operation, moderate coverage loss enters full-row nominal-HOCBF mode for at most ten cycles, whereas persistent coverage loss or a hard fault returns authority to the live DCS command and latches bypass.</w:t>
+      </w:r>
+      <w:r>
+        <w:rPr>
+          <w:rFonts w:ascii="Times New Roman" w:hAnsi="Times New Roman" w:eastAsia="Times New Roman" w:cs="Times New Roman"/>
+          <w:sz w:val="20"/>
+          <w:szCs w:val="20"/>
+        </w:rPr>
+        <w:t xml:space="preserve"> The</w:t>
+      </w:r>
+      <w:r>
+        <w:rPr>
+          <w:rFonts w:ascii="Times New Roman" w:hAnsi="Times New Roman" w:eastAsia="Times New Roman" w:cs="Times New Roman"/>
+          <w:sz w:val="20"/>
+          <w:szCs w:val="20"/>
         </w:rPr>
         <w:t xml:space="preserve"> </w:t>
       </w:r>
@@ -40446,14 +41446,12 @@
           </m:rPr>
           <w:rPr>
             <w:rFonts w:ascii="Times New Roman" w:hAnsi="Times New Roman" w:eastAsia="Times New Roman" w:cs="Times New Roman"/>
-            <w:highlight w:val="yellow"/>
           </w:rPr>
           <m:t>Δ</m:t>
         </m:r>
         <m:r>
           <w:rPr>
             <w:rFonts w:ascii="Times New Roman" w:hAnsi="Times New Roman" w:eastAsia="Times New Roman" w:cs="Times New Roman"/>
-            <w:highlight w:val="yellow"/>
           </w:rPr>
           <m:t>g</m:t>
         </m:r>
@@ -40463,14 +41461,12 @@
           </m:rPr>
           <w:rPr>
             <w:rFonts w:ascii="Times New Roman" w:hAnsi="Times New Roman" w:eastAsia="Times New Roman" w:cs="Times New Roman"/>
-            <w:highlight w:val="yellow"/>
           </w:rPr>
           <m:t>=</m:t>
         </m:r>
         <m:r>
           <w:rPr>
             <w:rFonts w:ascii="Times New Roman" w:hAnsi="Times New Roman" w:eastAsia="Times New Roman" w:cs="Times New Roman"/>
-            <w:highlight w:val="yellow"/>
           </w:rPr>
           <m:t>0</m:t>
         </m:r>
@@ -40480,18 +41476,33 @@
           <w:rFonts w:ascii="Times New Roman" w:hAnsi="Times New Roman" w:eastAsia="Times New Roman" w:cs="Times New Roman"/>
           <w:sz w:val="20"/>
           <w:szCs w:val="20"/>
-          <w:highlight w:val="yellow"/>
-        </w:rPr>
-        <w:t xml:space="preserve"> </w:t>
-      </w:r>
-      <w:r>
-        <w:rPr>
-          <w:rFonts w:ascii="Times New Roman" w:hAnsi="Times New Roman" w:eastAsia="Times New Roman" w:cs="Times New Roman"/>
-          <w:sz w:val="20"/>
-          <w:szCs w:val="20"/>
-          <w:highlight w:val="yellow"/>
-        </w:rPr>
-        <w:t xml:space="preserve">assumption limits the formal certificate to drift-dominated uncertainty; actuator-gain uncertainty requires additional modeling.</w:t>
+        </w:rPr>
+        <w:t xml:space="preserve"> </w:t>
+      </w:r>
+      <w:r>
+        <w:rPr>
+          <w:rFonts w:ascii="Times New Roman" w:hAnsi="Times New Roman" w:eastAsia="Times New Roman" w:cs="Times New Roman"/>
+          <w:sz w:val="20"/>
+          <w:szCs w:val="20"/>
+        </w:rPr>
+        <w:t xml:space="preserve">assumption limits </w:t>
+      </w:r>
+      <w:r>
+        <w:rPr>
+          <w:rFonts w:ascii="Times New Roman" w:hAnsi="Times New Roman" w:eastAsia="Times New Roman" w:cs="Times New Roman"/>
+          <w:sz w:val="20"/>
+          <w:szCs w:val="20"/>
+          <w:highlight w:val="yellow"/>
+        </w:rPr>
+        <w:t xml:space="preserve">the formal certificate</w:t>
+      </w:r>
+      <w:r>
+        <w:rPr>
+          <w:rFonts w:ascii="Times New Roman" w:hAnsi="Times New Roman" w:eastAsia="Times New Roman" w:cs="Times New Roman"/>
+          <w:sz w:val="20"/>
+          <w:szCs w:val="20"/>
+        </w:rPr>
+        <w:t xml:space="preserve"> to drift-dominated uncertainty; actuator-gain uncertainty requires additional modeling.</w:t>
       </w:r>
     </w:p>
     <w:p>
@@ -40562,9 +41573,17 @@
           <w:rFonts w:ascii="Times New Roman" w:hAnsi="Times New Roman" w:eastAsia="Times New Roman" w:cs="Times New Roman"/>
           <w:sz w:val="20"/>
           <w:szCs w:val="20"/>
-          <w:highlight w:val="yellow"/>
-        </w:rPr>
-        <w:t xml:space="preserve">This paper developed RoCBF-SF as a commissioning-calibrated GP-HOCBF safety-filter overlay for the boiler-turbine coordinated control loop of an ultra-supercritical power unit. The filter leaves the upstream controller in place and projects its proposed command through pressure, separator-enthalpy, and power constraints using GP drift-residual correction, compositional HOCBF uncertainty propagation, and a real-time QP.</w:t>
+        </w:rPr>
+        <w:t xml:space="preserve">This paper developed RoCBF-SF as a commissioning-calibrated GP-HOCBF safety-filter overlay for the boiler-turbine coordinated control loop of an ultra-supercritical power unit. </w:t>
+      </w:r>
+      <w:r>
+        <w:rPr>
+          <w:rFonts w:ascii="Times New Roman" w:hAnsi="Times New Roman" w:eastAsia="Times New Roman" w:cs="Times New Roman"/>
+          <w:sz w:val="20"/>
+          <w:szCs w:val="20"/>
+          <w:highlight w:val="yellow"/>
+        </w:rPr>
+        <w:t xml:space="preserve">The filter leaves the upstream controller in place and projects its proposed command through pressure, separator-enthalpy, and power constraints using GP drift-residual correction, compositional HOCBF uncertainty propagation, and a real-time QP.</w:t>
       </w:r>
     </w:p>
     <w:p>
@@ -40982,16 +42001,48 @@
           <w:rFonts w:ascii="Times New Roman" w:hAnsi="Times New Roman" w:eastAsia="Times New Roman" w:cs="Times New Roman"/>
           <w:sz w:val="20"/>
           <w:szCs w:val="20"/>
-          <w:highlight w:val="yellow"/>
-        </w:rPr>
-        <w:t xml:space="preserve">Future work should extend time-separated commissioning coverage, evaluate actuator-gain uncertainty beyond the current</w:t>
-      </w:r>
-      <w:r>
-        <w:rPr>
-          <w:rFonts w:ascii="Times New Roman" w:hAnsi="Times New Roman" w:eastAsia="Times New Roman" w:cs="Times New Roman"/>
-          <w:sz w:val="20"/>
-          <w:szCs w:val="20"/>
-          <w:highlight w:val="yellow"/>
+        </w:rPr>
+        <w:t xml:space="preserve">Future work should extend </w:t>
+      </w:r>
+      <w:r>
+        <w:rPr>
+          <w:rFonts w:ascii="Times New Roman" w:hAnsi="Times New Roman" w:eastAsia="Times New Roman" w:cs="Times New Roman"/>
+          <w:sz w:val="20"/>
+          <w:szCs w:val="20"/>
+          <w:highlight w:val="yellow"/>
+        </w:rPr>
+        <w:t xml:space="preserve">time-separated commissioning</w:t>
+      </w:r>
+      <w:r>
+        <w:rPr>
+          <w:rFonts w:ascii="Times New Roman" w:hAnsi="Times New Roman" w:eastAsia="Times New Roman" w:cs="Times New Roman"/>
+          <w:sz w:val="20"/>
+          <w:szCs w:val="20"/>
+        </w:rPr>
+        <w:t xml:space="preserve"> coverage, </w:t>
+      </w:r>
+      <w:r>
+        <w:rPr>
+          <w:rFonts w:ascii="Times New Roman" w:hAnsi="Times New Roman" w:eastAsia="Times New Roman" w:cs="Times New Roman"/>
+          <w:sz w:val="20"/>
+          <w:szCs w:val="20"/>
+          <w:highlight w:val="yellow"/>
+        </w:rPr>
+        <w:t xml:space="preserve">evaluate</w:t>
+      </w:r>
+      <w:r>
+        <w:rPr>
+          <w:rFonts w:ascii="Times New Roman" w:hAnsi="Times New Roman" w:eastAsia="Times New Roman" w:cs="Times New Roman"/>
+          <w:sz w:val="20"/>
+          <w:szCs w:val="20"/>
+        </w:rPr>
+        <w:t xml:space="preserve"> actuator-gain uncertainty beyond the current</w:t>
+      </w:r>
+      <w:r>
+        <w:rPr>
+          <w:rFonts w:ascii="Times New Roman" w:hAnsi="Times New Roman" w:eastAsia="Times New Roman" w:cs="Times New Roman"/>
+          <w:sz w:val="20"/>
+          <w:szCs w:val="20"/>
         </w:rPr>
         <w:t xml:space="preserve"> </w:t>
       </w:r>
@@ -41002,14 +42053,12 @@
           </m:rPr>
           <w:rPr>
             <w:rFonts w:ascii="Times New Roman" w:hAnsi="Times New Roman" w:eastAsia="Times New Roman" w:cs="Times New Roman"/>
-            <w:highlight w:val="yellow"/>
           </w:rPr>
           <m:t>Δ</m:t>
         </m:r>
         <m:r>
           <w:rPr>
             <w:rFonts w:ascii="Times New Roman" w:hAnsi="Times New Roman" w:eastAsia="Times New Roman" w:cs="Times New Roman"/>
-            <w:highlight w:val="yellow"/>
           </w:rPr>
           <m:t>g</m:t>
         </m:r>
@@ -41019,14 +42068,12 @@
           </m:rPr>
           <w:rPr>
             <w:rFonts w:ascii="Times New Roman" w:hAnsi="Times New Roman" w:eastAsia="Times New Roman" w:cs="Times New Roman"/>
-            <w:highlight w:val="yellow"/>
           </w:rPr>
           <m:t>=</m:t>
         </m:r>
         <m:r>
           <w:rPr>
             <w:rFonts w:ascii="Times New Roman" w:hAnsi="Times New Roman" w:eastAsia="Times New Roman" w:cs="Times New Roman"/>
-            <w:highlight w:val="yellow"/>
           </w:rPr>
           <m:t>0</m:t>
         </m:r>
@@ -41036,18 +42083,42 @@
           <w:rFonts w:ascii="Times New Roman" w:hAnsi="Times New Roman" w:eastAsia="Times New Roman" w:cs="Times New Roman"/>
           <w:sz w:val="20"/>
           <w:szCs w:val="20"/>
-          <w:highlight w:val="yellow"/>
-        </w:rPr>
-        <w:t xml:space="preserve"> </w:t>
-      </w:r>
-      <w:r>
-        <w:rPr>
-          <w:rFonts w:ascii="Times New Roman" w:hAnsi="Times New Roman" w:eastAsia="Times New Roman" w:cs="Times New Roman"/>
-          <w:sz w:val="20"/>
-          <w:szCs w:val="20"/>
-          <w:highlight w:val="yellow"/>
-        </w:rPr>
-        <w:t xml:space="preserve">formulation, and develop a sampled-data certificate for the 1 s zero-order-hold implementation. Further field validation should also retain the current separation between historian response evidence, controller-execution evidence, and full-row certificate conditions.</w:t>
+        </w:rPr>
+        <w:t xml:space="preserve"> </w:t>
+      </w:r>
+      <w:r>
+        <w:rPr>
+          <w:rFonts w:ascii="Times New Roman" w:hAnsi="Times New Roman" w:eastAsia="Times New Roman" w:cs="Times New Roman"/>
+          <w:sz w:val="20"/>
+          <w:szCs w:val="20"/>
+        </w:rPr>
+        <w:t xml:space="preserve">formulation, and develop a sampled-data certificate for </w:t>
+      </w:r>
+      <w:r>
+        <w:rPr>
+          <w:rFonts w:ascii="Times New Roman" w:hAnsi="Times New Roman" w:eastAsia="Times New Roman" w:cs="Times New Roman"/>
+          <w:sz w:val="20"/>
+          <w:szCs w:val="20"/>
+          <w:highlight w:val="yellow"/>
+        </w:rPr>
+        <w:t xml:space="preserve">the 1 s</w:t>
+      </w:r>
+      <w:r>
+        <w:rPr>
+          <w:rFonts w:ascii="Times New Roman" w:hAnsi="Times New Roman" w:eastAsia="Times New Roman" w:cs="Times New Roman"/>
+          <w:sz w:val="20"/>
+          <w:szCs w:val="20"/>
+        </w:rPr>
+        <w:t xml:space="preserve"> zero-order-hold implementation. </w:t>
+      </w:r>
+      <w:r>
+        <w:rPr>
+          <w:rFonts w:ascii="Times New Roman" w:hAnsi="Times New Roman" w:eastAsia="Times New Roman" w:cs="Times New Roman"/>
+          <w:sz w:val="20"/>
+          <w:szCs w:val="20"/>
+          <w:highlight w:val="yellow"/>
+        </w:rPr>
+        <w:t xml:space="preserve">Further field validation should also retain the current separation between historian response evidence, controller-execution evidence, and full-row certificate conditions.</w:t>
       </w:r>
     </w:p>
     <w:p>
